--- a/doc/add_new_machine.docx
+++ b/doc/add_new_machine.docx
@@ -1694,7 +1694,145 @@
       </w:r>
     </w:p>
     <w:p/>
-    <w:p/>
+    <w:p>
+      <w:pPr>
+        <w:pStyle w:val="Heading3"/>
+      </w:pPr>
+      <w:r>
+        <w:rPr>
+          <w:rFonts w:hint="eastAsia"/>
+        </w:rPr>
+        <w:t>安装</w:t>
+      </w:r>
+      <w:r>
+        <w:rPr>
+          <w:rFonts w:hint="eastAsia"/>
+        </w:rPr>
+        <w:t>lcov</w:t>
+      </w:r>
+    </w:p>
+    <w:p>
+      <w:r>
+        <w:rPr>
+          <w:rFonts w:hint="eastAsia"/>
+        </w:rPr>
+        <w:t>用于【测试机】。</w:t>
+      </w:r>
+    </w:p>
+    <w:p>
+      <w:pPr>
+        <w:rPr>
+          <w:rFonts w:hint="eastAsia"/>
+        </w:rPr>
+      </w:pPr>
+    </w:p>
+    <w:p>
+      <w:pPr>
+        <w:rPr>
+          <w:rFonts w:hint="eastAsia"/>
+        </w:rPr>
+      </w:pPr>
+      <w:r>
+        <w:rPr>
+          <w:rFonts w:hint="eastAsia"/>
+        </w:rPr>
+        <w:t>lcov</w:t>
+      </w:r>
+      <w:r>
+        <w:rPr>
+          <w:rFonts w:hint="eastAsia"/>
+        </w:rPr>
+        <w:t>工具用于生成</w:t>
+      </w:r>
+      <w:r>
+        <w:rPr>
+          <w:rFonts w:hint="eastAsia"/>
+        </w:rPr>
+        <w:t>html</w:t>
+      </w:r>
+      <w:r>
+        <w:rPr>
+          <w:rFonts w:hint="eastAsia"/>
+        </w:rPr>
+        <w:t>格式的代码覆盖率。</w:t>
+      </w:r>
+      <w:r>
+        <w:rPr>
+          <w:rFonts w:hint="eastAsia"/>
+        </w:rPr>
+        <w:t>安装步骤如下：</w:t>
+      </w:r>
+    </w:p>
+    <w:p>
+      <w:pPr>
+        <w:rPr>
+          <w:rFonts w:hint="eastAsia"/>
+        </w:rPr>
+      </w:pPr>
+      <w:r>
+        <w:rPr>
+          <w:rFonts w:hint="eastAsia"/>
+        </w:rPr>
+        <w:t>解压安装包</w:t>
+      </w:r>
+      <w:r>
+        <w:t>lcov-1.13.tar.gz</w:t>
+      </w:r>
+    </w:p>
+    <w:p>
+      <w:pPr>
+        <w:rPr>
+          <w:rFonts w:hint="eastAsia"/>
+        </w:rPr>
+      </w:pPr>
+      <w:r>
+        <w:rPr>
+          <w:rFonts w:hint="eastAsia"/>
+        </w:rPr>
+        <w:t xml:space="preserve">cd </w:t>
+      </w:r>
+      <w:r>
+        <w:t>lcov-1.13</w:t>
+      </w:r>
+    </w:p>
+    <w:p>
+      <w:pPr>
+        <w:rPr>
+          <w:rFonts w:hint="eastAsia"/>
+        </w:rPr>
+      </w:pPr>
+      <w:r>
+        <w:rPr>
+          <w:rFonts w:hint="eastAsia"/>
+        </w:rPr>
+        <w:t>make install</w:t>
+      </w:r>
+    </w:p>
+    <w:p>
+      <w:r>
+        <w:t>ln -s /usr/local/bin/genhtml /usr/bin/genhtml</w:t>
+      </w:r>
+    </w:p>
+    <w:p>
+      <w:r>
+        <w:t>ln -s /usr/local/bin/gendesc /usr/bin/gendesc</w:t>
+      </w:r>
+    </w:p>
+    <w:p>
+      <w:r>
+        <w:t>ln -s /usr/local/bin/geninfo /usr/bin/geninfo</w:t>
+      </w:r>
+    </w:p>
+    <w:p>
+      <w:r>
+        <w:t>ln -s /usr/local/bin/genpng /usr/bin/genpng</w:t>
+      </w:r>
+    </w:p>
+    <w:p>
+      <w:r>
+        <w:t>ln -s /usr/local/bin/lcov /usr/bin/lcov</w:t>
+      </w:r>
+    </w:p>
     <w:p>
       <w:pPr>
         <w:pStyle w:val="Heading2"/>
@@ -1812,6 +1950,7 @@
         <w:rPr>
           <w:rFonts w:hint="eastAsia"/>
         </w:rPr>
+        <w:lastRenderedPageBreak/>
         <w:t>安装</w:t>
       </w:r>
       <w:r>
@@ -1892,7 +2031,6 @@
         <w:rPr>
           <w:rFonts w:hint="eastAsia"/>
         </w:rPr>
-        <w:lastRenderedPageBreak/>
         <w:t>准备</w:t>
       </w:r>
       <w:r>
@@ -2937,7 +3075,7 @@
   <w:abstractNum w:abstractNumId="10">
     <w:nsid w:val="589E00D2"/>
     <w:multiLevelType w:val="hybridMultilevel"/>
-    <w:tmpl w:val="7464C31A"/>
+    <w:tmpl w:val="81CE3BA2"/>
     <w:lvl w:ilvl="0" w:tplc="C4BE6AC0">
       <w:start w:val="1"/>
       <w:numFmt w:val="decimal"/>
@@ -3355,6 +3493,12 @@
     </w:lvlOverride>
   </w:num>
   <w:num w:numId="24">
+    <w:abstractNumId w:val="10"/>
+    <w:lvlOverride w:ilvl="0">
+      <w:startOverride w:val="1"/>
+    </w:lvlOverride>
+  </w:num>
+  <w:num w:numId="25">
     <w:abstractNumId w:val="10"/>
     <w:lvlOverride w:ilvl="0">
       <w:startOverride w:val="1"/>

--- a/doc/add_new_machine.docx
+++ b/doc/add_new_machine.docx
@@ -1708,6 +1708,12 @@
         <w:rPr>
           <w:rFonts w:hint="eastAsia"/>
         </w:rPr>
+        <w:t xml:space="preserve">gcov </w:t>
+      </w:r>
+      <w:r>
+        <w:rPr>
+          <w:rFonts w:hint="eastAsia"/>
+        </w:rPr>
         <w:t>lcov</w:t>
       </w:r>
     </w:p>
@@ -1736,6 +1742,51 @@
         <w:rPr>
           <w:rFonts w:hint="eastAsia"/>
         </w:rPr>
+        <w:t>查看是否安装</w:t>
+      </w:r>
+      <w:r>
+        <w:rPr>
+          <w:rFonts w:hint="eastAsia"/>
+        </w:rPr>
+        <w:t>gcov</w:t>
+      </w:r>
+      <w:r>
+        <w:rPr>
+          <w:rFonts w:hint="eastAsia"/>
+        </w:rPr>
+        <w:t>，</w:t>
+      </w:r>
+      <w:r>
+        <w:rPr>
+          <w:rFonts w:hint="eastAsia"/>
+        </w:rPr>
+        <w:t>gcov</w:t>
+      </w:r>
+      <w:r>
+        <w:rPr>
+          <w:rFonts w:hint="eastAsia"/>
+        </w:rPr>
+        <w:t>是</w:t>
+      </w:r>
+      <w:r>
+        <w:rPr>
+          <w:rFonts w:hint="eastAsia"/>
+        </w:rPr>
+        <w:t>gcc</w:t>
+      </w:r>
+      <w:r>
+        <w:rPr>
+          <w:rFonts w:hint="eastAsia"/>
+        </w:rPr>
+        <w:t>自带的覆盖率工具。</w:t>
+      </w:r>
+    </w:p>
+    <w:p/>
+    <w:p>
+      <w:r>
+        <w:rPr>
+          <w:rFonts w:hint="eastAsia"/>
+        </w:rPr>
         <w:t>lcov</w:t>
       </w:r>
       <w:r>
@@ -1764,11 +1815,6 @@
       </w:r>
     </w:p>
     <w:p>
-      <w:pPr>
-        <w:rPr>
-          <w:rFonts w:hint="eastAsia"/>
-        </w:rPr>
-      </w:pPr>
       <w:r>
         <w:rPr>
           <w:rFonts w:hint="eastAsia"/>
@@ -1780,11 +1826,6 @@
       </w:r>
     </w:p>
     <w:p>
-      <w:pPr>
-        <w:rPr>
-          <w:rFonts w:hint="eastAsia"/>
-        </w:rPr>
-      </w:pPr>
       <w:r>
         <w:rPr>
           <w:rFonts w:hint="eastAsia"/>
@@ -1796,11 +1837,6 @@
       </w:r>
     </w:p>
     <w:p>
-      <w:pPr>
-        <w:rPr>
-          <w:rFonts w:hint="eastAsia"/>
-        </w:rPr>
-      </w:pPr>
       <w:r>
         <w:rPr>
           <w:rFonts w:hint="eastAsia"/>
@@ -1950,7 +1986,6 @@
         <w:rPr>
           <w:rFonts w:hint="eastAsia"/>
         </w:rPr>
-        <w:lastRenderedPageBreak/>
         <w:t>安装</w:t>
       </w:r>
       <w:r>

--- a/doc/add_new_machine.docx
+++ b/doc/add_new_machine.docx
@@ -1725,19 +1725,8 @@
         <w:t>用于【测试机】。</w:t>
       </w:r>
     </w:p>
-    <w:p>
-      <w:pPr>
-        <w:rPr>
-          <w:rFonts w:hint="eastAsia"/>
-        </w:rPr>
-      </w:pPr>
-    </w:p>
-    <w:p>
-      <w:pPr>
-        <w:rPr>
-          <w:rFonts w:hint="eastAsia"/>
-        </w:rPr>
-      </w:pPr>
+    <w:p/>
+    <w:p>
       <w:r>
         <w:rPr>
           <w:rFonts w:hint="eastAsia"/>
@@ -1934,6 +1923,357 @@
         <w:t>export PATH=/opt/installbuilder-8.5.2/bin:$PATH</w:t>
       </w:r>
     </w:p>
+    <w:p>
+      <w:pPr>
+        <w:pStyle w:val="Heading3"/>
+        <w:rPr>
+          <w:rFonts w:hint="eastAsia"/>
+        </w:rPr>
+      </w:pPr>
+      <w:r>
+        <w:rPr>
+          <w:rFonts w:hint="eastAsia"/>
+        </w:rPr>
+        <w:t>安装</w:t>
+      </w:r>
+      <w:r>
+        <w:rPr>
+          <w:rFonts w:hint="eastAsia"/>
+        </w:rPr>
+        <w:t>maven</w:t>
+      </w:r>
+    </w:p>
+    <w:p>
+      <w:pPr>
+        <w:rPr>
+          <w:rFonts w:hint="eastAsia"/>
+        </w:rPr>
+      </w:pPr>
+      <w:r>
+        <w:rPr>
+          <w:rFonts w:hint="eastAsia"/>
+        </w:rPr>
+        <w:t>安装包</w:t>
+      </w:r>
+      <w:r>
+        <w:rPr>
+          <w:rFonts w:hint="eastAsia"/>
+        </w:rPr>
+        <w:t>：</w:t>
+      </w:r>
+      <w:r>
+        <w:rPr>
+          <w:rFonts w:hint="eastAsia"/>
+        </w:rPr>
+        <w:t xml:space="preserve">svn  </w:t>
+      </w:r>
+      <w:r>
+        <w:t>trunk\thirdparty\CI-tools</w:t>
+      </w:r>
+      <w:r>
+        <w:rPr>
+          <w:rFonts w:hint="eastAsia"/>
+        </w:rPr>
+        <w:t>\</w:t>
+      </w:r>
+      <w:r>
+        <w:t xml:space="preserve"> apache-maven-3.3.9-bin</w:t>
+      </w:r>
+      <w:r>
+        <w:rPr>
+          <w:rFonts w:hint="eastAsia"/>
+        </w:rPr>
+        <w:t>.zip</w:t>
+      </w:r>
+    </w:p>
+    <w:p>
+      <w:pPr>
+        <w:rPr>
+          <w:rFonts w:hint="eastAsia"/>
+        </w:rPr>
+      </w:pPr>
+      <w:r>
+        <w:rPr>
+          <w:rFonts w:hint="eastAsia"/>
+        </w:rPr>
+        <w:t>解压到</w:t>
+      </w:r>
+      <w:r>
+        <w:rPr>
+          <w:rFonts w:hint="eastAsia"/>
+        </w:rPr>
+        <w:t>/opt</w:t>
+      </w:r>
+      <w:r>
+        <w:rPr>
+          <w:rFonts w:hint="eastAsia"/>
+        </w:rPr>
+        <w:t>下</w:t>
+      </w:r>
+    </w:p>
+    <w:p>
+      <w:pPr>
+        <w:rPr>
+          <w:rFonts w:hint="eastAsia"/>
+        </w:rPr>
+      </w:pPr>
+      <w:r>
+        <w:rPr>
+          <w:rFonts w:hint="eastAsia"/>
+        </w:rPr>
+        <w:t>配置环境变量</w:t>
+      </w:r>
+      <w:r>
+        <w:rPr>
+          <w:rFonts w:hint="eastAsia"/>
+        </w:rPr>
+        <w:t>，打开</w:t>
+      </w:r>
+      <w:r>
+        <w:t>/etc/profile</w:t>
+      </w:r>
+      <w:r>
+        <w:rPr>
+          <w:rFonts w:hint="eastAsia"/>
+        </w:rPr>
+        <w:t>和</w:t>
+      </w:r>
+      <w:r>
+        <w:t>~jenkins/.bashrc</w:t>
+      </w:r>
+      <w:r>
+        <w:rPr>
+          <w:rFonts w:hint="eastAsia"/>
+        </w:rPr>
+        <w:t>添加</w:t>
+      </w:r>
+      <w:r>
+        <w:rPr>
+          <w:rFonts w:hint="eastAsia"/>
+        </w:rPr>
+        <w:t>：</w:t>
+      </w:r>
+    </w:p>
+    <w:p>
+      <w:r>
+        <w:rPr>
+          <w:rFonts w:hint="eastAsia"/>
+        </w:rPr>
+        <w:lastRenderedPageBreak/>
+        <w:t xml:space="preserve">  </w:t>
+      </w:r>
+      <w:r>
+        <w:t>export MAVEN_HOME=/opt/apache-maven-3.3.9</w:t>
+      </w:r>
+    </w:p>
+    <w:p>
+      <w:pPr>
+        <w:rPr>
+          <w:rFonts w:hint="eastAsia"/>
+        </w:rPr>
+      </w:pPr>
+      <w:r>
+        <w:rPr>
+          <w:rFonts w:hint="eastAsia"/>
+        </w:rPr>
+        <w:t xml:space="preserve">  </w:t>
+      </w:r>
+      <w:r>
+        <w:t>export PATH=${PATH}:${MAVEN_HOME}/bin</w:t>
+      </w:r>
+    </w:p>
+    <w:p>
+      <w:pPr>
+        <w:rPr>
+          <w:rFonts w:hint="eastAsia"/>
+        </w:rPr>
+      </w:pPr>
+      <w:r>
+        <w:rPr>
+          <w:rFonts w:hint="eastAsia"/>
+        </w:rPr>
+        <w:t>创建用户配置文件：</w:t>
+      </w:r>
+    </w:p>
+    <w:p>
+      <w:pPr>
+        <w:rPr>
+          <w:rFonts w:hint="eastAsia"/>
+        </w:rPr>
+      </w:pPr>
+      <w:r>
+        <w:rPr>
+          <w:rFonts w:hint="eastAsia"/>
+        </w:rPr>
+        <w:t xml:space="preserve"> </w:t>
+      </w:r>
+      <w:r>
+        <w:rPr>
+          <w:rFonts w:hint="eastAsia"/>
+        </w:rPr>
+        <w:t>复制</w:t>
+      </w:r>
+      <w:r>
+        <w:rPr>
+          <w:rFonts w:hint="eastAsia"/>
+        </w:rPr>
+        <w:t>maven</w:t>
+      </w:r>
+      <w:r>
+        <w:rPr>
+          <w:rFonts w:hint="eastAsia"/>
+        </w:rPr>
+        <w:t>的全局配置文件</w:t>
+      </w:r>
+      <w:r>
+        <w:t>/opt/apache-maven-3.3.9/conf/</w:t>
+      </w:r>
+      <w:r>
+        <w:rPr>
+          <w:rFonts w:hint="eastAsia"/>
+        </w:rPr>
+        <w:t xml:space="preserve"> </w:t>
+      </w:r>
+      <w:r>
+        <w:rPr>
+          <w:rFonts w:hint="eastAsia"/>
+        </w:rPr>
+        <w:t>settings.xml</w:t>
+      </w:r>
+      <w:r>
+        <w:rPr>
+          <w:rFonts w:hint="eastAsia"/>
+        </w:rPr>
+        <w:t>到</w:t>
+      </w:r>
+      <w:r>
+        <w:rPr>
+          <w:rFonts w:hint="eastAsia"/>
+        </w:rPr>
+        <w:t>~</w:t>
+      </w:r>
+      <w:r>
+        <w:rPr>
+          <w:rFonts w:hint="eastAsia"/>
+        </w:rPr>
+        <w:t>jenkins</w:t>
+      </w:r>
+      <w:r>
+        <w:rPr>
+          <w:rFonts w:hint="eastAsia"/>
+        </w:rPr>
+        <w:t>/.m2</w:t>
+      </w:r>
+      <w:r>
+        <w:rPr>
+          <w:rFonts w:hint="eastAsia"/>
+        </w:rPr>
+        <w:t>目录下</w:t>
+      </w:r>
+      <w:r>
+        <w:rPr>
+          <w:rFonts w:hint="eastAsia"/>
+        </w:rPr>
+        <w:t>。</w:t>
+      </w:r>
+    </w:p>
+    <w:p>
+      <w:pPr>
+        <w:rPr>
+          <w:rFonts w:hint="eastAsia"/>
+        </w:rPr>
+      </w:pPr>
+      <w:r>
+        <w:rPr>
+          <w:rFonts w:hint="eastAsia"/>
+        </w:rPr>
+        <w:t>在用户配置文件中</w:t>
+      </w:r>
+      <w:r>
+        <w:rPr>
+          <w:rFonts w:hint="eastAsia"/>
+        </w:rPr>
+        <w:t>配置镜像文件</w:t>
+      </w:r>
+      <w:r>
+        <w:rPr>
+          <w:rFonts w:hint="eastAsia"/>
+        </w:rPr>
+        <w:t>：</w:t>
+      </w:r>
+    </w:p>
+    <w:p>
+      <w:r>
+        <w:t xml:space="preserve">    &lt;mirror&gt;</w:t>
+      </w:r>
+    </w:p>
+    <w:p>
+      <w:r>
+        <w:t xml:space="preserve">      &lt;id&gt;central&lt;/id&gt;</w:t>
+      </w:r>
+    </w:p>
+    <w:p>
+      <w:r>
+        <w:t xml:space="preserve">      &lt;mirrorOf&gt;*&lt;/mirrorOf&gt;</w:t>
+      </w:r>
+    </w:p>
+    <w:p>
+      <w:r>
+        <w:t xml:space="preserve">      &lt;name&gt;Human Readable Name for this Mirror.&lt;/name&gt;</w:t>
+      </w:r>
+    </w:p>
+    <w:p>
+      <w:r>
+        <w:t xml:space="preserve">      &lt;url&gt;http://192.168.31.204:8081/nexus/content/repositories/central/&lt;/url&gt;</w:t>
+      </w:r>
+    </w:p>
+    <w:p>
+      <w:r>
+        <w:t xml:space="preserve">    &lt;/mirror&gt;</w:t>
+      </w:r>
+    </w:p>
+    <w:p>
+      <w:pPr>
+        <w:pStyle w:val="Heading3"/>
+      </w:pPr>
+      <w:r>
+        <w:rPr>
+          <w:rFonts w:hint="eastAsia"/>
+        </w:rPr>
+        <w:t>安装原生</w:t>
+      </w:r>
+      <w:r>
+        <w:rPr>
+          <w:rFonts w:hint="eastAsia"/>
+        </w:rPr>
+        <w:t>pg</w:t>
+      </w:r>
+    </w:p>
+    <w:p>
+      <w:r>
+        <w:rPr>
+          <w:rFonts w:hint="eastAsia"/>
+        </w:rPr>
+        <w:t>拷贝</w:t>
+      </w:r>
+      <w:r>
+        <w:rPr>
+          <w:rFonts w:hint="eastAsia"/>
+        </w:rPr>
+        <w:t>pgsql</w:t>
+      </w:r>
+      <w:r>
+        <w:rPr>
+          <w:rFonts w:hint="eastAsia"/>
+        </w:rPr>
+        <w:t>目录</w:t>
+      </w:r>
+    </w:p>
+    <w:p>
+      <w:r>
+        <w:t>export PATH=/usr/local/pgsql/bin:$PATH</w:t>
+      </w:r>
+    </w:p>
     <w:p/>
     <w:p>
       <w:pPr>
@@ -1943,16 +2283,108 @@
         <w:rPr>
           <w:rFonts w:hint="eastAsia"/>
         </w:rPr>
-        <w:t>安装原生</w:t>
-      </w:r>
-      <w:r>
-        <w:rPr>
-          <w:rFonts w:hint="eastAsia"/>
-        </w:rPr>
-        <w:t>pg</w:t>
-      </w:r>
-    </w:p>
-    <w:p>
+        <w:t>安装</w:t>
+      </w:r>
+      <w:r>
+        <w:rPr>
+          <w:rFonts w:hint="eastAsia"/>
+        </w:rPr>
+        <w:t>Python</w:t>
+      </w:r>
+      <w:r>
+        <w:rPr>
+          <w:rFonts w:hint="eastAsia"/>
+        </w:rPr>
+        <w:t>、</w:t>
+      </w:r>
+      <w:r>
+        <w:rPr>
+          <w:rFonts w:hint="eastAsia"/>
+        </w:rPr>
+        <w:t xml:space="preserve">Python-devel </w:t>
+      </w:r>
+    </w:p>
+    <w:p/>
+    <w:p>
+      <w:r>
+        <w:rPr>
+          <w:rFonts w:hint="eastAsia"/>
+        </w:rPr>
+        <w:t>eg:</w:t>
+      </w:r>
+      <w:r>
+        <w:rPr>
+          <w:rFonts w:hint="eastAsia"/>
+        </w:rPr>
+        <w:t>源码安装</w:t>
+      </w:r>
+    </w:p>
+    <w:p>
+      <w:r>
+        <w:t>tar zxvf Python-2.7.7.tgz</w:t>
+      </w:r>
+    </w:p>
+    <w:p>
+      <w:r>
+        <w:t>cd Python-2.7.7</w:t>
+      </w:r>
+    </w:p>
+    <w:p>
+      <w:r>
+        <w:t>./configure --enable-shared --prefix=/usr/local/python2.7.7/</w:t>
+      </w:r>
+    </w:p>
+    <w:p>
+      <w:r>
+        <w:t>make</w:t>
+      </w:r>
+    </w:p>
+    <w:p>
+      <w:r>
+        <w:t>make install</w:t>
+      </w:r>
+    </w:p>
+    <w:p>
+      <w:r>
+        <w:t xml:space="preserve">echo /usr/local/python2.7.7/lib &gt; /etc/ld.so.conf.d/python2.7.conf </w:t>
+      </w:r>
+    </w:p>
+    <w:p>
+      <w:r>
+        <w:t>ldconfig</w:t>
+      </w:r>
+    </w:p>
+    <w:p/>
+    <w:p>
+      <w:pPr>
+        <w:pStyle w:val="Heading3"/>
+      </w:pPr>
+      <w:r>
+        <w:rPr>
+          <w:rFonts w:hint="eastAsia"/>
+        </w:rPr>
+        <w:t>准备</w:t>
+      </w:r>
+      <w:r>
+        <w:rPr>
+          <w:rFonts w:hint="eastAsia"/>
+        </w:rPr>
+        <w:t>spark</w:t>
+      </w:r>
+      <w:r>
+        <w:rPr>
+          <w:rFonts w:hint="eastAsia"/>
+        </w:rPr>
+        <w:t>编译环境</w:t>
+      </w:r>
+    </w:p>
+    <w:p>
+      <w:r>
+        <w:rPr>
+          <w:rFonts w:hint="eastAsia"/>
+        </w:rPr>
+        <w:t xml:space="preserve">   </w:t>
+      </w:r>
       <w:r>
         <w:rPr>
           <w:rFonts w:hint="eastAsia"/>
@@ -1963,176 +2395,199 @@
         <w:rPr>
           <w:rFonts w:hint="eastAsia"/>
         </w:rPr>
-        <w:t>pgsql</w:t>
-      </w:r>
-      <w:r>
-        <w:rPr>
-          <w:rFonts w:hint="eastAsia"/>
-        </w:rPr>
-        <w:t>目录</w:t>
-      </w:r>
-    </w:p>
-    <w:p>
-      <w:r>
-        <w:t>export PATH=/usr/local/pgsql/bin:$PATH</w:t>
+        <w:t>ivy2.tar.gz m2.tar.gz sbt.tar.gz sbt_build.tar.gz</w:t>
+      </w:r>
+      <w:r>
+        <w:rPr>
+          <w:rFonts w:hint="eastAsia"/>
+        </w:rPr>
+        <w:t>到</w:t>
+      </w:r>
+      <w:r>
+        <w:rPr>
+          <w:rFonts w:hint="eastAsia"/>
+        </w:rPr>
+        <w:t>jenkins</w:t>
+      </w:r>
+      <w:r>
+        <w:rPr>
+          <w:rFonts w:hint="eastAsia"/>
+        </w:rPr>
+        <w:t>家目录</w:t>
+      </w:r>
+    </w:p>
+    <w:p>
+      <w:r>
+        <w:rPr>
+          <w:rFonts w:hint="eastAsia"/>
+        </w:rPr>
+        <w:t xml:space="preserve">   </w:t>
+      </w:r>
+      <w:r>
+        <w:rPr>
+          <w:rFonts w:hint="eastAsia"/>
+        </w:rPr>
+        <w:t>解压</w:t>
+      </w:r>
+    </w:p>
+    <w:p>
+      <w:pPr>
+        <w:pStyle w:val="Heading3"/>
+      </w:pPr>
+      <w:r>
+        <w:rPr>
+          <w:rFonts w:hint="eastAsia"/>
+        </w:rPr>
+        <w:t>文档编译</w:t>
+      </w:r>
+      <w:r>
+        <w:rPr>
+          <w:rFonts w:hint="eastAsia"/>
+        </w:rPr>
+        <w:t>windows slave</w:t>
+      </w:r>
+      <w:r>
+        <w:rPr>
+          <w:rFonts w:hint="eastAsia"/>
+        </w:rPr>
+        <w:t>机开机自动连接</w:t>
+      </w:r>
+      <w:r>
+        <w:rPr>
+          <w:rFonts w:hint="eastAsia"/>
+        </w:rPr>
+        <w:t>linux jenkins master</w:t>
+      </w:r>
+    </w:p>
+    <w:p>
+      <w:r>
+        <w:rPr>
+          <w:rFonts w:hint="eastAsia"/>
+        </w:rPr>
+        <w:t xml:space="preserve">   </w:t>
+      </w:r>
+      <w:r>
+        <w:rPr>
+          <w:rFonts w:hint="eastAsia"/>
+        </w:rPr>
+        <w:t>下载</w:t>
+      </w:r>
+      <w:r>
+        <w:rPr>
+          <w:rFonts w:hint="eastAsia"/>
+        </w:rPr>
+        <w:t>linux jenkins master</w:t>
+      </w:r>
+      <w:r>
+        <w:rPr>
+          <w:rFonts w:hint="eastAsia"/>
+        </w:rPr>
+        <w:t>的</w:t>
+      </w:r>
+      <w:r>
+        <w:rPr>
+          <w:rFonts w:hint="eastAsia"/>
+        </w:rPr>
+        <w:t>slave.jar</w:t>
+      </w:r>
+      <w:r>
+        <w:rPr>
+          <w:rFonts w:hint="eastAsia"/>
+        </w:rPr>
+        <w:t>包放入</w:t>
+      </w:r>
+      <w:r>
+        <w:rPr>
+          <w:rFonts w:hint="eastAsia"/>
+        </w:rPr>
+        <w:t>winows</w:t>
+      </w:r>
+      <w:r>
+        <w:rPr>
+          <w:rFonts w:hint="eastAsia"/>
+        </w:rPr>
+        <w:t>的</w:t>
+      </w:r>
+      <w:r>
+        <w:rPr>
+          <w:rFonts w:hint="eastAsia"/>
+        </w:rPr>
+        <w:t>C</w:t>
+      </w:r>
+      <w:r>
+        <w:rPr>
+          <w:rFonts w:hint="eastAsia"/>
+        </w:rPr>
+        <w:t>:\users\jenkins\slave.jar</w:t>
+      </w:r>
+      <w:r>
+        <w:rPr>
+          <w:rFonts w:hint="eastAsia"/>
+        </w:rPr>
+        <w:t>编写</w:t>
+      </w:r>
+      <w:r>
+        <w:rPr>
+          <w:rFonts w:hint="eastAsia"/>
+        </w:rPr>
+        <w:lastRenderedPageBreak/>
+        <w:t>bat</w:t>
+      </w:r>
+      <w:r>
+        <w:rPr>
+          <w:rFonts w:hint="eastAsia"/>
+        </w:rPr>
+        <w:t>脚本</w:t>
+      </w:r>
+      <w:r>
+        <w:rPr>
+          <w:rFonts w:hint="eastAsia"/>
+        </w:rPr>
+        <w:t>:</w:t>
+      </w:r>
+    </w:p>
+    <w:p>
+      <w:r>
+        <w:rPr>
+          <w:rFonts w:hint="eastAsia"/>
+        </w:rPr>
+        <w:t>java -jar C:\users\jenkins\slave.jar</w:t>
+      </w:r>
+      <w:r>
+        <w:rPr>
+          <w:rFonts w:hint="eastAsia"/>
+        </w:rPr>
+        <w:t xml:space="preserve"> </w:t>
+      </w:r>
+      <w:r>
+        <w:t xml:space="preserve">-jnlpUrl </w:t>
+      </w:r>
+    </w:p>
+    <w:p>
+      <w:r>
+        <w:t xml:space="preserve">http://192.168.30.185:8080/computer/COMPILE_WINDOWS1/slave-agent.jnlp </w:t>
+      </w:r>
+    </w:p>
+    <w:p>
+      <w:r>
+        <w:t>-secret 24e9ac7caceb04ee3c48311dcbac673087da09f28baa47ce7eade0af4f757bc0</w:t>
+      </w:r>
+    </w:p>
+    <w:p>
+      <w:r>
+        <w:rPr>
+          <w:rFonts w:hint="eastAsia"/>
+        </w:rPr>
+        <w:t>slave.jar</w:t>
+      </w:r>
+      <w:r>
+        <w:rPr>
+          <w:rFonts w:hint="eastAsia"/>
+        </w:rPr>
+        <w:t>包的位置可更换</w:t>
       </w:r>
     </w:p>
     <w:p/>
-    <w:p>
-      <w:pPr>
-        <w:pStyle w:val="Heading3"/>
-      </w:pPr>
-      <w:r>
-        <w:rPr>
-          <w:rFonts w:hint="eastAsia"/>
-        </w:rPr>
-        <w:t>安装</w:t>
-      </w:r>
-      <w:r>
-        <w:rPr>
-          <w:rFonts w:hint="eastAsia"/>
-        </w:rPr>
-        <w:t>Python</w:t>
-      </w:r>
-      <w:r>
-        <w:rPr>
-          <w:rFonts w:hint="eastAsia"/>
-        </w:rPr>
-        <w:t>、</w:t>
-      </w:r>
-      <w:r>
-        <w:rPr>
-          <w:rFonts w:hint="eastAsia"/>
-        </w:rPr>
-        <w:t xml:space="preserve">Python-devel </w:t>
-      </w:r>
-    </w:p>
-    <w:p/>
-    <w:p>
-      <w:r>
-        <w:rPr>
-          <w:rFonts w:hint="eastAsia"/>
-        </w:rPr>
-        <w:t>eg:</w:t>
-      </w:r>
-      <w:r>
-        <w:rPr>
-          <w:rFonts w:hint="eastAsia"/>
-        </w:rPr>
-        <w:t>源码安装</w:t>
-      </w:r>
-    </w:p>
-    <w:p>
-      <w:r>
-        <w:t>tar zxvf Python-2.7.7.tgz</w:t>
-      </w:r>
-    </w:p>
-    <w:p>
-      <w:r>
-        <w:t>cd Python-2.7.7</w:t>
-      </w:r>
-    </w:p>
-    <w:p>
-      <w:r>
-        <w:t>./configure --enable-shared --prefix=/usr/local/python2.7.7/</w:t>
-      </w:r>
-    </w:p>
-    <w:p>
-      <w:r>
-        <w:t>make</w:t>
-      </w:r>
-    </w:p>
-    <w:p>
-      <w:r>
-        <w:t>make install</w:t>
-      </w:r>
-    </w:p>
-    <w:p>
-      <w:r>
-        <w:t xml:space="preserve">echo /usr/local/python2.7.7/lib &gt; /etc/ld.so.conf.d/python2.7.conf </w:t>
-      </w:r>
-    </w:p>
-    <w:p>
-      <w:r>
-        <w:t>ldconfig</w:t>
-      </w:r>
-    </w:p>
-    <w:p/>
-    <w:p>
-      <w:pPr>
-        <w:pStyle w:val="Heading3"/>
-      </w:pPr>
-      <w:r>
-        <w:rPr>
-          <w:rFonts w:hint="eastAsia"/>
-        </w:rPr>
-        <w:t>准备</w:t>
-      </w:r>
-      <w:r>
-        <w:rPr>
-          <w:rFonts w:hint="eastAsia"/>
-        </w:rPr>
-        <w:t>spark</w:t>
-      </w:r>
-      <w:r>
-        <w:rPr>
-          <w:rFonts w:hint="eastAsia"/>
-        </w:rPr>
-        <w:t>编译环境</w:t>
-      </w:r>
-    </w:p>
-    <w:p>
-      <w:r>
-        <w:rPr>
-          <w:rFonts w:hint="eastAsia"/>
-        </w:rPr>
-        <w:t xml:space="preserve">   </w:t>
-      </w:r>
-      <w:r>
-        <w:rPr>
-          <w:rFonts w:hint="eastAsia"/>
-        </w:rPr>
-        <w:t>拷贝</w:t>
-      </w:r>
-      <w:r>
-        <w:rPr>
-          <w:rFonts w:hint="eastAsia"/>
-        </w:rPr>
-        <w:t>ivy2.tar.gz m2.tar.gz sbt.tar.gz sbt_build.tar.gz</w:t>
-      </w:r>
-      <w:r>
-        <w:rPr>
-          <w:rFonts w:hint="eastAsia"/>
-        </w:rPr>
-        <w:t>到</w:t>
-      </w:r>
-      <w:r>
-        <w:rPr>
-          <w:rFonts w:hint="eastAsia"/>
-        </w:rPr>
-        <w:t>jenkins</w:t>
-      </w:r>
-      <w:r>
-        <w:rPr>
-          <w:rFonts w:hint="eastAsia"/>
-        </w:rPr>
-        <w:t>家目录</w:t>
-      </w:r>
-    </w:p>
-    <w:p>
-      <w:r>
-        <w:rPr>
-          <w:rFonts w:hint="eastAsia"/>
-        </w:rPr>
-        <w:t xml:space="preserve">   </w:t>
-      </w:r>
-      <w:r>
-        <w:rPr>
-          <w:rFonts w:hint="eastAsia"/>
-        </w:rPr>
-        <w:t>解压</w:t>
-      </w:r>
-    </w:p>
     <w:sectPr>
       <w:pgSz w:w="11906" w:h="16838"/>
       <w:pgMar w:top="1440" w:right="1800" w:bottom="1440" w:left="1800" w:header="851" w:footer="992" w:gutter="0"/>
@@ -4145,7 +4600,7 @@
         <a:sysClr val="windowText" lastClr="000000"/>
       </a:dk1>
       <a:lt1>
-        <a:sysClr val="window" lastClr="CCE8CF"/>
+        <a:sysClr val="window" lastClr="FFFFFF"/>
       </a:lt1>
       <a:dk2>
         <a:srgbClr val="1F497D"/>

--- a/doc/add_new_machine.docx
+++ b/doc/add_new_machine.docx
@@ -631,12 +631,30 @@
     </w:p>
     <w:p>
       <w:r>
-        <w:t>ln -s /usr/local/ibm-java-ppc64-71/bin/java /usr/bin/java</w:t>
-      </w:r>
-    </w:p>
-    <w:p>
-      <w:r>
-        <w:t>ln -s /usr/local/ibm-java-ppc64-71/bin/javac /usr/bin/javac</w:t>
+        <w:t xml:space="preserve">ln -s </w:t>
+      </w:r>
+      <w:r>
+        <w:t>/opt/jdk1.7.0_80/bin/java</w:t>
+      </w:r>
+      <w:r>
+        <w:t xml:space="preserve"> /usr/bin/java</w:t>
+      </w:r>
+    </w:p>
+    <w:p>
+      <w:r>
+        <w:t xml:space="preserve">ln -s </w:t>
+      </w:r>
+      <w:r>
+        <w:t>/opt/jdk1.7.0_80/bin/jav</w:t>
+      </w:r>
+      <w:r>
+        <w:rPr>
+          <w:rFonts w:hint="eastAsia"/>
+        </w:rPr>
+        <w:t>ac</w:t>
+      </w:r>
+      <w:r>
+        <w:t xml:space="preserve"> /usr/bin/javac</w:t>
       </w:r>
     </w:p>
     <w:p>
@@ -1926,9 +1944,6 @@
     <w:p>
       <w:pPr>
         <w:pStyle w:val="Heading3"/>
-        <w:rPr>
-          <w:rFonts w:hint="eastAsia"/>
-        </w:rPr>
       </w:pPr>
       <w:r>
         <w:rPr>
@@ -1944,11 +1959,6 @@
       </w:r>
     </w:p>
     <w:p>
-      <w:pPr>
-        <w:rPr>
-          <w:rFonts w:hint="eastAsia"/>
-        </w:rPr>
-      </w:pPr>
       <w:r>
         <w:rPr>
           <w:rFonts w:hint="eastAsia"/>
@@ -1987,11 +1997,6 @@
       </w:r>
     </w:p>
     <w:p>
-      <w:pPr>
-        <w:rPr>
-          <w:rFonts w:hint="eastAsia"/>
-        </w:rPr>
-      </w:pPr>
       <w:r>
         <w:rPr>
           <w:rFonts w:hint="eastAsia"/>
@@ -2012,11 +2017,6 @@
       </w:r>
     </w:p>
     <w:p>
-      <w:pPr>
-        <w:rPr>
-          <w:rFonts w:hint="eastAsia"/>
-        </w:rPr>
-      </w:pPr>
       <w:r>
         <w:rPr>
           <w:rFonts w:hint="eastAsia"/>
@@ -2067,11 +2067,6 @@
       </w:r>
     </w:p>
     <w:p>
-      <w:pPr>
-        <w:rPr>
-          <w:rFonts w:hint="eastAsia"/>
-        </w:rPr>
-      </w:pPr>
       <w:r>
         <w:rPr>
           <w:rFonts w:hint="eastAsia"/>
@@ -2083,11 +2078,6 @@
       </w:r>
     </w:p>
     <w:p>
-      <w:pPr>
-        <w:rPr>
-          <w:rFonts w:hint="eastAsia"/>
-        </w:rPr>
-      </w:pPr>
       <w:r>
         <w:rPr>
           <w:rFonts w:hint="eastAsia"/>
@@ -2096,11 +2086,6 @@
       </w:r>
     </w:p>
     <w:p>
-      <w:pPr>
-        <w:rPr>
-          <w:rFonts w:hint="eastAsia"/>
-        </w:rPr>
-      </w:pPr>
       <w:r>
         <w:rPr>
           <w:rFonts w:hint="eastAsia"/>
@@ -2178,11 +2163,6 @@
       </w:r>
     </w:p>
     <w:p>
-      <w:pPr>
-        <w:rPr>
-          <w:rFonts w:hint="eastAsia"/>
-        </w:rPr>
-      </w:pPr>
       <w:r>
         <w:rPr>
           <w:rFonts w:hint="eastAsia"/>

--- a/doc/add_new_machine.docx
+++ b/doc/add_new_machine.docx
@@ -600,7 +600,10 @@
     </w:p>
     <w:p>
       <w:r>
-        <w:t>export JAVA_HOME=/opt/ibm-java-ppc64-71</w:t>
+        <w:t>export JAVA_HOME=</w:t>
+      </w:r>
+      <w:r>
+        <w:t>/opt/jdk1.7.0_80</w:t>
       </w:r>
     </w:p>
     <w:p>
@@ -1872,8 +1875,727 @@
       </w:r>
     </w:p>
     <w:p>
+      <w:pPr>
+        <w:rPr>
+          <w:rFonts w:hint="eastAsia"/>
+        </w:rPr>
+      </w:pPr>
       <w:r>
         <w:t>ln -s /usr/local/bin/lcov /usr/bin/lcov</w:t>
+      </w:r>
+    </w:p>
+    <w:p>
+      <w:pPr>
+        <w:pStyle w:val="Heading3"/>
+        <w:rPr>
+          <w:rFonts w:hint="eastAsia"/>
+        </w:rPr>
+      </w:pPr>
+      <w:r>
+        <w:rPr>
+          <w:rFonts w:hint="eastAsia"/>
+        </w:rPr>
+        <w:t>设置</w:t>
+      </w:r>
+      <w:r>
+        <w:rPr>
+          <w:rFonts w:hint="eastAsia"/>
+        </w:rPr>
+        <w:t>core</w:t>
+      </w:r>
+      <w:r>
+        <w:rPr>
+          <w:rFonts w:hint="eastAsia"/>
+        </w:rPr>
+        <w:t>文件带</w:t>
+      </w:r>
+      <w:r>
+        <w:rPr>
+          <w:rFonts w:hint="eastAsia"/>
+        </w:rPr>
+        <w:t>PID</w:t>
+      </w:r>
+    </w:p>
+    <w:p>
+      <w:pPr>
+        <w:rPr>
+          <w:rFonts w:hint="eastAsia"/>
+        </w:rPr>
+      </w:pPr>
+      <w:r>
+        <w:rPr>
+          <w:rFonts w:hint="eastAsia"/>
+        </w:rPr>
+        <w:t xml:space="preserve"> </w:t>
+      </w:r>
+      <w:r>
+        <w:rPr>
+          <w:rFonts w:hint="eastAsia"/>
+        </w:rPr>
+        <w:t>echo "1" &gt; /proc/sys/kernel/core_uses_pid</w:t>
+      </w:r>
+    </w:p>
+    <w:p>
+      <w:pPr>
+        <w:pStyle w:val="Heading3"/>
+        <w:rPr>
+          <w:rFonts w:hint="eastAsia"/>
+        </w:rPr>
+      </w:pPr>
+      <w:r>
+        <w:rPr>
+          <w:rFonts w:hint="eastAsia"/>
+        </w:rPr>
+        <w:t>搭建</w:t>
+      </w:r>
+      <w:r>
+        <w:rPr>
+          <w:rFonts w:hint="eastAsia"/>
+        </w:rPr>
+        <w:t>Python</w:t>
+      </w:r>
+      <w:r>
+        <w:rPr>
+          <w:rFonts w:hint="eastAsia"/>
+        </w:rPr>
+        <w:t>环境</w:t>
+      </w:r>
+    </w:p>
+    <w:p>
+      <w:r>
+        <w:rPr>
+          <w:rFonts w:hint="eastAsia"/>
+        </w:rPr>
+        <w:t>1.</w:t>
+      </w:r>
+      <w:r>
+        <w:rPr>
+          <w:rFonts w:hint="eastAsia"/>
+        </w:rPr>
+        <w:t xml:space="preserve"> </w:t>
+      </w:r>
+      <w:r>
+        <w:rPr>
+          <w:rFonts w:hint="eastAsia"/>
+        </w:rPr>
+        <w:t>eg:</w:t>
+      </w:r>
+      <w:r>
+        <w:rPr>
+          <w:rFonts w:hint="eastAsia"/>
+        </w:rPr>
+        <w:t>源码安装</w:t>
+      </w:r>
+    </w:p>
+    <w:p>
+      <w:r>
+        <w:rPr>
+          <w:rFonts w:hint="eastAsia"/>
+        </w:rPr>
+        <w:t xml:space="preserve">  </w:t>
+      </w:r>
+      <w:r>
+        <w:t>tar zxvf Python-2.7.7.tgz</w:t>
+      </w:r>
+    </w:p>
+    <w:p>
+      <w:r>
+        <w:rPr>
+          <w:rFonts w:hint="eastAsia"/>
+        </w:rPr>
+        <w:t xml:space="preserve">  </w:t>
+      </w:r>
+      <w:r>
+        <w:t>cd Python-2.7.7</w:t>
+      </w:r>
+    </w:p>
+    <w:p>
+      <w:r>
+        <w:rPr>
+          <w:rFonts w:hint="eastAsia"/>
+        </w:rPr>
+        <w:t xml:space="preserve">  </w:t>
+      </w:r>
+      <w:r>
+        <w:t>./configure --enable-shared --prefix=/usr/local/python2.7.7/</w:t>
+      </w:r>
+    </w:p>
+    <w:p>
+      <w:r>
+        <w:rPr>
+          <w:rFonts w:hint="eastAsia"/>
+        </w:rPr>
+        <w:t xml:space="preserve">  </w:t>
+      </w:r>
+      <w:r>
+        <w:t>make</w:t>
+      </w:r>
+    </w:p>
+    <w:p>
+      <w:r>
+        <w:rPr>
+          <w:rFonts w:hint="eastAsia"/>
+        </w:rPr>
+        <w:t xml:space="preserve">  </w:t>
+      </w:r>
+      <w:r>
+        <w:t>make install</w:t>
+      </w:r>
+    </w:p>
+    <w:p>
+      <w:r>
+        <w:rPr>
+          <w:rFonts w:hint="eastAsia"/>
+        </w:rPr>
+        <w:t xml:space="preserve">  </w:t>
+      </w:r>
+      <w:r>
+        <w:t xml:space="preserve">echo /usr/local/python2.7.7/lib &gt; /etc/ld.so.conf.d/python2.7.conf </w:t>
+      </w:r>
+    </w:p>
+    <w:p>
+      <w:pPr>
+        <w:rPr>
+          <w:rFonts w:hint="eastAsia"/>
+        </w:rPr>
+      </w:pPr>
+      <w:r>
+        <w:rPr>
+          <w:rFonts w:hint="eastAsia"/>
+        </w:rPr>
+        <w:lastRenderedPageBreak/>
+        <w:t xml:space="preserve">  </w:t>
+      </w:r>
+      <w:r>
+        <w:t>ldconfig</w:t>
+      </w:r>
+    </w:p>
+    <w:p>
+      <w:r>
+        <w:rPr>
+          <w:rFonts w:hint="eastAsia"/>
+        </w:rPr>
+        <w:t xml:space="preserve">  </w:t>
+      </w:r>
+      <w:r>
+        <w:rPr>
+          <w:rFonts w:hint="eastAsia"/>
+        </w:rPr>
+        <w:t>建立软连接</w:t>
+      </w:r>
+      <w:r>
+        <w:rPr>
+          <w:rFonts w:hint="eastAsia"/>
+        </w:rPr>
+        <w:t>，例如：</w:t>
+      </w:r>
+      <w:r>
+        <w:rPr>
+          <w:rFonts w:hint="eastAsia"/>
+        </w:rPr>
+        <w:t xml:space="preserve">ln -s </w:t>
+      </w:r>
+      <w:r>
+        <w:t>/usr/local/python2.7.7/</w:t>
+      </w:r>
+      <w:r>
+        <w:rPr>
+          <w:rFonts w:hint="eastAsia"/>
+        </w:rPr>
+        <w:t>bin/python2.7 /usr/bin/python2</w:t>
+      </w:r>
+    </w:p>
+    <w:p>
+      <w:pPr>
+        <w:rPr>
+          <w:rFonts w:hint="eastAsia"/>
+        </w:rPr>
+      </w:pPr>
+      <w:r>
+        <w:rPr>
+          <w:rFonts w:hint="eastAsia"/>
+        </w:rPr>
+        <w:t xml:space="preserve">  note:</w:t>
+      </w:r>
+      <w:r>
+        <w:rPr>
+          <w:rFonts w:hint="eastAsia"/>
+        </w:rPr>
+        <w:t>需安装</w:t>
+      </w:r>
+      <w:r>
+        <w:rPr>
+          <w:rFonts w:hint="eastAsia"/>
+        </w:rPr>
+        <w:t>python2</w:t>
+      </w:r>
+      <w:r>
+        <w:rPr>
+          <w:rFonts w:hint="eastAsia"/>
+        </w:rPr>
+        <w:t>和</w:t>
+      </w:r>
+      <w:r>
+        <w:rPr>
+          <w:rFonts w:hint="eastAsia"/>
+        </w:rPr>
+        <w:t>python3</w:t>
+      </w:r>
+    </w:p>
+    <w:p>
+      <w:pPr>
+        <w:rPr>
+          <w:rFonts w:hint="eastAsia"/>
+        </w:rPr>
+      </w:pPr>
+      <w:r>
+        <w:rPr>
+          <w:rFonts w:hint="eastAsia"/>
+        </w:rPr>
+        <w:t>2.</w:t>
+      </w:r>
+      <w:r>
+        <w:rPr>
+          <w:rFonts w:hint="eastAsia"/>
+        </w:rPr>
+        <w:t>搭建</w:t>
+      </w:r>
+      <w:r>
+        <w:rPr>
+          <w:rFonts w:hint="eastAsia"/>
+        </w:rPr>
+        <w:t>CI</w:t>
+      </w:r>
+      <w:r>
+        <w:rPr>
+          <w:rFonts w:hint="eastAsia"/>
+        </w:rPr>
+        <w:t>使用</w:t>
+      </w:r>
+      <w:r>
+        <w:rPr>
+          <w:rFonts w:hint="eastAsia"/>
+        </w:rPr>
+        <w:t>unitest</w:t>
+      </w:r>
+      <w:r>
+        <w:rPr>
+          <w:rFonts w:hint="eastAsia"/>
+        </w:rPr>
+        <w:t>框架执行</w:t>
+      </w:r>
+      <w:r>
+        <w:rPr>
+          <w:rFonts w:hint="eastAsia"/>
+        </w:rPr>
+        <w:t>python</w:t>
+      </w:r>
+      <w:r>
+        <w:rPr>
+          <w:rFonts w:hint="eastAsia"/>
+        </w:rPr>
+        <w:t>用例依赖环境</w:t>
+      </w:r>
+      <w:r>
+        <w:rPr>
+          <w:rFonts w:hint="eastAsia"/>
+        </w:rPr>
+        <w:t>：</w:t>
+      </w:r>
+    </w:p>
+    <w:p>
+      <w:pPr>
+        <w:rPr>
+          <w:rFonts w:hint="eastAsia"/>
+        </w:rPr>
+      </w:pPr>
+      <w:r>
+        <w:rPr>
+          <w:rFonts w:hint="eastAsia"/>
+        </w:rPr>
+        <w:t xml:space="preserve">  a.</w:t>
+      </w:r>
+      <w:r>
+        <w:rPr>
+          <w:rFonts w:hint="eastAsia"/>
+        </w:rPr>
+        <w:t>安装</w:t>
+      </w:r>
+      <w:r>
+        <w:rPr>
+          <w:rFonts w:hint="eastAsia"/>
+        </w:rPr>
+        <w:t>setuptools</w:t>
+      </w:r>
+      <w:r>
+        <w:rPr>
+          <w:rFonts w:hint="eastAsia"/>
+        </w:rPr>
+        <w:t>模块：</w:t>
+      </w:r>
+    </w:p>
+    <w:p>
+      <w:pPr>
+        <w:rPr>
+          <w:rFonts w:hint="eastAsia"/>
+        </w:rPr>
+      </w:pPr>
+      <w:r>
+        <w:rPr>
+          <w:rFonts w:hint="eastAsia"/>
+        </w:rPr>
+        <w:t xml:space="preserve">    </w:t>
+      </w:r>
+      <w:r>
+        <w:rPr>
+          <w:rFonts w:hint="eastAsia"/>
+        </w:rPr>
+        <w:t>svn</w:t>
+      </w:r>
+      <w:r>
+        <w:rPr>
+          <w:rFonts w:hint="eastAsia"/>
+        </w:rPr>
+        <w:t>的</w:t>
+      </w:r>
+      <w:r>
+        <w:rPr>
+          <w:rFonts w:hint="eastAsia"/>
+        </w:rPr>
+        <w:t>trunk</w:t>
+      </w:r>
+      <w:r>
+        <w:rPr>
+          <w:rFonts w:hint="eastAsia"/>
+        </w:rPr>
+        <w:t>/</w:t>
+      </w:r>
+      <w:r>
+        <w:t>thirdparty</w:t>
+      </w:r>
+      <w:r>
+        <w:rPr>
+          <w:rFonts w:hint="eastAsia"/>
+        </w:rPr>
+        <w:t>/</w:t>
+      </w:r>
+      <w:r>
+        <w:t>CI-tools</w:t>
+      </w:r>
+      <w:r>
+        <w:rPr>
+          <w:rFonts w:hint="eastAsia"/>
+        </w:rPr>
+        <w:t>下获取</w:t>
+      </w:r>
+      <w:r>
+        <w:t>setuptools-2.0.tar.gz</w:t>
+      </w:r>
+      <w:r>
+        <w:rPr>
+          <w:rFonts w:hint="eastAsia"/>
+        </w:rPr>
+        <w:t>，拷贝到</w:t>
+      </w:r>
+      <w:r>
+        <w:rPr>
+          <w:rFonts w:hint="eastAsia"/>
+        </w:rPr>
+        <w:t>/usr/local/</w:t>
+      </w:r>
+      <w:r>
+        <w:rPr>
+          <w:rFonts w:hint="eastAsia"/>
+        </w:rPr>
+        <w:t>下解压</w:t>
+      </w:r>
+    </w:p>
+    <w:p>
+      <w:pPr>
+        <w:rPr>
+          <w:rFonts w:hint="eastAsia"/>
+        </w:rPr>
+      </w:pPr>
+      <w:r>
+        <w:rPr>
+          <w:rFonts w:hint="eastAsia"/>
+        </w:rPr>
+        <w:t xml:space="preserve">    cd /usr/local;tar zxvf </w:t>
+      </w:r>
+      <w:r>
+        <w:t>setuptools-2.0.tar.gz</w:t>
+      </w:r>
+      <w:r>
+        <w:rPr>
+          <w:rFonts w:hint="eastAsia"/>
+        </w:rPr>
+        <w:t>;</w:t>
+      </w:r>
+    </w:p>
+    <w:p>
+      <w:pPr>
+        <w:rPr>
+          <w:rFonts w:hint="eastAsia"/>
+        </w:rPr>
+      </w:pPr>
+      <w:r>
+        <w:rPr>
+          <w:rFonts w:hint="eastAsia"/>
+        </w:rPr>
+        <w:t xml:space="preserve">    cd /usr/local/</w:t>
+      </w:r>
+      <w:r>
+        <w:t xml:space="preserve"> </w:t>
+      </w:r>
+      <w:r>
+        <w:t>setuptools-2.0;python2 setup.py build;</w:t>
+      </w:r>
+      <w:r>
+        <w:t xml:space="preserve"> </w:t>
+      </w:r>
+      <w:r>
+        <w:t>python</w:t>
+      </w:r>
+      <w:r>
+        <w:rPr>
+          <w:rFonts w:hint="eastAsia"/>
+        </w:rPr>
+        <w:t>3</w:t>
+      </w:r>
+      <w:r>
+        <w:t xml:space="preserve"> setup.py build;</w:t>
+      </w:r>
+    </w:p>
+    <w:p>
+      <w:pPr>
+        <w:rPr>
+          <w:rFonts w:hint="eastAsia"/>
+        </w:rPr>
+      </w:pPr>
+      <w:r>
+        <w:rPr>
+          <w:rFonts w:hint="eastAsia"/>
+        </w:rPr>
+        <w:t xml:space="preserve">    </w:t>
+      </w:r>
+      <w:r>
+        <w:t>python2 setup</w:t>
+      </w:r>
+    </w:p>
+    <w:p>
+      <w:pPr>
+        <w:rPr>
+          <w:rFonts w:hint="eastAsia"/>
+        </w:rPr>
+      </w:pPr>
+      <w:r>
+        <w:t xml:space="preserve">.py </w:t>
+      </w:r>
+      <w:r>
+        <w:rPr>
+          <w:rFonts w:hint="eastAsia"/>
+        </w:rPr>
+        <w:t>install</w:t>
+      </w:r>
+      <w:r>
+        <w:t>;</w:t>
+      </w:r>
+      <w:r>
+        <w:t xml:space="preserve"> </w:t>
+      </w:r>
+      <w:r>
+        <w:t>python</w:t>
+      </w:r>
+      <w:r>
+        <w:rPr>
+          <w:rFonts w:hint="eastAsia"/>
+        </w:rPr>
+        <w:t>3</w:t>
+      </w:r>
+      <w:r>
+        <w:t xml:space="preserve"> setup.py </w:t>
+      </w:r>
+      <w:r>
+        <w:rPr>
+          <w:rFonts w:hint="eastAsia"/>
+        </w:rPr>
+        <w:t>install</w:t>
+      </w:r>
+      <w:r>
+        <w:t>;</w:t>
+      </w:r>
+    </w:p>
+    <w:p>
+      <w:pPr>
+        <w:rPr>
+          <w:rFonts w:hint="eastAsia"/>
+        </w:rPr>
+      </w:pPr>
+      <w:r>
+        <w:rPr>
+          <w:rFonts w:hint="eastAsia"/>
+        </w:rPr>
+        <w:t xml:space="preserve">  b.</w:t>
+      </w:r>
+      <w:r>
+        <w:rPr>
+          <w:rFonts w:hint="eastAsia"/>
+        </w:rPr>
+        <w:t>安装</w:t>
+      </w:r>
+      <w:r>
+        <w:t>xmlrunner</w:t>
+      </w:r>
+    </w:p>
+    <w:p>
+      <w:pPr>
+        <w:rPr>
+          <w:rFonts w:hint="eastAsia"/>
+        </w:rPr>
+      </w:pPr>
+      <w:r>
+        <w:rPr>
+          <w:rFonts w:hint="eastAsia"/>
+        </w:rPr>
+        <w:t xml:space="preserve">    </w:t>
+      </w:r>
+      <w:r>
+        <w:rPr>
+          <w:rFonts w:hint="eastAsia"/>
+        </w:rPr>
+        <w:t>svn</w:t>
+      </w:r>
+      <w:r>
+        <w:rPr>
+          <w:rFonts w:hint="eastAsia"/>
+        </w:rPr>
+        <w:t>的</w:t>
+      </w:r>
+      <w:r>
+        <w:rPr>
+          <w:rFonts w:hint="eastAsia"/>
+        </w:rPr>
+        <w:t>trunk/</w:t>
+      </w:r>
+      <w:r>
+        <w:t>thirdparty</w:t>
+      </w:r>
+      <w:r>
+        <w:rPr>
+          <w:rFonts w:hint="eastAsia"/>
+        </w:rPr>
+        <w:t>/</w:t>
+      </w:r>
+      <w:r>
+        <w:t>CI-tools</w:t>
+      </w:r>
+      <w:r>
+        <w:rPr>
+          <w:rFonts w:hint="eastAsia"/>
+        </w:rPr>
+        <w:t>下获取</w:t>
+      </w:r>
+      <w:r>
+        <w:t>pkg-python-xmlrunner-master_py2</w:t>
+      </w:r>
+      <w:r>
+        <w:rPr>
+          <w:rFonts w:hint="eastAsia"/>
+        </w:rPr>
+        <w:t>和</w:t>
+      </w:r>
+      <w:r>
+        <w:t>pkg-python-xmlrunner-master</w:t>
+      </w:r>
+      <w:r>
+        <w:t>_py</w:t>
+      </w:r>
+      <w:r>
+        <w:rPr>
+          <w:rFonts w:hint="eastAsia"/>
+        </w:rPr>
+        <w:t>3</w:t>
+      </w:r>
+      <w:r>
+        <w:rPr>
+          <w:rFonts w:hint="eastAsia"/>
+        </w:rPr>
+        <w:t>，</w:t>
+      </w:r>
+      <w:r>
+        <w:rPr>
+          <w:rFonts w:hint="eastAsia"/>
+        </w:rPr>
+        <w:t>拷贝到</w:t>
+      </w:r>
+      <w:r>
+        <w:rPr>
+          <w:rFonts w:hint="eastAsia"/>
+        </w:rPr>
+        <w:t>/usr/local/</w:t>
+      </w:r>
+      <w:r>
+        <w:rPr>
+          <w:rFonts w:hint="eastAsia"/>
+        </w:rPr>
+        <w:t>下</w:t>
+      </w:r>
+    </w:p>
+    <w:p>
+      <w:pPr>
+        <w:rPr>
+          <w:rFonts w:hint="eastAsia"/>
+        </w:rPr>
+      </w:pPr>
+      <w:r>
+        <w:rPr>
+          <w:rFonts w:hint="eastAsia"/>
+        </w:rPr>
+        <w:t xml:space="preserve">    cd /usr/local/</w:t>
+      </w:r>
+      <w:r>
+        <w:t>pkg-python-xmlrunner-master_py2</w:t>
+      </w:r>
+      <w:r>
+        <w:rPr>
+          <w:rFonts w:hint="eastAsia"/>
+        </w:rPr>
+        <w:t>;python2 setup.py install</w:t>
+      </w:r>
+    </w:p>
+    <w:p>
+      <w:r>
+        <w:rPr>
+          <w:rFonts w:hint="eastAsia"/>
+        </w:rPr>
+        <w:t xml:space="preserve">    cd /usr/local/</w:t>
+      </w:r>
+      <w:r>
+        <w:t>pkg-python-xmlrunner-master_py</w:t>
+      </w:r>
+      <w:r>
+        <w:rPr>
+          <w:rFonts w:hint="eastAsia"/>
+        </w:rPr>
+        <w:t>3</w:t>
+      </w:r>
+      <w:r>
+        <w:rPr>
+          <w:rFonts w:hint="eastAsia"/>
+        </w:rPr>
+        <w:t>;python</w:t>
+      </w:r>
+      <w:r>
+        <w:rPr>
+          <w:rFonts w:hint="eastAsia"/>
+        </w:rPr>
+        <w:t>3</w:t>
+      </w:r>
+      <w:r>
+        <w:rPr>
+          <w:rFonts w:hint="eastAsia"/>
+        </w:rPr>
+        <w:t xml:space="preserve"> setup.py install</w:t>
       </w:r>
     </w:p>
     <w:p>
@@ -2059,71 +2781,323 @@
         <w:rPr>
           <w:rFonts w:hint="eastAsia"/>
         </w:rPr>
+        <w:t xml:space="preserve">  </w:t>
+      </w:r>
+      <w:r>
+        <w:t>export MAVEN_HOME=/opt/apache-maven-3.3.9</w:t>
+      </w:r>
+    </w:p>
+    <w:p>
+      <w:r>
+        <w:rPr>
+          <w:rFonts w:hint="eastAsia"/>
+        </w:rPr>
+        <w:t xml:space="preserve">  </w:t>
+      </w:r>
+      <w:r>
+        <w:t>export PATH=${PATH}:${MAVEN_HOME}/bin</w:t>
+      </w:r>
+    </w:p>
+    <w:p>
+      <w:r>
+        <w:rPr>
+          <w:rFonts w:hint="eastAsia"/>
+        </w:rPr>
+        <w:t>创建用户配置文件：</w:t>
+      </w:r>
+    </w:p>
+    <w:p>
+      <w:r>
+        <w:rPr>
+          <w:rFonts w:hint="eastAsia"/>
+        </w:rPr>
+        <w:t xml:space="preserve"> </w:t>
+      </w:r>
+      <w:r>
+        <w:rPr>
+          <w:rFonts w:hint="eastAsia"/>
+        </w:rPr>
+        <w:t>复制</w:t>
+      </w:r>
+      <w:r>
+        <w:rPr>
+          <w:rFonts w:hint="eastAsia"/>
+        </w:rPr>
+        <w:t>maven</w:t>
+      </w:r>
+      <w:r>
+        <w:rPr>
+          <w:rFonts w:hint="eastAsia"/>
+        </w:rPr>
+        <w:t>的全局配置文件</w:t>
+      </w:r>
+      <w:r>
+        <w:t>/opt/apache-maven-3.3.9/conf/</w:t>
+      </w:r>
+      <w:r>
+        <w:rPr>
+          <w:rFonts w:hint="eastAsia"/>
+        </w:rPr>
+        <w:t xml:space="preserve"> </w:t>
+      </w:r>
+      <w:r>
+        <w:rPr>
+          <w:rFonts w:hint="eastAsia"/>
+        </w:rPr>
+        <w:t>settings.xml</w:t>
+      </w:r>
+      <w:r>
+        <w:rPr>
+          <w:rFonts w:hint="eastAsia"/>
+        </w:rPr>
+        <w:t>到</w:t>
+      </w:r>
+      <w:r>
+        <w:rPr>
+          <w:rFonts w:hint="eastAsia"/>
+        </w:rPr>
+        <w:t>~</w:t>
+      </w:r>
+      <w:r>
+        <w:rPr>
+          <w:rFonts w:hint="eastAsia"/>
+        </w:rPr>
+        <w:t>jenkins</w:t>
+      </w:r>
+      <w:r>
+        <w:rPr>
+          <w:rFonts w:hint="eastAsia"/>
+        </w:rPr>
+        <w:t>/.m2</w:t>
+      </w:r>
+      <w:r>
+        <w:rPr>
+          <w:rFonts w:hint="eastAsia"/>
+        </w:rPr>
+        <w:t>目录下</w:t>
+      </w:r>
+      <w:r>
+        <w:rPr>
+          <w:rFonts w:hint="eastAsia"/>
+        </w:rPr>
+        <w:t>。</w:t>
+      </w:r>
+    </w:p>
+    <w:p>
+      <w:r>
+        <w:rPr>
+          <w:rFonts w:hint="eastAsia"/>
+        </w:rPr>
+        <w:t>在用户配置文件中</w:t>
+      </w:r>
+      <w:r>
+        <w:rPr>
+          <w:rFonts w:hint="eastAsia"/>
+        </w:rPr>
+        <w:t>配置镜像文件</w:t>
+      </w:r>
+      <w:r>
+        <w:rPr>
+          <w:rFonts w:hint="eastAsia"/>
+        </w:rPr>
+        <w:t>：</w:t>
+      </w:r>
+    </w:p>
+    <w:p>
+      <w:r>
+        <w:t xml:space="preserve">    &lt;mirror&gt;</w:t>
+      </w:r>
+    </w:p>
+    <w:p>
+      <w:r>
+        <w:t xml:space="preserve">      &lt;id&gt;central&lt;/id&gt;</w:t>
+      </w:r>
+    </w:p>
+    <w:p>
+      <w:r>
+        <w:t xml:space="preserve">      &lt;mirrorOf&gt;*&lt;/mirrorOf&gt;</w:t>
+      </w:r>
+    </w:p>
+    <w:p>
+      <w:r>
+        <w:t xml:space="preserve">      &lt;name&gt;Human Readable Name for this Mirror.&lt;/name&gt;</w:t>
+      </w:r>
+    </w:p>
+    <w:p>
+      <w:r>
+        <w:t xml:space="preserve">      &lt;url&gt;http://192.168.31.204:8081/nexus/content/repositories/central/&lt;/url&gt;</w:t>
+      </w:r>
+    </w:p>
+    <w:p>
+      <w:r>
+        <w:t xml:space="preserve">    &lt;/mirror&gt;</w:t>
+      </w:r>
+    </w:p>
+    <w:p>
+      <w:pPr>
+        <w:pStyle w:val="Heading3"/>
+      </w:pPr>
+      <w:r>
+        <w:rPr>
+          <w:rFonts w:hint="eastAsia"/>
+        </w:rPr>
         <w:lastRenderedPageBreak/>
-        <w:t xml:space="preserve">  </w:t>
-      </w:r>
-      <w:r>
-        <w:t>export MAVEN_HOME=/opt/apache-maven-3.3.9</w:t>
-      </w:r>
-    </w:p>
-    <w:p>
-      <w:r>
-        <w:rPr>
-          <w:rFonts w:hint="eastAsia"/>
-        </w:rPr>
-        <w:t xml:space="preserve">  </w:t>
-      </w:r>
-      <w:r>
-        <w:t>export PATH=${PATH}:${MAVEN_HOME}/bin</w:t>
-      </w:r>
-    </w:p>
-    <w:p>
-      <w:r>
-        <w:rPr>
-          <w:rFonts w:hint="eastAsia"/>
-        </w:rPr>
-        <w:t>创建用户配置文件：</w:t>
-      </w:r>
-    </w:p>
-    <w:p>
-      <w:r>
-        <w:rPr>
-          <w:rFonts w:hint="eastAsia"/>
-        </w:rPr>
-        <w:t xml:space="preserve"> </w:t>
-      </w:r>
-      <w:r>
-        <w:rPr>
-          <w:rFonts w:hint="eastAsia"/>
-        </w:rPr>
-        <w:t>复制</w:t>
-      </w:r>
-      <w:r>
-        <w:rPr>
-          <w:rFonts w:hint="eastAsia"/>
-        </w:rPr>
-        <w:t>maven</w:t>
-      </w:r>
-      <w:r>
-        <w:rPr>
-          <w:rFonts w:hint="eastAsia"/>
-        </w:rPr>
-        <w:t>的全局配置文件</w:t>
-      </w:r>
-      <w:r>
-        <w:t>/opt/apache-maven-3.3.9/conf/</w:t>
-      </w:r>
-      <w:r>
-        <w:rPr>
-          <w:rFonts w:hint="eastAsia"/>
-        </w:rPr>
-        <w:t xml:space="preserve"> </w:t>
-      </w:r>
-      <w:r>
-        <w:rPr>
-          <w:rFonts w:hint="eastAsia"/>
-        </w:rPr>
-        <w:t>settings.xml</w:t>
+        <w:t>安装原生</w:t>
+      </w:r>
+      <w:r>
+        <w:rPr>
+          <w:rFonts w:hint="eastAsia"/>
+        </w:rPr>
+        <w:t>pg</w:t>
+      </w:r>
+    </w:p>
+    <w:p>
+      <w:r>
+        <w:rPr>
+          <w:rFonts w:hint="eastAsia"/>
+        </w:rPr>
+        <w:t>拷贝</w:t>
+      </w:r>
+      <w:r>
+        <w:rPr>
+          <w:rFonts w:hint="eastAsia"/>
+        </w:rPr>
+        <w:t>pgsql</w:t>
+      </w:r>
+      <w:r>
+        <w:rPr>
+          <w:rFonts w:hint="eastAsia"/>
+        </w:rPr>
+        <w:t>目录</w:t>
+      </w:r>
+    </w:p>
+    <w:p>
+      <w:r>
+        <w:t>export PATH=/usr/local/pgsql/bin:$PATH</w:t>
+      </w:r>
+    </w:p>
+    <w:p/>
+    <w:p>
+      <w:pPr>
+        <w:pStyle w:val="Heading3"/>
+      </w:pPr>
+      <w:r>
+        <w:rPr>
+          <w:rFonts w:hint="eastAsia"/>
+        </w:rPr>
+        <w:t>安装</w:t>
+      </w:r>
+      <w:r>
+        <w:rPr>
+          <w:rFonts w:hint="eastAsia"/>
+        </w:rPr>
+        <w:t>Python</w:t>
+      </w:r>
+      <w:r>
+        <w:rPr>
+          <w:rFonts w:hint="eastAsia"/>
+        </w:rPr>
+        <w:t>、</w:t>
+      </w:r>
+      <w:r>
+        <w:rPr>
+          <w:rFonts w:hint="eastAsia"/>
+        </w:rPr>
+        <w:t xml:space="preserve">Python-devel </w:t>
+      </w:r>
+    </w:p>
+    <w:p/>
+    <w:p>
+      <w:r>
+        <w:rPr>
+          <w:rFonts w:hint="eastAsia"/>
+        </w:rPr>
+        <w:t>eg:</w:t>
+      </w:r>
+      <w:r>
+        <w:rPr>
+          <w:rFonts w:hint="eastAsia"/>
+        </w:rPr>
+        <w:t>源码安装</w:t>
+      </w:r>
+    </w:p>
+    <w:p>
+      <w:r>
+        <w:t>tar zxvf Python-2.7.7.tgz</w:t>
+      </w:r>
+    </w:p>
+    <w:p>
+      <w:r>
+        <w:t>cd Python-2.7.7</w:t>
+      </w:r>
+    </w:p>
+    <w:p>
+      <w:r>
+        <w:t>./configure --enable-shared --prefix=/usr/local/python2.7.7/</w:t>
+      </w:r>
+    </w:p>
+    <w:p>
+      <w:r>
+        <w:t>make</w:t>
+      </w:r>
+    </w:p>
+    <w:p>
+      <w:r>
+        <w:t>make install</w:t>
+      </w:r>
+    </w:p>
+    <w:p>
+      <w:r>
+        <w:t xml:space="preserve">echo /usr/local/python2.7.7/lib &gt; /etc/ld.so.conf.d/python2.7.conf </w:t>
+      </w:r>
+    </w:p>
+    <w:p>
+      <w:r>
+        <w:t>ldconfig</w:t>
+      </w:r>
+    </w:p>
+    <w:p/>
+    <w:p>
+      <w:pPr>
+        <w:pStyle w:val="Heading3"/>
+      </w:pPr>
+      <w:r>
+        <w:rPr>
+          <w:rFonts w:hint="eastAsia"/>
+        </w:rPr>
+        <w:t>准备</w:t>
+      </w:r>
+      <w:r>
+        <w:rPr>
+          <w:rFonts w:hint="eastAsia"/>
+        </w:rPr>
+        <w:t>spark</w:t>
+      </w:r>
+      <w:r>
+        <w:rPr>
+          <w:rFonts w:hint="eastAsia"/>
+        </w:rPr>
+        <w:t>编译环境</w:t>
+      </w:r>
+    </w:p>
+    <w:p>
+      <w:r>
+        <w:rPr>
+          <w:rFonts w:hint="eastAsia"/>
+        </w:rPr>
+        <w:t xml:space="preserve">   </w:t>
+      </w:r>
+      <w:r>
+        <w:rPr>
+          <w:rFonts w:hint="eastAsia"/>
+        </w:rPr>
+        <w:t>拷贝</w:t>
+      </w:r>
+      <w:r>
+        <w:rPr>
+          <w:rFonts w:hint="eastAsia"/>
+        </w:rPr>
+        <w:t>ivy2.tar.gz m2.tar.gz sbt.tar.gz sbt_build.tar.gz</w:t>
       </w:r>
       <w:r>
         <w:rPr>
@@ -2135,81 +3109,27 @@
         <w:rPr>
           <w:rFonts w:hint="eastAsia"/>
         </w:rPr>
-        <w:t>~</w:t>
-      </w:r>
-      <w:r>
-        <w:rPr>
-          <w:rFonts w:hint="eastAsia"/>
-        </w:rPr>
         <w:t>jenkins</w:t>
       </w:r>
       <w:r>
         <w:rPr>
           <w:rFonts w:hint="eastAsia"/>
         </w:rPr>
-        <w:t>/.m2</w:t>
-      </w:r>
-      <w:r>
-        <w:rPr>
-          <w:rFonts w:hint="eastAsia"/>
-        </w:rPr>
-        <w:t>目录下</w:t>
-      </w:r>
-      <w:r>
-        <w:rPr>
-          <w:rFonts w:hint="eastAsia"/>
-        </w:rPr>
-        <w:t>。</w:t>
-      </w:r>
-    </w:p>
-    <w:p>
-      <w:r>
-        <w:rPr>
-          <w:rFonts w:hint="eastAsia"/>
-        </w:rPr>
-        <w:t>在用户配置文件中</w:t>
-      </w:r>
-      <w:r>
-        <w:rPr>
-          <w:rFonts w:hint="eastAsia"/>
-        </w:rPr>
-        <w:t>配置镜像文件</w:t>
-      </w:r>
-      <w:r>
-        <w:rPr>
-          <w:rFonts w:hint="eastAsia"/>
-        </w:rPr>
-        <w:t>：</w:t>
-      </w:r>
-    </w:p>
-    <w:p>
-      <w:r>
-        <w:t xml:space="preserve">    &lt;mirror&gt;</w:t>
-      </w:r>
-    </w:p>
-    <w:p>
-      <w:r>
-        <w:t xml:space="preserve">      &lt;id&gt;central&lt;/id&gt;</w:t>
-      </w:r>
-    </w:p>
-    <w:p>
-      <w:r>
-        <w:t xml:space="preserve">      &lt;mirrorOf&gt;*&lt;/mirrorOf&gt;</w:t>
-      </w:r>
-    </w:p>
-    <w:p>
-      <w:r>
-        <w:t xml:space="preserve">      &lt;name&gt;Human Readable Name for this Mirror.&lt;/name&gt;</w:t>
-      </w:r>
-    </w:p>
-    <w:p>
-      <w:r>
-        <w:t xml:space="preserve">      &lt;url&gt;http://192.168.31.204:8081/nexus/content/repositories/central/&lt;/url&gt;</w:t>
-      </w:r>
-    </w:p>
-    <w:p>
-      <w:r>
-        <w:t xml:space="preserve">    &lt;/mirror&gt;</w:t>
+        <w:t>家目录</w:t>
+      </w:r>
+    </w:p>
+    <w:p>
+      <w:r>
+        <w:rPr>
+          <w:rFonts w:hint="eastAsia"/>
+        </w:rPr>
+        <w:t xml:space="preserve">   </w:t>
+      </w:r>
+      <w:r>
+        <w:rPr>
+          <w:rFonts w:hint="eastAsia"/>
+        </w:rPr>
+        <w:t>解压</w:t>
       </w:r>
     </w:p>
     <w:p>
@@ -2220,142 +3140,25 @@
         <w:rPr>
           <w:rFonts w:hint="eastAsia"/>
         </w:rPr>
-        <w:t>安装原生</w:t>
-      </w:r>
-      <w:r>
-        <w:rPr>
-          <w:rFonts w:hint="eastAsia"/>
-        </w:rPr>
-        <w:t>pg</w:t>
-      </w:r>
-    </w:p>
-    <w:p>
-      <w:r>
-        <w:rPr>
-          <w:rFonts w:hint="eastAsia"/>
-        </w:rPr>
-        <w:t>拷贝</w:t>
-      </w:r>
-      <w:r>
-        <w:rPr>
-          <w:rFonts w:hint="eastAsia"/>
-        </w:rPr>
-        <w:t>pgsql</w:t>
-      </w:r>
-      <w:r>
-        <w:rPr>
-          <w:rFonts w:hint="eastAsia"/>
-        </w:rPr>
-        <w:t>目录</w:t>
-      </w:r>
-    </w:p>
-    <w:p>
-      <w:r>
-        <w:t>export PATH=/usr/local/pgsql/bin:$PATH</w:t>
-      </w:r>
-    </w:p>
-    <w:p/>
-    <w:p>
-      <w:pPr>
-        <w:pStyle w:val="Heading3"/>
-      </w:pPr>
-      <w:r>
-        <w:rPr>
-          <w:rFonts w:hint="eastAsia"/>
-        </w:rPr>
-        <w:t>安装</w:t>
-      </w:r>
-      <w:r>
-        <w:rPr>
-          <w:rFonts w:hint="eastAsia"/>
-        </w:rPr>
-        <w:t>Python</w:t>
-      </w:r>
-      <w:r>
-        <w:rPr>
-          <w:rFonts w:hint="eastAsia"/>
-        </w:rPr>
-        <w:t>、</w:t>
-      </w:r>
-      <w:r>
-        <w:rPr>
-          <w:rFonts w:hint="eastAsia"/>
-        </w:rPr>
-        <w:t xml:space="preserve">Python-devel </w:t>
-      </w:r>
-    </w:p>
-    <w:p/>
-    <w:p>
-      <w:r>
-        <w:rPr>
-          <w:rFonts w:hint="eastAsia"/>
-        </w:rPr>
-        <w:t>eg:</w:t>
-      </w:r>
-      <w:r>
-        <w:rPr>
-          <w:rFonts w:hint="eastAsia"/>
-        </w:rPr>
-        <w:t>源码安装</w:t>
-      </w:r>
-    </w:p>
-    <w:p>
-      <w:r>
-        <w:t>tar zxvf Python-2.7.7.tgz</w:t>
-      </w:r>
-    </w:p>
-    <w:p>
-      <w:r>
-        <w:t>cd Python-2.7.7</w:t>
-      </w:r>
-    </w:p>
-    <w:p>
-      <w:r>
-        <w:t>./configure --enable-shared --prefix=/usr/local/python2.7.7/</w:t>
-      </w:r>
-    </w:p>
-    <w:p>
-      <w:r>
-        <w:t>make</w:t>
-      </w:r>
-    </w:p>
-    <w:p>
-      <w:r>
-        <w:t>make install</w:t>
-      </w:r>
-    </w:p>
-    <w:p>
-      <w:r>
-        <w:t xml:space="preserve">echo /usr/local/python2.7.7/lib &gt; /etc/ld.so.conf.d/python2.7.conf </w:t>
-      </w:r>
-    </w:p>
-    <w:p>
-      <w:r>
-        <w:t>ldconfig</w:t>
-      </w:r>
-    </w:p>
-    <w:p/>
-    <w:p>
-      <w:pPr>
-        <w:pStyle w:val="Heading3"/>
-      </w:pPr>
-      <w:r>
-        <w:rPr>
-          <w:rFonts w:hint="eastAsia"/>
-        </w:rPr>
-        <w:t>准备</w:t>
-      </w:r>
-      <w:r>
-        <w:rPr>
-          <w:rFonts w:hint="eastAsia"/>
-        </w:rPr>
-        <w:t>spark</w:t>
-      </w:r>
-      <w:r>
-        <w:rPr>
-          <w:rFonts w:hint="eastAsia"/>
-        </w:rPr>
-        <w:t>编译环境</w:t>
+        <w:t>文档编译</w:t>
+      </w:r>
+      <w:r>
+        <w:rPr>
+          <w:rFonts w:hint="eastAsia"/>
+        </w:rPr>
+        <w:t>windows slave</w:t>
+      </w:r>
+      <w:r>
+        <w:rPr>
+          <w:rFonts w:hint="eastAsia"/>
+        </w:rPr>
+        <w:t>机开机自动连接</w:t>
+      </w:r>
+      <w:r>
+        <w:rPr>
+          <w:rFonts w:hint="eastAsia"/>
+        </w:rPr>
+        <w:t>linux jenkins master</w:t>
       </w:r>
     </w:p>
     <w:p>
@@ -2369,68 +3172,7 @@
         <w:rPr>
           <w:rFonts w:hint="eastAsia"/>
         </w:rPr>
-        <w:t>拷贝</w:t>
-      </w:r>
-      <w:r>
-        <w:rPr>
-          <w:rFonts w:hint="eastAsia"/>
-        </w:rPr>
-        <w:t>ivy2.tar.gz m2.tar.gz sbt.tar.gz sbt_build.tar.gz</w:t>
-      </w:r>
-      <w:r>
-        <w:rPr>
-          <w:rFonts w:hint="eastAsia"/>
-        </w:rPr>
-        <w:t>到</w:t>
-      </w:r>
-      <w:r>
-        <w:rPr>
-          <w:rFonts w:hint="eastAsia"/>
-        </w:rPr>
-        <w:t>jenkins</w:t>
-      </w:r>
-      <w:r>
-        <w:rPr>
-          <w:rFonts w:hint="eastAsia"/>
-        </w:rPr>
-        <w:t>家目录</w:t>
-      </w:r>
-    </w:p>
-    <w:p>
-      <w:r>
-        <w:rPr>
-          <w:rFonts w:hint="eastAsia"/>
-        </w:rPr>
-        <w:t xml:space="preserve">   </w:t>
-      </w:r>
-      <w:r>
-        <w:rPr>
-          <w:rFonts w:hint="eastAsia"/>
-        </w:rPr>
-        <w:t>解压</w:t>
-      </w:r>
-    </w:p>
-    <w:p>
-      <w:pPr>
-        <w:pStyle w:val="Heading3"/>
-      </w:pPr>
-      <w:r>
-        <w:rPr>
-          <w:rFonts w:hint="eastAsia"/>
-        </w:rPr>
-        <w:t>文档编译</w:t>
-      </w:r>
-      <w:r>
-        <w:rPr>
-          <w:rFonts w:hint="eastAsia"/>
-        </w:rPr>
-        <w:t>windows slave</w:t>
-      </w:r>
-      <w:r>
-        <w:rPr>
-          <w:rFonts w:hint="eastAsia"/>
-        </w:rPr>
-        <w:t>机开机自动连接</w:t>
+        <w:t>下载</w:t>
       </w:r>
       <w:r>
         <w:rPr>
@@ -2438,26 +3180,6 @@
         </w:rPr>
         <w:t>linux jenkins master</w:t>
       </w:r>
-    </w:p>
-    <w:p>
-      <w:r>
-        <w:rPr>
-          <w:rFonts w:hint="eastAsia"/>
-        </w:rPr>
-        <w:t xml:space="preserve">   </w:t>
-      </w:r>
-      <w:r>
-        <w:rPr>
-          <w:rFonts w:hint="eastAsia"/>
-        </w:rPr>
-        <w:t>下载</w:t>
-      </w:r>
-      <w:r>
-        <w:rPr>
-          <w:rFonts w:hint="eastAsia"/>
-        </w:rPr>
-        <w:t>linux jenkins master</w:t>
-      </w:r>
       <w:r>
         <w:rPr>
           <w:rFonts w:hint="eastAsia"/>
@@ -2510,7 +3232,6 @@
         <w:rPr>
           <w:rFonts w:hint="eastAsia"/>
         </w:rPr>
-        <w:lastRenderedPageBreak/>
         <w:t>bat</w:t>
       </w:r>
       <w:r>

--- a/doc/add_new_machine.docx
+++ b/doc/add_new_machine.docx
@@ -910,6 +910,12 @@
         <w:rPr>
           <w:rFonts w:hint="eastAsia"/>
         </w:rPr>
+        <w:t>,php7.0.0,php7.1.11</w:t>
+      </w:r>
+      <w:r>
+        <w:rPr>
+          <w:rFonts w:hint="eastAsia"/>
+        </w:rPr>
         <w:t>需要安装在机器上。</w:t>
       </w:r>
     </w:p>
@@ -1875,11 +1881,6 @@
       </w:r>
     </w:p>
     <w:p>
-      <w:pPr>
-        <w:rPr>
-          <w:rFonts w:hint="eastAsia"/>
-        </w:rPr>
-      </w:pPr>
       <w:r>
         <w:t>ln -s /usr/local/bin/lcov /usr/bin/lcov</w:t>
       </w:r>
@@ -1887,9 +1888,6 @@
     <w:p>
       <w:pPr>
         <w:pStyle w:val="Heading3"/>
-        <w:rPr>
-          <w:rFonts w:hint="eastAsia"/>
-        </w:rPr>
       </w:pPr>
       <w:r>
         <w:rPr>
@@ -1917,11 +1915,6 @@
       </w:r>
     </w:p>
     <w:p>
-      <w:pPr>
-        <w:rPr>
-          <w:rFonts w:hint="eastAsia"/>
-        </w:rPr>
-      </w:pPr>
       <w:r>
         <w:rPr>
           <w:rFonts w:hint="eastAsia"/>
@@ -1938,9 +1931,6 @@
     <w:p>
       <w:pPr>
         <w:pStyle w:val="Heading3"/>
-        <w:rPr>
-          <w:rFonts w:hint="eastAsia"/>
-        </w:rPr>
       </w:pPr>
       <w:r>
         <w:rPr>
@@ -2054,11 +2044,6 @@
       </w:r>
     </w:p>
     <w:p>
-      <w:pPr>
-        <w:rPr>
-          <w:rFonts w:hint="eastAsia"/>
-        </w:rPr>
-      </w:pPr>
       <w:r>
         <w:rPr>
           <w:rFonts w:hint="eastAsia"/>
@@ -2106,11 +2091,6 @@
       </w:r>
     </w:p>
     <w:p>
-      <w:pPr>
-        <w:rPr>
-          <w:rFonts w:hint="eastAsia"/>
-        </w:rPr>
-      </w:pPr>
       <w:r>
         <w:rPr>
           <w:rFonts w:hint="eastAsia"/>
@@ -2143,11 +2123,6 @@
       </w:r>
     </w:p>
     <w:p>
-      <w:pPr>
-        <w:rPr>
-          <w:rFonts w:hint="eastAsia"/>
-        </w:rPr>
-      </w:pPr>
       <w:r>
         <w:rPr>
           <w:rFonts w:hint="eastAsia"/>
@@ -2204,11 +2179,6 @@
       </w:r>
     </w:p>
     <w:p>
-      <w:pPr>
-        <w:rPr>
-          <w:rFonts w:hint="eastAsia"/>
-        </w:rPr>
-      </w:pPr>
       <w:r>
         <w:rPr>
           <w:rFonts w:hint="eastAsia"/>
@@ -2235,11 +2205,6 @@
       </w:r>
     </w:p>
     <w:p>
-      <w:pPr>
-        <w:rPr>
-          <w:rFonts w:hint="eastAsia"/>
-        </w:rPr>
-      </w:pPr>
       <w:r>
         <w:rPr>
           <w:rFonts w:hint="eastAsia"/>
@@ -2311,11 +2276,6 @@
       </w:r>
     </w:p>
     <w:p>
-      <w:pPr>
-        <w:rPr>
-          <w:rFonts w:hint="eastAsia"/>
-        </w:rPr>
-      </w:pPr>
       <w:r>
         <w:rPr>
           <w:rFonts w:hint="eastAsia"/>
@@ -2333,11 +2293,6 @@
       </w:r>
     </w:p>
     <w:p>
-      <w:pPr>
-        <w:rPr>
-          <w:rFonts w:hint="eastAsia"/>
-        </w:rPr>
-      </w:pPr>
       <w:r>
         <w:rPr>
           <w:rFonts w:hint="eastAsia"/>
@@ -2367,11 +2322,6 @@
       </w:r>
     </w:p>
     <w:p>
-      <w:pPr>
-        <w:rPr>
-          <w:rFonts w:hint="eastAsia"/>
-        </w:rPr>
-      </w:pPr>
       <w:r>
         <w:rPr>
           <w:rFonts w:hint="eastAsia"/>
@@ -2383,11 +2333,6 @@
       </w:r>
     </w:p>
     <w:p>
-      <w:pPr>
-        <w:rPr>
-          <w:rFonts w:hint="eastAsia"/>
-        </w:rPr>
-      </w:pPr>
       <w:r>
         <w:t xml:space="preserve">.py </w:t>
       </w:r>
@@ -2426,11 +2371,6 @@
       </w:r>
     </w:p>
     <w:p>
-      <w:pPr>
-        <w:rPr>
-          <w:rFonts w:hint="eastAsia"/>
-        </w:rPr>
-      </w:pPr>
       <w:r>
         <w:rPr>
           <w:rFonts w:hint="eastAsia"/>
@@ -2448,11 +2388,6 @@
       </w:r>
     </w:p>
     <w:p>
-      <w:pPr>
-        <w:rPr>
-          <w:rFonts w:hint="eastAsia"/>
-        </w:rPr>
-      </w:pPr>
       <w:r>
         <w:rPr>
           <w:rFonts w:hint="eastAsia"/>
@@ -2542,11 +2477,6 @@
       </w:r>
     </w:p>
     <w:p>
-      <w:pPr>
-        <w:rPr>
-          <w:rFonts w:hint="eastAsia"/>
-        </w:rPr>
-      </w:pPr>
       <w:r>
         <w:rPr>
           <w:rFonts w:hint="eastAsia"/>

--- a/doc/add_new_machine.docx
+++ b/doc/add_new_machine.docx
@@ -2528,6 +2528,100 @@
         <w:t xml:space="preserve"> setup.py install</w:t>
       </w:r>
     </w:p>
+    <w:p/>
+    <w:p/>
+    <w:p>
+      <w:pPr>
+        <w:pStyle w:val="Heading3"/>
+      </w:pPr>
+      <w:r>
+        <w:rPr>
+          <w:rFonts w:hint="eastAsia"/>
+        </w:rPr>
+        <w:t>ubuntu slave</w:t>
+      </w:r>
+      <w:r>
+        <w:rPr>
+          <w:rFonts w:hint="eastAsia"/>
+        </w:rPr>
+        <w:t>机器需配置节点环境变量</w:t>
+      </w:r>
+    </w:p>
+    <w:p>
+      <w:pPr>
+        <w:rPr>
+          <w:rFonts w:hint="eastAsia"/>
+        </w:rPr>
+      </w:pPr>
+      <w:r>
+        <w:rPr>
+          <w:rFonts w:hint="eastAsia"/>
+        </w:rPr>
+        <w:t>jenkins  master</w:t>
+      </w:r>
+      <w:r>
+        <w:rPr>
+          <w:rFonts w:hint="eastAsia"/>
+        </w:rPr>
+        <w:t>添加操作系统为</w:t>
+      </w:r>
+      <w:r>
+        <w:rPr>
+          <w:rFonts w:hint="eastAsia"/>
+        </w:rPr>
+        <w:t>ubuntu</w:t>
+      </w:r>
+      <w:r>
+        <w:rPr>
+          <w:rFonts w:hint="eastAsia"/>
+        </w:rPr>
+        <w:t>的机器作为</w:t>
+      </w:r>
+      <w:r>
+        <w:rPr>
+          <w:rFonts w:hint="eastAsia"/>
+        </w:rPr>
+        <w:t>slave</w:t>
+      </w:r>
+      <w:r>
+        <w:rPr>
+          <w:rFonts w:hint="eastAsia"/>
+        </w:rPr>
+        <w:t>节点时需在节点配置参数里面添加以下变量：</w:t>
+      </w:r>
+    </w:p>
+    <w:p>
+      <w:r>
+        <w:t>CLASSPATH</w:t>
+      </w:r>
+    </w:p>
+    <w:p>
+      <w:r>
+        <w:t>/usr/local/staf/lib/STAFAnt.jar:/usr/local/staf/samples/demo/STAFDemo.jar:/usr/local/staf/lib/JSTAF.jar:.:/lib/dt.jar:/lib/tools.jar</w:t>
+      </w:r>
+    </w:p>
+    <w:p/>
+    <w:p>
+      <w:r>
+        <w:t>LD_LIBRARY_PATH</w:t>
+      </w:r>
+    </w:p>
+    <w:p>
+      <w:r>
+        <w:t>/usr/local/staf/lib</w:t>
+      </w:r>
+    </w:p>
+    <w:p/>
+    <w:p>
+      <w:r>
+        <w:t>PATH</w:t>
+      </w:r>
+    </w:p>
+    <w:p>
+      <w:r>
+        <w:t>/usr/local/staf/bin:/opt/apache-ant-1.9.6/bin:/usr/local/sbin:/usr/local/bin:/usr/sbin:/usr/bin:/sbin:/bin:/usr/games:/bin</w:t>
+      </w:r>
+    </w:p>
     <w:p>
       <w:pPr>
         <w:pStyle w:val="Heading2"/>
@@ -2601,6 +2695,7 @@
         <w:rPr>
           <w:rFonts w:hint="eastAsia"/>
         </w:rPr>
+        <w:lastRenderedPageBreak/>
         <w:t>安装</w:t>
       </w:r>
       <w:r>
@@ -2871,205 +2966,205 @@
         <w:rPr>
           <w:rFonts w:hint="eastAsia"/>
         </w:rPr>
+        <w:t>安装原生</w:t>
+      </w:r>
+      <w:r>
+        <w:rPr>
+          <w:rFonts w:hint="eastAsia"/>
+        </w:rPr>
+        <w:t>pg</w:t>
+      </w:r>
+    </w:p>
+    <w:p>
+      <w:r>
+        <w:rPr>
+          <w:rFonts w:hint="eastAsia"/>
+        </w:rPr>
+        <w:t>拷贝</w:t>
+      </w:r>
+      <w:r>
+        <w:rPr>
+          <w:rFonts w:hint="eastAsia"/>
+        </w:rPr>
+        <w:t>pgsql</w:t>
+      </w:r>
+      <w:r>
+        <w:rPr>
+          <w:rFonts w:hint="eastAsia"/>
+        </w:rPr>
+        <w:t>目录</w:t>
+      </w:r>
+    </w:p>
+    <w:p>
+      <w:r>
+        <w:t>export PATH=/usr/local/pgsql/bin:$PATH</w:t>
+      </w:r>
+    </w:p>
+    <w:p/>
+    <w:p>
+      <w:pPr>
+        <w:pStyle w:val="Heading3"/>
+      </w:pPr>
+      <w:r>
+        <w:rPr>
+          <w:rFonts w:hint="eastAsia"/>
+        </w:rPr>
+        <w:t>安装</w:t>
+      </w:r>
+      <w:r>
+        <w:rPr>
+          <w:rFonts w:hint="eastAsia"/>
+        </w:rPr>
+        <w:t>Python</w:t>
+      </w:r>
+      <w:r>
+        <w:rPr>
+          <w:rFonts w:hint="eastAsia"/>
+        </w:rPr>
+        <w:t>、</w:t>
+      </w:r>
+      <w:r>
+        <w:rPr>
+          <w:rFonts w:hint="eastAsia"/>
+        </w:rPr>
+        <w:t xml:space="preserve">Python-devel </w:t>
+      </w:r>
+    </w:p>
+    <w:p/>
+    <w:p>
+      <w:r>
+        <w:rPr>
+          <w:rFonts w:hint="eastAsia"/>
+        </w:rPr>
+        <w:t>eg:</w:t>
+      </w:r>
+      <w:r>
+        <w:rPr>
+          <w:rFonts w:hint="eastAsia"/>
+        </w:rPr>
+        <w:t>源码安装</w:t>
+      </w:r>
+    </w:p>
+    <w:p>
+      <w:r>
+        <w:t>tar zxvf Python-2.7.7.tgz</w:t>
+      </w:r>
+    </w:p>
+    <w:p>
+      <w:r>
+        <w:t>cd Python-2.7.7</w:t>
+      </w:r>
+    </w:p>
+    <w:p>
+      <w:r>
+        <w:t>./configure --enable-shared --prefix=/usr/local/python2.7.7/</w:t>
+      </w:r>
+    </w:p>
+    <w:p>
+      <w:r>
+        <w:t>make</w:t>
+      </w:r>
+    </w:p>
+    <w:p>
+      <w:r>
+        <w:t>make install</w:t>
+      </w:r>
+    </w:p>
+    <w:p>
+      <w:r>
+        <w:t xml:space="preserve">echo /usr/local/python2.7.7/lib &gt; /etc/ld.so.conf.d/python2.7.conf </w:t>
+      </w:r>
+    </w:p>
+    <w:p>
+      <w:r>
+        <w:t>ldconfig</w:t>
+      </w:r>
+    </w:p>
+    <w:p/>
+    <w:p>
+      <w:pPr>
+        <w:pStyle w:val="Heading3"/>
+      </w:pPr>
+      <w:r>
+        <w:rPr>
+          <w:rFonts w:hint="eastAsia"/>
+        </w:rPr>
+        <w:t>准备</w:t>
+      </w:r>
+      <w:r>
+        <w:rPr>
+          <w:rFonts w:hint="eastAsia"/>
+        </w:rPr>
+        <w:t>spark</w:t>
+      </w:r>
+      <w:r>
+        <w:rPr>
+          <w:rFonts w:hint="eastAsia"/>
+        </w:rPr>
+        <w:t>编译环境</w:t>
+      </w:r>
+    </w:p>
+    <w:p>
+      <w:r>
+        <w:rPr>
+          <w:rFonts w:hint="eastAsia"/>
+        </w:rPr>
+        <w:t xml:space="preserve">   </w:t>
+      </w:r>
+      <w:r>
+        <w:rPr>
+          <w:rFonts w:hint="eastAsia"/>
+        </w:rPr>
+        <w:t>拷贝</w:t>
+      </w:r>
+      <w:r>
+        <w:rPr>
+          <w:rFonts w:hint="eastAsia"/>
+        </w:rPr>
+        <w:t>ivy2.tar.gz m2.tar.gz sbt.tar.gz sbt_build.tar.gz</w:t>
+      </w:r>
+      <w:r>
+        <w:rPr>
+          <w:rFonts w:hint="eastAsia"/>
+        </w:rPr>
+        <w:t>到</w:t>
+      </w:r>
+      <w:r>
+        <w:rPr>
+          <w:rFonts w:hint="eastAsia"/>
+        </w:rPr>
+        <w:t>jenkins</w:t>
+      </w:r>
+      <w:r>
+        <w:rPr>
+          <w:rFonts w:hint="eastAsia"/>
+        </w:rPr>
+        <w:t>家目录</w:t>
+      </w:r>
+    </w:p>
+    <w:p>
+      <w:r>
+        <w:rPr>
+          <w:rFonts w:hint="eastAsia"/>
+        </w:rPr>
+        <w:t xml:space="preserve">   </w:t>
+      </w:r>
+      <w:r>
+        <w:rPr>
+          <w:rFonts w:hint="eastAsia"/>
+        </w:rPr>
+        <w:t>解压</w:t>
+      </w:r>
+    </w:p>
+    <w:p>
+      <w:pPr>
+        <w:pStyle w:val="Heading3"/>
+      </w:pPr>
+      <w:r>
+        <w:rPr>
+          <w:rFonts w:hint="eastAsia"/>
+        </w:rPr>
         <w:lastRenderedPageBreak/>
-        <w:t>安装原生</w:t>
-      </w:r>
-      <w:r>
-        <w:rPr>
-          <w:rFonts w:hint="eastAsia"/>
-        </w:rPr>
-        <w:t>pg</w:t>
-      </w:r>
-    </w:p>
-    <w:p>
-      <w:r>
-        <w:rPr>
-          <w:rFonts w:hint="eastAsia"/>
-        </w:rPr>
-        <w:t>拷贝</w:t>
-      </w:r>
-      <w:r>
-        <w:rPr>
-          <w:rFonts w:hint="eastAsia"/>
-        </w:rPr>
-        <w:t>pgsql</w:t>
-      </w:r>
-      <w:r>
-        <w:rPr>
-          <w:rFonts w:hint="eastAsia"/>
-        </w:rPr>
-        <w:t>目录</w:t>
-      </w:r>
-    </w:p>
-    <w:p>
-      <w:r>
-        <w:t>export PATH=/usr/local/pgsql/bin:$PATH</w:t>
-      </w:r>
-    </w:p>
-    <w:p/>
-    <w:p>
-      <w:pPr>
-        <w:pStyle w:val="Heading3"/>
-      </w:pPr>
-      <w:r>
-        <w:rPr>
-          <w:rFonts w:hint="eastAsia"/>
-        </w:rPr>
-        <w:t>安装</w:t>
-      </w:r>
-      <w:r>
-        <w:rPr>
-          <w:rFonts w:hint="eastAsia"/>
-        </w:rPr>
-        <w:t>Python</w:t>
-      </w:r>
-      <w:r>
-        <w:rPr>
-          <w:rFonts w:hint="eastAsia"/>
-        </w:rPr>
-        <w:t>、</w:t>
-      </w:r>
-      <w:r>
-        <w:rPr>
-          <w:rFonts w:hint="eastAsia"/>
-        </w:rPr>
-        <w:t xml:space="preserve">Python-devel </w:t>
-      </w:r>
-    </w:p>
-    <w:p/>
-    <w:p>
-      <w:r>
-        <w:rPr>
-          <w:rFonts w:hint="eastAsia"/>
-        </w:rPr>
-        <w:t>eg:</w:t>
-      </w:r>
-      <w:r>
-        <w:rPr>
-          <w:rFonts w:hint="eastAsia"/>
-        </w:rPr>
-        <w:t>源码安装</w:t>
-      </w:r>
-    </w:p>
-    <w:p>
-      <w:r>
-        <w:t>tar zxvf Python-2.7.7.tgz</w:t>
-      </w:r>
-    </w:p>
-    <w:p>
-      <w:r>
-        <w:t>cd Python-2.7.7</w:t>
-      </w:r>
-    </w:p>
-    <w:p>
-      <w:r>
-        <w:t>./configure --enable-shared --prefix=/usr/local/python2.7.7/</w:t>
-      </w:r>
-    </w:p>
-    <w:p>
-      <w:r>
-        <w:t>make</w:t>
-      </w:r>
-    </w:p>
-    <w:p>
-      <w:r>
-        <w:t>make install</w:t>
-      </w:r>
-    </w:p>
-    <w:p>
-      <w:r>
-        <w:t xml:space="preserve">echo /usr/local/python2.7.7/lib &gt; /etc/ld.so.conf.d/python2.7.conf </w:t>
-      </w:r>
-    </w:p>
-    <w:p>
-      <w:r>
-        <w:t>ldconfig</w:t>
-      </w:r>
-    </w:p>
-    <w:p/>
-    <w:p>
-      <w:pPr>
-        <w:pStyle w:val="Heading3"/>
-      </w:pPr>
-      <w:r>
-        <w:rPr>
-          <w:rFonts w:hint="eastAsia"/>
-        </w:rPr>
-        <w:t>准备</w:t>
-      </w:r>
-      <w:r>
-        <w:rPr>
-          <w:rFonts w:hint="eastAsia"/>
-        </w:rPr>
-        <w:t>spark</w:t>
-      </w:r>
-      <w:r>
-        <w:rPr>
-          <w:rFonts w:hint="eastAsia"/>
-        </w:rPr>
-        <w:t>编译环境</w:t>
-      </w:r>
-    </w:p>
-    <w:p>
-      <w:r>
-        <w:rPr>
-          <w:rFonts w:hint="eastAsia"/>
-        </w:rPr>
-        <w:t xml:space="preserve">   </w:t>
-      </w:r>
-      <w:r>
-        <w:rPr>
-          <w:rFonts w:hint="eastAsia"/>
-        </w:rPr>
-        <w:t>拷贝</w:t>
-      </w:r>
-      <w:r>
-        <w:rPr>
-          <w:rFonts w:hint="eastAsia"/>
-        </w:rPr>
-        <w:t>ivy2.tar.gz m2.tar.gz sbt.tar.gz sbt_build.tar.gz</w:t>
-      </w:r>
-      <w:r>
-        <w:rPr>
-          <w:rFonts w:hint="eastAsia"/>
-        </w:rPr>
-        <w:t>到</w:t>
-      </w:r>
-      <w:r>
-        <w:rPr>
-          <w:rFonts w:hint="eastAsia"/>
-        </w:rPr>
-        <w:t>jenkins</w:t>
-      </w:r>
-      <w:r>
-        <w:rPr>
-          <w:rFonts w:hint="eastAsia"/>
-        </w:rPr>
-        <w:t>家目录</w:t>
-      </w:r>
-    </w:p>
-    <w:p>
-      <w:r>
-        <w:rPr>
-          <w:rFonts w:hint="eastAsia"/>
-        </w:rPr>
-        <w:t xml:space="preserve">   </w:t>
-      </w:r>
-      <w:r>
-        <w:rPr>
-          <w:rFonts w:hint="eastAsia"/>
-        </w:rPr>
-        <w:t>解压</w:t>
-      </w:r>
-    </w:p>
-    <w:p>
-      <w:pPr>
-        <w:pStyle w:val="Heading3"/>
-      </w:pPr>
-      <w:r>
-        <w:rPr>
-          <w:rFonts w:hint="eastAsia"/>
-        </w:rPr>
         <w:t>文档编译</w:t>
       </w:r>
       <w:r>

--- a/doc/add_new_machine.docx
+++ b/doc/add_new_machine.docx
@@ -2548,11 +2548,6 @@
       </w:r>
     </w:p>
     <w:p>
-      <w:pPr>
-        <w:rPr>
-          <w:rFonts w:hint="eastAsia"/>
-        </w:rPr>
-      </w:pPr>
       <w:r>
         <w:rPr>
           <w:rFonts w:hint="eastAsia"/>
@@ -2618,10 +2613,300 @@
       </w:r>
     </w:p>
     <w:p>
+      <w:pPr>
+        <w:rPr>
+          <w:rFonts w:hint="eastAsia"/>
+        </w:rPr>
+      </w:pPr>
       <w:r>
         <w:t>/usr/local/staf/bin:/opt/apache-ant-1.9.6/bin:/usr/local/sbin:/usr/local/bin:/usr/sbin:/usr/bin:/sbin:/bin:/usr/games:/bin</w:t>
       </w:r>
     </w:p>
+    <w:p>
+      <w:pPr>
+        <w:pStyle w:val="Heading3"/>
+        <w:rPr>
+          <w:rFonts w:hint="eastAsia"/>
+        </w:rPr>
+      </w:pPr>
+      <w:r>
+        <w:rPr>
+          <w:rFonts w:hint="eastAsia"/>
+        </w:rPr>
+        <w:t>安装</w:t>
+      </w:r>
+      <w:r>
+        <w:rPr>
+          <w:rFonts w:hint="eastAsia"/>
+        </w:rPr>
+        <w:t>es</w:t>
+      </w:r>
+    </w:p>
+    <w:p>
+      <w:pPr>
+        <w:rPr>
+          <w:rFonts w:hint="eastAsia"/>
+        </w:rPr>
+      </w:pPr>
+      <w:r>
+        <w:rPr>
+          <w:rFonts w:hint="eastAsia"/>
+        </w:rPr>
+        <w:t>es</w:t>
+      </w:r>
+      <w:r>
+        <w:rPr>
+          <w:rFonts w:hint="eastAsia"/>
+        </w:rPr>
+        <w:t>是全文索引相关用例需要使用的</w:t>
+      </w:r>
+    </w:p>
+    <w:p>
+      <w:pPr>
+        <w:rPr>
+          <w:rFonts w:hint="eastAsia"/>
+        </w:rPr>
+      </w:pPr>
+      <w:r>
+        <w:rPr>
+          <w:rFonts w:hint="eastAsia"/>
+        </w:rPr>
+        <w:t>官网下载</w:t>
+      </w:r>
+      <w:r>
+        <w:t>elasticsearch-6.2.2.tar.gz</w:t>
+      </w:r>
+    </w:p>
+    <w:p>
+      <w:pPr>
+        <w:rPr>
+          <w:rFonts w:hint="eastAsia"/>
+        </w:rPr>
+      </w:pPr>
+      <w:r>
+        <w:t>Elasticsearch</w:t>
+      </w:r>
+      <w:r>
+        <w:t>的运行需要</w:t>
+      </w:r>
+      <w:r>
+        <w:t>Java</w:t>
+      </w:r>
+      <w:r>
+        <w:t>环境，当前版本要求至少为</w:t>
+      </w:r>
+      <w:r>
+        <w:t>Java 7</w:t>
+      </w:r>
+      <w:r>
+        <w:t>，且配置好</w:t>
+      </w:r>
+      <w:r>
+        <w:t>JAVA_HOME</w:t>
+      </w:r>
+      <w:r>
+        <w:t>等。</w:t>
+      </w:r>
+    </w:p>
+    <w:p>
+      <w:pPr>
+        <w:rPr>
+          <w:rFonts w:hint="eastAsia"/>
+        </w:rPr>
+      </w:pPr>
+      <w:r>
+        <w:rPr>
+          <w:rFonts w:hint="eastAsia"/>
+        </w:rPr>
+        <w:t xml:space="preserve">cd </w:t>
+      </w:r>
+      <w:r>
+        <w:t>elasticsearch-6.2.2</w:t>
+      </w:r>
+    </w:p>
+    <w:p>
+      <w:pPr>
+        <w:rPr>
+          <w:rFonts w:hint="eastAsia"/>
+        </w:rPr>
+      </w:pPr>
+      <w:r>
+        <w:t>vi config/elasticsearch.yml</w:t>
+      </w:r>
+      <w:r>
+        <w:rPr>
+          <w:rFonts w:hint="eastAsia"/>
+        </w:rPr>
+        <w:t>修改</w:t>
+      </w:r>
+      <w:r>
+        <w:rPr>
+          <w:rFonts w:hint="eastAsia"/>
+        </w:rPr>
+        <w:t>如下内容：</w:t>
+      </w:r>
+    </w:p>
+    <w:p>
+      <w:pPr>
+        <w:rPr>
+          <w:rFonts w:hint="eastAsia"/>
+        </w:rPr>
+      </w:pPr>
+      <w:r>
+        <w:rPr>
+          <w:rFonts w:hint="eastAsia"/>
+        </w:rPr>
+        <w:t xml:space="preserve">                     </w:t>
+      </w:r>
+      <w:r>
+        <w:t>network.host</w:t>
+      </w:r>
+      <w:r>
+        <w:rPr>
+          <w:rFonts w:hint="eastAsia"/>
+        </w:rPr>
+        <w:t>为本机</w:t>
+      </w:r>
+      <w:r>
+        <w:rPr>
+          <w:rFonts w:hint="eastAsia"/>
+        </w:rPr>
+        <w:t>ip</w:t>
+      </w:r>
+    </w:p>
+    <w:p>
+      <w:r>
+        <w:rPr>
+          <w:rFonts w:hint="eastAsia"/>
+        </w:rPr>
+        <w:t xml:space="preserve">                     </w:t>
+      </w:r>
+      <w:r>
+        <w:t>bootstrap.memory_lock: false</w:t>
+      </w:r>
+    </w:p>
+    <w:p>
+      <w:pPr>
+        <w:rPr>
+          <w:rFonts w:hint="eastAsia"/>
+        </w:rPr>
+      </w:pPr>
+      <w:r>
+        <w:rPr>
+          <w:rFonts w:hint="eastAsia"/>
+        </w:rPr>
+        <w:lastRenderedPageBreak/>
+        <w:t xml:space="preserve">                     </w:t>
+      </w:r>
+      <w:r>
+        <w:t>bootstrap.system_call_filter: false</w:t>
+      </w:r>
+    </w:p>
+    <w:p>
+      <w:pPr>
+        <w:pStyle w:val="NormalWeb"/>
+      </w:pPr>
+      <w:r>
+        <w:t>以 root 权限修改 /etc/security/limits.conf</w:t>
+      </w:r>
+    </w:p>
+    <w:p>
+      <w:pPr>
+        <w:pStyle w:val="NormalWeb"/>
+      </w:pPr>
+      <w:r>
+        <w:t>添加如下内容：</w:t>
+      </w:r>
+    </w:p>
+    <w:p>
+      <w:pPr>
+        <w:pStyle w:val="NormalWeb"/>
+      </w:pPr>
+      <w:r>
+        <w:t>* soft nofile 65536</w:t>
+      </w:r>
+    </w:p>
+    <w:p>
+      <w:pPr>
+        <w:pStyle w:val="NormalWeb"/>
+      </w:pPr>
+      <w:r>
+        <w:t>* hard nofile 131072</w:t>
+      </w:r>
+    </w:p>
+    <w:p>
+      <w:pPr>
+        <w:pStyle w:val="NormalWeb"/>
+      </w:pPr>
+      <w:r>
+        <w:t>以 root 权限修改 sysctl.conf，添加以下配置：</w:t>
+      </w:r>
+    </w:p>
+    <w:p>
+      <w:pPr>
+        <w:pStyle w:val="NormalWeb"/>
+      </w:pPr>
+      <w:r>
+        <w:t>vm.max_map_count = 655360</w:t>
+      </w:r>
+    </w:p>
+    <w:p>
+      <w:pPr>
+        <w:pStyle w:val="NormalWeb"/>
+      </w:pPr>
+      <w:r>
+        <w:t>并执行以下命令使其立即生效：</w:t>
+      </w:r>
+    </w:p>
+    <w:p>
+      <w:pPr>
+        <w:pStyle w:val="NormalWeb"/>
+        <w:rPr>
+          <w:rFonts w:hint="eastAsia"/>
+        </w:rPr>
+      </w:pPr>
+      <w:r>
+        <w:t>sysctl -p</w:t>
+      </w:r>
+    </w:p>
+    <w:p>
+      <w:pPr>
+        <w:pStyle w:val="NormalWeb"/>
+        <w:rPr>
+          <w:rFonts w:hint="eastAsia"/>
+        </w:rPr>
+      </w:pPr>
+      <w:r>
+        <w:rPr>
+          <w:rFonts w:hint="eastAsia"/>
+        </w:rPr>
+        <w:t>修改</w:t>
+      </w:r>
+      <w:r>
+        <w:t>elasticsearch-6.2.2</w:t>
+      </w:r>
+      <w:r>
+        <w:rPr>
+          <w:rFonts w:hint="eastAsia"/>
+        </w:rPr>
+        <w:t>为非root用户例如sdbadmin</w:t>
+      </w:r>
+    </w:p>
+    <w:p>
+      <w:pPr>
+        <w:pStyle w:val="NormalWeb"/>
+      </w:pPr>
+      <w:r>
+        <w:rPr>
+          <w:rFonts w:hint="eastAsia"/>
+        </w:rPr>
+        <w:t>启动</w:t>
+      </w:r>
+      <w:r>
+        <w:t>./bin/elasticsearch -d</w:t>
+      </w:r>
+    </w:p>
+    <w:p/>
     <w:p>
       <w:pPr>
         <w:pStyle w:val="Heading2"/>
@@ -2695,181 +2980,433 @@
         <w:rPr>
           <w:rFonts w:hint="eastAsia"/>
         </w:rPr>
+        <w:t>安装</w:t>
+      </w:r>
+      <w:r>
+        <w:rPr>
+          <w:rFonts w:hint="eastAsia"/>
+        </w:rPr>
+        <w:t>maven</w:t>
+      </w:r>
+    </w:p>
+    <w:p>
+      <w:r>
+        <w:rPr>
+          <w:rFonts w:hint="eastAsia"/>
+        </w:rPr>
+        <w:t>安装包</w:t>
+      </w:r>
+      <w:r>
+        <w:rPr>
+          <w:rFonts w:hint="eastAsia"/>
+        </w:rPr>
+        <w:t>：</w:t>
+      </w:r>
+      <w:r>
+        <w:rPr>
+          <w:rFonts w:hint="eastAsia"/>
+        </w:rPr>
+        <w:t xml:space="preserve">svn  </w:t>
+      </w:r>
+      <w:r>
+        <w:t>trunk\thirdparty\CI-tools</w:t>
+      </w:r>
+      <w:r>
+        <w:rPr>
+          <w:rFonts w:hint="eastAsia"/>
+        </w:rPr>
+        <w:t>\</w:t>
+      </w:r>
+      <w:r>
+        <w:t xml:space="preserve"> apache-maven-3.3.9-bin</w:t>
+      </w:r>
+      <w:r>
+        <w:rPr>
+          <w:rFonts w:hint="eastAsia"/>
+        </w:rPr>
+        <w:t>.zip</w:t>
+      </w:r>
+    </w:p>
+    <w:p>
+      <w:r>
+        <w:rPr>
+          <w:rFonts w:hint="eastAsia"/>
+        </w:rPr>
+        <w:t>解压到</w:t>
+      </w:r>
+      <w:r>
+        <w:rPr>
+          <w:rFonts w:hint="eastAsia"/>
+        </w:rPr>
+        <w:t>/opt</w:t>
+      </w:r>
+      <w:r>
+        <w:rPr>
+          <w:rFonts w:hint="eastAsia"/>
+        </w:rPr>
+        <w:t>下</w:t>
+      </w:r>
+    </w:p>
+    <w:p>
+      <w:r>
+        <w:rPr>
+          <w:rFonts w:hint="eastAsia"/>
+        </w:rPr>
+        <w:t>配置环境变量</w:t>
+      </w:r>
+      <w:r>
+        <w:rPr>
+          <w:rFonts w:hint="eastAsia"/>
+        </w:rPr>
+        <w:t>，打开</w:t>
+      </w:r>
+      <w:r>
+        <w:t>/etc/profile</w:t>
+      </w:r>
+      <w:r>
+        <w:rPr>
+          <w:rFonts w:hint="eastAsia"/>
+        </w:rPr>
+        <w:t>和</w:t>
+      </w:r>
+      <w:r>
+        <w:t>~jenkins/.bashrc</w:t>
+      </w:r>
+      <w:r>
+        <w:rPr>
+          <w:rFonts w:hint="eastAsia"/>
+        </w:rPr>
+        <w:t>添加</w:t>
+      </w:r>
+      <w:r>
+        <w:rPr>
+          <w:rFonts w:hint="eastAsia"/>
+        </w:rPr>
+        <w:t>：</w:t>
+      </w:r>
+    </w:p>
+    <w:p>
+      <w:r>
+        <w:rPr>
+          <w:rFonts w:hint="eastAsia"/>
+        </w:rPr>
+        <w:t xml:space="preserve">  </w:t>
+      </w:r>
+      <w:r>
+        <w:t>export MAVEN_HOME=/opt/apache-maven-3.3.9</w:t>
+      </w:r>
+    </w:p>
+    <w:p>
+      <w:r>
+        <w:rPr>
+          <w:rFonts w:hint="eastAsia"/>
+        </w:rPr>
+        <w:t xml:space="preserve">  </w:t>
+      </w:r>
+      <w:r>
+        <w:t>export PATH=${PATH}:${MAVEN_HOME}/bin</w:t>
+      </w:r>
+    </w:p>
+    <w:p>
+      <w:r>
+        <w:rPr>
+          <w:rFonts w:hint="eastAsia"/>
+        </w:rPr>
+        <w:t>创建用户配置文件：</w:t>
+      </w:r>
+    </w:p>
+    <w:p>
+      <w:r>
+        <w:rPr>
+          <w:rFonts w:hint="eastAsia"/>
+        </w:rPr>
+        <w:t xml:space="preserve"> </w:t>
+      </w:r>
+      <w:r>
+        <w:rPr>
+          <w:rFonts w:hint="eastAsia"/>
+        </w:rPr>
+        <w:t>复制</w:t>
+      </w:r>
+      <w:r>
+        <w:rPr>
+          <w:rFonts w:hint="eastAsia"/>
+        </w:rPr>
+        <w:t>maven</w:t>
+      </w:r>
+      <w:r>
+        <w:rPr>
+          <w:rFonts w:hint="eastAsia"/>
+        </w:rPr>
+        <w:t>的全局配置文件</w:t>
+      </w:r>
+      <w:r>
+        <w:t>/opt/apache-maven-3.3.9/conf/</w:t>
+      </w:r>
+      <w:r>
+        <w:rPr>
+          <w:rFonts w:hint="eastAsia"/>
+        </w:rPr>
+        <w:t xml:space="preserve"> </w:t>
+      </w:r>
+      <w:r>
+        <w:rPr>
+          <w:rFonts w:hint="eastAsia"/>
+        </w:rPr>
+        <w:t>settings.xml</w:t>
+      </w:r>
+      <w:r>
+        <w:rPr>
+          <w:rFonts w:hint="eastAsia"/>
+        </w:rPr>
+        <w:t>到</w:t>
+      </w:r>
+      <w:r>
+        <w:rPr>
+          <w:rFonts w:hint="eastAsia"/>
+        </w:rPr>
+        <w:t>~</w:t>
+      </w:r>
+      <w:r>
+        <w:rPr>
+          <w:rFonts w:hint="eastAsia"/>
+        </w:rPr>
+        <w:t>jenkins</w:t>
+      </w:r>
+      <w:r>
+        <w:rPr>
+          <w:rFonts w:hint="eastAsia"/>
+        </w:rPr>
+        <w:t>/.m2</w:t>
+      </w:r>
+      <w:r>
+        <w:rPr>
+          <w:rFonts w:hint="eastAsia"/>
+        </w:rPr>
+        <w:t>目录下</w:t>
+      </w:r>
+      <w:r>
+        <w:rPr>
+          <w:rFonts w:hint="eastAsia"/>
+        </w:rPr>
+        <w:t>。</w:t>
+      </w:r>
+    </w:p>
+    <w:p>
+      <w:r>
+        <w:rPr>
+          <w:rFonts w:hint="eastAsia"/>
+        </w:rPr>
+        <w:t>在用户配置文件中</w:t>
+      </w:r>
+      <w:r>
+        <w:rPr>
+          <w:rFonts w:hint="eastAsia"/>
+        </w:rPr>
+        <w:t>配置镜像文件</w:t>
+      </w:r>
+      <w:r>
+        <w:rPr>
+          <w:rFonts w:hint="eastAsia"/>
+        </w:rPr>
+        <w:t>：</w:t>
+      </w:r>
+    </w:p>
+    <w:p>
+      <w:r>
+        <w:t xml:space="preserve">    &lt;mirror&gt;</w:t>
+      </w:r>
+    </w:p>
+    <w:p>
+      <w:r>
         <w:lastRenderedPageBreak/>
+        <w:t xml:space="preserve">      &lt;id&gt;central&lt;/id&gt;</w:t>
+      </w:r>
+    </w:p>
+    <w:p>
+      <w:r>
+        <w:t xml:space="preserve">      &lt;mirrorOf&gt;*&lt;/mirrorOf&gt;</w:t>
+      </w:r>
+    </w:p>
+    <w:p>
+      <w:r>
+        <w:t xml:space="preserve">      &lt;name&gt;Human Readable Name for this Mirror.&lt;/name&gt;</w:t>
+      </w:r>
+    </w:p>
+    <w:p>
+      <w:r>
+        <w:t xml:space="preserve">      &lt;url&gt;http://192.168.31.204:8081/nexus/content/repositories/central/&lt;/url&gt;</w:t>
+      </w:r>
+    </w:p>
+    <w:p>
+      <w:r>
+        <w:t xml:space="preserve">    &lt;/mirror&gt;</w:t>
+      </w:r>
+    </w:p>
+    <w:p>
+      <w:pPr>
+        <w:pStyle w:val="Heading3"/>
+      </w:pPr>
+      <w:r>
+        <w:rPr>
+          <w:rFonts w:hint="eastAsia"/>
+        </w:rPr>
+        <w:t>安装原生</w:t>
+      </w:r>
+      <w:r>
+        <w:rPr>
+          <w:rFonts w:hint="eastAsia"/>
+        </w:rPr>
+        <w:t>pg</w:t>
+      </w:r>
+    </w:p>
+    <w:p>
+      <w:r>
+        <w:rPr>
+          <w:rFonts w:hint="eastAsia"/>
+        </w:rPr>
+        <w:t>拷贝</w:t>
+      </w:r>
+      <w:r>
+        <w:rPr>
+          <w:rFonts w:hint="eastAsia"/>
+        </w:rPr>
+        <w:t>pgsql</w:t>
+      </w:r>
+      <w:r>
+        <w:rPr>
+          <w:rFonts w:hint="eastAsia"/>
+        </w:rPr>
+        <w:t>目录</w:t>
+      </w:r>
+    </w:p>
+    <w:p>
+      <w:r>
+        <w:t>export PATH=/usr/local/pgsql/bin:$PATH</w:t>
+      </w:r>
+    </w:p>
+    <w:p/>
+    <w:p>
+      <w:pPr>
+        <w:pStyle w:val="Heading3"/>
+      </w:pPr>
+      <w:r>
+        <w:rPr>
+          <w:rFonts w:hint="eastAsia"/>
+        </w:rPr>
         <w:t>安装</w:t>
       </w:r>
       <w:r>
         <w:rPr>
           <w:rFonts w:hint="eastAsia"/>
         </w:rPr>
-        <w:t>maven</w:t>
-      </w:r>
-    </w:p>
-    <w:p>
-      <w:r>
-        <w:rPr>
-          <w:rFonts w:hint="eastAsia"/>
-        </w:rPr>
-        <w:t>安装包</w:t>
-      </w:r>
-      <w:r>
-        <w:rPr>
-          <w:rFonts w:hint="eastAsia"/>
-        </w:rPr>
-        <w:t>：</w:t>
-      </w:r>
-      <w:r>
-        <w:rPr>
-          <w:rFonts w:hint="eastAsia"/>
-        </w:rPr>
-        <w:t xml:space="preserve">svn  </w:t>
-      </w:r>
-      <w:r>
-        <w:t>trunk\thirdparty\CI-tools</w:t>
-      </w:r>
-      <w:r>
-        <w:rPr>
-          <w:rFonts w:hint="eastAsia"/>
-        </w:rPr>
-        <w:t>\</w:t>
-      </w:r>
-      <w:r>
-        <w:t xml:space="preserve"> apache-maven-3.3.9-bin</w:t>
-      </w:r>
-      <w:r>
-        <w:rPr>
-          <w:rFonts w:hint="eastAsia"/>
-        </w:rPr>
-        <w:t>.zip</w:t>
-      </w:r>
-    </w:p>
-    <w:p>
-      <w:r>
-        <w:rPr>
-          <w:rFonts w:hint="eastAsia"/>
-        </w:rPr>
-        <w:t>解压到</w:t>
-      </w:r>
-      <w:r>
-        <w:rPr>
-          <w:rFonts w:hint="eastAsia"/>
-        </w:rPr>
-        <w:t>/opt</w:t>
-      </w:r>
-      <w:r>
-        <w:rPr>
-          <w:rFonts w:hint="eastAsia"/>
-        </w:rPr>
-        <w:t>下</w:t>
-      </w:r>
-    </w:p>
-    <w:p>
-      <w:r>
-        <w:rPr>
-          <w:rFonts w:hint="eastAsia"/>
-        </w:rPr>
-        <w:t>配置环境变量</w:t>
-      </w:r>
-      <w:r>
-        <w:rPr>
-          <w:rFonts w:hint="eastAsia"/>
-        </w:rPr>
-        <w:t>，打开</w:t>
-      </w:r>
-      <w:r>
-        <w:t>/etc/profile</w:t>
-      </w:r>
-      <w:r>
-        <w:rPr>
-          <w:rFonts w:hint="eastAsia"/>
-        </w:rPr>
-        <w:t>和</w:t>
-      </w:r>
-      <w:r>
-        <w:t>~jenkins/.bashrc</w:t>
-      </w:r>
-      <w:r>
-        <w:rPr>
-          <w:rFonts w:hint="eastAsia"/>
-        </w:rPr>
-        <w:t>添加</w:t>
-      </w:r>
-      <w:r>
-        <w:rPr>
-          <w:rFonts w:hint="eastAsia"/>
-        </w:rPr>
-        <w:t>：</w:t>
-      </w:r>
-    </w:p>
-    <w:p>
-      <w:r>
-        <w:rPr>
-          <w:rFonts w:hint="eastAsia"/>
-        </w:rPr>
-        <w:t xml:space="preserve">  </w:t>
-      </w:r>
-      <w:r>
-        <w:t>export MAVEN_HOME=/opt/apache-maven-3.3.9</w:t>
-      </w:r>
-    </w:p>
-    <w:p>
-      <w:r>
-        <w:rPr>
-          <w:rFonts w:hint="eastAsia"/>
-        </w:rPr>
-        <w:t xml:space="preserve">  </w:t>
-      </w:r>
-      <w:r>
-        <w:t>export PATH=${PATH}:${MAVEN_HOME}/bin</w:t>
-      </w:r>
-    </w:p>
-    <w:p>
-      <w:r>
-        <w:rPr>
-          <w:rFonts w:hint="eastAsia"/>
-        </w:rPr>
-        <w:t>创建用户配置文件：</w:t>
-      </w:r>
-    </w:p>
-    <w:p>
-      <w:r>
-        <w:rPr>
-          <w:rFonts w:hint="eastAsia"/>
-        </w:rPr>
-        <w:t xml:space="preserve"> </w:t>
-      </w:r>
-      <w:r>
-        <w:rPr>
-          <w:rFonts w:hint="eastAsia"/>
-        </w:rPr>
-        <w:t>复制</w:t>
-      </w:r>
-      <w:r>
-        <w:rPr>
-          <w:rFonts w:hint="eastAsia"/>
-        </w:rPr>
-        <w:t>maven</w:t>
-      </w:r>
-      <w:r>
-        <w:rPr>
-          <w:rFonts w:hint="eastAsia"/>
-        </w:rPr>
-        <w:t>的全局配置文件</w:t>
-      </w:r>
-      <w:r>
-        <w:t>/opt/apache-maven-3.3.9/conf/</w:t>
-      </w:r>
-      <w:r>
-        <w:rPr>
-          <w:rFonts w:hint="eastAsia"/>
-        </w:rPr>
-        <w:t xml:space="preserve"> </w:t>
-      </w:r>
-      <w:r>
-        <w:rPr>
-          <w:rFonts w:hint="eastAsia"/>
-        </w:rPr>
-        <w:t>settings.xml</w:t>
+        <w:t>Python</w:t>
+      </w:r>
+      <w:r>
+        <w:rPr>
+          <w:rFonts w:hint="eastAsia"/>
+        </w:rPr>
+        <w:t>、</w:t>
+      </w:r>
+      <w:r>
+        <w:rPr>
+          <w:rFonts w:hint="eastAsia"/>
+        </w:rPr>
+        <w:t xml:space="preserve">Python-devel </w:t>
+      </w:r>
+    </w:p>
+    <w:p/>
+    <w:p>
+      <w:r>
+        <w:rPr>
+          <w:rFonts w:hint="eastAsia"/>
+        </w:rPr>
+        <w:t>eg:</w:t>
+      </w:r>
+      <w:r>
+        <w:rPr>
+          <w:rFonts w:hint="eastAsia"/>
+        </w:rPr>
+        <w:t>源码安装</w:t>
+      </w:r>
+    </w:p>
+    <w:p>
+      <w:r>
+        <w:t>tar zxvf Python-2.7.7.tgz</w:t>
+      </w:r>
+    </w:p>
+    <w:p>
+      <w:r>
+        <w:t>cd Python-2.7.7</w:t>
+      </w:r>
+    </w:p>
+    <w:p>
+      <w:r>
+        <w:t>./configure --enable-shared --prefix=/usr/local/python2.7.7/</w:t>
+      </w:r>
+    </w:p>
+    <w:p>
+      <w:r>
+        <w:t>make</w:t>
+      </w:r>
+    </w:p>
+    <w:p>
+      <w:r>
+        <w:t>make install</w:t>
+      </w:r>
+    </w:p>
+    <w:p>
+      <w:r>
+        <w:t xml:space="preserve">echo /usr/local/python2.7.7/lib &gt; /etc/ld.so.conf.d/python2.7.conf </w:t>
+      </w:r>
+    </w:p>
+    <w:p>
+      <w:r>
+        <w:t>ldconfig</w:t>
+      </w:r>
+    </w:p>
+    <w:p/>
+    <w:p>
+      <w:pPr>
+        <w:pStyle w:val="Heading3"/>
+      </w:pPr>
+      <w:r>
+        <w:rPr>
+          <w:rFonts w:hint="eastAsia"/>
+        </w:rPr>
+        <w:t>准备</w:t>
+      </w:r>
+      <w:r>
+        <w:rPr>
+          <w:rFonts w:hint="eastAsia"/>
+        </w:rPr>
+        <w:t>spark</w:t>
+      </w:r>
+      <w:r>
+        <w:rPr>
+          <w:rFonts w:hint="eastAsia"/>
+        </w:rPr>
+        <w:t>编译环境</w:t>
+      </w:r>
+    </w:p>
+    <w:p>
+      <w:r>
+        <w:rPr>
+          <w:rFonts w:hint="eastAsia"/>
+        </w:rPr>
+        <w:t xml:space="preserve">   </w:t>
+      </w:r>
+      <w:r>
+        <w:rPr>
+          <w:rFonts w:hint="eastAsia"/>
+        </w:rPr>
+        <w:t>拷贝</w:t>
+      </w:r>
+      <w:r>
+        <w:rPr>
+          <w:rFonts w:hint="eastAsia"/>
+        </w:rPr>
+        <w:t>ivy2.tar.gz m2.tar.gz sbt.tar.gz sbt_build.tar.gz</w:t>
       </w:r>
       <w:r>
         <w:rPr>
@@ -2881,81 +3418,27 @@
         <w:rPr>
           <w:rFonts w:hint="eastAsia"/>
         </w:rPr>
-        <w:t>~</w:t>
-      </w:r>
-      <w:r>
-        <w:rPr>
-          <w:rFonts w:hint="eastAsia"/>
-        </w:rPr>
         <w:t>jenkins</w:t>
       </w:r>
       <w:r>
         <w:rPr>
           <w:rFonts w:hint="eastAsia"/>
         </w:rPr>
-        <w:t>/.m2</w:t>
-      </w:r>
-      <w:r>
-        <w:rPr>
-          <w:rFonts w:hint="eastAsia"/>
-        </w:rPr>
-        <w:t>目录下</w:t>
-      </w:r>
-      <w:r>
-        <w:rPr>
-          <w:rFonts w:hint="eastAsia"/>
-        </w:rPr>
-        <w:t>。</w:t>
-      </w:r>
-    </w:p>
-    <w:p>
-      <w:r>
-        <w:rPr>
-          <w:rFonts w:hint="eastAsia"/>
-        </w:rPr>
-        <w:t>在用户配置文件中</w:t>
-      </w:r>
-      <w:r>
-        <w:rPr>
-          <w:rFonts w:hint="eastAsia"/>
-        </w:rPr>
-        <w:t>配置镜像文件</w:t>
-      </w:r>
-      <w:r>
-        <w:rPr>
-          <w:rFonts w:hint="eastAsia"/>
-        </w:rPr>
-        <w:t>：</w:t>
-      </w:r>
-    </w:p>
-    <w:p>
-      <w:r>
-        <w:t xml:space="preserve">    &lt;mirror&gt;</w:t>
-      </w:r>
-    </w:p>
-    <w:p>
-      <w:r>
-        <w:t xml:space="preserve">      &lt;id&gt;central&lt;/id&gt;</w:t>
-      </w:r>
-    </w:p>
-    <w:p>
-      <w:r>
-        <w:t xml:space="preserve">      &lt;mirrorOf&gt;*&lt;/mirrorOf&gt;</w:t>
-      </w:r>
-    </w:p>
-    <w:p>
-      <w:r>
-        <w:t xml:space="preserve">      &lt;name&gt;Human Readable Name for this Mirror.&lt;/name&gt;</w:t>
-      </w:r>
-    </w:p>
-    <w:p>
-      <w:r>
-        <w:t xml:space="preserve">      &lt;url&gt;http://192.168.31.204:8081/nexus/content/repositories/central/&lt;/url&gt;</w:t>
-      </w:r>
-    </w:p>
-    <w:p>
-      <w:r>
-        <w:t xml:space="preserve">    &lt;/mirror&gt;</w:t>
+        <w:t>家目录</w:t>
+      </w:r>
+    </w:p>
+    <w:p>
+      <w:r>
+        <w:rPr>
+          <w:rFonts w:hint="eastAsia"/>
+        </w:rPr>
+        <w:t xml:space="preserve">   </w:t>
+      </w:r>
+      <w:r>
+        <w:rPr>
+          <w:rFonts w:hint="eastAsia"/>
+        </w:rPr>
+        <w:t>解压</w:t>
       </w:r>
     </w:p>
     <w:p>
@@ -2966,205 +3449,6 @@
         <w:rPr>
           <w:rFonts w:hint="eastAsia"/>
         </w:rPr>
-        <w:t>安装原生</w:t>
-      </w:r>
-      <w:r>
-        <w:rPr>
-          <w:rFonts w:hint="eastAsia"/>
-        </w:rPr>
-        <w:t>pg</w:t>
-      </w:r>
-    </w:p>
-    <w:p>
-      <w:r>
-        <w:rPr>
-          <w:rFonts w:hint="eastAsia"/>
-        </w:rPr>
-        <w:t>拷贝</w:t>
-      </w:r>
-      <w:r>
-        <w:rPr>
-          <w:rFonts w:hint="eastAsia"/>
-        </w:rPr>
-        <w:t>pgsql</w:t>
-      </w:r>
-      <w:r>
-        <w:rPr>
-          <w:rFonts w:hint="eastAsia"/>
-        </w:rPr>
-        <w:t>目录</w:t>
-      </w:r>
-    </w:p>
-    <w:p>
-      <w:r>
-        <w:t>export PATH=/usr/local/pgsql/bin:$PATH</w:t>
-      </w:r>
-    </w:p>
-    <w:p/>
-    <w:p>
-      <w:pPr>
-        <w:pStyle w:val="Heading3"/>
-      </w:pPr>
-      <w:r>
-        <w:rPr>
-          <w:rFonts w:hint="eastAsia"/>
-        </w:rPr>
-        <w:t>安装</w:t>
-      </w:r>
-      <w:r>
-        <w:rPr>
-          <w:rFonts w:hint="eastAsia"/>
-        </w:rPr>
-        <w:t>Python</w:t>
-      </w:r>
-      <w:r>
-        <w:rPr>
-          <w:rFonts w:hint="eastAsia"/>
-        </w:rPr>
-        <w:t>、</w:t>
-      </w:r>
-      <w:r>
-        <w:rPr>
-          <w:rFonts w:hint="eastAsia"/>
-        </w:rPr>
-        <w:t xml:space="preserve">Python-devel </w:t>
-      </w:r>
-    </w:p>
-    <w:p/>
-    <w:p>
-      <w:r>
-        <w:rPr>
-          <w:rFonts w:hint="eastAsia"/>
-        </w:rPr>
-        <w:t>eg:</w:t>
-      </w:r>
-      <w:r>
-        <w:rPr>
-          <w:rFonts w:hint="eastAsia"/>
-        </w:rPr>
-        <w:t>源码安装</w:t>
-      </w:r>
-    </w:p>
-    <w:p>
-      <w:r>
-        <w:t>tar zxvf Python-2.7.7.tgz</w:t>
-      </w:r>
-    </w:p>
-    <w:p>
-      <w:r>
-        <w:t>cd Python-2.7.7</w:t>
-      </w:r>
-    </w:p>
-    <w:p>
-      <w:r>
-        <w:t>./configure --enable-shared --prefix=/usr/local/python2.7.7/</w:t>
-      </w:r>
-    </w:p>
-    <w:p>
-      <w:r>
-        <w:t>make</w:t>
-      </w:r>
-    </w:p>
-    <w:p>
-      <w:r>
-        <w:t>make install</w:t>
-      </w:r>
-    </w:p>
-    <w:p>
-      <w:r>
-        <w:t xml:space="preserve">echo /usr/local/python2.7.7/lib &gt; /etc/ld.so.conf.d/python2.7.conf </w:t>
-      </w:r>
-    </w:p>
-    <w:p>
-      <w:r>
-        <w:t>ldconfig</w:t>
-      </w:r>
-    </w:p>
-    <w:p/>
-    <w:p>
-      <w:pPr>
-        <w:pStyle w:val="Heading3"/>
-      </w:pPr>
-      <w:r>
-        <w:rPr>
-          <w:rFonts w:hint="eastAsia"/>
-        </w:rPr>
-        <w:t>准备</w:t>
-      </w:r>
-      <w:r>
-        <w:rPr>
-          <w:rFonts w:hint="eastAsia"/>
-        </w:rPr>
-        <w:t>spark</w:t>
-      </w:r>
-      <w:r>
-        <w:rPr>
-          <w:rFonts w:hint="eastAsia"/>
-        </w:rPr>
-        <w:t>编译环境</w:t>
-      </w:r>
-    </w:p>
-    <w:p>
-      <w:r>
-        <w:rPr>
-          <w:rFonts w:hint="eastAsia"/>
-        </w:rPr>
-        <w:t xml:space="preserve">   </w:t>
-      </w:r>
-      <w:r>
-        <w:rPr>
-          <w:rFonts w:hint="eastAsia"/>
-        </w:rPr>
-        <w:t>拷贝</w:t>
-      </w:r>
-      <w:r>
-        <w:rPr>
-          <w:rFonts w:hint="eastAsia"/>
-        </w:rPr>
-        <w:t>ivy2.tar.gz m2.tar.gz sbt.tar.gz sbt_build.tar.gz</w:t>
-      </w:r>
-      <w:r>
-        <w:rPr>
-          <w:rFonts w:hint="eastAsia"/>
-        </w:rPr>
-        <w:t>到</w:t>
-      </w:r>
-      <w:r>
-        <w:rPr>
-          <w:rFonts w:hint="eastAsia"/>
-        </w:rPr>
-        <w:t>jenkins</w:t>
-      </w:r>
-      <w:r>
-        <w:rPr>
-          <w:rFonts w:hint="eastAsia"/>
-        </w:rPr>
-        <w:t>家目录</w:t>
-      </w:r>
-    </w:p>
-    <w:p>
-      <w:r>
-        <w:rPr>
-          <w:rFonts w:hint="eastAsia"/>
-        </w:rPr>
-        <w:t xml:space="preserve">   </w:t>
-      </w:r>
-      <w:r>
-        <w:rPr>
-          <w:rFonts w:hint="eastAsia"/>
-        </w:rPr>
-        <w:t>解压</w:t>
-      </w:r>
-    </w:p>
-    <w:p>
-      <w:pPr>
-        <w:pStyle w:val="Heading3"/>
-      </w:pPr>
-      <w:r>
-        <w:rPr>
-          <w:rFonts w:hint="eastAsia"/>
-        </w:rPr>
-        <w:lastRenderedPageBreak/>
         <w:t>文档编译</w:t>
       </w:r>
       <w:r>
@@ -5315,6 +5599,26 @@
       <w:szCs w:val="18"/>
     </w:rPr>
   </w:style>
+  <w:style w:type="paragraph" w:styleId="NormalWeb">
+    <w:name w:val="Normal (Web)"/>
+    <w:basedOn w:val="Normal"/>
+    <w:uiPriority w:val="99"/>
+    <w:semiHidden/>
+    <w:unhideWhenUsed/>
+    <w:rsid w:val="00ED1ED5"/>
+    <w:pPr>
+      <w:widowControl/>
+      <w:spacing w:before="100" w:beforeAutospacing="1" w:after="100" w:afterAutospacing="1"/>
+      <w:ind w:left="0"/>
+      <w:jc w:val="left"/>
+    </w:pPr>
+    <w:rPr>
+      <w:rFonts w:ascii="宋体" w:eastAsia="宋体" w:hAnsi="宋体" w:cs="宋体"/>
+      <w:kern w:val="0"/>
+      <w:sz w:val="24"/>
+      <w:szCs w:val="24"/>
+    </w:rPr>
+  </w:style>
 </w:styles>
 </file>
 

--- a/doc/add_new_machine.docx
+++ b/doc/add_new_machine.docx
@@ -2613,11 +2613,6 @@
       </w:r>
     </w:p>
     <w:p>
-      <w:pPr>
-        <w:rPr>
-          <w:rFonts w:hint="eastAsia"/>
-        </w:rPr>
-      </w:pPr>
       <w:r>
         <w:t>/usr/local/staf/bin:/opt/apache-ant-1.9.6/bin:/usr/local/sbin:/usr/local/bin:/usr/sbin:/usr/bin:/sbin:/bin:/usr/games:/bin</w:t>
       </w:r>
@@ -2625,9 +2620,6 @@
     <w:p>
       <w:pPr>
         <w:pStyle w:val="Heading3"/>
-        <w:rPr>
-          <w:rFonts w:hint="eastAsia"/>
-        </w:rPr>
       </w:pPr>
       <w:r>
         <w:rPr>
@@ -2643,11 +2635,6 @@
       </w:r>
     </w:p>
     <w:p>
-      <w:pPr>
-        <w:rPr>
-          <w:rFonts w:hint="eastAsia"/>
-        </w:rPr>
-      </w:pPr>
       <w:r>
         <w:rPr>
           <w:rFonts w:hint="eastAsia"/>
@@ -2662,11 +2649,6 @@
       </w:r>
     </w:p>
     <w:p>
-      <w:pPr>
-        <w:rPr>
-          <w:rFonts w:hint="eastAsia"/>
-        </w:rPr>
-      </w:pPr>
       <w:r>
         <w:rPr>
           <w:rFonts w:hint="eastAsia"/>
@@ -2678,11 +2660,6 @@
       </w:r>
     </w:p>
     <w:p>
-      <w:pPr>
-        <w:rPr>
-          <w:rFonts w:hint="eastAsia"/>
-        </w:rPr>
-      </w:pPr>
       <w:r>
         <w:t>Elasticsearch</w:t>
       </w:r>
@@ -2709,11 +2686,6 @@
       </w:r>
     </w:p>
     <w:p>
-      <w:pPr>
-        <w:rPr>
-          <w:rFonts w:hint="eastAsia"/>
-        </w:rPr>
-      </w:pPr>
       <w:r>
         <w:rPr>
           <w:rFonts w:hint="eastAsia"/>
@@ -2725,11 +2697,6 @@
       </w:r>
     </w:p>
     <w:p>
-      <w:pPr>
-        <w:rPr>
-          <w:rFonts w:hint="eastAsia"/>
-        </w:rPr>
-      </w:pPr>
       <w:r>
         <w:t>vi config/elasticsearch.yml</w:t>
       </w:r>
@@ -2747,11 +2714,6 @@
       </w:r>
     </w:p>
     <w:p>
-      <w:pPr>
-        <w:rPr>
-          <w:rFonts w:hint="eastAsia"/>
-        </w:rPr>
-      </w:pPr>
       <w:r>
         <w:rPr>
           <w:rFonts w:hint="eastAsia"/>
@@ -2786,11 +2748,6 @@
       </w:r>
     </w:p>
     <w:p>
-      <w:pPr>
-        <w:rPr>
-          <w:rFonts w:hint="eastAsia"/>
-        </w:rPr>
-      </w:pPr>
       <w:r>
         <w:rPr>
           <w:rFonts w:hint="eastAsia"/>
@@ -2861,9 +2818,6 @@
     <w:p>
       <w:pPr>
         <w:pStyle w:val="NormalWeb"/>
-        <w:rPr>
-          <w:rFonts w:hint="eastAsia"/>
-        </w:rPr>
       </w:pPr>
       <w:r>
         <w:t>sysctl -p</w:t>
@@ -2872,9 +2826,6 @@
     <w:p>
       <w:pPr>
         <w:pStyle w:val="NormalWeb"/>
-        <w:rPr>
-          <w:rFonts w:hint="eastAsia"/>
-        </w:rPr>
       </w:pPr>
       <w:r>
         <w:rPr>
@@ -2904,6 +2855,107 @@
       </w:r>
       <w:r>
         <w:t>./bin/elasticsearch -d</w:t>
+      </w:r>
+    </w:p>
+    <w:p>
+      <w:pPr>
+        <w:pStyle w:val="NormalWeb"/>
+      </w:pPr>
+      <w:r>
+        <w:rPr>
+          <w:rFonts w:hint="eastAsia"/>
+        </w:rPr>
+        <w:t>安装</w:t>
+      </w:r>
+      <w:r>
+        <w:t>kibana</w:t>
+      </w:r>
+      <w:r>
+        <w:rPr>
+          <w:rFonts w:hint="eastAsia"/>
+        </w:rPr>
+        <w:t>(</w:t>
+      </w:r>
+      <w:r>
+        <w:rPr>
+          <w:rFonts w:hint="eastAsia"/>
+        </w:rPr>
+        <w:t>便于测试通过界面查看es里面的全文索引数据</w:t>
+      </w:r>
+      <w:r>
+        <w:rPr>
+          <w:rFonts w:hint="eastAsia"/>
+        </w:rPr>
+        <w:t>):</w:t>
+      </w:r>
+    </w:p>
+    <w:p>
+      <w:pPr>
+        <w:pStyle w:val="NormalWeb"/>
+      </w:pPr>
+      <w:r>
+        <w:rPr>
+          <w:rFonts w:hint="eastAsia"/>
+        </w:rPr>
+        <w:t xml:space="preserve">    解压</w:t>
+      </w:r>
+      <w:r>
+        <w:t>kibana-6.2.2-linux-x86_64.tar.gz</w:t>
+      </w:r>
+    </w:p>
+    <w:p>
+      <w:pPr>
+        <w:pStyle w:val="NormalWeb"/>
+        <w:rPr>
+          <w:rFonts w:hint="eastAsia"/>
+        </w:rPr>
+      </w:pPr>
+      <w:r>
+        <w:rPr>
+          <w:rFonts w:hint="eastAsia"/>
+        </w:rPr>
+        <w:t xml:space="preserve">    修改配置项</w:t>
+      </w:r>
+      <w:r>
+        <w:t>kibana-6.2.2-linux-x86_64/config/kibana.yml</w:t>
+      </w:r>
+      <w:r>
+        <w:rPr>
+          <w:rFonts w:hint="eastAsia"/>
+        </w:rPr>
+        <w:t>中</w:t>
+      </w:r>
+      <w:r>
+        <w:t>server.host</w:t>
+      </w:r>
+      <w:r>
+        <w:rPr>
+          <w:rFonts w:hint="eastAsia"/>
+        </w:rPr>
+        <w:t>为es所在机器ip,</w:t>
+      </w:r>
+      <w:r>
+        <w:t xml:space="preserve"> elasticsearch.url</w:t>
+      </w:r>
+      <w:r>
+        <w:rPr>
+          <w:rFonts w:hint="eastAsia"/>
+        </w:rPr>
+        <w:t>修改为实际的esurl</w:t>
+      </w:r>
+    </w:p>
+    <w:p>
+      <w:pPr>
+        <w:pStyle w:val="NormalWeb"/>
+      </w:pPr>
+      <w:r>
+        <w:rPr>
+          <w:rFonts w:hint="eastAsia"/>
+        </w:rPr>
+        <w:t xml:space="preserve">    启动:</w:t>
+      </w:r>
+      <w:r>
+        <w:t xml:space="preserve"> ./kibana-6.2.2-linux-x86_64/bin/kibana &amp;</w:t>
       </w:r>
     </w:p>
     <w:p/>
@@ -3052,6 +3104,7 @@
         <w:rPr>
           <w:rFonts w:hint="eastAsia"/>
         </w:rPr>
+        <w:lastRenderedPageBreak/>
         <w:t>配置环境变量</w:t>
       </w:r>
       <w:r>
@@ -3219,236 +3272,236 @@
     </w:p>
     <w:p>
       <w:r>
+        <w:t xml:space="preserve">      &lt;id&gt;central&lt;/id&gt;</w:t>
+      </w:r>
+    </w:p>
+    <w:p>
+      <w:r>
+        <w:t xml:space="preserve">      &lt;mirrorOf&gt;*&lt;/mirrorOf&gt;</w:t>
+      </w:r>
+    </w:p>
+    <w:p>
+      <w:r>
+        <w:t xml:space="preserve">      &lt;name&gt;Human Readable Name for this Mirror.&lt;/name&gt;</w:t>
+      </w:r>
+    </w:p>
+    <w:p>
+      <w:r>
+        <w:t xml:space="preserve">      &lt;url&gt;http://192.168.31.204:8081/nexus/content/repositories/central/&lt;/url&gt;</w:t>
+      </w:r>
+    </w:p>
+    <w:p>
+      <w:r>
+        <w:t xml:space="preserve">    &lt;/mirror&gt;</w:t>
+      </w:r>
+    </w:p>
+    <w:p>
+      <w:pPr>
+        <w:pStyle w:val="Heading3"/>
+      </w:pPr>
+      <w:r>
+        <w:rPr>
+          <w:rFonts w:hint="eastAsia"/>
+        </w:rPr>
+        <w:t>安装原生</w:t>
+      </w:r>
+      <w:r>
+        <w:rPr>
+          <w:rFonts w:hint="eastAsia"/>
+        </w:rPr>
+        <w:t>pg</w:t>
+      </w:r>
+    </w:p>
+    <w:p>
+      <w:r>
+        <w:rPr>
+          <w:rFonts w:hint="eastAsia"/>
+        </w:rPr>
+        <w:t>拷贝</w:t>
+      </w:r>
+      <w:r>
+        <w:rPr>
+          <w:rFonts w:hint="eastAsia"/>
+        </w:rPr>
+        <w:t>pgsql</w:t>
+      </w:r>
+      <w:r>
+        <w:rPr>
+          <w:rFonts w:hint="eastAsia"/>
+        </w:rPr>
+        <w:t>目录</w:t>
+      </w:r>
+    </w:p>
+    <w:p>
+      <w:r>
+        <w:t>export PATH=/usr/local/pgsql/bin:$PATH</w:t>
+      </w:r>
+    </w:p>
+    <w:p/>
+    <w:p>
+      <w:pPr>
+        <w:pStyle w:val="Heading3"/>
+      </w:pPr>
+      <w:r>
+        <w:rPr>
+          <w:rFonts w:hint="eastAsia"/>
+        </w:rPr>
+        <w:t>安装</w:t>
+      </w:r>
+      <w:r>
+        <w:rPr>
+          <w:rFonts w:hint="eastAsia"/>
+        </w:rPr>
+        <w:t>Python</w:t>
+      </w:r>
+      <w:r>
+        <w:rPr>
+          <w:rFonts w:hint="eastAsia"/>
+        </w:rPr>
+        <w:t>、</w:t>
+      </w:r>
+      <w:r>
+        <w:rPr>
+          <w:rFonts w:hint="eastAsia"/>
+        </w:rPr>
+        <w:t xml:space="preserve">Python-devel </w:t>
+      </w:r>
+    </w:p>
+    <w:p/>
+    <w:p>
+      <w:r>
+        <w:rPr>
+          <w:rFonts w:hint="eastAsia"/>
+        </w:rPr>
+        <w:t>eg:</w:t>
+      </w:r>
+      <w:r>
+        <w:rPr>
+          <w:rFonts w:hint="eastAsia"/>
+        </w:rPr>
+        <w:t>源码安装</w:t>
+      </w:r>
+    </w:p>
+    <w:p>
+      <w:r>
+        <w:t>tar zxvf Python-2.7.7.tgz</w:t>
+      </w:r>
+    </w:p>
+    <w:p>
+      <w:r>
+        <w:t>cd Python-2.7.7</w:t>
+      </w:r>
+    </w:p>
+    <w:p>
+      <w:r>
+        <w:t>./configure --enable-shared --prefix=/usr/local/python2.7.7/</w:t>
+      </w:r>
+    </w:p>
+    <w:p>
+      <w:r>
+        <w:t>make</w:t>
+      </w:r>
+    </w:p>
+    <w:p>
+      <w:r>
+        <w:t>make install</w:t>
+      </w:r>
+    </w:p>
+    <w:p>
+      <w:r>
+        <w:t xml:space="preserve">echo /usr/local/python2.7.7/lib &gt; /etc/ld.so.conf.d/python2.7.conf </w:t>
+      </w:r>
+    </w:p>
+    <w:p>
+      <w:r>
+        <w:t>ldconfig</w:t>
+      </w:r>
+    </w:p>
+    <w:p/>
+    <w:p>
+      <w:pPr>
+        <w:pStyle w:val="Heading3"/>
+      </w:pPr>
+      <w:r>
+        <w:rPr>
+          <w:rFonts w:hint="eastAsia"/>
+        </w:rPr>
+        <w:t>准备</w:t>
+      </w:r>
+      <w:r>
+        <w:rPr>
+          <w:rFonts w:hint="eastAsia"/>
+        </w:rPr>
+        <w:t>spark</w:t>
+      </w:r>
+      <w:r>
+        <w:rPr>
+          <w:rFonts w:hint="eastAsia"/>
+        </w:rPr>
+        <w:t>编译环境</w:t>
+      </w:r>
+    </w:p>
+    <w:p>
+      <w:r>
+        <w:rPr>
+          <w:rFonts w:hint="eastAsia"/>
+        </w:rPr>
+        <w:t xml:space="preserve">   </w:t>
+      </w:r>
+      <w:r>
+        <w:rPr>
+          <w:rFonts w:hint="eastAsia"/>
+        </w:rPr>
+        <w:t>拷贝</w:t>
+      </w:r>
+      <w:r>
+        <w:rPr>
+          <w:rFonts w:hint="eastAsia"/>
+        </w:rPr>
+        <w:t>ivy2.tar.gz m2.tar.gz sbt.tar.gz sbt_build.tar.gz</w:t>
+      </w:r>
+      <w:r>
+        <w:rPr>
+          <w:rFonts w:hint="eastAsia"/>
+        </w:rPr>
+        <w:t>到</w:t>
+      </w:r>
+      <w:r>
+        <w:rPr>
+          <w:rFonts w:hint="eastAsia"/>
+        </w:rPr>
+        <w:t>jenkins</w:t>
+      </w:r>
+      <w:r>
+        <w:rPr>
+          <w:rFonts w:hint="eastAsia"/>
+        </w:rPr>
+        <w:t>家目录</w:t>
+      </w:r>
+    </w:p>
+    <w:p>
+      <w:r>
+        <w:rPr>
+          <w:rFonts w:hint="eastAsia"/>
+        </w:rPr>
+        <w:t xml:space="preserve">   </w:t>
+      </w:r>
+      <w:r>
+        <w:rPr>
+          <w:rFonts w:hint="eastAsia"/>
+        </w:rPr>
+        <w:t>解压</w:t>
+      </w:r>
+    </w:p>
+    <w:p>
+      <w:pPr>
+        <w:pStyle w:val="Heading3"/>
+      </w:pPr>
+      <w:r>
+        <w:rPr>
+          <w:rFonts w:hint="eastAsia"/>
+        </w:rPr>
         <w:lastRenderedPageBreak/>
-        <w:t xml:space="preserve">      &lt;id&gt;central&lt;/id&gt;</w:t>
-      </w:r>
-    </w:p>
-    <w:p>
-      <w:r>
-        <w:t xml:space="preserve">      &lt;mirrorOf&gt;*&lt;/mirrorOf&gt;</w:t>
-      </w:r>
-    </w:p>
-    <w:p>
-      <w:r>
-        <w:t xml:space="preserve">      &lt;name&gt;Human Readable Name for this Mirror.&lt;/name&gt;</w:t>
-      </w:r>
-    </w:p>
-    <w:p>
-      <w:r>
-        <w:t xml:space="preserve">      &lt;url&gt;http://192.168.31.204:8081/nexus/content/repositories/central/&lt;/url&gt;</w:t>
-      </w:r>
-    </w:p>
-    <w:p>
-      <w:r>
-        <w:t xml:space="preserve">    &lt;/mirror&gt;</w:t>
-      </w:r>
-    </w:p>
-    <w:p>
-      <w:pPr>
-        <w:pStyle w:val="Heading3"/>
-      </w:pPr>
-      <w:r>
-        <w:rPr>
-          <w:rFonts w:hint="eastAsia"/>
-        </w:rPr>
-        <w:t>安装原生</w:t>
-      </w:r>
-      <w:r>
-        <w:rPr>
-          <w:rFonts w:hint="eastAsia"/>
-        </w:rPr>
-        <w:t>pg</w:t>
-      </w:r>
-    </w:p>
-    <w:p>
-      <w:r>
-        <w:rPr>
-          <w:rFonts w:hint="eastAsia"/>
-        </w:rPr>
-        <w:t>拷贝</w:t>
-      </w:r>
-      <w:r>
-        <w:rPr>
-          <w:rFonts w:hint="eastAsia"/>
-        </w:rPr>
-        <w:t>pgsql</w:t>
-      </w:r>
-      <w:r>
-        <w:rPr>
-          <w:rFonts w:hint="eastAsia"/>
-        </w:rPr>
-        <w:t>目录</w:t>
-      </w:r>
-    </w:p>
-    <w:p>
-      <w:r>
-        <w:t>export PATH=/usr/local/pgsql/bin:$PATH</w:t>
-      </w:r>
-    </w:p>
-    <w:p/>
-    <w:p>
-      <w:pPr>
-        <w:pStyle w:val="Heading3"/>
-      </w:pPr>
-      <w:r>
-        <w:rPr>
-          <w:rFonts w:hint="eastAsia"/>
-        </w:rPr>
-        <w:t>安装</w:t>
-      </w:r>
-      <w:r>
-        <w:rPr>
-          <w:rFonts w:hint="eastAsia"/>
-        </w:rPr>
-        <w:t>Python</w:t>
-      </w:r>
-      <w:r>
-        <w:rPr>
-          <w:rFonts w:hint="eastAsia"/>
-        </w:rPr>
-        <w:t>、</w:t>
-      </w:r>
-      <w:r>
-        <w:rPr>
-          <w:rFonts w:hint="eastAsia"/>
-        </w:rPr>
-        <w:t xml:space="preserve">Python-devel </w:t>
-      </w:r>
-    </w:p>
-    <w:p/>
-    <w:p>
-      <w:r>
-        <w:rPr>
-          <w:rFonts w:hint="eastAsia"/>
-        </w:rPr>
-        <w:t>eg:</w:t>
-      </w:r>
-      <w:r>
-        <w:rPr>
-          <w:rFonts w:hint="eastAsia"/>
-        </w:rPr>
-        <w:t>源码安装</w:t>
-      </w:r>
-    </w:p>
-    <w:p>
-      <w:r>
-        <w:t>tar zxvf Python-2.7.7.tgz</w:t>
-      </w:r>
-    </w:p>
-    <w:p>
-      <w:r>
-        <w:t>cd Python-2.7.7</w:t>
-      </w:r>
-    </w:p>
-    <w:p>
-      <w:r>
-        <w:t>./configure --enable-shared --prefix=/usr/local/python2.7.7/</w:t>
-      </w:r>
-    </w:p>
-    <w:p>
-      <w:r>
-        <w:t>make</w:t>
-      </w:r>
-    </w:p>
-    <w:p>
-      <w:r>
-        <w:t>make install</w:t>
-      </w:r>
-    </w:p>
-    <w:p>
-      <w:r>
-        <w:t xml:space="preserve">echo /usr/local/python2.7.7/lib &gt; /etc/ld.so.conf.d/python2.7.conf </w:t>
-      </w:r>
-    </w:p>
-    <w:p>
-      <w:r>
-        <w:t>ldconfig</w:t>
-      </w:r>
-    </w:p>
-    <w:p/>
-    <w:p>
-      <w:pPr>
-        <w:pStyle w:val="Heading3"/>
-      </w:pPr>
-      <w:r>
-        <w:rPr>
-          <w:rFonts w:hint="eastAsia"/>
-        </w:rPr>
-        <w:t>准备</w:t>
-      </w:r>
-      <w:r>
-        <w:rPr>
-          <w:rFonts w:hint="eastAsia"/>
-        </w:rPr>
-        <w:t>spark</w:t>
-      </w:r>
-      <w:r>
-        <w:rPr>
-          <w:rFonts w:hint="eastAsia"/>
-        </w:rPr>
-        <w:t>编译环境</w:t>
-      </w:r>
-    </w:p>
-    <w:p>
-      <w:r>
-        <w:rPr>
-          <w:rFonts w:hint="eastAsia"/>
-        </w:rPr>
-        <w:t xml:space="preserve">   </w:t>
-      </w:r>
-      <w:r>
-        <w:rPr>
-          <w:rFonts w:hint="eastAsia"/>
-        </w:rPr>
-        <w:t>拷贝</w:t>
-      </w:r>
-      <w:r>
-        <w:rPr>
-          <w:rFonts w:hint="eastAsia"/>
-        </w:rPr>
-        <w:t>ivy2.tar.gz m2.tar.gz sbt.tar.gz sbt_build.tar.gz</w:t>
-      </w:r>
-      <w:r>
-        <w:rPr>
-          <w:rFonts w:hint="eastAsia"/>
-        </w:rPr>
-        <w:t>到</w:t>
-      </w:r>
-      <w:r>
-        <w:rPr>
-          <w:rFonts w:hint="eastAsia"/>
-        </w:rPr>
-        <w:t>jenkins</w:t>
-      </w:r>
-      <w:r>
-        <w:rPr>
-          <w:rFonts w:hint="eastAsia"/>
-        </w:rPr>
-        <w:t>家目录</w:t>
-      </w:r>
-    </w:p>
-    <w:p>
-      <w:r>
-        <w:rPr>
-          <w:rFonts w:hint="eastAsia"/>
-        </w:rPr>
-        <w:t xml:space="preserve">   </w:t>
-      </w:r>
-      <w:r>
-        <w:rPr>
-          <w:rFonts w:hint="eastAsia"/>
-        </w:rPr>
-        <w:t>解压</w:t>
-      </w:r>
-    </w:p>
-    <w:p>
-      <w:pPr>
-        <w:pStyle w:val="Heading3"/>
-      </w:pPr>
-      <w:r>
-        <w:rPr>
-          <w:rFonts w:hint="eastAsia"/>
-        </w:rPr>
         <w:t>文档编译</w:t>
       </w:r>
       <w:r>

--- a/doc/add_new_machine.docx
+++ b/doc/add_new_machine.docx
@@ -2826,6 +2826,9 @@
     <w:p>
       <w:pPr>
         <w:pStyle w:val="NormalWeb"/>
+        <w:rPr>
+          <w:rFonts w:hint="eastAsia"/>
+        </w:rPr>
       </w:pPr>
       <w:r>
         <w:rPr>
@@ -2851,6 +2854,35 @@
         <w:rPr>
           <w:rFonts w:hint="eastAsia"/>
         </w:rPr>
+        <w:t>开启debug日志:修改config/log4j2.properties</w:t>
+      </w:r>
+      <w:r>
+        <w:rPr>
+          <w:rFonts w:hint="eastAsia"/>
+        </w:rPr>
+        <w:t>中的</w:t>
+      </w:r>
+      <w:r>
+        <w:t>rootLogger.level = debug</w:t>
+      </w:r>
+      <w:r>
+        <w:rPr>
+          <w:rFonts w:hint="eastAsia"/>
+        </w:rPr>
+        <w:t>和</w:t>
+      </w:r>
+      <w:r>
+        <w:t>logger.deprecation.level = debug</w:t>
+      </w:r>
+    </w:p>
+    <w:p>
+      <w:pPr>
+        <w:pStyle w:val="NormalWeb"/>
+      </w:pPr>
+      <w:r>
+        <w:rPr>
+          <w:rFonts w:hint="eastAsia"/>
+        </w:rPr>
         <w:t>启动</w:t>
       </w:r>
       <w:r>
@@ -2906,9 +2938,6 @@
     <w:p>
       <w:pPr>
         <w:pStyle w:val="NormalWeb"/>
-        <w:rPr>
-          <w:rFonts w:hint="eastAsia"/>
-        </w:rPr>
       </w:pPr>
       <w:r>
         <w:rPr>
@@ -3032,6 +3061,7 @@
         <w:rPr>
           <w:rFonts w:hint="eastAsia"/>
         </w:rPr>
+        <w:lastRenderedPageBreak/>
         <w:t>安装</w:t>
       </w:r>
       <w:r>
@@ -3104,7 +3134,6 @@
         <w:rPr>
           <w:rFonts w:hint="eastAsia"/>
         </w:rPr>
-        <w:lastRenderedPageBreak/>
         <w:t>配置环境变量</w:t>
       </w:r>
       <w:r>
@@ -5956,4 +5985,16 @@
   <a:objectDefaults/>
   <a:extraClrSchemeLst/>
 </a:theme>
+</file>
+
+<file path=customXml/item1.xml><?xml version="1.0" encoding="utf-8"?>
+<b:Sources xmlns:b="http://schemas.openxmlformats.org/officeDocument/2006/bibliography" xmlns="http://schemas.openxmlformats.org/officeDocument/2006/bibliography" SelectedStyle="\APA.XSL" StyleName="APA"/>
+</file>
+
+<file path=customXml/itemProps1.xml><?xml version="1.0" encoding="utf-8"?>
+<ds:datastoreItem xmlns:ds="http://schemas.openxmlformats.org/officeDocument/2006/customXml" ds:itemID="{B96752AE-74A3-4482-95F3-1F01EC7238F2}">
+  <ds:schemaRefs>
+    <ds:schemaRef ds:uri="http://schemas.openxmlformats.org/officeDocument/2006/bibliography"/>
+  </ds:schemaRefs>
+</ds:datastoreItem>
 </file>
--- a/doc/add_new_machine.docx
+++ b/doc/add_new_machine.docx
@@ -2826,9 +2826,6 @@
     <w:p>
       <w:pPr>
         <w:pStyle w:val="NormalWeb"/>
-        <w:rPr>
-          <w:rFonts w:hint="eastAsia"/>
-        </w:rPr>
       </w:pPr>
       <w:r>
         <w:rPr>
@@ -2984,7 +2981,168 @@
         <w:t xml:space="preserve">    启动:</w:t>
       </w:r>
       <w:r>
-        <w:t xml:space="preserve"> ./kibana-6.2.2-linux-x86_64/bin/kibana &amp;</w:t>
+        <w:t xml:space="preserve"> </w:t>
+      </w:r>
+      <w:r>
+        <w:rPr>
+          <w:rFonts w:hint="eastAsia"/>
+        </w:rPr>
+        <w:t xml:space="preserve">nohup </w:t>
+      </w:r>
+      <w:r>
+        <w:t>./kibana-6.2.2-linux-x86_64/bin/kibana &amp;</w:t>
+      </w:r>
+    </w:p>
+    <w:p>
+      <w:pPr>
+        <w:pStyle w:val="NormalWeb"/>
+      </w:pPr>
+    </w:p>
+    <w:p>
+      <w:pPr>
+        <w:pStyle w:val="Heading3"/>
+      </w:pPr>
+      <w:r>
+        <w:rPr>
+          <w:rFonts w:hint="eastAsia"/>
+        </w:rPr>
+        <w:t>安装</w:t>
+      </w:r>
+      <w:r>
+        <w:rPr>
+          <w:rFonts w:hint="eastAsia"/>
+        </w:rPr>
+        <w:t>git</w:t>
+      </w:r>
+    </w:p>
+    <w:p>
+      <w:r>
+        <w:rPr>
+          <w:rFonts w:hint="eastAsia"/>
+        </w:rPr>
+        <w:t>suse</w:t>
+      </w:r>
+      <w:r>
+        <w:rPr>
+          <w:rFonts w:hint="eastAsia"/>
+        </w:rPr>
+        <w:t xml:space="preserve">: </w:t>
+      </w:r>
+    </w:p>
+    <w:p>
+      <w:r>
+        <w:rPr>
+          <w:rFonts w:hint="eastAsia"/>
+        </w:rPr>
+        <w:t>添加数据源：</w:t>
+      </w:r>
+    </w:p>
+    <w:p>
+      <w:r>
+        <w:t>zypper addrepo -f http://134.76.12.6/pub/opensuse/discontinued/update/11.2 main</w:t>
+      </w:r>
+    </w:p>
+    <w:p>
+      <w:r>
+        <w:t>zypper addrepo -f http://134.76.12.6/pub/opensuse/discontinued/dirtribution/11.2/repo/non-oss/ nonoss</w:t>
+      </w:r>
+    </w:p>
+    <w:p>
+      <w:r>
+        <w:t>zypper addrepo -f http://134.76.12.6/pub/opensuse/discontinued/dirtribution/11.2/repo/oss/ oss</w:t>
+      </w:r>
+    </w:p>
+    <w:p>
+      <w:r>
+        <w:rPr>
+          <w:rFonts w:hint="eastAsia"/>
+        </w:rPr>
+        <w:lastRenderedPageBreak/>
+        <w:t>zypper install git</w:t>
+      </w:r>
+    </w:p>
+    <w:p/>
+    <w:p>
+      <w:r>
+        <w:rPr>
+          <w:rFonts w:hint="eastAsia"/>
+        </w:rPr>
+        <w:t>其它：</w:t>
+      </w:r>
+    </w:p>
+    <w:p>
+      <w:r>
+        <w:rPr>
+          <w:rFonts w:hint="eastAsia"/>
+        </w:rPr>
+        <w:t>下载安装包</w:t>
+      </w:r>
+      <w:r>
+        <w:t>git-2.22.0.tar.gz</w:t>
+      </w:r>
+    </w:p>
+    <w:p>
+      <w:r>
+        <w:rPr>
+          <w:rFonts w:hint="eastAsia"/>
+        </w:rPr>
+        <w:t>解压</w:t>
+      </w:r>
+      <w:r>
+        <w:rPr>
+          <w:rFonts w:hint="eastAsia"/>
+        </w:rPr>
+        <w:t xml:space="preserve"> tar -zxvf </w:t>
+      </w:r>
+      <w:r>
+        <w:t>git-2.22.0.tar.gz</w:t>
+      </w:r>
+    </w:p>
+    <w:p>
+      <w:r>
+        <w:rPr>
+          <w:rFonts w:hint="eastAsia"/>
+        </w:rPr>
+        <w:t xml:space="preserve">cd </w:t>
+      </w:r>
+      <w:r>
+        <w:t>git-2.22.0</w:t>
+      </w:r>
+    </w:p>
+    <w:p>
+      <w:r>
+        <w:t>make prefix=/usr/local/git all</w:t>
+      </w:r>
+    </w:p>
+    <w:p>
+      <w:r>
+        <w:t>make prefix=/usr/local/git install</w:t>
+      </w:r>
+    </w:p>
+    <w:p>
+      <w:r>
+        <w:rPr>
+          <w:rFonts w:hint="eastAsia"/>
+        </w:rPr>
+        <w:t>部分机器也可以使用</w:t>
+      </w:r>
+      <w:r>
+        <w:rPr>
+          <w:rFonts w:hint="eastAsia"/>
+        </w:rPr>
+        <w:t xml:space="preserve"> yum install git</w:t>
+      </w:r>
+      <w:r>
+        <w:rPr>
+          <w:rFonts w:hint="eastAsia"/>
+        </w:rPr>
+        <w:t>或者</w:t>
+      </w:r>
+      <w:r>
+        <w:rPr>
+          <w:rFonts w:hint="eastAsia"/>
+        </w:rPr>
+        <w:t>apt-get install git</w:t>
       </w:r>
     </w:p>
     <w:p/>
@@ -3061,28 +3219,895 @@
         <w:rPr>
           <w:rFonts w:hint="eastAsia"/>
         </w:rPr>
+        <w:t>安装</w:t>
+      </w:r>
+      <w:r>
+        <w:rPr>
+          <w:rFonts w:hint="eastAsia"/>
+        </w:rPr>
+        <w:t>maven</w:t>
+      </w:r>
+    </w:p>
+    <w:p>
+      <w:r>
+        <w:rPr>
+          <w:rFonts w:hint="eastAsia"/>
+        </w:rPr>
+        <w:t>安装包</w:t>
+      </w:r>
+      <w:r>
+        <w:rPr>
+          <w:rFonts w:hint="eastAsia"/>
+        </w:rPr>
+        <w:t>：</w:t>
+      </w:r>
+      <w:r>
+        <w:rPr>
+          <w:rFonts w:hint="eastAsia"/>
+        </w:rPr>
+        <w:t xml:space="preserve">svn  </w:t>
+      </w:r>
+      <w:r>
+        <w:t>trunk\thirdparty\CI-tools</w:t>
+      </w:r>
+      <w:r>
+        <w:rPr>
+          <w:rFonts w:hint="eastAsia"/>
+        </w:rPr>
+        <w:t>\</w:t>
+      </w:r>
+      <w:r>
+        <w:t xml:space="preserve"> apache-maven-3.3.9-bin</w:t>
+      </w:r>
+      <w:r>
+        <w:rPr>
+          <w:rFonts w:hint="eastAsia"/>
+        </w:rPr>
+        <w:t>.zip</w:t>
+      </w:r>
+    </w:p>
+    <w:p>
+      <w:r>
+        <w:rPr>
+          <w:rFonts w:hint="eastAsia"/>
+        </w:rPr>
+        <w:t>解压到</w:t>
+      </w:r>
+      <w:r>
+        <w:rPr>
+          <w:rFonts w:hint="eastAsia"/>
+        </w:rPr>
+        <w:t>/opt</w:t>
+      </w:r>
+      <w:r>
+        <w:rPr>
+          <w:rFonts w:hint="eastAsia"/>
+        </w:rPr>
+        <w:t>下</w:t>
+      </w:r>
+    </w:p>
+    <w:p>
+      <w:r>
+        <w:rPr>
+          <w:rFonts w:hint="eastAsia"/>
+        </w:rPr>
+        <w:t>配置环境变量</w:t>
+      </w:r>
+      <w:r>
+        <w:rPr>
+          <w:rFonts w:hint="eastAsia"/>
+        </w:rPr>
+        <w:t>，打开</w:t>
+      </w:r>
+      <w:r>
+        <w:t>/etc/profile</w:t>
+      </w:r>
+      <w:r>
+        <w:rPr>
+          <w:rFonts w:hint="eastAsia"/>
+        </w:rPr>
+        <w:t>和</w:t>
+      </w:r>
+      <w:r>
+        <w:t>~jenkins/.bashrc</w:t>
+      </w:r>
+      <w:r>
+        <w:rPr>
+          <w:rFonts w:hint="eastAsia"/>
+        </w:rPr>
+        <w:t>添加</w:t>
+      </w:r>
+      <w:r>
+        <w:rPr>
+          <w:rFonts w:hint="eastAsia"/>
+        </w:rPr>
+        <w:t>：</w:t>
+      </w:r>
+    </w:p>
+    <w:p>
+      <w:r>
+        <w:rPr>
+          <w:rFonts w:hint="eastAsia"/>
+        </w:rPr>
+        <w:t xml:space="preserve">  </w:t>
+      </w:r>
+      <w:r>
+        <w:t>export MAVEN_HOME=/opt/apache-maven-3.3.9</w:t>
+      </w:r>
+    </w:p>
+    <w:p>
+      <w:r>
+        <w:rPr>
+          <w:rFonts w:hint="eastAsia"/>
+        </w:rPr>
+        <w:t xml:space="preserve">  </w:t>
+      </w:r>
+      <w:r>
+        <w:t>export PATH=${PATH}:${MAVEN_HOME}/bin</w:t>
+      </w:r>
+    </w:p>
+    <w:p>
+      <w:r>
+        <w:rPr>
+          <w:rFonts w:hint="eastAsia"/>
+        </w:rPr>
+        <w:t>创建用户配置文件：</w:t>
+      </w:r>
+    </w:p>
+    <w:p>
+      <w:r>
+        <w:rPr>
+          <w:rFonts w:hint="eastAsia"/>
+        </w:rPr>
+        <w:t xml:space="preserve"> </w:t>
+      </w:r>
+      <w:r>
+        <w:rPr>
+          <w:rFonts w:hint="eastAsia"/>
+        </w:rPr>
+        <w:t>复制</w:t>
+      </w:r>
+      <w:r>
+        <w:rPr>
+          <w:rFonts w:hint="eastAsia"/>
+        </w:rPr>
+        <w:t>maven</w:t>
+      </w:r>
+      <w:r>
+        <w:rPr>
+          <w:rFonts w:hint="eastAsia"/>
+        </w:rPr>
+        <w:t>的全局配置文件</w:t>
+      </w:r>
+      <w:r>
+        <w:t>/opt/apache-maven-3.3.9/conf/</w:t>
+      </w:r>
+      <w:r>
+        <w:rPr>
+          <w:rFonts w:hint="eastAsia"/>
+        </w:rPr>
+        <w:t xml:space="preserve"> </w:t>
+      </w:r>
+      <w:r>
+        <w:rPr>
+          <w:rFonts w:hint="eastAsia"/>
+        </w:rPr>
+        <w:t>settings.xml</w:t>
+      </w:r>
+      <w:r>
+        <w:rPr>
+          <w:rFonts w:hint="eastAsia"/>
+        </w:rPr>
+        <w:t>到</w:t>
+      </w:r>
+      <w:r>
+        <w:rPr>
+          <w:rFonts w:hint="eastAsia"/>
+        </w:rPr>
+        <w:t>~</w:t>
+      </w:r>
+      <w:r>
+        <w:rPr>
+          <w:rFonts w:hint="eastAsia"/>
+        </w:rPr>
+        <w:t>jenkins</w:t>
+      </w:r>
+      <w:r>
+        <w:rPr>
+          <w:rFonts w:hint="eastAsia"/>
+        </w:rPr>
+        <w:t>/.m2</w:t>
+      </w:r>
+      <w:r>
+        <w:rPr>
+          <w:rFonts w:hint="eastAsia"/>
+        </w:rPr>
+        <w:t>目录下</w:t>
+      </w:r>
+      <w:r>
+        <w:rPr>
+          <w:rFonts w:hint="eastAsia"/>
+        </w:rPr>
+        <w:t>。</w:t>
+      </w:r>
+    </w:p>
+    <w:p>
+      <w:r>
+        <w:rPr>
+          <w:rFonts w:hint="eastAsia"/>
+        </w:rPr>
+        <w:t>在用户配置文件中</w:t>
+      </w:r>
+      <w:r>
+        <w:rPr>
+          <w:rFonts w:hint="eastAsia"/>
+        </w:rPr>
+        <w:t>配置镜像文件</w:t>
+      </w:r>
+      <w:r>
+        <w:rPr>
+          <w:rFonts w:hint="eastAsia"/>
+        </w:rPr>
+        <w:t>：</w:t>
+      </w:r>
+    </w:p>
+    <w:p>
+      <w:r>
+        <w:t xml:space="preserve">    &lt;mirror&gt;</w:t>
+      </w:r>
+    </w:p>
+    <w:p>
+      <w:r>
+        <w:t xml:space="preserve">      &lt;id&gt;central&lt;/id&gt;</w:t>
+      </w:r>
+    </w:p>
+    <w:p>
+      <w:r>
+        <w:t xml:space="preserve">      &lt;mirrorOf&gt;*&lt;/mirrorOf&gt;</w:t>
+      </w:r>
+    </w:p>
+    <w:p>
+      <w:r>
+        <w:t xml:space="preserve">      &lt;name&gt;Human Readable Name for this Mirror.&lt;/name&gt;</w:t>
+      </w:r>
+    </w:p>
+    <w:p>
+      <w:r>
+        <w:t xml:space="preserve">      &lt;url&gt;http://192.168.31.204:8081/nexus/content/repositories/central/&lt;/url&gt;</w:t>
+      </w:r>
+    </w:p>
+    <w:p>
+      <w:r>
+        <w:t xml:space="preserve">    &lt;/mirror&gt;</w:t>
+      </w:r>
+    </w:p>
+    <w:p>
+      <w:pPr>
+        <w:pStyle w:val="Heading3"/>
+      </w:pPr>
+      <w:r>
+        <w:rPr>
+          <w:rFonts w:hint="eastAsia"/>
+        </w:rPr>
+        <w:t>安装原生</w:t>
+      </w:r>
+      <w:r>
+        <w:rPr>
+          <w:rFonts w:hint="eastAsia"/>
+        </w:rPr>
+        <w:t>pg</w:t>
+      </w:r>
+    </w:p>
+    <w:p>
+      <w:r>
+        <w:rPr>
+          <w:rFonts w:hint="eastAsia"/>
+        </w:rPr>
+        <w:t>拷贝</w:t>
+      </w:r>
+      <w:r>
+        <w:rPr>
+          <w:rFonts w:hint="eastAsia"/>
+        </w:rPr>
+        <w:t>pgsql</w:t>
+      </w:r>
+      <w:r>
+        <w:rPr>
+          <w:rFonts w:hint="eastAsia"/>
+        </w:rPr>
+        <w:t>目录</w:t>
+      </w:r>
+    </w:p>
+    <w:p>
+      <w:r>
+        <w:t>export PATH=/usr/local/pgsql/bin:$PATH</w:t>
+      </w:r>
+    </w:p>
+    <w:p/>
+    <w:p>
+      <w:pPr>
+        <w:pStyle w:val="Heading3"/>
+      </w:pPr>
+      <w:r>
+        <w:rPr>
+          <w:rFonts w:hint="eastAsia"/>
+        </w:rPr>
         <w:lastRenderedPageBreak/>
+        <w:t>make</w:t>
+      </w:r>
+      <w:r>
+        <w:rPr>
+          <w:rFonts w:hint="eastAsia"/>
+        </w:rPr>
         <w:t>安装</w:t>
       </w:r>
       <w:r>
         <w:rPr>
           <w:rFonts w:hint="eastAsia"/>
         </w:rPr>
-        <w:t>maven</w:t>
-      </w:r>
-    </w:p>
-    <w:p>
-      <w:r>
-        <w:rPr>
-          <w:rFonts w:hint="eastAsia"/>
-        </w:rPr>
-        <w:t>安装包</w:t>
-      </w:r>
-      <w:r>
-        <w:rPr>
-          <w:rFonts w:hint="eastAsia"/>
-        </w:rPr>
-        <w:t>：</w:t>
+        <w:t>Python</w:t>
+      </w:r>
+      <w:r>
+        <w:rPr>
+          <w:rFonts w:hint="eastAsia"/>
+        </w:rPr>
+        <w:t>、</w:t>
+      </w:r>
+      <w:r>
+        <w:rPr>
+          <w:rFonts w:hint="eastAsia"/>
+        </w:rPr>
+        <w:t xml:space="preserve">Python-devel </w:t>
+      </w:r>
+    </w:p>
+    <w:p/>
+    <w:p>
+      <w:r>
+        <w:rPr>
+          <w:rFonts w:hint="eastAsia"/>
+        </w:rPr>
+        <w:t>eg:</w:t>
+      </w:r>
+      <w:r>
+        <w:rPr>
+          <w:rFonts w:hint="eastAsia"/>
+        </w:rPr>
+        <w:t>源码安装</w:t>
+      </w:r>
+    </w:p>
+    <w:p>
+      <w:r>
+        <w:t>tar zxvf Python-2.7.7.tgz</w:t>
+      </w:r>
+    </w:p>
+    <w:p>
+      <w:r>
+        <w:t>cd Python-2.7.7</w:t>
+      </w:r>
+    </w:p>
+    <w:p>
+      <w:r>
+        <w:t>./configure --enable-shared --prefix=/usr/local/python2.7.7/</w:t>
+      </w:r>
+    </w:p>
+    <w:p>
+      <w:r>
+        <w:t>make</w:t>
+      </w:r>
+    </w:p>
+    <w:p>
+      <w:r>
+        <w:t>make install</w:t>
+      </w:r>
+    </w:p>
+    <w:p>
+      <w:r>
+        <w:t xml:space="preserve">echo /usr/local/python2.7.7/lib &gt; /etc/ld.so.conf.d/python2.7.conf </w:t>
+      </w:r>
+    </w:p>
+    <w:p>
+      <w:r>
+        <w:t>ldconfig</w:t>
+      </w:r>
+    </w:p>
+    <w:p/>
+    <w:p>
+      <w:pPr>
+        <w:pStyle w:val="Heading3"/>
+      </w:pPr>
+      <w:r>
+        <w:rPr>
+          <w:rFonts w:hint="eastAsia"/>
+        </w:rPr>
+        <w:t>准备</w:t>
+      </w:r>
+      <w:r>
+        <w:rPr>
+          <w:rFonts w:hint="eastAsia"/>
+        </w:rPr>
+        <w:t>spark</w:t>
+      </w:r>
+      <w:r>
+        <w:rPr>
+          <w:rFonts w:hint="eastAsia"/>
+        </w:rPr>
+        <w:t>编译环境</w:t>
+      </w:r>
+    </w:p>
+    <w:p>
+      <w:r>
+        <w:rPr>
+          <w:rFonts w:hint="eastAsia"/>
+        </w:rPr>
+        <w:t xml:space="preserve">   </w:t>
+      </w:r>
+      <w:r>
+        <w:rPr>
+          <w:rFonts w:hint="eastAsia"/>
+        </w:rPr>
+        <w:t>拷贝</w:t>
+      </w:r>
+      <w:r>
+        <w:rPr>
+          <w:rFonts w:hint="eastAsia"/>
+        </w:rPr>
+        <w:t>ivy2.tar.gz m2.tar.gz sbt.tar.gz sbt_build.tar.gz</w:t>
+      </w:r>
+      <w:r>
+        <w:rPr>
+          <w:rFonts w:hint="eastAsia"/>
+        </w:rPr>
+        <w:t>到</w:t>
+      </w:r>
+      <w:r>
+        <w:rPr>
+          <w:rFonts w:hint="eastAsia"/>
+        </w:rPr>
+        <w:t>jenkins</w:t>
+      </w:r>
+      <w:r>
+        <w:rPr>
+          <w:rFonts w:hint="eastAsia"/>
+        </w:rPr>
+        <w:t>家目录</w:t>
+      </w:r>
+    </w:p>
+    <w:p>
+      <w:r>
+        <w:rPr>
+          <w:rFonts w:hint="eastAsia"/>
+        </w:rPr>
+        <w:t xml:space="preserve">   </w:t>
+      </w:r>
+      <w:r>
+        <w:rPr>
+          <w:rFonts w:hint="eastAsia"/>
+        </w:rPr>
+        <w:t>解压</w:t>
+      </w:r>
+    </w:p>
+    <w:p>
+      <w:pPr>
+        <w:pStyle w:val="Heading3"/>
+      </w:pPr>
+      <w:r>
+        <w:rPr>
+          <w:rFonts w:hint="eastAsia"/>
+        </w:rPr>
+        <w:t>文档编译</w:t>
+      </w:r>
+      <w:r>
+        <w:rPr>
+          <w:rFonts w:hint="eastAsia"/>
+        </w:rPr>
+        <w:t>windows slave</w:t>
+      </w:r>
+      <w:r>
+        <w:rPr>
+          <w:rFonts w:hint="eastAsia"/>
+        </w:rPr>
+        <w:t>机开机自动连接</w:t>
+      </w:r>
+      <w:r>
+        <w:rPr>
+          <w:rFonts w:hint="eastAsia"/>
+        </w:rPr>
+        <w:t>linux jenkins master</w:t>
+      </w:r>
+    </w:p>
+    <w:p>
+      <w:r>
+        <w:rPr>
+          <w:rFonts w:hint="eastAsia"/>
+        </w:rPr>
+        <w:t xml:space="preserve">   </w:t>
+      </w:r>
+      <w:r>
+        <w:rPr>
+          <w:rFonts w:hint="eastAsia"/>
+        </w:rPr>
+        <w:t>下载</w:t>
+      </w:r>
+      <w:r>
+        <w:rPr>
+          <w:rFonts w:hint="eastAsia"/>
+        </w:rPr>
+        <w:t>linux jenkins master</w:t>
+      </w:r>
+      <w:r>
+        <w:rPr>
+          <w:rFonts w:hint="eastAsia"/>
+        </w:rPr>
+        <w:t>的</w:t>
+      </w:r>
+      <w:r>
+        <w:rPr>
+          <w:rFonts w:hint="eastAsia"/>
+        </w:rPr>
+        <w:t>slave.jar</w:t>
+      </w:r>
+      <w:r>
+        <w:rPr>
+          <w:rFonts w:hint="eastAsia"/>
+        </w:rPr>
+        <w:t>包放入</w:t>
+      </w:r>
+      <w:r>
+        <w:rPr>
+          <w:rFonts w:hint="eastAsia"/>
+        </w:rPr>
+        <w:t>winows</w:t>
+      </w:r>
+      <w:r>
+        <w:rPr>
+          <w:rFonts w:hint="eastAsia"/>
+        </w:rPr>
+        <w:t>的</w:t>
+      </w:r>
+      <w:r>
+        <w:rPr>
+          <w:rFonts w:hint="eastAsia"/>
+        </w:rPr>
+        <w:t>C</w:t>
+      </w:r>
+      <w:r>
+        <w:rPr>
+          <w:rFonts w:hint="eastAsia"/>
+        </w:rPr>
+        <w:t>:\users\jenkins\slave.jar</w:t>
+      </w:r>
+      <w:r>
+        <w:rPr>
+          <w:rFonts w:hint="eastAsia"/>
+        </w:rPr>
+        <w:t>编写</w:t>
+      </w:r>
+      <w:r>
+        <w:rPr>
+          <w:rFonts w:hint="eastAsia"/>
+        </w:rPr>
+        <w:t>bat</w:t>
+      </w:r>
+      <w:r>
+        <w:rPr>
+          <w:rFonts w:hint="eastAsia"/>
+        </w:rPr>
+        <w:t>脚本</w:t>
+      </w:r>
+      <w:r>
+        <w:rPr>
+          <w:rFonts w:hint="eastAsia"/>
+        </w:rPr>
+        <w:t>:</w:t>
+      </w:r>
+    </w:p>
+    <w:p>
+      <w:r>
+        <w:rPr>
+          <w:rFonts w:hint="eastAsia"/>
+        </w:rPr>
+        <w:t>java -jar C:\users\jenkins\slave.jar</w:t>
+      </w:r>
+      <w:r>
+        <w:rPr>
+          <w:rFonts w:hint="eastAsia"/>
+        </w:rPr>
+        <w:t xml:space="preserve"> </w:t>
+      </w:r>
+      <w:r>
+        <w:t xml:space="preserve">-jnlpUrl </w:t>
+      </w:r>
+    </w:p>
+    <w:p>
+      <w:r>
+        <w:t xml:space="preserve">http://192.168.30.185:8080/computer/COMPILE_WINDOWS1/slave-agent.jnlp </w:t>
+      </w:r>
+    </w:p>
+    <w:p>
+      <w:r>
+        <w:t>-secret 24e9ac7caceb04ee3c48311dcbac673087da09f28baa47ce7eade0af4f757bc0</w:t>
+      </w:r>
+    </w:p>
+    <w:p>
+      <w:r>
+        <w:rPr>
+          <w:rFonts w:hint="eastAsia"/>
+        </w:rPr>
+        <w:t>slave.jar</w:t>
+      </w:r>
+      <w:r>
+        <w:rPr>
+          <w:rFonts w:hint="eastAsia"/>
+        </w:rPr>
+        <w:t>包的位置可更换</w:t>
+      </w:r>
+    </w:p>
+    <w:p/>
+    <w:p>
+      <w:pPr>
+        <w:pStyle w:val="Heading3"/>
+      </w:pPr>
+      <w:r>
+        <w:rPr>
+          <w:rFonts w:hint="eastAsia"/>
+        </w:rPr>
+        <w:t>pg</w:t>
+      </w:r>
+      <w:r>
+        <w:rPr>
+          <w:rFonts w:hint="eastAsia"/>
+        </w:rPr>
+        <w:t>编译环境</w:t>
+      </w:r>
+    </w:p>
+    <w:p>
+      <w:r>
+        <w:rPr>
+          <w:rFonts w:hint="eastAsia"/>
+        </w:rPr>
+        <w:t>安装</w:t>
+      </w:r>
+      <w:r>
+        <w:rPr>
+          <w:rFonts w:hint="eastAsia"/>
+        </w:rPr>
+        <w:t>xml</w:t>
+      </w:r>
+      <w:r>
+        <w:rPr>
+          <w:rFonts w:hint="eastAsia"/>
+        </w:rPr>
+        <w:t>库</w:t>
+      </w:r>
+    </w:p>
+    <w:p>
+      <w:r>
+        <w:rPr>
+          <w:rFonts w:hint="eastAsia"/>
+        </w:rPr>
+        <w:t xml:space="preserve">  </w:t>
+      </w:r>
+      <w:r>
+        <w:rPr>
+          <w:rFonts w:hint="eastAsia"/>
+        </w:rPr>
+        <w:t>yum install libxml2</w:t>
+      </w:r>
+    </w:p>
+    <w:p>
+      <w:pPr>
+        <w:rPr>
+          <w:rFonts w:hint="eastAsia"/>
+        </w:rPr>
+      </w:pPr>
+      <w:r>
+        <w:rPr>
+          <w:rFonts w:hint="eastAsia"/>
+        </w:rPr>
+        <w:t xml:space="preserve">  </w:t>
+      </w:r>
+      <w:r>
+        <w:rPr>
+          <w:rFonts w:hint="eastAsia"/>
+        </w:rPr>
+        <w:t>yum install libxml2-devel</w:t>
+      </w:r>
+    </w:p>
+    <w:p>
+      <w:pPr>
+        <w:pStyle w:val="Heading3"/>
+        <w:rPr>
+          <w:rFonts w:hint="eastAsia"/>
+        </w:rPr>
+      </w:pPr>
+      <w:r>
+        <w:rPr>
+          <w:rFonts w:hint="eastAsia"/>
+        </w:rPr>
+        <w:t>安装</w:t>
+      </w:r>
+      <w:r>
+        <w:t>autoconf-2.13</w:t>
+      </w:r>
+    </w:p>
+    <w:p>
+      <w:pPr>
+        <w:rPr>
+          <w:rFonts w:hint="eastAsia"/>
+        </w:rPr>
+      </w:pPr>
+      <w:r>
+        <w:rPr>
+          <w:rFonts w:hint="eastAsia"/>
+        </w:rPr>
+        <w:t>编译第三方库所需软件，</w:t>
+      </w:r>
+      <w:r>
+        <w:rPr>
+          <w:rFonts w:hint="eastAsia"/>
+        </w:rPr>
+        <w:t>安装方式如下：</w:t>
+      </w:r>
+    </w:p>
+    <w:p>
+      <w:pPr>
+        <w:rPr>
+          <w:rFonts w:hint="eastAsia"/>
+        </w:rPr>
+      </w:pPr>
+      <w:r>
+        <w:rPr>
+          <w:rFonts w:hint="eastAsia"/>
+        </w:rPr>
+        <w:t>1.</w:t>
+      </w:r>
+      <w:r>
+        <w:rPr>
+          <w:rFonts w:hint="eastAsia"/>
+        </w:rPr>
+        <w:t>从</w:t>
+      </w:r>
+      <w:r>
+        <w:rPr>
+          <w:rFonts w:hint="eastAsia"/>
+        </w:rPr>
+        <w:t>svn trunk/tools/compile/</w:t>
+      </w:r>
+      <w:r>
+        <w:t>autoconf-2.13</w:t>
+      </w:r>
+      <w:r>
+        <w:rPr>
+          <w:rFonts w:hint="eastAsia"/>
+        </w:rPr>
+        <w:t>拷贝到编译机</w:t>
+      </w:r>
+    </w:p>
+    <w:p>
+      <w:pPr>
+        <w:rPr>
+          <w:rFonts w:hint="eastAsia"/>
+        </w:rPr>
+      </w:pPr>
+      <w:r>
+        <w:rPr>
+          <w:rFonts w:hint="eastAsia"/>
+        </w:rPr>
+        <w:t xml:space="preserve">2.cd </w:t>
+      </w:r>
+      <w:r>
+        <w:t>autoconf-2.13</w:t>
+      </w:r>
+      <w:r>
+        <w:rPr>
+          <w:rFonts w:hint="eastAsia"/>
+        </w:rPr>
+        <w:t>，执行</w:t>
+      </w:r>
+      <w:r>
+        <w:rPr>
+          <w:rFonts w:hint="eastAsia"/>
+        </w:rPr>
+        <w:t>./configure --program-suffix=2.13</w:t>
+      </w:r>
+    </w:p>
+    <w:p>
+      <w:pPr>
+        <w:rPr>
+          <w:rFonts w:hint="eastAsia"/>
+        </w:rPr>
+      </w:pPr>
+      <w:r>
+        <w:rPr>
+          <w:rFonts w:hint="eastAsia"/>
+        </w:rPr>
+        <w:lastRenderedPageBreak/>
+        <w:t>3.make</w:t>
+      </w:r>
+    </w:p>
+    <w:p>
+      <w:pPr>
+        <w:rPr>
+          <w:rFonts w:hint="eastAsia"/>
+        </w:rPr>
+      </w:pPr>
+      <w:r>
+        <w:rPr>
+          <w:rFonts w:hint="eastAsia"/>
+        </w:rPr>
+        <w:t>4.sudo make install</w:t>
+      </w:r>
+    </w:p>
+    <w:p>
+      <w:r>
+        <w:rPr>
+          <w:rFonts w:hint="eastAsia"/>
+        </w:rPr>
+        <w:t>5.which autoconf2.13</w:t>
+      </w:r>
+      <w:r>
+        <w:rPr>
+          <w:rFonts w:hint="eastAsia"/>
+        </w:rPr>
+        <w:t>查找程序</w:t>
+      </w:r>
+      <w:r>
+        <w:rPr>
+          <w:rFonts w:hint="eastAsia"/>
+        </w:rPr>
+        <w:t>，确认安装</w:t>
+      </w:r>
+    </w:p>
+    <w:p/>
+    <w:p>
+      <w:pPr>
+        <w:pStyle w:val="Heading2"/>
+        <w:numPr>
+          <w:ilvl w:val="0"/>
+          <w:numId w:val="0"/>
+        </w:numPr>
+        <w:ind w:left="777"/>
+      </w:pPr>
+      <w:r>
+        <w:rPr>
+          <w:rFonts w:hint="eastAsia"/>
+        </w:rPr>
+        <w:t>SCM</w:t>
+      </w:r>
+      <w:r>
+        <w:rPr>
+          <w:rFonts w:hint="eastAsia"/>
+        </w:rPr>
+        <w:t>环境搭建</w:t>
+      </w:r>
+    </w:p>
+    <w:p>
+      <w:pPr>
+        <w:pStyle w:val="Heading3"/>
+        <w:numPr>
+          <w:ilvl w:val="0"/>
+          <w:numId w:val="26"/>
+        </w:numPr>
+      </w:pPr>
+      <w:r>
+        <w:rPr>
+          <w:rFonts w:hint="eastAsia"/>
+        </w:rPr>
+        <w:t>搭建</w:t>
+      </w:r>
+      <w:r>
+        <w:rPr>
+          <w:rFonts w:hint="eastAsia"/>
+        </w:rPr>
+        <w:t>zookeeper</w:t>
+      </w:r>
+    </w:p>
+    <w:p>
+      <w:r>
+        <w:rPr>
+          <w:rFonts w:hint="eastAsia"/>
+        </w:rPr>
+        <w:t>从</w:t>
       </w:r>
       <w:r>
         <w:rPr>
@@ -3091,175 +4116,63 @@
         <w:t xml:space="preserve">svn  </w:t>
       </w:r>
       <w:r>
-        <w:t>trunk\thirdparty\CI-tools</w:t>
-      </w:r>
-      <w:r>
-        <w:rPr>
-          <w:rFonts w:hint="eastAsia"/>
-        </w:rPr>
-        <w:t>\</w:t>
-      </w:r>
-      <w:r>
-        <w:t xml:space="preserve"> apache-maven-3.3.9-bin</w:t>
-      </w:r>
-      <w:r>
-        <w:rPr>
-          <w:rFonts w:hint="eastAsia"/>
-        </w:rPr>
-        <w:t>.zip</w:t>
-      </w:r>
-    </w:p>
-    <w:p>
-      <w:r>
-        <w:rPr>
-          <w:rFonts w:hint="eastAsia"/>
-        </w:rPr>
-        <w:t>解压到</w:t>
-      </w:r>
-      <w:r>
-        <w:rPr>
-          <w:rFonts w:hint="eastAsia"/>
-        </w:rPr>
-        <w:t>/opt</w:t>
-      </w:r>
-      <w:r>
-        <w:rPr>
-          <w:rFonts w:hint="eastAsia"/>
-        </w:rPr>
-        <w:t>下</w:t>
-      </w:r>
-    </w:p>
-    <w:p>
-      <w:r>
-        <w:rPr>
-          <w:rFonts w:hint="eastAsia"/>
-        </w:rPr>
-        <w:t>配置环境变量</w:t>
-      </w:r>
-      <w:r>
-        <w:rPr>
-          <w:rFonts w:hint="eastAsia"/>
-        </w:rPr>
-        <w:t>，打开</w:t>
-      </w:r>
-      <w:r>
-        <w:t>/etc/profile</w:t>
-      </w:r>
-      <w:r>
-        <w:rPr>
-          <w:rFonts w:hint="eastAsia"/>
-        </w:rPr>
-        <w:t>和</w:t>
-      </w:r>
-      <w:r>
-        <w:t>~jenkins/.bashrc</w:t>
-      </w:r>
-      <w:r>
-        <w:rPr>
-          <w:rFonts w:hint="eastAsia"/>
-        </w:rPr>
-        <w:t>添加</w:t>
-      </w:r>
-      <w:r>
-        <w:rPr>
-          <w:rFonts w:hint="eastAsia"/>
-        </w:rPr>
-        <w:t>：</w:t>
-      </w:r>
-    </w:p>
-    <w:p>
-      <w:r>
-        <w:rPr>
-          <w:rFonts w:hint="eastAsia"/>
-        </w:rPr>
-        <w:t xml:space="preserve">  </w:t>
-      </w:r>
-      <w:r>
-        <w:t>export MAVEN_HOME=/opt/apache-maven-3.3.9</w:t>
-      </w:r>
-    </w:p>
-    <w:p>
-      <w:r>
-        <w:rPr>
-          <w:rFonts w:hint="eastAsia"/>
-        </w:rPr>
-        <w:t xml:space="preserve">  </w:t>
-      </w:r>
-      <w:r>
-        <w:t>export PATH=${PATH}:${MAVEN_HOME}/bin</w:t>
-      </w:r>
-    </w:p>
-    <w:p>
-      <w:r>
-        <w:rPr>
-          <w:rFonts w:hint="eastAsia"/>
-        </w:rPr>
-        <w:t>创建用户配置文件：</w:t>
-      </w:r>
-    </w:p>
-    <w:p>
-      <w:r>
-        <w:rPr>
-          <w:rFonts w:hint="eastAsia"/>
-        </w:rPr>
-        <w:t xml:space="preserve"> </w:t>
-      </w:r>
-      <w:r>
-        <w:rPr>
-          <w:rFonts w:hint="eastAsia"/>
-        </w:rPr>
-        <w:t>复制</w:t>
-      </w:r>
-      <w:r>
-        <w:rPr>
-          <w:rFonts w:hint="eastAsia"/>
-        </w:rPr>
-        <w:t>maven</w:t>
-      </w:r>
-      <w:r>
-        <w:rPr>
-          <w:rFonts w:hint="eastAsia"/>
-        </w:rPr>
-        <w:t>的全局配置文件</w:t>
-      </w:r>
-      <w:r>
-        <w:t>/opt/apache-maven-3.3.9/conf/</w:t>
-      </w:r>
-      <w:r>
-        <w:rPr>
-          <w:rFonts w:hint="eastAsia"/>
-        </w:rPr>
-        <w:t xml:space="preserve"> </w:t>
-      </w:r>
-      <w:r>
-        <w:rPr>
-          <w:rFonts w:hint="eastAsia"/>
-        </w:rPr>
-        <w:t>settings.xml</w:t>
-      </w:r>
-      <w:r>
-        <w:rPr>
-          <w:rFonts w:hint="eastAsia"/>
-        </w:rPr>
-        <w:t>到</w:t>
-      </w:r>
-      <w:r>
-        <w:rPr>
-          <w:rFonts w:hint="eastAsia"/>
-        </w:rPr>
-        <w:t>~</w:t>
-      </w:r>
-      <w:r>
-        <w:rPr>
-          <w:rFonts w:hint="eastAsia"/>
-        </w:rPr>
-        <w:t>jenkins</w:t>
-      </w:r>
-      <w:r>
-        <w:rPr>
-          <w:rFonts w:hint="eastAsia"/>
-        </w:rPr>
-        <w:t>/.m2</w:t>
+        <w:rPr>
+          <w:rFonts w:hint="eastAsia"/>
+        </w:rPr>
+        <w:t>下载</w:t>
+      </w:r>
+    </w:p>
+    <w:p>
+      <w:r>
+        <w:t>http://192.168.20.11/scm-infrastructure/trunk/thirdparty/zookeeper</w:t>
+      </w:r>
+      <w:r>
+        <w:rPr>
+          <w:rFonts w:hint="eastAsia"/>
+        </w:rPr>
+        <w:t>/</w:t>
+      </w:r>
+      <w:r>
+        <w:t>zookeeper-3.4.12.tar.gz</w:t>
+      </w:r>
+    </w:p>
+    <w:p>
+      <w:r>
+        <w:t>http://192.168.20.11/scm-infrastructure/trunk/</w:t>
+      </w:r>
+      <w:r>
+        <w:t>deploy_zk.json</w:t>
+      </w:r>
+    </w:p>
+    <w:p>
+      <w:r>
+        <w:t>http://192.168.20.11/scm-infrastructure/trunk/</w:t>
+      </w:r>
+      <w:r>
+        <w:t>deploy_zk.</w:t>
+      </w:r>
+      <w:r>
+        <w:rPr>
+          <w:rFonts w:hint="eastAsia"/>
+        </w:rPr>
+        <w:t>py</w:t>
+      </w:r>
+    </w:p>
+    <w:p>
+      <w:r>
+        <w:rPr>
+          <w:rFonts w:hint="eastAsia"/>
+        </w:rPr>
+        <w:t>拷贝至测试机</w:t>
+      </w:r>
+      <w:r>
+        <w:rPr>
+          <w:rFonts w:hint="eastAsia"/>
+        </w:rPr>
+        <w:t>/opt/</w:t>
+      </w:r>
+      <w:r>
+        <w:t>zookeeper</w:t>
       </w:r>
       <w:r>
         <w:rPr>
@@ -3267,418 +4180,83 @@
         </w:rPr>
         <w:t>目录下</w:t>
       </w:r>
-      <w:r>
-        <w:rPr>
-          <w:rFonts w:hint="eastAsia"/>
-        </w:rPr>
-        <w:t>。</w:t>
-      </w:r>
-    </w:p>
-    <w:p>
-      <w:r>
-        <w:rPr>
-          <w:rFonts w:hint="eastAsia"/>
-        </w:rPr>
-        <w:t>在用户配置文件中</w:t>
-      </w:r>
-      <w:r>
-        <w:rPr>
-          <w:rFonts w:hint="eastAsia"/>
-        </w:rPr>
-        <w:t>配置镜像文件</w:t>
-      </w:r>
-      <w:r>
-        <w:rPr>
-          <w:rFonts w:hint="eastAsia"/>
-        </w:rPr>
-        <w:t>：</w:t>
-      </w:r>
-    </w:p>
-    <w:p>
-      <w:r>
-        <w:t xml:space="preserve">    &lt;mirror&gt;</w:t>
-      </w:r>
-    </w:p>
-    <w:p>
-      <w:r>
-        <w:t xml:space="preserve">      &lt;id&gt;central&lt;/id&gt;</w:t>
-      </w:r>
-    </w:p>
-    <w:p>
-      <w:r>
-        <w:t xml:space="preserve">      &lt;mirrorOf&gt;*&lt;/mirrorOf&gt;</w:t>
-      </w:r>
-    </w:p>
-    <w:p>
-      <w:r>
-        <w:t xml:space="preserve">      &lt;name&gt;Human Readable Name for this Mirror.&lt;/name&gt;</w:t>
-      </w:r>
-    </w:p>
-    <w:p>
-      <w:r>
-        <w:t xml:space="preserve">      &lt;url&gt;http://192.168.31.204:8081/nexus/content/repositories/central/&lt;/url&gt;</w:t>
-      </w:r>
-    </w:p>
-    <w:p>
-      <w:r>
-        <w:t xml:space="preserve">    &lt;/mirror&gt;</w:t>
-      </w:r>
-    </w:p>
-    <w:p>
-      <w:pPr>
-        <w:pStyle w:val="Heading3"/>
-      </w:pPr>
-      <w:r>
-        <w:rPr>
-          <w:rFonts w:hint="eastAsia"/>
-        </w:rPr>
-        <w:t>安装原生</w:t>
-      </w:r>
-      <w:r>
-        <w:rPr>
-          <w:rFonts w:hint="eastAsia"/>
-        </w:rPr>
-        <w:t>pg</w:t>
-      </w:r>
-    </w:p>
-    <w:p>
-      <w:r>
-        <w:rPr>
-          <w:rFonts w:hint="eastAsia"/>
-        </w:rPr>
-        <w:t>拷贝</w:t>
-      </w:r>
-      <w:r>
-        <w:rPr>
-          <w:rFonts w:hint="eastAsia"/>
-        </w:rPr>
-        <w:t>pgsql</w:t>
-      </w:r>
-      <w:r>
-        <w:rPr>
-          <w:rFonts w:hint="eastAsia"/>
-        </w:rPr>
-        <w:t>目录</w:t>
-      </w:r>
-    </w:p>
-    <w:p>
-      <w:r>
-        <w:t>export PATH=/usr/local/pgsql/bin:$PATH</w:t>
+    </w:p>
+    <w:p>
+      <w:r>
+        <w:rPr>
+          <w:rFonts w:hint="eastAsia"/>
+        </w:rPr>
+        <w:t>解压</w:t>
+      </w:r>
+      <w:r>
+        <w:rPr>
+          <w:rFonts w:hint="eastAsia"/>
+        </w:rPr>
+        <w:t xml:space="preserve">tar -zxvf </w:t>
+      </w:r>
+      <w:r>
+        <w:t>zookeeper-3.4.12.tar.gz</w:t>
+      </w:r>
+    </w:p>
+    <w:p>
+      <w:r>
+        <w:rPr>
+          <w:rFonts w:hint="eastAsia"/>
+        </w:rPr>
+        <w:t>修改配置文件</w:t>
+      </w:r>
+      <w:r>
+        <w:t>deploy_zk.json</w:t>
+      </w:r>
+      <w:r>
+        <w:rPr>
+          <w:rFonts w:hint="eastAsia"/>
+        </w:rPr>
+        <w:t>中</w:t>
+      </w:r>
+      <w:r>
+        <w:t>server</w:t>
+      </w:r>
+      <w:r>
+        <w:rPr>
+          <w:rFonts w:hint="eastAsia"/>
+        </w:rPr>
+        <w:t>值</w:t>
+      </w:r>
+      <w:r>
+        <w:rPr>
+          <w:rFonts w:hint="eastAsia"/>
+        </w:rPr>
+        <w:t>为</w:t>
+      </w:r>
+      <w:r>
+        <w:rPr>
+          <w:rFonts w:hint="eastAsia"/>
+        </w:rPr>
+        <w:t>hostname</w:t>
+      </w:r>
+      <w:r>
+        <w:t>:2888:3888</w:t>
+      </w:r>
+    </w:p>
+    <w:p>
+      <w:r>
+        <w:rPr>
+          <w:rFonts w:hint="eastAsia"/>
+        </w:rPr>
+        <w:t>启动</w:t>
+      </w:r>
+      <w:r>
+        <w:rPr>
+          <w:rFonts w:hint="eastAsia"/>
+        </w:rPr>
+        <w:t xml:space="preserve">python </w:t>
+      </w:r>
+      <w:r>
+        <w:t>deploy_zk.py</w:t>
       </w:r>
     </w:p>
     <w:p/>
-    <w:p>
-      <w:pPr>
-        <w:pStyle w:val="Heading3"/>
-      </w:pPr>
-      <w:r>
-        <w:rPr>
-          <w:rFonts w:hint="eastAsia"/>
-        </w:rPr>
-        <w:t>安装</w:t>
-      </w:r>
-      <w:r>
-        <w:rPr>
-          <w:rFonts w:hint="eastAsia"/>
-        </w:rPr>
-        <w:t>Python</w:t>
-      </w:r>
-      <w:r>
-        <w:rPr>
-          <w:rFonts w:hint="eastAsia"/>
-        </w:rPr>
-        <w:t>、</w:t>
-      </w:r>
-      <w:r>
-        <w:rPr>
-          <w:rFonts w:hint="eastAsia"/>
-        </w:rPr>
-        <w:t xml:space="preserve">Python-devel </w:t>
-      </w:r>
-    </w:p>
-    <w:p/>
-    <w:p>
-      <w:r>
-        <w:rPr>
-          <w:rFonts w:hint="eastAsia"/>
-        </w:rPr>
-        <w:t>eg:</w:t>
-      </w:r>
-      <w:r>
-        <w:rPr>
-          <w:rFonts w:hint="eastAsia"/>
-        </w:rPr>
-        <w:t>源码安装</w:t>
-      </w:r>
-    </w:p>
-    <w:p>
-      <w:r>
-        <w:t>tar zxvf Python-2.7.7.tgz</w:t>
-      </w:r>
-    </w:p>
-    <w:p>
-      <w:r>
-        <w:t>cd Python-2.7.7</w:t>
-      </w:r>
-    </w:p>
-    <w:p>
-      <w:r>
-        <w:t>./configure --enable-shared --prefix=/usr/local/python2.7.7/</w:t>
-      </w:r>
-    </w:p>
-    <w:p>
-      <w:r>
-        <w:t>make</w:t>
-      </w:r>
-    </w:p>
-    <w:p>
-      <w:r>
-        <w:t>make install</w:t>
-      </w:r>
-    </w:p>
-    <w:p>
-      <w:r>
-        <w:t xml:space="preserve">echo /usr/local/python2.7.7/lib &gt; /etc/ld.so.conf.d/python2.7.conf </w:t>
-      </w:r>
-    </w:p>
-    <w:p>
-      <w:r>
-        <w:t>ldconfig</w:t>
-      </w:r>
-    </w:p>
-    <w:p/>
-    <w:p>
-      <w:pPr>
-        <w:pStyle w:val="Heading3"/>
-      </w:pPr>
-      <w:r>
-        <w:rPr>
-          <w:rFonts w:hint="eastAsia"/>
-        </w:rPr>
-        <w:t>准备</w:t>
-      </w:r>
-      <w:r>
-        <w:rPr>
-          <w:rFonts w:hint="eastAsia"/>
-        </w:rPr>
-        <w:t>spark</w:t>
-      </w:r>
-      <w:r>
-        <w:rPr>
-          <w:rFonts w:hint="eastAsia"/>
-        </w:rPr>
-        <w:t>编译环境</w:t>
-      </w:r>
-    </w:p>
-    <w:p>
-      <w:r>
-        <w:rPr>
-          <w:rFonts w:hint="eastAsia"/>
-        </w:rPr>
-        <w:t xml:space="preserve">   </w:t>
-      </w:r>
-      <w:r>
-        <w:rPr>
-          <w:rFonts w:hint="eastAsia"/>
-        </w:rPr>
-        <w:t>拷贝</w:t>
-      </w:r>
-      <w:r>
-        <w:rPr>
-          <w:rFonts w:hint="eastAsia"/>
-        </w:rPr>
-        <w:t>ivy2.tar.gz m2.tar.gz sbt.tar.gz sbt_build.tar.gz</w:t>
-      </w:r>
-      <w:r>
-        <w:rPr>
-          <w:rFonts w:hint="eastAsia"/>
-        </w:rPr>
-        <w:t>到</w:t>
-      </w:r>
-      <w:r>
-        <w:rPr>
-          <w:rFonts w:hint="eastAsia"/>
-        </w:rPr>
-        <w:t>jenkins</w:t>
-      </w:r>
-      <w:r>
-        <w:rPr>
-          <w:rFonts w:hint="eastAsia"/>
-        </w:rPr>
-        <w:t>家目录</w:t>
-      </w:r>
-    </w:p>
-    <w:p>
-      <w:r>
-        <w:rPr>
-          <w:rFonts w:hint="eastAsia"/>
-        </w:rPr>
-        <w:t xml:space="preserve">   </w:t>
-      </w:r>
-      <w:r>
-        <w:rPr>
-          <w:rFonts w:hint="eastAsia"/>
-        </w:rPr>
-        <w:t>解压</w:t>
-      </w:r>
-    </w:p>
-    <w:p>
-      <w:pPr>
-        <w:pStyle w:val="Heading3"/>
-      </w:pPr>
-      <w:r>
-        <w:rPr>
-          <w:rFonts w:hint="eastAsia"/>
-        </w:rPr>
-        <w:lastRenderedPageBreak/>
-        <w:t>文档编译</w:t>
-      </w:r>
-      <w:r>
-        <w:rPr>
-          <w:rFonts w:hint="eastAsia"/>
-        </w:rPr>
-        <w:t>windows slave</w:t>
-      </w:r>
-      <w:r>
-        <w:rPr>
-          <w:rFonts w:hint="eastAsia"/>
-        </w:rPr>
-        <w:t>机开机自动连接</w:t>
-      </w:r>
-      <w:r>
-        <w:rPr>
-          <w:rFonts w:hint="eastAsia"/>
-        </w:rPr>
-        <w:t>linux jenkins master</w:t>
-      </w:r>
-    </w:p>
-    <w:p>
-      <w:r>
-        <w:rPr>
-          <w:rFonts w:hint="eastAsia"/>
-        </w:rPr>
-        <w:t xml:space="preserve">   </w:t>
-      </w:r>
-      <w:r>
-        <w:rPr>
-          <w:rFonts w:hint="eastAsia"/>
-        </w:rPr>
-        <w:t>下载</w:t>
-      </w:r>
-      <w:r>
-        <w:rPr>
-          <w:rFonts w:hint="eastAsia"/>
-        </w:rPr>
-        <w:t>linux jenkins master</w:t>
-      </w:r>
-      <w:r>
-        <w:rPr>
-          <w:rFonts w:hint="eastAsia"/>
-        </w:rPr>
-        <w:t>的</w:t>
-      </w:r>
-      <w:r>
-        <w:rPr>
-          <w:rFonts w:hint="eastAsia"/>
-        </w:rPr>
-        <w:t>slave.jar</w:t>
-      </w:r>
-      <w:r>
-        <w:rPr>
-          <w:rFonts w:hint="eastAsia"/>
-        </w:rPr>
-        <w:t>包放入</w:t>
-      </w:r>
-      <w:r>
-        <w:rPr>
-          <w:rFonts w:hint="eastAsia"/>
-        </w:rPr>
-        <w:t>winows</w:t>
-      </w:r>
-      <w:r>
-        <w:rPr>
-          <w:rFonts w:hint="eastAsia"/>
-        </w:rPr>
-        <w:t>的</w:t>
-      </w:r>
-      <w:r>
-        <w:rPr>
-          <w:rFonts w:hint="eastAsia"/>
-        </w:rPr>
-        <w:t>C</w:t>
-      </w:r>
-      <w:r>
-        <w:rPr>
-          <w:rFonts w:hint="eastAsia"/>
-        </w:rPr>
-        <w:t>:\users\jenkins\slave.jar</w:t>
-      </w:r>
-      <w:r>
-        <w:rPr>
-          <w:rFonts w:hint="eastAsia"/>
-        </w:rPr>
-        <w:t>编写</w:t>
-      </w:r>
-      <w:r>
-        <w:rPr>
-          <w:rFonts w:hint="eastAsia"/>
-        </w:rPr>
-        <w:t>bat</w:t>
-      </w:r>
-      <w:r>
-        <w:rPr>
-          <w:rFonts w:hint="eastAsia"/>
-        </w:rPr>
-        <w:t>脚本</w:t>
-      </w:r>
-      <w:r>
-        <w:rPr>
-          <w:rFonts w:hint="eastAsia"/>
-        </w:rPr>
-        <w:t>:</w:t>
-      </w:r>
-    </w:p>
-    <w:p>
-      <w:r>
-        <w:rPr>
-          <w:rFonts w:hint="eastAsia"/>
-        </w:rPr>
-        <w:t>java -jar C:\users\jenkins\slave.jar</w:t>
-      </w:r>
-      <w:r>
-        <w:rPr>
-          <w:rFonts w:hint="eastAsia"/>
-        </w:rPr>
-        <w:t xml:space="preserve"> </w:t>
-      </w:r>
-      <w:r>
-        <w:t xml:space="preserve">-jnlpUrl </w:t>
-      </w:r>
-    </w:p>
-    <w:p>
-      <w:r>
-        <w:t xml:space="preserve">http://192.168.30.185:8080/computer/COMPILE_WINDOWS1/slave-agent.jnlp </w:t>
-      </w:r>
-    </w:p>
-    <w:p>
-      <w:r>
-        <w:t>-secret 24e9ac7caceb04ee3c48311dcbac673087da09f28baa47ce7eade0af4f757bc0</w:t>
-      </w:r>
-    </w:p>
-    <w:p>
-      <w:r>
-        <w:rPr>
-          <w:rFonts w:hint="eastAsia"/>
-        </w:rPr>
-        <w:t>slave.jar</w:t>
-      </w:r>
-      <w:r>
-        <w:rPr>
-          <w:rFonts w:hint="eastAsia"/>
-        </w:rPr>
-        <w:t>包的位置可更换</w:t>
-      </w:r>
-    </w:p>
     <w:p/>
     <w:sectPr>
       <w:pgSz w:w="11906" w:h="16838"/>
@@ -5085,6 +5663,15 @@
     <w:lvlOverride w:ilvl="0">
       <w:startOverride w:val="1"/>
     </w:lvlOverride>
+  </w:num>
+  <w:num w:numId="26">
+    <w:abstractNumId w:val="10"/>
+    <w:lvlOverride w:ilvl="0">
+      <w:startOverride w:val="1"/>
+    </w:lvlOverride>
+  </w:num>
+  <w:num w:numId="27">
+    <w:abstractNumId w:val="3"/>
   </w:num>
 </w:numbering>
 </file>

--- a/doc/add_new_machine.docx
+++ b/doc/add_new_machine.docx
@@ -1,10 +1,10 @@
 
 <file path=word/document.xml><?xml version="1.0" encoding="utf-8"?>
-<w:document xmlns:ve="http://schemas.openxmlformats.org/markup-compatibility/2006" xmlns:o="urn:schemas-microsoft-com:office:office" xmlns:r="http://schemas.openxmlformats.org/officeDocument/2006/relationships" xmlns:m="http://schemas.openxmlformats.org/officeDocument/2006/math" xmlns:v="urn:schemas-microsoft-com:vml" xmlns:wp="http://schemas.openxmlformats.org/drawingml/2006/wordprocessingDrawing" xmlns:w10="urn:schemas-microsoft-com:office:word" xmlns:w="http://schemas.openxmlformats.org/wordprocessingml/2006/main" xmlns:wne="http://schemas.microsoft.com/office/word/2006/wordml">
+<w:document xmlns:wpc="http://schemas.microsoft.com/office/word/2010/wordprocessingCanvas" xmlns:cx="http://schemas.microsoft.com/office/drawing/2014/chartex" xmlns:mc="http://schemas.openxmlformats.org/markup-compatibility/2006" xmlns:o="urn:schemas-microsoft-com:office:office" xmlns:r="http://schemas.openxmlformats.org/officeDocument/2006/relationships" xmlns:m="http://schemas.openxmlformats.org/officeDocument/2006/math" xmlns:v="urn:schemas-microsoft-com:vml" xmlns:wp14="http://schemas.microsoft.com/office/word/2010/wordprocessingDrawing" xmlns:wp="http://schemas.openxmlformats.org/drawingml/2006/wordprocessingDrawing" xmlns:w10="urn:schemas-microsoft-com:office:word" xmlns:w="http://schemas.openxmlformats.org/wordprocessingml/2006/main" xmlns:w14="http://schemas.microsoft.com/office/word/2010/wordml" xmlns:w15="http://schemas.microsoft.com/office/word/2012/wordml" xmlns:w16se="http://schemas.microsoft.com/office/word/2015/wordml/symex" xmlns:wpg="http://schemas.microsoft.com/office/word/2010/wordprocessingGroup" xmlns:wpi="http://schemas.microsoft.com/office/word/2010/wordprocessingInk" xmlns:wne="http://schemas.microsoft.com/office/word/2006/wordml" xmlns:wps="http://schemas.microsoft.com/office/word/2010/wordprocessingShape" mc:Ignorable="w14 w15 w16se wp14">
   <w:body>
     <w:p>
       <w:pPr>
-        <w:pStyle w:val="Title"/>
+        <w:pStyle w:val="ab"/>
       </w:pPr>
       <w:r>
         <w:rPr>
@@ -21,10 +21,10 @@
     </w:p>
     <w:tbl>
       <w:tblPr>
-        <w:tblStyle w:val="TableGrid"/>
+        <w:tblStyle w:val="a9"/>
         <w:tblW w:w="0" w:type="auto"/>
         <w:tblInd w:w="357" w:type="dxa"/>
-        <w:tblLook w:val="04A0"/>
+        <w:tblLook w:val="04A0" w:firstRow="1" w:lastRow="0" w:firstColumn="1" w:lastColumn="0" w:noHBand="0" w:noVBand="1"/>
       </w:tblPr>
       <w:tblGrid>
         <w:gridCol w:w="2728"/>
@@ -128,7 +128,7 @@
     <w:p/>
     <w:p>
       <w:pPr>
-        <w:pStyle w:val="Heading2"/>
+        <w:pStyle w:val="2"/>
         <w:numPr>
           <w:ilvl w:val="0"/>
           <w:numId w:val="0"/>
@@ -189,7 +189,7 @@
     <w:p/>
     <w:p>
       <w:pPr>
-        <w:pStyle w:val="Heading3"/>
+        <w:pStyle w:val="3"/>
       </w:pPr>
       <w:r>
         <w:rPr>
@@ -247,7 +247,7 @@
     </w:p>
     <w:p>
       <w:pPr>
-        <w:pStyle w:val="Heading3"/>
+        <w:pStyle w:val="3"/>
       </w:pPr>
       <w:r>
         <w:rPr>
@@ -369,7 +369,7 @@
     <w:p/>
     <w:p>
       <w:pPr>
-        <w:pStyle w:val="Heading3"/>
+        <w:pStyle w:val="3"/>
       </w:pPr>
       <w:r>
         <w:rPr>
@@ -486,7 +486,7 @@
     </w:p>
     <w:p>
       <w:pPr>
-        <w:pStyle w:val="Heading3"/>
+        <w:pStyle w:val="3"/>
       </w:pPr>
       <w:r>
         <w:rPr>
@@ -729,7 +729,7 @@
     </w:p>
     <w:p>
       <w:pPr>
-        <w:pStyle w:val="Heading3"/>
+        <w:pStyle w:val="3"/>
       </w:pPr>
       <w:r>
         <w:rPr>
@@ -1036,7 +1036,7 @@
     </w:p>
     <w:p>
       <w:pPr>
-        <w:pStyle w:val="Heading3"/>
+        <w:pStyle w:val="3"/>
       </w:pPr>
       <w:r>
         <w:rPr>
@@ -1182,7 +1182,7 @@
     </w:p>
     <w:p>
       <w:pPr>
-        <w:pStyle w:val="Heading3"/>
+        <w:pStyle w:val="3"/>
       </w:pPr>
       <w:r>
         <w:rPr>
@@ -1476,7 +1476,7 @@
     </w:p>
     <w:p>
       <w:pPr>
-        <w:pStyle w:val="Heading3"/>
+        <w:pStyle w:val="3"/>
       </w:pPr>
       <w:r>
         <w:rPr>
@@ -1601,7 +1601,7 @@
     <w:p/>
     <w:p>
       <w:pPr>
-        <w:pStyle w:val="Heading3"/>
+        <w:pStyle w:val="3"/>
       </w:pPr>
       <w:r>
         <w:rPr>
@@ -1723,7 +1723,7 @@
     <w:p/>
     <w:p>
       <w:pPr>
-        <w:pStyle w:val="Heading3"/>
+        <w:pStyle w:val="3"/>
       </w:pPr>
       <w:r>
         <w:rPr>
@@ -1887,7 +1887,7 @@
     </w:p>
     <w:p>
       <w:pPr>
-        <w:pStyle w:val="Heading3"/>
+        <w:pStyle w:val="3"/>
       </w:pPr>
       <w:r>
         <w:rPr>
@@ -1930,7 +1930,7 @@
     </w:p>
     <w:p>
       <w:pPr>
-        <w:pStyle w:val="Heading3"/>
+        <w:pStyle w:val="3"/>
       </w:pPr>
       <w:r>
         <w:rPr>
@@ -2532,7 +2532,7 @@
     <w:p/>
     <w:p>
       <w:pPr>
-        <w:pStyle w:val="Heading3"/>
+        <w:pStyle w:val="3"/>
       </w:pPr>
       <w:r>
         <w:rPr>
@@ -2619,7 +2619,7 @@
     </w:p>
     <w:p>
       <w:pPr>
-        <w:pStyle w:val="Heading3"/>
+        <w:pStyle w:val="3"/>
       </w:pPr>
       <w:r>
         <w:rPr>
@@ -2761,7 +2761,7 @@
     </w:p>
     <w:p>
       <w:pPr>
-        <w:pStyle w:val="NormalWeb"/>
+        <w:pStyle w:val="af4"/>
       </w:pPr>
       <w:r>
         <w:t>以 root 权限修改 /etc/security/limits.conf</w:t>
@@ -2769,7 +2769,7 @@
     </w:p>
     <w:p>
       <w:pPr>
-        <w:pStyle w:val="NormalWeb"/>
+        <w:pStyle w:val="af4"/>
       </w:pPr>
       <w:r>
         <w:t>添加如下内容：</w:t>
@@ -2777,7 +2777,7 @@
     </w:p>
     <w:p>
       <w:pPr>
-        <w:pStyle w:val="NormalWeb"/>
+        <w:pStyle w:val="af4"/>
       </w:pPr>
       <w:r>
         <w:t>* soft nofile 65536</w:t>
@@ -2785,7 +2785,7 @@
     </w:p>
     <w:p>
       <w:pPr>
-        <w:pStyle w:val="NormalWeb"/>
+        <w:pStyle w:val="af4"/>
       </w:pPr>
       <w:r>
         <w:t>* hard nofile 131072</w:t>
@@ -2793,7 +2793,7 @@
     </w:p>
     <w:p>
       <w:pPr>
-        <w:pStyle w:val="NormalWeb"/>
+        <w:pStyle w:val="af4"/>
       </w:pPr>
       <w:r>
         <w:t>以 root 权限修改 sysctl.conf，添加以下配置：</w:t>
@@ -2801,7 +2801,7 @@
     </w:p>
     <w:p>
       <w:pPr>
-        <w:pStyle w:val="NormalWeb"/>
+        <w:pStyle w:val="af4"/>
       </w:pPr>
       <w:r>
         <w:t>vm.max_map_count = 655360</w:t>
@@ -2809,7 +2809,7 @@
     </w:p>
     <w:p>
       <w:pPr>
-        <w:pStyle w:val="NormalWeb"/>
+        <w:pStyle w:val="af4"/>
       </w:pPr>
       <w:r>
         <w:t>并执行以下命令使其立即生效：</w:t>
@@ -2817,7 +2817,7 @@
     </w:p>
     <w:p>
       <w:pPr>
-        <w:pStyle w:val="NormalWeb"/>
+        <w:pStyle w:val="af4"/>
       </w:pPr>
       <w:r>
         <w:t>sysctl -p</w:t>
@@ -2825,7 +2825,7 @@
     </w:p>
     <w:p>
       <w:pPr>
-        <w:pStyle w:val="NormalWeb"/>
+        <w:pStyle w:val="af4"/>
       </w:pPr>
       <w:r>
         <w:rPr>
@@ -2845,7 +2845,7 @@
     </w:p>
     <w:p>
       <w:pPr>
-        <w:pStyle w:val="NormalWeb"/>
+        <w:pStyle w:val="af4"/>
       </w:pPr>
       <w:r>
         <w:rPr>
@@ -2874,7 +2874,7 @@
     </w:p>
     <w:p>
       <w:pPr>
-        <w:pStyle w:val="NormalWeb"/>
+        <w:pStyle w:val="af4"/>
       </w:pPr>
       <w:r>
         <w:rPr>
@@ -2888,7 +2888,7 @@
     </w:p>
     <w:p>
       <w:pPr>
-        <w:pStyle w:val="NormalWeb"/>
+        <w:pStyle w:val="af4"/>
       </w:pPr>
       <w:r>
         <w:rPr>
@@ -2920,7 +2920,7 @@
     </w:p>
     <w:p>
       <w:pPr>
-        <w:pStyle w:val="NormalWeb"/>
+        <w:pStyle w:val="af4"/>
       </w:pPr>
       <w:r>
         <w:rPr>
@@ -2934,7 +2934,7 @@
     </w:p>
     <w:p>
       <w:pPr>
-        <w:pStyle w:val="NormalWeb"/>
+        <w:pStyle w:val="af4"/>
       </w:pPr>
       <w:r>
         <w:rPr>
@@ -2972,7 +2972,7 @@
     </w:p>
     <w:p>
       <w:pPr>
-        <w:pStyle w:val="NormalWeb"/>
+        <w:pStyle w:val="af4"/>
       </w:pPr>
       <w:r>
         <w:rPr>
@@ -2995,12 +2995,12 @@
     </w:p>
     <w:p>
       <w:pPr>
-        <w:pStyle w:val="NormalWeb"/>
-      </w:pPr>
-    </w:p>
-    <w:p>
-      <w:pPr>
-        <w:pStyle w:val="Heading3"/>
+        <w:pStyle w:val="af4"/>
+      </w:pPr>
+    </w:p>
+    <w:p>
+      <w:pPr>
+        <w:pStyle w:val="3"/>
       </w:pPr>
       <w:r>
         <w:rPr>
@@ -3148,7 +3148,14 @@
     <w:p/>
     <w:p>
       <w:pPr>
-        <w:pStyle w:val="Heading2"/>
+        <w:rPr>
+          <w:rFonts w:hint="eastAsia"/>
+        </w:rPr>
+      </w:pPr>
+    </w:p>
+    <w:p>
+      <w:pPr>
+        <w:pStyle w:val="2"/>
         <w:numPr>
           <w:ilvl w:val="0"/>
           <w:numId w:val="0"/>
@@ -3164,7 +3171,7 @@
     </w:p>
     <w:p>
       <w:pPr>
-        <w:pStyle w:val="Heading3"/>
+        <w:pStyle w:val="3"/>
         <w:numPr>
           <w:ilvl w:val="0"/>
           <w:numId w:val="23"/>
@@ -3213,7 +3220,7 @@
     </w:p>
     <w:p>
       <w:pPr>
-        <w:pStyle w:val="Heading3"/>
+        <w:pStyle w:val="3"/>
       </w:pPr>
       <w:r>
         <w:rPr>
@@ -3483,7 +3490,7 @@
     </w:p>
     <w:p>
       <w:pPr>
-        <w:pStyle w:val="Heading3"/>
+        <w:pStyle w:val="3"/>
       </w:pPr>
       <w:r>
         <w:rPr>
@@ -3526,15 +3533,512 @@
     <w:p/>
     <w:p>
       <w:pPr>
-        <w:pStyle w:val="Heading3"/>
-      </w:pPr>
+        <w:pStyle w:val="3"/>
+      </w:pPr>
+      <w:r>
+        <w:rPr>
+          <w:rFonts w:hint="eastAsia"/>
+        </w:rPr>
+        <w:t>make</w:t>
+      </w:r>
+      <w:r>
+        <w:rPr>
+          <w:rFonts w:hint="eastAsia"/>
+        </w:rPr>
+        <w:t>安装</w:t>
+      </w:r>
+      <w:r>
+        <w:rPr>
+          <w:rFonts w:hint="eastAsia"/>
+        </w:rPr>
+        <w:t>Python</w:t>
+      </w:r>
+      <w:r>
+        <w:rPr>
+          <w:rFonts w:hint="eastAsia"/>
+        </w:rPr>
+        <w:t>、</w:t>
+      </w:r>
+      <w:r>
+        <w:rPr>
+          <w:rFonts w:hint="eastAsia"/>
+        </w:rPr>
+        <w:t xml:space="preserve">Python-devel </w:t>
+      </w:r>
+    </w:p>
+    <w:p/>
+    <w:p>
+      <w:r>
+        <w:rPr>
+          <w:rFonts w:hint="eastAsia"/>
+        </w:rPr>
+        <w:t>eg:</w:t>
+      </w:r>
+      <w:r>
+        <w:rPr>
+          <w:rFonts w:hint="eastAsia"/>
+        </w:rPr>
+        <w:t>源码安装</w:t>
+      </w:r>
+    </w:p>
+    <w:p>
+      <w:r>
+        <w:t>tar zxvf Python-2.7.7.tgz</w:t>
+      </w:r>
+    </w:p>
+    <w:p>
+      <w:r>
+        <w:t>cd Python-2.7.7</w:t>
+      </w:r>
+    </w:p>
+    <w:p>
+      <w:r>
+        <w:t>./configure --enable-shared --prefix=/usr/local/python2.7.7/</w:t>
+      </w:r>
+    </w:p>
+    <w:p>
+      <w:r>
+        <w:t>make</w:t>
+      </w:r>
+    </w:p>
+    <w:p>
+      <w:r>
+        <w:t>make install</w:t>
+      </w:r>
+    </w:p>
+    <w:p>
+      <w:r>
+        <w:t xml:space="preserve">echo /usr/local/python2.7.7/lib &gt; /etc/ld.so.conf.d/python2.7.conf </w:t>
+      </w:r>
+    </w:p>
+    <w:p>
+      <w:r>
+        <w:t>ldconfig</w:t>
+      </w:r>
+    </w:p>
+    <w:p/>
+    <w:p>
+      <w:pPr>
+        <w:pStyle w:val="3"/>
+      </w:pPr>
+      <w:r>
+        <w:rPr>
+          <w:rFonts w:hint="eastAsia"/>
+        </w:rPr>
+        <w:t>准备</w:t>
+      </w:r>
+      <w:r>
+        <w:rPr>
+          <w:rFonts w:hint="eastAsia"/>
+        </w:rPr>
+        <w:t>spark</w:t>
+      </w:r>
+      <w:r>
+        <w:rPr>
+          <w:rFonts w:hint="eastAsia"/>
+        </w:rPr>
+        <w:t>编译环境</w:t>
+      </w:r>
+    </w:p>
+    <w:p>
+      <w:r>
+        <w:rPr>
+          <w:rFonts w:hint="eastAsia"/>
+        </w:rPr>
+        <w:t xml:space="preserve">   </w:t>
+      </w:r>
+      <w:r>
+        <w:rPr>
+          <w:rFonts w:hint="eastAsia"/>
+        </w:rPr>
+        <w:t>拷贝</w:t>
+      </w:r>
+      <w:r>
+        <w:rPr>
+          <w:rFonts w:hint="eastAsia"/>
+        </w:rPr>
+        <w:t>ivy2.tar.gz m2.tar.gz sbt.tar.gz sbt_build.tar.gz</w:t>
+      </w:r>
+      <w:r>
+        <w:rPr>
+          <w:rFonts w:hint="eastAsia"/>
+        </w:rPr>
+        <w:t>到</w:t>
+      </w:r>
+      <w:r>
+        <w:rPr>
+          <w:rFonts w:hint="eastAsia"/>
+        </w:rPr>
+        <w:t>jenkins</w:t>
+      </w:r>
+      <w:r>
+        <w:rPr>
+          <w:rFonts w:hint="eastAsia"/>
+        </w:rPr>
+        <w:t>家目录</w:t>
+      </w:r>
+    </w:p>
+    <w:p>
+      <w:r>
+        <w:rPr>
+          <w:rFonts w:hint="eastAsia"/>
+        </w:rPr>
+        <w:t xml:space="preserve">   </w:t>
+      </w:r>
+      <w:r>
+        <w:rPr>
+          <w:rFonts w:hint="eastAsia"/>
+        </w:rPr>
+        <w:t>解压</w:t>
+      </w:r>
+    </w:p>
+    <w:p/>
+    <w:p>
+      <w:pPr>
+        <w:pStyle w:val="3"/>
+      </w:pPr>
+      <w:r>
+        <w:rPr>
+          <w:rFonts w:hint="eastAsia"/>
+        </w:rPr>
+        <w:t>pg</w:t>
+      </w:r>
+      <w:r>
+        <w:rPr>
+          <w:rFonts w:hint="eastAsia"/>
+        </w:rPr>
+        <w:t>编译环境</w:t>
+      </w:r>
+    </w:p>
+    <w:p>
+      <w:r>
+        <w:rPr>
+          <w:rFonts w:hint="eastAsia"/>
+        </w:rPr>
+        <w:t>安装</w:t>
+      </w:r>
+      <w:r>
+        <w:rPr>
+          <w:rFonts w:hint="eastAsia"/>
+        </w:rPr>
+        <w:t>xml</w:t>
+      </w:r>
+      <w:r>
+        <w:rPr>
+          <w:rFonts w:hint="eastAsia"/>
+        </w:rPr>
+        <w:t>库</w:t>
+      </w:r>
+    </w:p>
+    <w:p>
+      <w:r>
+        <w:rPr>
+          <w:rFonts w:hint="eastAsia"/>
+        </w:rPr>
+        <w:t xml:space="preserve">  </w:t>
+      </w:r>
+      <w:r>
+        <w:rPr>
+          <w:rFonts w:hint="eastAsia"/>
+        </w:rPr>
+        <w:t>yum install libxml2</w:t>
+      </w:r>
+    </w:p>
+    <w:p>
+      <w:r>
+        <w:rPr>
+          <w:rFonts w:hint="eastAsia"/>
+        </w:rPr>
+        <w:t xml:space="preserve">  </w:t>
+      </w:r>
+      <w:r>
+        <w:rPr>
+          <w:rFonts w:hint="eastAsia"/>
+        </w:rPr>
+        <w:t>yum install libxml2-devel</w:t>
+      </w:r>
+    </w:p>
+    <w:p>
+      <w:pPr>
+        <w:pStyle w:val="3"/>
+      </w:pPr>
+      <w:r>
+        <w:rPr>
+          <w:rFonts w:hint="eastAsia"/>
+        </w:rPr>
+        <w:t>安装</w:t>
+      </w:r>
+      <w:r>
+        <w:t>autoconf-2.13</w:t>
+      </w:r>
+    </w:p>
+    <w:p>
+      <w:r>
+        <w:rPr>
+          <w:rFonts w:hint="eastAsia"/>
+        </w:rPr>
+        <w:t>编译第三方库所需软件，</w:t>
+      </w:r>
+      <w:r>
+        <w:rPr>
+          <w:rFonts w:hint="eastAsia"/>
+        </w:rPr>
+        <w:t>安装方式如下：</w:t>
+      </w:r>
+    </w:p>
+    <w:p>
+      <w:r>
+        <w:rPr>
+          <w:rFonts w:hint="eastAsia"/>
+        </w:rPr>
+        <w:t>1.</w:t>
+      </w:r>
+      <w:r>
+        <w:rPr>
+          <w:rFonts w:hint="eastAsia"/>
+        </w:rPr>
+        <w:t>从</w:t>
+      </w:r>
+      <w:r>
+        <w:rPr>
+          <w:rFonts w:hint="eastAsia"/>
+        </w:rPr>
+        <w:t>svn trunk/tools/compile/</w:t>
+      </w:r>
+      <w:r>
+        <w:t>autoconf-2.13</w:t>
+      </w:r>
+      <w:r>
+        <w:rPr>
+          <w:rFonts w:hint="eastAsia"/>
+        </w:rPr>
+        <w:t>拷贝到编译机</w:t>
+      </w:r>
+    </w:p>
+    <w:p>
+      <w:r>
+        <w:rPr>
+          <w:rFonts w:hint="eastAsia"/>
+        </w:rPr>
+        <w:t xml:space="preserve">2.cd </w:t>
+      </w:r>
+      <w:r>
+        <w:t>autoconf-2.13</w:t>
+      </w:r>
+      <w:r>
+        <w:rPr>
+          <w:rFonts w:hint="eastAsia"/>
+        </w:rPr>
+        <w:t>，执行</w:t>
+      </w:r>
+      <w:r>
+        <w:rPr>
+          <w:rFonts w:hint="eastAsia"/>
+        </w:rPr>
+        <w:t>./configure --program-suffix=2.13</w:t>
+      </w:r>
+    </w:p>
+    <w:p>
+      <w:r>
+        <w:rPr>
+          <w:rFonts w:hint="eastAsia"/>
+        </w:rPr>
+        <w:t>3.make</w:t>
+      </w:r>
+    </w:p>
+    <w:p>
+      <w:r>
+        <w:rPr>
+          <w:rFonts w:hint="eastAsia"/>
+        </w:rPr>
+        <w:t>4.sudo make install</w:t>
+      </w:r>
+    </w:p>
+    <w:p>
+      <w:r>
+        <w:rPr>
+          <w:rFonts w:hint="eastAsia"/>
+        </w:rPr>
+        <w:t>5.which autoconf2.13</w:t>
+      </w:r>
+      <w:r>
+        <w:rPr>
+          <w:rFonts w:hint="eastAsia"/>
+        </w:rPr>
+        <w:t>查找程序</w:t>
+      </w:r>
+      <w:r>
+        <w:rPr>
+          <w:rFonts w:hint="eastAsia"/>
+        </w:rPr>
+        <w:t>，确认安装</w:t>
+      </w:r>
+    </w:p>
+    <w:p/>
+    <w:p>
+      <w:pPr>
+        <w:pStyle w:val="3"/>
+      </w:pPr>
+      <w:r>
+        <w:rPr>
+          <w:rFonts w:hint="eastAsia"/>
+        </w:rPr>
+        <w:t>安装</w:t>
+      </w:r>
+      <w:r>
+        <w:rPr>
+          <w:rFonts w:hint="eastAsia"/>
+        </w:rPr>
+        <w:t>sequoiaperf</w:t>
+      </w:r>
+      <w:r>
+        <w:rPr>
+          <w:rFonts w:hint="eastAsia"/>
+        </w:rPr>
+        <w:t>编译环境</w:t>
+      </w:r>
+    </w:p>
+    <w:p>
+      <w:pPr>
+        <w:ind w:firstLineChars="200" w:firstLine="420"/>
+      </w:pPr>
+      <w:r>
+        <w:rPr>
+          <w:rFonts w:hint="eastAsia"/>
+        </w:rPr>
+        <w:t>安装</w:t>
+      </w:r>
+      <w:r>
+        <w:rPr>
+          <w:rFonts w:hint="eastAsia"/>
+        </w:rPr>
+        <w:t>setuptools</w:t>
+      </w:r>
+      <w:r>
+        <w:rPr>
+          <w:rFonts w:hint="eastAsia"/>
+        </w:rPr>
+        <w:t>模块：</w:t>
+      </w:r>
+    </w:p>
+    <w:p>
+      <w:r>
+        <w:rPr>
+          <w:rFonts w:hint="eastAsia"/>
+        </w:rPr>
+        <w:t xml:space="preserve">    svn</w:t>
+      </w:r>
+      <w:r>
+        <w:rPr>
+          <w:rFonts w:hint="eastAsia"/>
+        </w:rPr>
+        <w:t>的</w:t>
+      </w:r>
+      <w:r>
+        <w:rPr>
+          <w:rFonts w:hint="eastAsia"/>
+        </w:rPr>
+        <w:t>trunk/</w:t>
+      </w:r>
+      <w:r>
+        <w:t>thirdparty</w:t>
+      </w:r>
+      <w:r>
+        <w:rPr>
+          <w:rFonts w:hint="eastAsia"/>
+        </w:rPr>
+        <w:t>/</w:t>
+      </w:r>
+      <w:r>
+        <w:t>CI-tools</w:t>
+      </w:r>
+      <w:r>
+        <w:rPr>
+          <w:rFonts w:hint="eastAsia"/>
+        </w:rPr>
+        <w:t>下获取</w:t>
+      </w:r>
+      <w:r>
+        <w:t>setuptools-2.0.tar.gz</w:t>
+      </w:r>
+      <w:r>
+        <w:rPr>
+          <w:rFonts w:hint="eastAsia"/>
+        </w:rPr>
+        <w:t>，拷贝到</w:t>
+      </w:r>
+      <w:r>
+        <w:rPr>
+          <w:rFonts w:hint="eastAsia"/>
+        </w:rPr>
+        <w:t>/usr/local/</w:t>
+      </w:r>
+      <w:r>
+        <w:rPr>
+          <w:rFonts w:hint="eastAsia"/>
+        </w:rPr>
+        <w:t>下解压</w:t>
+      </w:r>
+    </w:p>
+    <w:p>
       <w:r>
         <w:rPr>
           <w:rFonts w:hint="eastAsia"/>
         </w:rPr>
         <w:lastRenderedPageBreak/>
-        <w:t>make</w:t>
-      </w:r>
+        <w:t xml:space="preserve">    cd /usr/local;tar zxvf </w:t>
+      </w:r>
+      <w:r>
+        <w:t>setuptools-2.0.tar.gz</w:t>
+      </w:r>
+      <w:r>
+        <w:rPr>
+          <w:rFonts w:hint="eastAsia"/>
+        </w:rPr>
+        <w:t>;</w:t>
+      </w:r>
+    </w:p>
+    <w:p>
+      <w:pPr>
+        <w:ind w:firstLine="420"/>
+      </w:pPr>
+      <w:r>
+        <w:rPr>
+          <w:rFonts w:hint="eastAsia"/>
+        </w:rPr>
+        <w:t>cd /usr/local/</w:t>
+      </w:r>
+      <w:r>
+        <w:t xml:space="preserve"> </w:t>
+      </w:r>
+      <w:r>
+        <w:t>setuptools-2.0;python2 setup.py build</w:t>
+      </w:r>
+    </w:p>
+    <w:p>
+      <w:pPr>
+        <w:ind w:firstLine="420"/>
+      </w:pPr>
+      <w:r>
+        <w:t xml:space="preserve">python2 setup.py </w:t>
+      </w:r>
+      <w:r>
+        <w:rPr>
+          <w:rFonts w:hint="eastAsia"/>
+        </w:rPr>
+        <w:t>install</w:t>
+      </w:r>
+      <w:r>
+        <w:t>;</w:t>
+      </w:r>
+      <w:r>
+        <w:t xml:space="preserve"> </w:t>
+      </w:r>
+    </w:p>
+    <w:p>
+      <w:pPr>
+        <w:ind w:firstLine="420"/>
+      </w:pPr>
       <w:r>
         <w:rPr>
           <w:rFonts w:hint="eastAsia"/>
@@ -3545,183 +4049,13 @@
         <w:rPr>
           <w:rFonts w:hint="eastAsia"/>
         </w:rPr>
-        <w:t>Python</w:t>
-      </w:r>
-      <w:r>
-        <w:rPr>
-          <w:rFonts w:hint="eastAsia"/>
-        </w:rPr>
-        <w:t>、</w:t>
-      </w:r>
-      <w:r>
-        <w:rPr>
-          <w:rFonts w:hint="eastAsia"/>
-        </w:rPr>
-        <w:t xml:space="preserve">Python-devel </w:t>
-      </w:r>
-    </w:p>
-    <w:p/>
-    <w:p>
-      <w:r>
-        <w:rPr>
-          <w:rFonts w:hint="eastAsia"/>
-        </w:rPr>
-        <w:t>eg:</w:t>
-      </w:r>
-      <w:r>
-        <w:rPr>
-          <w:rFonts w:hint="eastAsia"/>
-        </w:rPr>
-        <w:t>源码安装</w:t>
-      </w:r>
-    </w:p>
-    <w:p>
-      <w:r>
-        <w:t>tar zxvf Python-2.7.7.tgz</w:t>
-      </w:r>
-    </w:p>
-    <w:p>
-      <w:r>
-        <w:t>cd Python-2.7.7</w:t>
-      </w:r>
-    </w:p>
-    <w:p>
-      <w:r>
-        <w:t>./configure --enable-shared --prefix=/usr/local/python2.7.7/</w:t>
-      </w:r>
-    </w:p>
-    <w:p>
-      <w:r>
-        <w:t>make</w:t>
-      </w:r>
-    </w:p>
-    <w:p>
-      <w:r>
-        <w:t>make install</w:t>
-      </w:r>
-    </w:p>
-    <w:p>
-      <w:r>
-        <w:t xml:space="preserve">echo /usr/local/python2.7.7/lib &gt; /etc/ld.so.conf.d/python2.7.conf </w:t>
-      </w:r>
-    </w:p>
-    <w:p>
-      <w:r>
-        <w:t>ldconfig</w:t>
-      </w:r>
-    </w:p>
-    <w:p/>
-    <w:p>
-      <w:pPr>
-        <w:pStyle w:val="Heading3"/>
-      </w:pPr>
-      <w:r>
-        <w:rPr>
-          <w:rFonts w:hint="eastAsia"/>
-        </w:rPr>
-        <w:t>准备</w:t>
-      </w:r>
-      <w:r>
-        <w:rPr>
-          <w:rFonts w:hint="eastAsia"/>
-        </w:rPr>
-        <w:t>spark</w:t>
-      </w:r>
-      <w:r>
-        <w:rPr>
-          <w:rFonts w:hint="eastAsia"/>
-        </w:rPr>
-        <w:t>编译环境</w:t>
-      </w:r>
-    </w:p>
-    <w:p>
-      <w:r>
-        <w:rPr>
-          <w:rFonts w:hint="eastAsia"/>
-        </w:rPr>
-        <w:t xml:space="preserve">   </w:t>
-      </w:r>
-      <w:r>
-        <w:rPr>
-          <w:rFonts w:hint="eastAsia"/>
-        </w:rPr>
-        <w:t>拷贝</w:t>
-      </w:r>
-      <w:r>
-        <w:rPr>
-          <w:rFonts w:hint="eastAsia"/>
-        </w:rPr>
-        <w:t>ivy2.tar.gz m2.tar.gz sbt.tar.gz sbt_build.tar.gz</w:t>
-      </w:r>
-      <w:r>
-        <w:rPr>
-          <w:rFonts w:hint="eastAsia"/>
-        </w:rPr>
-        <w:t>到</w:t>
-      </w:r>
-      <w:r>
-        <w:rPr>
-          <w:rFonts w:hint="eastAsia"/>
-        </w:rPr>
-        <w:t>jenkins</w:t>
-      </w:r>
-      <w:r>
-        <w:rPr>
-          <w:rFonts w:hint="eastAsia"/>
-        </w:rPr>
-        <w:t>家目录</w:t>
-      </w:r>
-    </w:p>
-    <w:p>
-      <w:r>
-        <w:rPr>
-          <w:rFonts w:hint="eastAsia"/>
-        </w:rPr>
-        <w:t xml:space="preserve">   </w:t>
-      </w:r>
-      <w:r>
-        <w:rPr>
-          <w:rFonts w:hint="eastAsia"/>
-        </w:rPr>
-        <w:t>解压</w:t>
-      </w:r>
-    </w:p>
-    <w:p>
-      <w:pPr>
-        <w:pStyle w:val="Heading3"/>
-      </w:pPr>
-      <w:r>
-        <w:rPr>
-          <w:rFonts w:hint="eastAsia"/>
-        </w:rPr>
-        <w:t>文档编译</w:t>
-      </w:r>
-      <w:r>
-        <w:rPr>
-          <w:rFonts w:hint="eastAsia"/>
-        </w:rPr>
-        <w:t>windows slave</w:t>
-      </w:r>
-      <w:r>
-        <w:rPr>
-          <w:rFonts w:hint="eastAsia"/>
-        </w:rPr>
-        <w:t>机开机自动连接</w:t>
-      </w:r>
-      <w:r>
-        <w:rPr>
-          <w:rFonts w:hint="eastAsia"/>
-        </w:rPr>
-        <w:t>linux jenkins master</w:t>
-      </w:r>
-    </w:p>
-    <w:p>
-      <w:r>
-        <w:rPr>
-          <w:rFonts w:hint="eastAsia"/>
-        </w:rPr>
-        <w:t xml:space="preserve">   </w:t>
-      </w:r>
+        <w:t>pip</w:t>
+      </w:r>
+    </w:p>
+    <w:p>
+      <w:pPr>
+        <w:ind w:firstLine="420"/>
+      </w:pPr>
       <w:r>
         <w:rPr>
           <w:rFonts w:hint="eastAsia"/>
@@ -3729,339 +4063,124 @@
         <w:t>下载</w:t>
       </w:r>
       <w:r>
-        <w:rPr>
-          <w:rFonts w:hint="eastAsia"/>
-        </w:rPr>
-        <w:t>linux jenkins master</w:t>
-      </w:r>
-      <w:r>
-        <w:rPr>
-          <w:rFonts w:hint="eastAsia"/>
-        </w:rPr>
-        <w:t>的</w:t>
-      </w:r>
-      <w:r>
-        <w:rPr>
-          <w:rFonts w:hint="eastAsia"/>
-        </w:rPr>
-        <w:t>slave.jar</w:t>
-      </w:r>
-      <w:r>
-        <w:rPr>
-          <w:rFonts w:hint="eastAsia"/>
-        </w:rPr>
-        <w:t>包放入</w:t>
-      </w:r>
-      <w:r>
-        <w:rPr>
-          <w:rFonts w:hint="eastAsia"/>
-        </w:rPr>
-        <w:t>winows</w:t>
-      </w:r>
-      <w:r>
-        <w:rPr>
-          <w:rFonts w:hint="eastAsia"/>
-        </w:rPr>
-        <w:t>的</w:t>
-      </w:r>
-      <w:r>
-        <w:rPr>
-          <w:rFonts w:hint="eastAsia"/>
-        </w:rPr>
-        <w:t>C</w:t>
-      </w:r>
-      <w:r>
-        <w:rPr>
-          <w:rFonts w:hint="eastAsia"/>
-        </w:rPr>
-        <w:t>:\users\jenkins\slave.jar</w:t>
-      </w:r>
-      <w:r>
-        <w:rPr>
-          <w:rFonts w:hint="eastAsia"/>
-        </w:rPr>
-        <w:t>编写</w:t>
-      </w:r>
-      <w:r>
-        <w:rPr>
-          <w:rFonts w:hint="eastAsia"/>
-        </w:rPr>
-        <w:t>bat</w:t>
-      </w:r>
-      <w:r>
-        <w:rPr>
-          <w:rFonts w:hint="eastAsia"/>
-        </w:rPr>
-        <w:t>脚本</w:t>
-      </w:r>
-      <w:r>
-        <w:rPr>
-          <w:rFonts w:hint="eastAsia"/>
-        </w:rPr>
-        <w:t>:</w:t>
-      </w:r>
-    </w:p>
-    <w:p>
-      <w:r>
-        <w:rPr>
-          <w:rFonts w:hint="eastAsia"/>
-        </w:rPr>
-        <w:t>java -jar C:\users\jenkins\slave.jar</w:t>
-      </w:r>
-      <w:r>
-        <w:rPr>
-          <w:rFonts w:hint="eastAsia"/>
-        </w:rPr>
-        <w:t xml:space="preserve"> </w:t>
-      </w:r>
-      <w:r>
-        <w:t xml:space="preserve">-jnlpUrl </w:t>
-      </w:r>
-    </w:p>
-    <w:p>
-      <w:r>
-        <w:t xml:space="preserve">http://192.168.30.185:8080/computer/COMPILE_WINDOWS1/slave-agent.jnlp </w:t>
-      </w:r>
-    </w:p>
-    <w:p>
-      <w:r>
-        <w:t>-secret 24e9ac7caceb04ee3c48311dcbac673087da09f28baa47ce7eade0af4f757bc0</w:t>
-      </w:r>
-    </w:p>
-    <w:p>
-      <w:r>
-        <w:rPr>
-          <w:rFonts w:hint="eastAsia"/>
-        </w:rPr>
-        <w:t>slave.jar</w:t>
-      </w:r>
-      <w:r>
-        <w:rPr>
-          <w:rFonts w:hint="eastAsia"/>
-        </w:rPr>
-        <w:t>包的位置可更换</w:t>
-      </w:r>
-    </w:p>
-    <w:p/>
-    <w:p>
-      <w:pPr>
-        <w:pStyle w:val="Heading3"/>
-      </w:pPr>
-      <w:r>
-        <w:rPr>
-          <w:rFonts w:hint="eastAsia"/>
-        </w:rPr>
-        <w:t>pg</w:t>
-      </w:r>
-      <w:r>
-        <w:rPr>
-          <w:rFonts w:hint="eastAsia"/>
-        </w:rPr>
-        <w:t>编译环境</w:t>
-      </w:r>
-    </w:p>
-    <w:p>
-      <w:r>
-        <w:rPr>
-          <w:rFonts w:hint="eastAsia"/>
-        </w:rPr>
-        <w:t>安装</w:t>
-      </w:r>
-      <w:r>
-        <w:rPr>
-          <w:rFonts w:hint="eastAsia"/>
-        </w:rPr>
-        <w:t>xml</w:t>
-      </w:r>
-      <w:r>
-        <w:rPr>
-          <w:rFonts w:hint="eastAsia"/>
-        </w:rPr>
-        <w:t>库</w:t>
-      </w:r>
-    </w:p>
-    <w:p>
-      <w:r>
-        <w:rPr>
-          <w:rFonts w:hint="eastAsia"/>
-        </w:rPr>
-        <w:t xml:space="preserve">  </w:t>
-      </w:r>
-      <w:r>
-        <w:rPr>
-          <w:rFonts w:hint="eastAsia"/>
-        </w:rPr>
-        <w:t>yum install libxml2</w:t>
-      </w:r>
-    </w:p>
-    <w:p>
-      <w:pPr>
-        <w:rPr>
-          <w:rFonts w:hint="eastAsia"/>
-        </w:rPr>
-      </w:pPr>
-      <w:r>
-        <w:rPr>
-          <w:rFonts w:hint="eastAsia"/>
-        </w:rPr>
-        <w:t xml:space="preserve">  </w:t>
-      </w:r>
-      <w:r>
-        <w:rPr>
-          <w:rFonts w:hint="eastAsia"/>
-        </w:rPr>
-        <w:t>yum install libxml2-devel</w:t>
-      </w:r>
-    </w:p>
-    <w:p>
-      <w:pPr>
-        <w:pStyle w:val="Heading3"/>
-        <w:rPr>
-          <w:rFonts w:hint="eastAsia"/>
-        </w:rPr>
-      </w:pPr>
-      <w:r>
-        <w:rPr>
-          <w:rFonts w:hint="eastAsia"/>
-        </w:rPr>
-        <w:t>安装</w:t>
-      </w:r>
-      <w:r>
-        <w:t>autoconf-2.13</w:t>
-      </w:r>
-    </w:p>
-    <w:p>
-      <w:pPr>
-        <w:rPr>
-          <w:rFonts w:hint="eastAsia"/>
-        </w:rPr>
-      </w:pPr>
-      <w:r>
-        <w:rPr>
-          <w:rFonts w:hint="eastAsia"/>
-        </w:rPr>
-        <w:t>编译第三方库所需软件，</w:t>
-      </w:r>
-      <w:r>
-        <w:rPr>
-          <w:rFonts w:hint="eastAsia"/>
-        </w:rPr>
-        <w:t>安装方式如下：</w:t>
-      </w:r>
-    </w:p>
-    <w:p>
-      <w:pPr>
-        <w:rPr>
-          <w:rFonts w:hint="eastAsia"/>
-        </w:rPr>
-      </w:pPr>
-      <w:r>
-        <w:rPr>
-          <w:rFonts w:hint="eastAsia"/>
-        </w:rPr>
-        <w:t>1.</w:t>
-      </w:r>
-      <w:r>
-        <w:rPr>
-          <w:rFonts w:hint="eastAsia"/>
-        </w:rPr>
-        <w:t>从</w:t>
-      </w:r>
-      <w:r>
-        <w:rPr>
-          <w:rFonts w:hint="eastAsia"/>
-        </w:rPr>
-        <w:t>svn trunk/tools/compile/</w:t>
-      </w:r>
-      <w:r>
-        <w:t>autoconf-2.13</w:t>
-      </w:r>
-      <w:r>
-        <w:rPr>
-          <w:rFonts w:hint="eastAsia"/>
-        </w:rPr>
-        <w:t>拷贝到编译机</w:t>
-      </w:r>
-    </w:p>
-    <w:p>
-      <w:pPr>
-        <w:rPr>
-          <w:rFonts w:hint="eastAsia"/>
-        </w:rPr>
-      </w:pPr>
-      <w:r>
-        <w:rPr>
-          <w:rFonts w:hint="eastAsia"/>
-        </w:rPr>
-        <w:t xml:space="preserve">2.cd </w:t>
-      </w:r>
-      <w:r>
-        <w:t>autoconf-2.13</w:t>
-      </w:r>
-      <w:r>
-        <w:rPr>
-          <w:rFonts w:hint="eastAsia"/>
-        </w:rPr>
-        <w:t>，执行</w:t>
-      </w:r>
-      <w:r>
-        <w:rPr>
-          <w:rFonts w:hint="eastAsia"/>
-        </w:rPr>
-        <w:t>./configure --program-suffix=2.13</w:t>
-      </w:r>
-    </w:p>
-    <w:p>
-      <w:pPr>
-        <w:rPr>
-          <w:rFonts w:hint="eastAsia"/>
-        </w:rPr>
-      </w:pPr>
-      <w:r>
-        <w:rPr>
-          <w:rFonts w:hint="eastAsia"/>
-        </w:rPr>
-        <w:lastRenderedPageBreak/>
-        <w:t>3.make</w:t>
-      </w:r>
-    </w:p>
-    <w:p>
-      <w:pPr>
-        <w:rPr>
-          <w:rFonts w:hint="eastAsia"/>
-        </w:rPr>
-      </w:pPr>
-      <w:r>
-        <w:rPr>
-          <w:rFonts w:hint="eastAsia"/>
-        </w:rPr>
-        <w:t>4.sudo make install</w:t>
-      </w:r>
-    </w:p>
-    <w:p>
-      <w:r>
-        <w:rPr>
-          <w:rFonts w:hint="eastAsia"/>
-        </w:rPr>
-        <w:t>5.which autoconf2.13</w:t>
-      </w:r>
-      <w:r>
-        <w:rPr>
-          <w:rFonts w:hint="eastAsia"/>
-        </w:rPr>
-        <w:t>查找程序</w:t>
-      </w:r>
-      <w:r>
-        <w:rPr>
-          <w:rFonts w:hint="eastAsia"/>
-        </w:rPr>
-        <w:t>，确认安装</w:t>
-      </w:r>
-    </w:p>
-    <w:p/>
-    <w:p>
-      <w:pPr>
-        <w:pStyle w:val="Heading2"/>
+        <w:t>pip-9.0.1.tar.gz</w:t>
+      </w:r>
+      <w:r>
+        <w:rPr>
+          <w:rFonts w:hint="eastAsia"/>
+        </w:rPr>
+        <w:t>，拷贝到</w:t>
+      </w:r>
+      <w:r>
+        <w:rPr>
+          <w:rFonts w:hint="eastAsia"/>
+        </w:rPr>
+        <w:t>/opt</w:t>
+      </w:r>
+      <w:r>
+        <w:rPr>
+          <w:rFonts w:hint="eastAsia"/>
+        </w:rPr>
+        <w:t>目录下</w:t>
+      </w:r>
+    </w:p>
+    <w:p>
+      <w:pPr>
+        <w:ind w:firstLine="420"/>
+      </w:pPr>
+      <w:r>
+        <w:rPr>
+          <w:rFonts w:hint="eastAsia"/>
+        </w:rPr>
+        <w:t xml:space="preserve">cd /opt;tar </w:t>
+      </w:r>
+      <w:r>
+        <w:t>–</w:t>
+      </w:r>
+      <w:r>
+        <w:rPr>
+          <w:rFonts w:hint="eastAsia"/>
+        </w:rPr>
+        <w:t xml:space="preserve">zxvf </w:t>
+      </w:r>
+      <w:r>
+        <w:t>pip-9.0.1.tar.gz</w:t>
+      </w:r>
+    </w:p>
+    <w:p>
+      <w:pPr>
+        <w:ind w:firstLine="420"/>
+      </w:pPr>
+      <w:r>
+        <w:t>cd pip-9.0.1;python setup.py install</w:t>
+      </w:r>
+    </w:p>
+    <w:p>
+      <w:pPr>
+        <w:ind w:firstLine="420"/>
+      </w:pPr>
+      <w:r>
+        <w:t>pip install -i http://pypi.douban.com/simple Flask</w:t>
+      </w:r>
+    </w:p>
+    <w:p>
+      <w:pPr>
+        <w:ind w:firstLine="420"/>
+      </w:pPr>
+      <w:r>
+        <w:t xml:space="preserve">pip install -i http://pypi.douban.com/simple </w:t>
+      </w:r>
+      <w:r>
+        <w:rPr>
+          <w:rStyle w:val="HTML"/>
+        </w:rPr>
+        <w:t>pyyaml</w:t>
+      </w:r>
+    </w:p>
+    <w:p>
+      <w:pPr>
+        <w:ind w:firstLine="420"/>
+      </w:pPr>
+      <w:r>
+        <w:t xml:space="preserve">pip install -i http://pypi.douban.com/simple </w:t>
+      </w:r>
+      <w:r>
+        <w:rPr>
+          <w:rStyle w:val="HTML"/>
+        </w:rPr>
+        <w:t>requests</w:t>
+      </w:r>
+    </w:p>
+    <w:p>
+      <w:pPr>
+        <w:ind w:firstLine="420"/>
+        <w:rPr>
+          <w:rFonts w:hint="eastAsia"/>
+        </w:rPr>
+      </w:pPr>
+      <w:r>
+        <w:t xml:space="preserve">pip install -i http://pypi.douban.com/simple </w:t>
+      </w:r>
+      <w:r>
+        <w:rPr>
+          <w:rStyle w:val="HTML"/>
+        </w:rPr>
+        <w:t>pyinstaller</w:t>
+      </w:r>
+      <w:bookmarkStart w:id="0" w:name="_GoBack"/>
+      <w:bookmarkEnd w:id="0"/>
+    </w:p>
+    <w:p>
+      <w:pPr>
+        <w:ind w:firstLine="420"/>
+        <w:rPr>
+          <w:rFonts w:hint="eastAsia"/>
+        </w:rPr>
+      </w:pPr>
+    </w:p>
+    <w:p>
+      <w:pPr>
+        <w:pStyle w:val="2"/>
         <w:numPr>
           <w:ilvl w:val="0"/>
           <w:numId w:val="0"/>
@@ -4072,6 +4191,237 @@
         <w:rPr>
           <w:rFonts w:hint="eastAsia"/>
         </w:rPr>
+        <w:t>文档编译机</w:t>
+      </w:r>
+      <w:r>
+        <w:rPr>
+          <w:rFonts w:hint="eastAsia"/>
+        </w:rPr>
+        <w:t>windows</w:t>
+      </w:r>
+    </w:p>
+    <w:p>
+      <w:pPr>
+        <w:pStyle w:val="3"/>
+        <w:numPr>
+          <w:ilvl w:val="0"/>
+          <w:numId w:val="29"/>
+        </w:numPr>
+      </w:pPr>
+      <w:r>
+        <w:rPr>
+          <w:rFonts w:hint="eastAsia"/>
+        </w:rPr>
+        <w:t>文档编译</w:t>
+      </w:r>
+      <w:r>
+        <w:rPr>
+          <w:rFonts w:hint="eastAsia"/>
+        </w:rPr>
+        <w:t>windows slave</w:t>
+      </w:r>
+      <w:r>
+        <w:rPr>
+          <w:rFonts w:hint="eastAsia"/>
+        </w:rPr>
+        <w:t>机开机自动连接</w:t>
+      </w:r>
+      <w:r>
+        <w:rPr>
+          <w:rFonts w:hint="eastAsia"/>
+        </w:rPr>
+        <w:t>linux jenkins master</w:t>
+      </w:r>
+    </w:p>
+    <w:p>
+      <w:r>
+        <w:rPr>
+          <w:rFonts w:hint="eastAsia"/>
+        </w:rPr>
+        <w:t>下载</w:t>
+      </w:r>
+      <w:r>
+        <w:rPr>
+          <w:rFonts w:hint="eastAsia"/>
+        </w:rPr>
+        <w:t>linux jenkins master</w:t>
+      </w:r>
+      <w:r>
+        <w:rPr>
+          <w:rFonts w:hint="eastAsia"/>
+        </w:rPr>
+        <w:t>的</w:t>
+      </w:r>
+      <w:r>
+        <w:rPr>
+          <w:rFonts w:hint="eastAsia"/>
+        </w:rPr>
+        <w:t>slave.jar</w:t>
+      </w:r>
+      <w:r>
+        <w:rPr>
+          <w:rFonts w:hint="eastAsia"/>
+        </w:rPr>
+        <w:t>包放入</w:t>
+      </w:r>
+      <w:r>
+        <w:rPr>
+          <w:rFonts w:hint="eastAsia"/>
+        </w:rPr>
+        <w:t>winows</w:t>
+      </w:r>
+      <w:r>
+        <w:rPr>
+          <w:rFonts w:hint="eastAsia"/>
+        </w:rPr>
+        <w:t>的</w:t>
+      </w:r>
+      <w:r>
+        <w:rPr>
+          <w:rFonts w:hint="eastAsia"/>
+        </w:rPr>
+        <w:t>C:\users\jenkins\slave.jar</w:t>
+      </w:r>
+      <w:r>
+        <w:rPr>
+          <w:rFonts w:hint="eastAsia"/>
+        </w:rPr>
+        <w:t>编写</w:t>
+      </w:r>
+      <w:r>
+        <w:rPr>
+          <w:rFonts w:hint="eastAsia"/>
+        </w:rPr>
+        <w:t>bat</w:t>
+      </w:r>
+      <w:r>
+        <w:rPr>
+          <w:rFonts w:hint="eastAsia"/>
+        </w:rPr>
+        <w:t>脚本</w:t>
+      </w:r>
+      <w:r>
+        <w:rPr>
+          <w:rFonts w:hint="eastAsia"/>
+        </w:rPr>
+        <w:t>:</w:t>
+      </w:r>
+    </w:p>
+    <w:p>
+      <w:r>
+        <w:rPr>
+          <w:rFonts w:hint="eastAsia"/>
+        </w:rPr>
+        <w:t xml:space="preserve">java -jar C:\users\jenkins\slave.jar </w:t>
+      </w:r>
+      <w:r>
+        <w:t xml:space="preserve">-jnlpUrl </w:t>
+      </w:r>
+    </w:p>
+    <w:p>
+      <w:r>
+        <w:t xml:space="preserve">http://192.168.30.185:8080/computer/COMPILE_WINDOWS1/slave-agent.jnlp </w:t>
+      </w:r>
+    </w:p>
+    <w:p>
+      <w:r>
+        <w:t>-secret 24e9ac7caceb04ee3c48311dcbac673087da09f28baa47ce7eade0af4f757bc0</w:t>
+      </w:r>
+    </w:p>
+    <w:p>
+      <w:r>
+        <w:rPr>
+          <w:rFonts w:hint="eastAsia"/>
+        </w:rPr>
+        <w:t>slave.jar</w:t>
+      </w:r>
+      <w:r>
+        <w:rPr>
+          <w:rFonts w:hint="eastAsia"/>
+        </w:rPr>
+        <w:t>包的位置可更换</w:t>
+      </w:r>
+    </w:p>
+    <w:p>
+      <w:pPr>
+        <w:pStyle w:val="3"/>
+      </w:pPr>
+      <w:r>
+        <w:rPr>
+          <w:rFonts w:hint="eastAsia"/>
+        </w:rPr>
+        <w:t xml:space="preserve">   </w:t>
+      </w:r>
+      <w:r>
+        <w:rPr>
+          <w:rFonts w:hint="eastAsia"/>
+        </w:rPr>
+        <w:t>安装按键精灵</w:t>
+      </w:r>
+    </w:p>
+    <w:p>
+      <w:r>
+        <w:rPr>
+          <w:rFonts w:hint="eastAsia"/>
+        </w:rPr>
+        <w:t>文档的编译需要按键精灵，另外需要配置环境变量</w:t>
+      </w:r>
+      <w:r>
+        <w:rPr>
+          <w:rFonts w:hint="eastAsia"/>
+        </w:rPr>
+        <w:t>，可参考</w:t>
+      </w:r>
+      <w:r>
+        <w:rPr>
+          <w:rFonts w:hint="eastAsia"/>
+        </w:rPr>
+        <w:t>192.168.10.200</w:t>
+      </w:r>
+      <w:r>
+        <w:rPr>
+          <w:rFonts w:hint="eastAsia"/>
+        </w:rPr>
+        <w:t>机器上</w:t>
+      </w:r>
+      <w:r>
+        <w:rPr>
+          <w:rFonts w:hint="eastAsia"/>
+        </w:rPr>
+        <w:t>c</w:t>
+      </w:r>
+      <w:r>
+        <w:rPr>
+          <w:rFonts w:hint="eastAsia"/>
+        </w:rPr>
+        <w:t>盘目录下的</w:t>
+      </w:r>
+      <w:r>
+        <w:rPr>
+          <w:rFonts w:hint="eastAsia"/>
+        </w:rPr>
+        <w:t>SetEnv.Cmd</w:t>
+      </w:r>
+      <w:r>
+        <w:rPr>
+          <w:rFonts w:hint="eastAsia"/>
+        </w:rPr>
+        <w:t>文件</w:t>
+      </w:r>
+    </w:p>
+    <w:p>
+      <w:pPr>
+        <w:pStyle w:val="2"/>
+        <w:numPr>
+          <w:ilvl w:val="0"/>
+          <w:numId w:val="0"/>
+        </w:numPr>
+        <w:ind w:left="777"/>
+      </w:pPr>
+      <w:r>
+        <w:rPr>
+          <w:rFonts w:hint="eastAsia"/>
+        </w:rPr>
         <w:t>SCM</w:t>
       </w:r>
       <w:r>
@@ -4083,7 +4433,7 @@
     </w:p>
     <w:p>
       <w:pPr>
-        <w:pStyle w:val="Heading3"/>
+        <w:pStyle w:val="3"/>
         <w:numPr>
           <w:ilvl w:val="0"/>
           <w:numId w:val="26"/>
@@ -4186,6 +4536,7 @@
         <w:rPr>
           <w:rFonts w:hint="eastAsia"/>
         </w:rPr>
+        <w:lastRenderedPageBreak/>
         <w:t>解压</w:t>
       </w:r>
       <w:r>
@@ -4269,15 +4620,15 @@
 </file>
 
 <file path=word/endnotes.xml><?xml version="1.0" encoding="utf-8"?>
-<w:endnotes xmlns:ve="http://schemas.openxmlformats.org/markup-compatibility/2006" xmlns:o="urn:schemas-microsoft-com:office:office" xmlns:r="http://schemas.openxmlformats.org/officeDocument/2006/relationships" xmlns:m="http://schemas.openxmlformats.org/officeDocument/2006/math" xmlns:v="urn:schemas-microsoft-com:vml" xmlns:wp="http://schemas.openxmlformats.org/drawingml/2006/wordprocessingDrawing" xmlns:w10="urn:schemas-microsoft-com:office:word" xmlns:w="http://schemas.openxmlformats.org/wordprocessingml/2006/main" xmlns:wne="http://schemas.microsoft.com/office/word/2006/wordml">
-  <w:endnote w:type="separator" w:id="0">
+<w:endnotes xmlns:wpc="http://schemas.microsoft.com/office/word/2010/wordprocessingCanvas" xmlns:cx="http://schemas.microsoft.com/office/drawing/2014/chartex" xmlns:mc="http://schemas.openxmlformats.org/markup-compatibility/2006" xmlns:o="urn:schemas-microsoft-com:office:office" xmlns:r="http://schemas.openxmlformats.org/officeDocument/2006/relationships" xmlns:m="http://schemas.openxmlformats.org/officeDocument/2006/math" xmlns:v="urn:schemas-microsoft-com:vml" xmlns:wp14="http://schemas.microsoft.com/office/word/2010/wordprocessingDrawing" xmlns:wp="http://schemas.openxmlformats.org/drawingml/2006/wordprocessingDrawing" xmlns:w10="urn:schemas-microsoft-com:office:word" xmlns:w="http://schemas.openxmlformats.org/wordprocessingml/2006/main" xmlns:w14="http://schemas.microsoft.com/office/word/2010/wordml" xmlns:w15="http://schemas.microsoft.com/office/word/2012/wordml" xmlns:w16se="http://schemas.microsoft.com/office/word/2015/wordml/symex" xmlns:wpg="http://schemas.microsoft.com/office/word/2010/wordprocessingGroup" xmlns:wpi="http://schemas.microsoft.com/office/word/2010/wordprocessingInk" xmlns:wne="http://schemas.microsoft.com/office/word/2006/wordml" xmlns:wps="http://schemas.microsoft.com/office/word/2010/wordprocessingShape" mc:Ignorable="w14 w15 w16se wp14">
+  <w:endnote w:type="separator" w:id="-1">
     <w:p>
       <w:r>
         <w:separator/>
       </w:r>
     </w:p>
   </w:endnote>
-  <w:endnote w:type="continuationSeparator" w:id="1">
+  <w:endnote w:type="continuationSeparator" w:id="0">
     <w:p>
       <w:r>
         <w:continuationSeparator/>
@@ -4288,15 +4639,15 @@
 </file>
 
 <file path=word/footnotes.xml><?xml version="1.0" encoding="utf-8"?>
-<w:footnotes xmlns:ve="http://schemas.openxmlformats.org/markup-compatibility/2006" xmlns:o="urn:schemas-microsoft-com:office:office" xmlns:r="http://schemas.openxmlformats.org/officeDocument/2006/relationships" xmlns:m="http://schemas.openxmlformats.org/officeDocument/2006/math" xmlns:v="urn:schemas-microsoft-com:vml" xmlns:wp="http://schemas.openxmlformats.org/drawingml/2006/wordprocessingDrawing" xmlns:w10="urn:schemas-microsoft-com:office:word" xmlns:w="http://schemas.openxmlformats.org/wordprocessingml/2006/main" xmlns:wne="http://schemas.microsoft.com/office/word/2006/wordml">
-  <w:footnote w:type="separator" w:id="0">
+<w:footnotes xmlns:wpc="http://schemas.microsoft.com/office/word/2010/wordprocessingCanvas" xmlns:cx="http://schemas.microsoft.com/office/drawing/2014/chartex" xmlns:mc="http://schemas.openxmlformats.org/markup-compatibility/2006" xmlns:o="urn:schemas-microsoft-com:office:office" xmlns:r="http://schemas.openxmlformats.org/officeDocument/2006/relationships" xmlns:m="http://schemas.openxmlformats.org/officeDocument/2006/math" xmlns:v="urn:schemas-microsoft-com:vml" xmlns:wp14="http://schemas.microsoft.com/office/word/2010/wordprocessingDrawing" xmlns:wp="http://schemas.openxmlformats.org/drawingml/2006/wordprocessingDrawing" xmlns:w10="urn:schemas-microsoft-com:office:word" xmlns:w="http://schemas.openxmlformats.org/wordprocessingml/2006/main" xmlns:w14="http://schemas.microsoft.com/office/word/2010/wordml" xmlns:w15="http://schemas.microsoft.com/office/word/2012/wordml" xmlns:w16se="http://schemas.microsoft.com/office/word/2015/wordml/symex" xmlns:wpg="http://schemas.microsoft.com/office/word/2010/wordprocessingGroup" xmlns:wpi="http://schemas.microsoft.com/office/word/2010/wordprocessingInk" xmlns:wne="http://schemas.microsoft.com/office/word/2006/wordml" xmlns:wps="http://schemas.microsoft.com/office/word/2010/wordprocessingShape" mc:Ignorable="w14 w15 w16se wp14">
+  <w:footnote w:type="separator" w:id="-1">
     <w:p>
       <w:r>
         <w:separator/>
       </w:r>
     </w:p>
   </w:footnote>
-  <w:footnote w:type="continuationSeparator" w:id="1">
+  <w:footnote w:type="continuationSeparator" w:id="0">
     <w:p>
       <w:r>
         <w:continuationSeparator/>
@@ -4307,8 +4658,8 @@
 </file>
 
 <file path=word/numbering.xml><?xml version="1.0" encoding="utf-8"?>
-<w:numbering xmlns:ve="http://schemas.openxmlformats.org/markup-compatibility/2006" xmlns:o="urn:schemas-microsoft-com:office:office" xmlns:r="http://schemas.openxmlformats.org/officeDocument/2006/relationships" xmlns:m="http://schemas.openxmlformats.org/officeDocument/2006/math" xmlns:v="urn:schemas-microsoft-com:vml" xmlns:wp="http://schemas.openxmlformats.org/drawingml/2006/wordprocessingDrawing" xmlns:w10="urn:schemas-microsoft-com:office:word" xmlns:w="http://schemas.openxmlformats.org/wordprocessingml/2006/main" xmlns:wne="http://schemas.microsoft.com/office/word/2006/wordml">
-  <w:abstractNum w:abstractNumId="0">
+<w:numbering xmlns:wpc="http://schemas.microsoft.com/office/word/2010/wordprocessingCanvas" xmlns:cx="http://schemas.microsoft.com/office/drawing/2014/chartex" xmlns:mc="http://schemas.openxmlformats.org/markup-compatibility/2006" xmlns:o="urn:schemas-microsoft-com:office:office" xmlns:r="http://schemas.openxmlformats.org/officeDocument/2006/relationships" xmlns:m="http://schemas.openxmlformats.org/officeDocument/2006/math" xmlns:v="urn:schemas-microsoft-com:vml" xmlns:wp14="http://schemas.microsoft.com/office/word/2010/wordprocessingDrawing" xmlns:wp="http://schemas.openxmlformats.org/drawingml/2006/wordprocessingDrawing" xmlns:w10="urn:schemas-microsoft-com:office:word" xmlns:w="http://schemas.openxmlformats.org/wordprocessingml/2006/main" xmlns:w14="http://schemas.microsoft.com/office/word/2010/wordml" xmlns:w15="http://schemas.microsoft.com/office/word/2012/wordml" xmlns:w16se="http://schemas.microsoft.com/office/word/2015/wordml/symex" xmlns:wpg="http://schemas.microsoft.com/office/word/2010/wordprocessingGroup" xmlns:wpi="http://schemas.microsoft.com/office/word/2010/wordprocessingInk" xmlns:wne="http://schemas.microsoft.com/office/word/2006/wordml" xmlns:wps="http://schemas.microsoft.com/office/word/2010/wordprocessingShape" mc:Ignorable="w14 w15 w16se wp14">
+  <w:abstractNum w:abstractNumId="0" w15:restartNumberingAfterBreak="0">
     <w:nsid w:val="044B4DB7"/>
     <w:multiLevelType w:val="hybridMultilevel"/>
     <w:tmpl w:val="7AA8E27C"/>
@@ -4394,7 +4745,7 @@
       </w:pPr>
     </w:lvl>
   </w:abstractNum>
-  <w:abstractNum w:abstractNumId="1">
+  <w:abstractNum w:abstractNumId="1" w15:restartNumberingAfterBreak="0">
     <w:nsid w:val="08A14528"/>
     <w:multiLevelType w:val="hybridMultilevel"/>
     <w:tmpl w:val="C6B82B5E"/>
@@ -4507,7 +4858,7 @@
       </w:rPr>
     </w:lvl>
   </w:abstractNum>
-  <w:abstractNum w:abstractNumId="2">
+  <w:abstractNum w:abstractNumId="2" w15:restartNumberingAfterBreak="0">
     <w:nsid w:val="1A392679"/>
     <w:multiLevelType w:val="hybridMultilevel"/>
     <w:tmpl w:val="BF26BCD4"/>
@@ -4596,14 +4947,14 @@
       </w:pPr>
     </w:lvl>
   </w:abstractNum>
-  <w:abstractNum w:abstractNumId="3">
+  <w:abstractNum w:abstractNumId="3" w15:restartNumberingAfterBreak="0">
     <w:nsid w:val="22501AA3"/>
     <w:multiLevelType w:val="hybridMultilevel"/>
     <w:tmpl w:val="1B2A9E7A"/>
     <w:lvl w:ilvl="0" w:tplc="354870E4">
       <w:start w:val="1"/>
       <w:numFmt w:val="chineseCountingThousand"/>
-      <w:pStyle w:val="Heading2"/>
+      <w:pStyle w:val="2"/>
       <w:lvlText w:val="%1、"/>
       <w:lvlJc w:val="left"/>
       <w:pPr>
@@ -4683,7 +5034,7 @@
       </w:pPr>
     </w:lvl>
   </w:abstractNum>
-  <w:abstractNum w:abstractNumId="4">
+  <w:abstractNum w:abstractNumId="4" w15:restartNumberingAfterBreak="0">
     <w:nsid w:val="229432A1"/>
     <w:multiLevelType w:val="hybridMultilevel"/>
     <w:tmpl w:val="151AEBFE"/>
@@ -4769,7 +5120,7 @@
       </w:pPr>
     </w:lvl>
   </w:abstractNum>
-  <w:abstractNum w:abstractNumId="5">
+  <w:abstractNum w:abstractNumId="5" w15:restartNumberingAfterBreak="0">
     <w:nsid w:val="23EC5C36"/>
     <w:multiLevelType w:val="hybridMultilevel"/>
     <w:tmpl w:val="3338448C"/>
@@ -4858,7 +5209,7 @@
       </w:pPr>
     </w:lvl>
   </w:abstractNum>
-  <w:abstractNum w:abstractNumId="6">
+  <w:abstractNum w:abstractNumId="6" w15:restartNumberingAfterBreak="0">
     <w:nsid w:val="25044709"/>
     <w:multiLevelType w:val="hybridMultilevel"/>
     <w:tmpl w:val="B20AD3C8"/>
@@ -4971,7 +5322,7 @@
       </w:rPr>
     </w:lvl>
   </w:abstractNum>
-  <w:abstractNum w:abstractNumId="7">
+  <w:abstractNum w:abstractNumId="7" w15:restartNumberingAfterBreak="0">
     <w:nsid w:val="2FC84612"/>
     <w:multiLevelType w:val="hybridMultilevel"/>
     <w:tmpl w:val="A19A2840"/>
@@ -5057,7 +5408,7 @@
       </w:pPr>
     </w:lvl>
   </w:abstractNum>
-  <w:abstractNum w:abstractNumId="8">
+  <w:abstractNum w:abstractNumId="8" w15:restartNumberingAfterBreak="0">
     <w:nsid w:val="33174242"/>
     <w:multiLevelType w:val="hybridMultilevel"/>
     <w:tmpl w:val="5964C532"/>
@@ -5143,7 +5494,7 @@
       </w:pPr>
     </w:lvl>
   </w:abstractNum>
-  <w:abstractNum w:abstractNumId="9">
+  <w:abstractNum w:abstractNumId="9" w15:restartNumberingAfterBreak="0">
     <w:nsid w:val="51DC3555"/>
     <w:multiLevelType w:val="hybridMultilevel"/>
     <w:tmpl w:val="8696B00C"/>
@@ -5232,14 +5583,14 @@
       </w:pPr>
     </w:lvl>
   </w:abstractNum>
-  <w:abstractNum w:abstractNumId="10">
+  <w:abstractNum w:abstractNumId="10" w15:restartNumberingAfterBreak="0">
     <w:nsid w:val="589E00D2"/>
     <w:multiLevelType w:val="hybridMultilevel"/>
     <w:tmpl w:val="81CE3BA2"/>
     <w:lvl w:ilvl="0" w:tplc="C4BE6AC0">
       <w:start w:val="1"/>
       <w:numFmt w:val="decimal"/>
-      <w:pStyle w:val="Heading3"/>
+      <w:pStyle w:val="3"/>
       <w:lvlText w:val="%1."/>
       <w:lvlJc w:val="left"/>
       <w:pPr>
@@ -5319,7 +5670,7 @@
       </w:pPr>
     </w:lvl>
   </w:abstractNum>
-  <w:abstractNum w:abstractNumId="11">
+  <w:abstractNum w:abstractNumId="11" w15:restartNumberingAfterBreak="0">
     <w:nsid w:val="68AF6083"/>
     <w:multiLevelType w:val="hybridMultilevel"/>
     <w:tmpl w:val="7A404BC0"/>
@@ -5405,7 +5756,7 @@
       </w:pPr>
     </w:lvl>
   </w:abstractNum>
-  <w:abstractNum w:abstractNumId="12">
+  <w:abstractNum w:abstractNumId="12" w15:restartNumberingAfterBreak="0">
     <w:nsid w:val="69CC799F"/>
     <w:multiLevelType w:val="hybridMultilevel"/>
     <w:tmpl w:val="1346E9A6"/>
@@ -5491,7 +5842,7 @@
       </w:pPr>
     </w:lvl>
   </w:abstractNum>
-  <w:abstractNum w:abstractNumId="13">
+  <w:abstractNum w:abstractNumId="13" w15:restartNumberingAfterBreak="0">
     <w:nsid w:val="6B211805"/>
     <w:multiLevelType w:val="hybridMultilevel"/>
     <w:tmpl w:val="47F03A72"/>
@@ -5673,11 +6024,20 @@
   <w:num w:numId="27">
     <w:abstractNumId w:val="3"/>
   </w:num>
+  <w:num w:numId="28">
+    <w:abstractNumId w:val="3"/>
+  </w:num>
+  <w:num w:numId="29">
+    <w:abstractNumId w:val="10"/>
+    <w:lvlOverride w:ilvl="0">
+      <w:startOverride w:val="1"/>
+    </w:lvlOverride>
+  </w:num>
 </w:numbering>
 </file>
 
 <file path=word/styles.xml><?xml version="1.0" encoding="utf-8"?>
-<w:styles xmlns:r="http://schemas.openxmlformats.org/officeDocument/2006/relationships" xmlns:w="http://schemas.openxmlformats.org/wordprocessingml/2006/main">
+<w:styles xmlns:mc="http://schemas.openxmlformats.org/markup-compatibility/2006" xmlns:r="http://schemas.openxmlformats.org/officeDocument/2006/relationships" xmlns:w="http://schemas.openxmlformats.org/wordprocessingml/2006/main" xmlns:w14="http://schemas.microsoft.com/office/word/2010/wordml" xmlns:w15="http://schemas.microsoft.com/office/word/2012/wordml" xmlns:w16se="http://schemas.microsoft.com/office/word/2015/wordml/symex" mc:Ignorable="w14 w15 w16se">
   <w:docDefaults>
     <w:rPrDefault>
       <w:rPr>
@@ -5695,146 +6055,380 @@
       </w:pPr>
     </w:pPrDefault>
   </w:docDefaults>
-  <w:latentStyles w:defLockedState="0" w:defUIPriority="99" w:defSemiHidden="1" w:defUnhideWhenUsed="1" w:defQFormat="0" w:count="267">
-    <w:lsdException w:name="Normal" w:semiHidden="0" w:uiPriority="0" w:unhideWhenUsed="0" w:qFormat="1"/>
-    <w:lsdException w:name="heading 1" w:semiHidden="0" w:uiPriority="9" w:unhideWhenUsed="0" w:qFormat="1"/>
-    <w:lsdException w:name="heading 2" w:uiPriority="9" w:qFormat="1"/>
-    <w:lsdException w:name="heading 3" w:uiPriority="9" w:qFormat="1"/>
-    <w:lsdException w:name="heading 4" w:uiPriority="9" w:qFormat="1"/>
-    <w:lsdException w:name="heading 5" w:uiPriority="9" w:qFormat="1"/>
-    <w:lsdException w:name="heading 6" w:uiPriority="9" w:qFormat="1"/>
-    <w:lsdException w:name="heading 7" w:uiPriority="9" w:qFormat="1"/>
-    <w:lsdException w:name="heading 8" w:uiPriority="9" w:qFormat="1"/>
-    <w:lsdException w:name="heading 9" w:uiPriority="9" w:qFormat="1"/>
-    <w:lsdException w:name="toc 1" w:uiPriority="39"/>
-    <w:lsdException w:name="toc 2" w:uiPriority="39"/>
-    <w:lsdException w:name="toc 3" w:uiPriority="39"/>
-    <w:lsdException w:name="toc 4" w:uiPriority="39"/>
-    <w:lsdException w:name="toc 5" w:uiPriority="39"/>
-    <w:lsdException w:name="toc 6" w:uiPriority="39"/>
-    <w:lsdException w:name="toc 7" w:uiPriority="39"/>
-    <w:lsdException w:name="toc 8" w:uiPriority="39"/>
-    <w:lsdException w:name="toc 9" w:uiPriority="39"/>
-    <w:lsdException w:name="caption" w:uiPriority="35" w:qFormat="1"/>
-    <w:lsdException w:name="Title" w:semiHidden="0" w:uiPriority="10" w:unhideWhenUsed="0" w:qFormat="1"/>
-    <w:lsdException w:name="Default Paragraph Font" w:uiPriority="1"/>
-    <w:lsdException w:name="Subtitle" w:semiHidden="0" w:uiPriority="11" w:unhideWhenUsed="0" w:qFormat="1"/>
-    <w:lsdException w:name="Strong" w:semiHidden="0" w:uiPriority="22" w:unhideWhenUsed="0" w:qFormat="1"/>
-    <w:lsdException w:name="Emphasis" w:semiHidden="0" w:uiPriority="20" w:unhideWhenUsed="0" w:qFormat="1"/>
-    <w:lsdException w:name="Table Grid" w:semiHidden="0" w:uiPriority="59" w:unhideWhenUsed="0"/>
-    <w:lsdException w:name="Placeholder Text" w:unhideWhenUsed="0"/>
-    <w:lsdException w:name="No Spacing" w:semiHidden="0" w:uiPriority="1" w:unhideWhenUsed="0" w:qFormat="1"/>
-    <w:lsdException w:name="Light Shading" w:semiHidden="0" w:uiPriority="60" w:unhideWhenUsed="0"/>
-    <w:lsdException w:name="Light List" w:semiHidden="0" w:uiPriority="61" w:unhideWhenUsed="0"/>
-    <w:lsdException w:name="Light Grid" w:semiHidden="0" w:uiPriority="62" w:unhideWhenUsed="0"/>
-    <w:lsdException w:name="Medium Shading 1" w:semiHidden="0" w:uiPriority="63" w:unhideWhenUsed="0"/>
-    <w:lsdException w:name="Medium Shading 2" w:semiHidden="0" w:uiPriority="64" w:unhideWhenUsed="0"/>
-    <w:lsdException w:name="Medium List 1" w:semiHidden="0" w:uiPriority="65" w:unhideWhenUsed="0"/>
-    <w:lsdException w:name="Medium List 2" w:semiHidden="0" w:uiPriority="66" w:unhideWhenUsed="0"/>
-    <w:lsdException w:name="Medium Grid 1" w:semiHidden="0" w:uiPriority="67" w:unhideWhenUsed="0"/>
-    <w:lsdException w:name="Medium Grid 2" w:semiHidden="0" w:uiPriority="68" w:unhideWhenUsed="0"/>
-    <w:lsdException w:name="Medium Grid 3" w:semiHidden="0" w:uiPriority="69" w:unhideWhenUsed="0"/>
-    <w:lsdException w:name="Dark List" w:semiHidden="0" w:uiPriority="70" w:unhideWhenUsed="0"/>
-    <w:lsdException w:name="Colorful Shading" w:semiHidden="0" w:uiPriority="71" w:unhideWhenUsed="0"/>
-    <w:lsdException w:name="Colorful List" w:semiHidden="0" w:uiPriority="72" w:unhideWhenUsed="0"/>
-    <w:lsdException w:name="Colorful Grid" w:semiHidden="0" w:uiPriority="73" w:unhideWhenUsed="0"/>
-    <w:lsdException w:name="Light Shading Accent 1" w:semiHidden="0" w:uiPriority="60" w:unhideWhenUsed="0"/>
-    <w:lsdException w:name="Light List Accent 1" w:semiHidden="0" w:uiPriority="61" w:unhideWhenUsed="0"/>
-    <w:lsdException w:name="Light Grid Accent 1" w:semiHidden="0" w:uiPriority="62" w:unhideWhenUsed="0"/>
-    <w:lsdException w:name="Medium Shading 1 Accent 1" w:semiHidden="0" w:uiPriority="63" w:unhideWhenUsed="0"/>
-    <w:lsdException w:name="Medium Shading 2 Accent 1" w:semiHidden="0" w:uiPriority="64" w:unhideWhenUsed="0"/>
-    <w:lsdException w:name="Medium List 1 Accent 1" w:semiHidden="0" w:uiPriority="65" w:unhideWhenUsed="0"/>
-    <w:lsdException w:name="Revision" w:unhideWhenUsed="0"/>
-    <w:lsdException w:name="List Paragraph" w:semiHidden="0" w:uiPriority="34" w:unhideWhenUsed="0" w:qFormat="1"/>
-    <w:lsdException w:name="Quote" w:semiHidden="0" w:uiPriority="29" w:unhideWhenUsed="0" w:qFormat="1"/>
-    <w:lsdException w:name="Intense Quote" w:semiHidden="0" w:uiPriority="30" w:unhideWhenUsed="0" w:qFormat="1"/>
-    <w:lsdException w:name="Medium List 2 Accent 1" w:semiHidden="0" w:uiPriority="66" w:unhideWhenUsed="0"/>
-    <w:lsdException w:name="Medium Grid 1 Accent 1" w:semiHidden="0" w:uiPriority="67" w:unhideWhenUsed="0"/>
-    <w:lsdException w:name="Medium Grid 2 Accent 1" w:semiHidden="0" w:uiPriority="68" w:unhideWhenUsed="0"/>
-    <w:lsdException w:name="Medium Grid 3 Accent 1" w:semiHidden="0" w:uiPriority="69" w:unhideWhenUsed="0"/>
-    <w:lsdException w:name="Dark List Accent 1" w:semiHidden="0" w:uiPriority="70" w:unhideWhenUsed="0"/>
-    <w:lsdException w:name="Colorful Shading Accent 1" w:semiHidden="0" w:uiPriority="71" w:unhideWhenUsed="0"/>
-    <w:lsdException w:name="Colorful List Accent 1" w:semiHidden="0" w:uiPriority="72" w:unhideWhenUsed="0"/>
-    <w:lsdException w:name="Colorful Grid Accent 1" w:semiHidden="0" w:uiPriority="73" w:unhideWhenUsed="0"/>
-    <w:lsdException w:name="Light Shading Accent 2" w:semiHidden="0" w:uiPriority="60" w:unhideWhenUsed="0"/>
-    <w:lsdException w:name="Light List Accent 2" w:semiHidden="0" w:uiPriority="61" w:unhideWhenUsed="0"/>
-    <w:lsdException w:name="Light Grid Accent 2" w:semiHidden="0" w:uiPriority="62" w:unhideWhenUsed="0"/>
-    <w:lsdException w:name="Medium Shading 1 Accent 2" w:semiHidden="0" w:uiPriority="63" w:unhideWhenUsed="0"/>
-    <w:lsdException w:name="Medium Shading 2 Accent 2" w:semiHidden="0" w:uiPriority="64" w:unhideWhenUsed="0"/>
-    <w:lsdException w:name="Medium List 1 Accent 2" w:semiHidden="0" w:uiPriority="65" w:unhideWhenUsed="0"/>
-    <w:lsdException w:name="Medium List 2 Accent 2" w:semiHidden="0" w:uiPriority="66" w:unhideWhenUsed="0"/>
-    <w:lsdException w:name="Medium Grid 1 Accent 2" w:semiHidden="0" w:uiPriority="67" w:unhideWhenUsed="0"/>
-    <w:lsdException w:name="Medium Grid 2 Accent 2" w:semiHidden="0" w:uiPriority="68" w:unhideWhenUsed="0"/>
-    <w:lsdException w:name="Medium Grid 3 Accent 2" w:semiHidden="0" w:uiPriority="69" w:unhideWhenUsed="0"/>
-    <w:lsdException w:name="Dark List Accent 2" w:semiHidden="0" w:uiPriority="70" w:unhideWhenUsed="0"/>
-    <w:lsdException w:name="Colorful Shading Accent 2" w:semiHidden="0" w:uiPriority="71" w:unhideWhenUsed="0"/>
-    <w:lsdException w:name="Colorful List Accent 2" w:semiHidden="0" w:uiPriority="72" w:unhideWhenUsed="0"/>
-    <w:lsdException w:name="Colorful Grid Accent 2" w:semiHidden="0" w:uiPriority="73" w:unhideWhenUsed="0"/>
-    <w:lsdException w:name="Light Shading Accent 3" w:semiHidden="0" w:uiPriority="60" w:unhideWhenUsed="0"/>
-    <w:lsdException w:name="Light List Accent 3" w:semiHidden="0" w:uiPriority="61" w:unhideWhenUsed="0"/>
-    <w:lsdException w:name="Light Grid Accent 3" w:semiHidden="0" w:uiPriority="62" w:unhideWhenUsed="0"/>
-    <w:lsdException w:name="Medium Shading 1 Accent 3" w:semiHidden="0" w:uiPriority="63" w:unhideWhenUsed="0"/>
-    <w:lsdException w:name="Medium Shading 2 Accent 3" w:semiHidden="0" w:uiPriority="64" w:unhideWhenUsed="0"/>
-    <w:lsdException w:name="Medium List 1 Accent 3" w:semiHidden="0" w:uiPriority="65" w:unhideWhenUsed="0"/>
-    <w:lsdException w:name="Medium List 2 Accent 3" w:semiHidden="0" w:uiPriority="66" w:unhideWhenUsed="0"/>
-    <w:lsdException w:name="Medium Grid 1 Accent 3" w:semiHidden="0" w:uiPriority="67" w:unhideWhenUsed="0"/>
-    <w:lsdException w:name="Medium Grid 2 Accent 3" w:semiHidden="0" w:uiPriority="68" w:unhideWhenUsed="0"/>
-    <w:lsdException w:name="Medium Grid 3 Accent 3" w:semiHidden="0" w:uiPriority="69" w:unhideWhenUsed="0"/>
-    <w:lsdException w:name="Dark List Accent 3" w:semiHidden="0" w:uiPriority="70" w:unhideWhenUsed="0"/>
-    <w:lsdException w:name="Colorful Shading Accent 3" w:semiHidden="0" w:uiPriority="71" w:unhideWhenUsed="0"/>
-    <w:lsdException w:name="Colorful List Accent 3" w:semiHidden="0" w:uiPriority="72" w:unhideWhenUsed="0"/>
-    <w:lsdException w:name="Colorful Grid Accent 3" w:semiHidden="0" w:uiPriority="73" w:unhideWhenUsed="0"/>
-    <w:lsdException w:name="Light Shading Accent 4" w:semiHidden="0" w:uiPriority="60" w:unhideWhenUsed="0"/>
-    <w:lsdException w:name="Light List Accent 4" w:semiHidden="0" w:uiPriority="61" w:unhideWhenUsed="0"/>
-    <w:lsdException w:name="Light Grid Accent 4" w:semiHidden="0" w:uiPriority="62" w:unhideWhenUsed="0"/>
-    <w:lsdException w:name="Medium Shading 1 Accent 4" w:semiHidden="0" w:uiPriority="63" w:unhideWhenUsed="0"/>
-    <w:lsdException w:name="Medium Shading 2 Accent 4" w:semiHidden="0" w:uiPriority="64" w:unhideWhenUsed="0"/>
-    <w:lsdException w:name="Medium List 1 Accent 4" w:semiHidden="0" w:uiPriority="65" w:unhideWhenUsed="0"/>
-    <w:lsdException w:name="Medium List 2 Accent 4" w:semiHidden="0" w:uiPriority="66" w:unhideWhenUsed="0"/>
-    <w:lsdException w:name="Medium Grid 1 Accent 4" w:semiHidden="0" w:uiPriority="67" w:unhideWhenUsed="0"/>
-    <w:lsdException w:name="Medium Grid 2 Accent 4" w:semiHidden="0" w:uiPriority="68" w:unhideWhenUsed="0"/>
-    <w:lsdException w:name="Medium Grid 3 Accent 4" w:semiHidden="0" w:uiPriority="69" w:unhideWhenUsed="0"/>
-    <w:lsdException w:name="Dark List Accent 4" w:semiHidden="0" w:uiPriority="70" w:unhideWhenUsed="0"/>
-    <w:lsdException w:name="Colorful Shading Accent 4" w:semiHidden="0" w:uiPriority="71" w:unhideWhenUsed="0"/>
-    <w:lsdException w:name="Colorful List Accent 4" w:semiHidden="0" w:uiPriority="72" w:unhideWhenUsed="0"/>
-    <w:lsdException w:name="Colorful Grid Accent 4" w:semiHidden="0" w:uiPriority="73" w:unhideWhenUsed="0"/>
-    <w:lsdException w:name="Light Shading Accent 5" w:semiHidden="0" w:uiPriority="60" w:unhideWhenUsed="0"/>
-    <w:lsdException w:name="Light List Accent 5" w:semiHidden="0" w:uiPriority="61" w:unhideWhenUsed="0"/>
-    <w:lsdException w:name="Light Grid Accent 5" w:semiHidden="0" w:uiPriority="62" w:unhideWhenUsed="0"/>
-    <w:lsdException w:name="Medium Shading 1 Accent 5" w:semiHidden="0" w:uiPriority="63" w:unhideWhenUsed="0"/>
-    <w:lsdException w:name="Medium Shading 2 Accent 5" w:semiHidden="0" w:uiPriority="64" w:unhideWhenUsed="0"/>
-    <w:lsdException w:name="Medium List 1 Accent 5" w:semiHidden="0" w:uiPriority="65" w:unhideWhenUsed="0"/>
-    <w:lsdException w:name="Medium List 2 Accent 5" w:semiHidden="0" w:uiPriority="66" w:unhideWhenUsed="0"/>
-    <w:lsdException w:name="Medium Grid 1 Accent 5" w:semiHidden="0" w:uiPriority="67" w:unhideWhenUsed="0"/>
-    <w:lsdException w:name="Medium Grid 2 Accent 5" w:semiHidden="0" w:uiPriority="68" w:unhideWhenUsed="0"/>
-    <w:lsdException w:name="Medium Grid 3 Accent 5" w:semiHidden="0" w:uiPriority="69" w:unhideWhenUsed="0"/>
-    <w:lsdException w:name="Dark List Accent 5" w:semiHidden="0" w:uiPriority="70" w:unhideWhenUsed="0"/>
-    <w:lsdException w:name="Colorful Shading Accent 5" w:semiHidden="0" w:uiPriority="71" w:unhideWhenUsed="0"/>
-    <w:lsdException w:name="Colorful List Accent 5" w:semiHidden="0" w:uiPriority="72" w:unhideWhenUsed="0"/>
-    <w:lsdException w:name="Colorful Grid Accent 5" w:semiHidden="0" w:uiPriority="73" w:unhideWhenUsed="0"/>
-    <w:lsdException w:name="Light Shading Accent 6" w:semiHidden="0" w:uiPriority="60" w:unhideWhenUsed="0"/>
-    <w:lsdException w:name="Light List Accent 6" w:semiHidden="0" w:uiPriority="61" w:unhideWhenUsed="0"/>
-    <w:lsdException w:name="Light Grid Accent 6" w:semiHidden="0" w:uiPriority="62" w:unhideWhenUsed="0"/>
-    <w:lsdException w:name="Medium Shading 1 Accent 6" w:semiHidden="0" w:uiPriority="63" w:unhideWhenUsed="0"/>
-    <w:lsdException w:name="Medium Shading 2 Accent 6" w:semiHidden="0" w:uiPriority="64" w:unhideWhenUsed="0"/>
-    <w:lsdException w:name="Medium List 1 Accent 6" w:semiHidden="0" w:uiPriority="65" w:unhideWhenUsed="0"/>
-    <w:lsdException w:name="Medium List 2 Accent 6" w:semiHidden="0" w:uiPriority="66" w:unhideWhenUsed="0"/>
-    <w:lsdException w:name="Medium Grid 1 Accent 6" w:semiHidden="0" w:uiPriority="67" w:unhideWhenUsed="0"/>
-    <w:lsdException w:name="Medium Grid 2 Accent 6" w:semiHidden="0" w:uiPriority="68" w:unhideWhenUsed="0"/>
-    <w:lsdException w:name="Medium Grid 3 Accent 6" w:semiHidden="0" w:uiPriority="69" w:unhideWhenUsed="0"/>
-    <w:lsdException w:name="Dark List Accent 6" w:semiHidden="0" w:uiPriority="70" w:unhideWhenUsed="0"/>
-    <w:lsdException w:name="Colorful Shading Accent 6" w:semiHidden="0" w:uiPriority="71" w:unhideWhenUsed="0"/>
-    <w:lsdException w:name="Colorful List Accent 6" w:semiHidden="0" w:uiPriority="72" w:unhideWhenUsed="0"/>
-    <w:lsdException w:name="Colorful Grid Accent 6" w:semiHidden="0" w:uiPriority="73" w:unhideWhenUsed="0"/>
-    <w:lsdException w:name="Subtle Emphasis" w:semiHidden="0" w:uiPriority="19" w:unhideWhenUsed="0" w:qFormat="1"/>
-    <w:lsdException w:name="Intense Emphasis" w:semiHidden="0" w:uiPriority="21" w:unhideWhenUsed="0" w:qFormat="1"/>
-    <w:lsdException w:name="Subtle Reference" w:semiHidden="0" w:uiPriority="31" w:unhideWhenUsed="0" w:qFormat="1"/>
-    <w:lsdException w:name="Intense Reference" w:semiHidden="0" w:uiPriority="32" w:unhideWhenUsed="0" w:qFormat="1"/>
-    <w:lsdException w:name="Book Title" w:semiHidden="0" w:uiPriority="33" w:unhideWhenUsed="0" w:qFormat="1"/>
-    <w:lsdException w:name="Bibliography" w:uiPriority="37"/>
-    <w:lsdException w:name="TOC Heading" w:uiPriority="39" w:qFormat="1"/>
+  <w:latentStyles w:defLockedState="0" w:defUIPriority="99" w:defSemiHidden="0" w:defUnhideWhenUsed="0" w:defQFormat="0" w:count="371">
+    <w:lsdException w:name="Normal" w:uiPriority="0" w:qFormat="1"/>
+    <w:lsdException w:name="heading 1" w:uiPriority="9" w:qFormat="1"/>
+    <w:lsdException w:name="heading 2" w:semiHidden="1" w:uiPriority="9" w:unhideWhenUsed="1" w:qFormat="1"/>
+    <w:lsdException w:name="heading 3" w:semiHidden="1" w:uiPriority="9" w:unhideWhenUsed="1" w:qFormat="1"/>
+    <w:lsdException w:name="heading 4" w:semiHidden="1" w:uiPriority="9" w:unhideWhenUsed="1" w:qFormat="1"/>
+    <w:lsdException w:name="heading 5" w:semiHidden="1" w:uiPriority="9" w:unhideWhenUsed="1" w:qFormat="1"/>
+    <w:lsdException w:name="heading 6" w:semiHidden="1" w:uiPriority="9" w:unhideWhenUsed="1" w:qFormat="1"/>
+    <w:lsdException w:name="heading 7" w:semiHidden="1" w:uiPriority="9" w:unhideWhenUsed="1" w:qFormat="1"/>
+    <w:lsdException w:name="heading 8" w:semiHidden="1" w:uiPriority="9" w:unhideWhenUsed="1" w:qFormat="1"/>
+    <w:lsdException w:name="heading 9" w:semiHidden="1" w:uiPriority="9" w:unhideWhenUsed="1" w:qFormat="1"/>
+    <w:lsdException w:name="index 1" w:semiHidden="1" w:unhideWhenUsed="1"/>
+    <w:lsdException w:name="index 2" w:semiHidden="1" w:unhideWhenUsed="1"/>
+    <w:lsdException w:name="index 3" w:semiHidden="1" w:unhideWhenUsed="1"/>
+    <w:lsdException w:name="index 4" w:semiHidden="1" w:unhideWhenUsed="1"/>
+    <w:lsdException w:name="index 5" w:semiHidden="1" w:unhideWhenUsed="1"/>
+    <w:lsdException w:name="index 6" w:semiHidden="1" w:unhideWhenUsed="1"/>
+    <w:lsdException w:name="index 7" w:semiHidden="1" w:unhideWhenUsed="1"/>
+    <w:lsdException w:name="index 8" w:semiHidden="1" w:unhideWhenUsed="1"/>
+    <w:lsdException w:name="index 9" w:semiHidden="1" w:unhideWhenUsed="1"/>
+    <w:lsdException w:name="toc 1" w:semiHidden="1" w:uiPriority="39" w:unhideWhenUsed="1"/>
+    <w:lsdException w:name="toc 2" w:semiHidden="1" w:uiPriority="39" w:unhideWhenUsed="1"/>
+    <w:lsdException w:name="toc 3" w:semiHidden="1" w:uiPriority="39" w:unhideWhenUsed="1"/>
+    <w:lsdException w:name="toc 4" w:semiHidden="1" w:uiPriority="39" w:unhideWhenUsed="1"/>
+    <w:lsdException w:name="toc 5" w:semiHidden="1" w:uiPriority="39" w:unhideWhenUsed="1"/>
+    <w:lsdException w:name="toc 6" w:semiHidden="1" w:uiPriority="39" w:unhideWhenUsed="1"/>
+    <w:lsdException w:name="toc 7" w:semiHidden="1" w:uiPriority="39" w:unhideWhenUsed="1"/>
+    <w:lsdException w:name="toc 8" w:semiHidden="1" w:uiPriority="39" w:unhideWhenUsed="1"/>
+    <w:lsdException w:name="toc 9" w:semiHidden="1" w:uiPriority="39" w:unhideWhenUsed="1"/>
+    <w:lsdException w:name="Normal Indent" w:semiHidden="1" w:unhideWhenUsed="1"/>
+    <w:lsdException w:name="footnote text" w:semiHidden="1" w:unhideWhenUsed="1"/>
+    <w:lsdException w:name="annotation text" w:semiHidden="1" w:unhideWhenUsed="1"/>
+    <w:lsdException w:name="header" w:semiHidden="1" w:unhideWhenUsed="1"/>
+    <w:lsdException w:name="footer" w:semiHidden="1" w:unhideWhenUsed="1"/>
+    <w:lsdException w:name="index heading" w:semiHidden="1" w:unhideWhenUsed="1"/>
+    <w:lsdException w:name="caption" w:semiHidden="1" w:uiPriority="35" w:unhideWhenUsed="1" w:qFormat="1"/>
+    <w:lsdException w:name="table of figures" w:semiHidden="1" w:unhideWhenUsed="1"/>
+    <w:lsdException w:name="envelope address" w:semiHidden="1" w:unhideWhenUsed="1"/>
+    <w:lsdException w:name="envelope return" w:semiHidden="1" w:unhideWhenUsed="1"/>
+    <w:lsdException w:name="footnote reference" w:semiHidden="1" w:unhideWhenUsed="1"/>
+    <w:lsdException w:name="annotation reference" w:semiHidden="1" w:unhideWhenUsed="1"/>
+    <w:lsdException w:name="line number" w:semiHidden="1" w:unhideWhenUsed="1"/>
+    <w:lsdException w:name="page number" w:semiHidden="1" w:unhideWhenUsed="1"/>
+    <w:lsdException w:name="endnote reference" w:semiHidden="1" w:unhideWhenUsed="1"/>
+    <w:lsdException w:name="endnote text" w:semiHidden="1" w:unhideWhenUsed="1"/>
+    <w:lsdException w:name="table of authorities" w:semiHidden="1" w:unhideWhenUsed="1"/>
+    <w:lsdException w:name="macro" w:semiHidden="1" w:unhideWhenUsed="1"/>
+    <w:lsdException w:name="toa heading" w:semiHidden="1" w:unhideWhenUsed="1"/>
+    <w:lsdException w:name="List" w:semiHidden="1" w:unhideWhenUsed="1"/>
+    <w:lsdException w:name="List Bullet" w:semiHidden="1" w:unhideWhenUsed="1"/>
+    <w:lsdException w:name="List Number" w:semiHidden="1" w:unhideWhenUsed="1"/>
+    <w:lsdException w:name="List 2" w:semiHidden="1" w:unhideWhenUsed="1"/>
+    <w:lsdException w:name="List 3" w:semiHidden="1" w:unhideWhenUsed="1"/>
+    <w:lsdException w:name="List 4" w:semiHidden="1" w:unhideWhenUsed="1"/>
+    <w:lsdException w:name="List 5" w:semiHidden="1" w:unhideWhenUsed="1"/>
+    <w:lsdException w:name="List Bullet 2" w:semiHidden="1" w:unhideWhenUsed="1"/>
+    <w:lsdException w:name="List Bullet 3" w:semiHidden="1" w:unhideWhenUsed="1"/>
+    <w:lsdException w:name="List Bullet 4" w:semiHidden="1" w:unhideWhenUsed="1"/>
+    <w:lsdException w:name="List Bullet 5" w:semiHidden="1" w:unhideWhenUsed="1"/>
+    <w:lsdException w:name="List Number 2" w:semiHidden="1" w:unhideWhenUsed="1"/>
+    <w:lsdException w:name="List Number 3" w:semiHidden="1" w:unhideWhenUsed="1"/>
+    <w:lsdException w:name="List Number 4" w:semiHidden="1" w:unhideWhenUsed="1"/>
+    <w:lsdException w:name="List Number 5" w:semiHidden="1" w:unhideWhenUsed="1"/>
+    <w:lsdException w:name="Title" w:uiPriority="10" w:qFormat="1"/>
+    <w:lsdException w:name="Closing" w:semiHidden="1" w:unhideWhenUsed="1"/>
+    <w:lsdException w:name="Signature" w:semiHidden="1" w:unhideWhenUsed="1"/>
+    <w:lsdException w:name="Default Paragraph Font" w:semiHidden="1" w:uiPriority="1" w:unhideWhenUsed="1"/>
+    <w:lsdException w:name="Body Text" w:semiHidden="1" w:unhideWhenUsed="1"/>
+    <w:lsdException w:name="Body Text Indent" w:semiHidden="1" w:unhideWhenUsed="1"/>
+    <w:lsdException w:name="List Continue" w:semiHidden="1" w:unhideWhenUsed="1"/>
+    <w:lsdException w:name="List Continue 2" w:semiHidden="1" w:unhideWhenUsed="1"/>
+    <w:lsdException w:name="List Continue 3" w:semiHidden="1" w:unhideWhenUsed="1"/>
+    <w:lsdException w:name="List Continue 4" w:semiHidden="1" w:unhideWhenUsed="1"/>
+    <w:lsdException w:name="List Continue 5" w:semiHidden="1" w:unhideWhenUsed="1"/>
+    <w:lsdException w:name="Message Header" w:semiHidden="1" w:unhideWhenUsed="1"/>
+    <w:lsdException w:name="Subtitle" w:uiPriority="11" w:qFormat="1"/>
+    <w:lsdException w:name="Salutation" w:semiHidden="1" w:unhideWhenUsed="1"/>
+    <w:lsdException w:name="Date" w:semiHidden="1" w:unhideWhenUsed="1"/>
+    <w:lsdException w:name="Body Text First Indent" w:semiHidden="1" w:unhideWhenUsed="1"/>
+    <w:lsdException w:name="Body Text First Indent 2" w:semiHidden="1" w:unhideWhenUsed="1"/>
+    <w:lsdException w:name="Note Heading" w:semiHidden="1" w:unhideWhenUsed="1"/>
+    <w:lsdException w:name="Body Text 2" w:semiHidden="1" w:unhideWhenUsed="1"/>
+    <w:lsdException w:name="Body Text 3" w:semiHidden="1" w:unhideWhenUsed="1"/>
+    <w:lsdException w:name="Body Text Indent 2" w:semiHidden="1" w:unhideWhenUsed="1"/>
+    <w:lsdException w:name="Body Text Indent 3" w:semiHidden="1" w:unhideWhenUsed="1"/>
+    <w:lsdException w:name="Block Text" w:semiHidden="1" w:unhideWhenUsed="1"/>
+    <w:lsdException w:name="Hyperlink" w:semiHidden="1" w:unhideWhenUsed="1"/>
+    <w:lsdException w:name="FollowedHyperlink" w:semiHidden="1" w:unhideWhenUsed="1"/>
+    <w:lsdException w:name="Strong" w:uiPriority="22" w:qFormat="1"/>
+    <w:lsdException w:name="Emphasis" w:uiPriority="20" w:qFormat="1"/>
+    <w:lsdException w:name="Document Map" w:semiHidden="1" w:unhideWhenUsed="1"/>
+    <w:lsdException w:name="Plain Text" w:semiHidden="1" w:unhideWhenUsed="1"/>
+    <w:lsdException w:name="E-mail Signature" w:semiHidden="1" w:unhideWhenUsed="1"/>
+    <w:lsdException w:name="HTML Top of Form" w:semiHidden="1" w:unhideWhenUsed="1"/>
+    <w:lsdException w:name="HTML Bottom of Form" w:semiHidden="1" w:unhideWhenUsed="1"/>
+    <w:lsdException w:name="Normal (Web)" w:semiHidden="1" w:unhideWhenUsed="1"/>
+    <w:lsdException w:name="HTML Acronym" w:semiHidden="1" w:unhideWhenUsed="1"/>
+    <w:lsdException w:name="HTML Address" w:semiHidden="1" w:unhideWhenUsed="1"/>
+    <w:lsdException w:name="HTML Cite" w:semiHidden="1" w:unhideWhenUsed="1"/>
+    <w:lsdException w:name="HTML Code" w:semiHidden="1" w:unhideWhenUsed="1"/>
+    <w:lsdException w:name="HTML Definition" w:semiHidden="1" w:unhideWhenUsed="1"/>
+    <w:lsdException w:name="HTML Keyboard" w:semiHidden="1" w:unhideWhenUsed="1"/>
+    <w:lsdException w:name="HTML Preformatted" w:semiHidden="1" w:unhideWhenUsed="1"/>
+    <w:lsdException w:name="HTML Sample" w:semiHidden="1" w:unhideWhenUsed="1"/>
+    <w:lsdException w:name="HTML Typewriter" w:semiHidden="1" w:unhideWhenUsed="1"/>
+    <w:lsdException w:name="HTML Variable" w:semiHidden="1" w:unhideWhenUsed="1"/>
+    <w:lsdException w:name="Normal Table" w:semiHidden="1" w:unhideWhenUsed="1"/>
+    <w:lsdException w:name="annotation subject" w:semiHidden="1" w:unhideWhenUsed="1"/>
+    <w:lsdException w:name="No List" w:semiHidden="1" w:unhideWhenUsed="1"/>
+    <w:lsdException w:name="Outline List 1" w:semiHidden="1" w:unhideWhenUsed="1"/>
+    <w:lsdException w:name="Outline List 2" w:semiHidden="1" w:unhideWhenUsed="1"/>
+    <w:lsdException w:name="Outline List 3" w:semiHidden="1" w:unhideWhenUsed="1"/>
+    <w:lsdException w:name="Table Simple 1" w:semiHidden="1" w:unhideWhenUsed="1"/>
+    <w:lsdException w:name="Table Simple 2" w:semiHidden="1" w:unhideWhenUsed="1"/>
+    <w:lsdException w:name="Table Simple 3" w:semiHidden="1" w:unhideWhenUsed="1"/>
+    <w:lsdException w:name="Table Classic 1" w:semiHidden="1" w:unhideWhenUsed="1"/>
+    <w:lsdException w:name="Table Classic 2" w:semiHidden="1" w:unhideWhenUsed="1"/>
+    <w:lsdException w:name="Table Classic 3" w:semiHidden="1" w:unhideWhenUsed="1"/>
+    <w:lsdException w:name="Table Classic 4" w:semiHidden="1" w:unhideWhenUsed="1"/>
+    <w:lsdException w:name="Table Colorful 1" w:semiHidden="1" w:unhideWhenUsed="1"/>
+    <w:lsdException w:name="Table Colorful 2" w:semiHidden="1" w:unhideWhenUsed="1"/>
+    <w:lsdException w:name="Table Colorful 3" w:semiHidden="1" w:unhideWhenUsed="1"/>
+    <w:lsdException w:name="Table Columns 1" w:semiHidden="1" w:unhideWhenUsed="1"/>
+    <w:lsdException w:name="Table Columns 2" w:semiHidden="1" w:unhideWhenUsed="1"/>
+    <w:lsdException w:name="Table Columns 3" w:semiHidden="1" w:unhideWhenUsed="1"/>
+    <w:lsdException w:name="Table Columns 4" w:semiHidden="1" w:unhideWhenUsed="1"/>
+    <w:lsdException w:name="Table Columns 5" w:semiHidden="1" w:unhideWhenUsed="1"/>
+    <w:lsdException w:name="Table Grid 1" w:semiHidden="1" w:unhideWhenUsed="1"/>
+    <w:lsdException w:name="Table Grid 2" w:semiHidden="1" w:unhideWhenUsed="1"/>
+    <w:lsdException w:name="Table Grid 3" w:semiHidden="1" w:unhideWhenUsed="1"/>
+    <w:lsdException w:name="Table Grid 4" w:semiHidden="1" w:unhideWhenUsed="1"/>
+    <w:lsdException w:name="Table Grid 5" w:semiHidden="1" w:unhideWhenUsed="1"/>
+    <w:lsdException w:name="Table Grid 6" w:semiHidden="1" w:unhideWhenUsed="1"/>
+    <w:lsdException w:name="Table Grid 7" w:semiHidden="1" w:unhideWhenUsed="1"/>
+    <w:lsdException w:name="Table Grid 8" w:semiHidden="1" w:unhideWhenUsed="1"/>
+    <w:lsdException w:name="Table List 1" w:semiHidden="1" w:unhideWhenUsed="1"/>
+    <w:lsdException w:name="Table List 2" w:semiHidden="1" w:unhideWhenUsed="1"/>
+    <w:lsdException w:name="Table List 3" w:semiHidden="1" w:unhideWhenUsed="1"/>
+    <w:lsdException w:name="Table List 4" w:semiHidden="1" w:unhideWhenUsed="1"/>
+    <w:lsdException w:name="Table List 5" w:semiHidden="1" w:unhideWhenUsed="1"/>
+    <w:lsdException w:name="Table List 6" w:semiHidden="1" w:unhideWhenUsed="1"/>
+    <w:lsdException w:name="Table List 7" w:semiHidden="1" w:unhideWhenUsed="1"/>
+    <w:lsdException w:name="Table List 8" w:semiHidden="1" w:unhideWhenUsed="1"/>
+    <w:lsdException w:name="Table 3D effects 1" w:semiHidden="1" w:unhideWhenUsed="1"/>
+    <w:lsdException w:name="Table 3D effects 2" w:semiHidden="1" w:unhideWhenUsed="1"/>
+    <w:lsdException w:name="Table 3D effects 3" w:semiHidden="1" w:unhideWhenUsed="1"/>
+    <w:lsdException w:name="Table Contemporary" w:semiHidden="1" w:unhideWhenUsed="1"/>
+    <w:lsdException w:name="Table Elegant" w:semiHidden="1" w:unhideWhenUsed="1"/>
+    <w:lsdException w:name="Table Professional" w:semiHidden="1" w:unhideWhenUsed="1"/>
+    <w:lsdException w:name="Table Subtle 1" w:semiHidden="1" w:unhideWhenUsed="1"/>
+    <w:lsdException w:name="Table Subtle 2" w:semiHidden="1" w:unhideWhenUsed="1"/>
+    <w:lsdException w:name="Table Web 1" w:semiHidden="1" w:unhideWhenUsed="1"/>
+    <w:lsdException w:name="Table Web 2" w:semiHidden="1" w:unhideWhenUsed="1"/>
+    <w:lsdException w:name="Table Web 3" w:semiHidden="1" w:unhideWhenUsed="1"/>
+    <w:lsdException w:name="Balloon Text" w:semiHidden="1" w:unhideWhenUsed="1"/>
+    <w:lsdException w:name="Table Grid" w:uiPriority="59"/>
+    <w:lsdException w:name="Table Theme" w:semiHidden="1" w:unhideWhenUsed="1"/>
+    <w:lsdException w:name="Placeholder Text" w:semiHidden="1"/>
+    <w:lsdException w:name="No Spacing" w:uiPriority="1" w:qFormat="1"/>
+    <w:lsdException w:name="Light Shading" w:uiPriority="60"/>
+    <w:lsdException w:name="Light List" w:uiPriority="61"/>
+    <w:lsdException w:name="Light Grid" w:uiPriority="62"/>
+    <w:lsdException w:name="Medium Shading 1" w:uiPriority="63"/>
+    <w:lsdException w:name="Medium Shading 2" w:uiPriority="64"/>
+    <w:lsdException w:name="Medium List 1" w:uiPriority="65"/>
+    <w:lsdException w:name="Medium List 2" w:uiPriority="66"/>
+    <w:lsdException w:name="Medium Grid 1" w:uiPriority="67"/>
+    <w:lsdException w:name="Medium Grid 2" w:uiPriority="68"/>
+    <w:lsdException w:name="Medium Grid 3" w:uiPriority="69"/>
+    <w:lsdException w:name="Dark List" w:uiPriority="70"/>
+    <w:lsdException w:name="Colorful Shading" w:uiPriority="71"/>
+    <w:lsdException w:name="Colorful List" w:uiPriority="72"/>
+    <w:lsdException w:name="Colorful Grid" w:uiPriority="73"/>
+    <w:lsdException w:name="Light Shading Accent 1" w:uiPriority="60"/>
+    <w:lsdException w:name="Light List Accent 1" w:uiPriority="61"/>
+    <w:lsdException w:name="Light Grid Accent 1" w:uiPriority="62"/>
+    <w:lsdException w:name="Medium Shading 1 Accent 1" w:uiPriority="63"/>
+    <w:lsdException w:name="Medium Shading 2 Accent 1" w:uiPriority="64"/>
+    <w:lsdException w:name="Medium List 1 Accent 1" w:uiPriority="65"/>
+    <w:lsdException w:name="Revision" w:semiHidden="1"/>
+    <w:lsdException w:name="List Paragraph" w:uiPriority="34" w:qFormat="1"/>
+    <w:lsdException w:name="Quote" w:uiPriority="29" w:qFormat="1"/>
+    <w:lsdException w:name="Intense Quote" w:uiPriority="30" w:qFormat="1"/>
+    <w:lsdException w:name="Medium List 2 Accent 1" w:uiPriority="66"/>
+    <w:lsdException w:name="Medium Grid 1 Accent 1" w:uiPriority="67"/>
+    <w:lsdException w:name="Medium Grid 2 Accent 1" w:uiPriority="68"/>
+    <w:lsdException w:name="Medium Grid 3 Accent 1" w:uiPriority="69"/>
+    <w:lsdException w:name="Dark List Accent 1" w:uiPriority="70"/>
+    <w:lsdException w:name="Colorful Shading Accent 1" w:uiPriority="71"/>
+    <w:lsdException w:name="Colorful List Accent 1" w:uiPriority="72"/>
+    <w:lsdException w:name="Colorful Grid Accent 1" w:uiPriority="73"/>
+    <w:lsdException w:name="Light Shading Accent 2" w:uiPriority="60"/>
+    <w:lsdException w:name="Light List Accent 2" w:uiPriority="61"/>
+    <w:lsdException w:name="Light Grid Accent 2" w:uiPriority="62"/>
+    <w:lsdException w:name="Medium Shading 1 Accent 2" w:uiPriority="63"/>
+    <w:lsdException w:name="Medium Shading 2 Accent 2" w:uiPriority="64"/>
+    <w:lsdException w:name="Medium List 1 Accent 2" w:uiPriority="65"/>
+    <w:lsdException w:name="Medium List 2 Accent 2" w:uiPriority="66"/>
+    <w:lsdException w:name="Medium Grid 1 Accent 2" w:uiPriority="67"/>
+    <w:lsdException w:name="Medium Grid 2 Accent 2" w:uiPriority="68"/>
+    <w:lsdException w:name="Medium Grid 3 Accent 2" w:uiPriority="69"/>
+    <w:lsdException w:name="Dark List Accent 2" w:uiPriority="70"/>
+    <w:lsdException w:name="Colorful Shading Accent 2" w:uiPriority="71"/>
+    <w:lsdException w:name="Colorful List Accent 2" w:uiPriority="72"/>
+    <w:lsdException w:name="Colorful Grid Accent 2" w:uiPriority="73"/>
+    <w:lsdException w:name="Light Shading Accent 3" w:uiPriority="60"/>
+    <w:lsdException w:name="Light List Accent 3" w:uiPriority="61"/>
+    <w:lsdException w:name="Light Grid Accent 3" w:uiPriority="62"/>
+    <w:lsdException w:name="Medium Shading 1 Accent 3" w:uiPriority="63"/>
+    <w:lsdException w:name="Medium Shading 2 Accent 3" w:uiPriority="64"/>
+    <w:lsdException w:name="Medium List 1 Accent 3" w:uiPriority="65"/>
+    <w:lsdException w:name="Medium List 2 Accent 3" w:uiPriority="66"/>
+    <w:lsdException w:name="Medium Grid 1 Accent 3" w:uiPriority="67"/>
+    <w:lsdException w:name="Medium Grid 2 Accent 3" w:uiPriority="68"/>
+    <w:lsdException w:name="Medium Grid 3 Accent 3" w:uiPriority="69"/>
+    <w:lsdException w:name="Dark List Accent 3" w:uiPriority="70"/>
+    <w:lsdException w:name="Colorful Shading Accent 3" w:uiPriority="71"/>
+    <w:lsdException w:name="Colorful List Accent 3" w:uiPriority="72"/>
+    <w:lsdException w:name="Colorful Grid Accent 3" w:uiPriority="73"/>
+    <w:lsdException w:name="Light Shading Accent 4" w:uiPriority="60"/>
+    <w:lsdException w:name="Light List Accent 4" w:uiPriority="61"/>
+    <w:lsdException w:name="Light Grid Accent 4" w:uiPriority="62"/>
+    <w:lsdException w:name="Medium Shading 1 Accent 4" w:uiPriority="63"/>
+    <w:lsdException w:name="Medium Shading 2 Accent 4" w:uiPriority="64"/>
+    <w:lsdException w:name="Medium List 1 Accent 4" w:uiPriority="65"/>
+    <w:lsdException w:name="Medium List 2 Accent 4" w:uiPriority="66"/>
+    <w:lsdException w:name="Medium Grid 1 Accent 4" w:uiPriority="67"/>
+    <w:lsdException w:name="Medium Grid 2 Accent 4" w:uiPriority="68"/>
+    <w:lsdException w:name="Medium Grid 3 Accent 4" w:uiPriority="69"/>
+    <w:lsdException w:name="Dark List Accent 4" w:uiPriority="70"/>
+    <w:lsdException w:name="Colorful Shading Accent 4" w:uiPriority="71"/>
+    <w:lsdException w:name="Colorful List Accent 4" w:uiPriority="72"/>
+    <w:lsdException w:name="Colorful Grid Accent 4" w:uiPriority="73"/>
+    <w:lsdException w:name="Light Shading Accent 5" w:uiPriority="60"/>
+    <w:lsdException w:name="Light List Accent 5" w:uiPriority="61"/>
+    <w:lsdException w:name="Light Grid Accent 5" w:uiPriority="62"/>
+    <w:lsdException w:name="Medium Shading 1 Accent 5" w:uiPriority="63"/>
+    <w:lsdException w:name="Medium Shading 2 Accent 5" w:uiPriority="64"/>
+    <w:lsdException w:name="Medium List 1 Accent 5" w:uiPriority="65"/>
+    <w:lsdException w:name="Medium List 2 Accent 5" w:uiPriority="66"/>
+    <w:lsdException w:name="Medium Grid 1 Accent 5" w:uiPriority="67"/>
+    <w:lsdException w:name="Medium Grid 2 Accent 5" w:uiPriority="68"/>
+    <w:lsdException w:name="Medium Grid 3 Accent 5" w:uiPriority="69"/>
+    <w:lsdException w:name="Dark List Accent 5" w:uiPriority="70"/>
+    <w:lsdException w:name="Colorful Shading Accent 5" w:uiPriority="71"/>
+    <w:lsdException w:name="Colorful List Accent 5" w:uiPriority="72"/>
+    <w:lsdException w:name="Colorful Grid Accent 5" w:uiPriority="73"/>
+    <w:lsdException w:name="Light Shading Accent 6" w:uiPriority="60"/>
+    <w:lsdException w:name="Light List Accent 6" w:uiPriority="61"/>
+    <w:lsdException w:name="Light Grid Accent 6" w:uiPriority="62"/>
+    <w:lsdException w:name="Medium Shading 1 Accent 6" w:uiPriority="63"/>
+    <w:lsdException w:name="Medium Shading 2 Accent 6" w:uiPriority="64"/>
+    <w:lsdException w:name="Medium List 1 Accent 6" w:uiPriority="65"/>
+    <w:lsdException w:name="Medium List 2 Accent 6" w:uiPriority="66"/>
+    <w:lsdException w:name="Medium Grid 1 Accent 6" w:uiPriority="67"/>
+    <w:lsdException w:name="Medium Grid 2 Accent 6" w:uiPriority="68"/>
+    <w:lsdException w:name="Medium Grid 3 Accent 6" w:uiPriority="69"/>
+    <w:lsdException w:name="Dark List Accent 6" w:uiPriority="70"/>
+    <w:lsdException w:name="Colorful Shading Accent 6" w:uiPriority="71"/>
+    <w:lsdException w:name="Colorful List Accent 6" w:uiPriority="72"/>
+    <w:lsdException w:name="Colorful Grid Accent 6" w:uiPriority="73"/>
+    <w:lsdException w:name="Subtle Emphasis" w:uiPriority="19" w:qFormat="1"/>
+    <w:lsdException w:name="Intense Emphasis" w:uiPriority="21" w:qFormat="1"/>
+    <w:lsdException w:name="Subtle Reference" w:uiPriority="31" w:qFormat="1"/>
+    <w:lsdException w:name="Intense Reference" w:uiPriority="32" w:qFormat="1"/>
+    <w:lsdException w:name="Book Title" w:uiPriority="33" w:qFormat="1"/>
+    <w:lsdException w:name="Bibliography" w:semiHidden="1" w:uiPriority="37" w:unhideWhenUsed="1"/>
+    <w:lsdException w:name="TOC Heading" w:semiHidden="1" w:uiPriority="39" w:unhideWhenUsed="1" w:qFormat="1"/>
+    <w:lsdException w:name="Plain Table 1" w:uiPriority="41"/>
+    <w:lsdException w:name="Plain Table 2" w:uiPriority="42"/>
+    <w:lsdException w:name="Plain Table 3" w:uiPriority="43"/>
+    <w:lsdException w:name="Plain Table 4" w:uiPriority="44"/>
+    <w:lsdException w:name="Plain Table 5" w:uiPriority="45"/>
+    <w:lsdException w:name="Grid Table Light" w:uiPriority="40"/>
+    <w:lsdException w:name="Grid Table 1 Light" w:uiPriority="46"/>
+    <w:lsdException w:name="Grid Table 2" w:uiPriority="47"/>
+    <w:lsdException w:name="Grid Table 3" w:uiPriority="48"/>
+    <w:lsdException w:name="Grid Table 4" w:uiPriority="49"/>
+    <w:lsdException w:name="Grid Table 5 Dark" w:uiPriority="50"/>
+    <w:lsdException w:name="Grid Table 6 Colorful" w:uiPriority="51"/>
+    <w:lsdException w:name="Grid Table 7 Colorful" w:uiPriority="52"/>
+    <w:lsdException w:name="Grid Table 1 Light Accent 1" w:uiPriority="46"/>
+    <w:lsdException w:name="Grid Table 2 Accent 1" w:uiPriority="47"/>
+    <w:lsdException w:name="Grid Table 3 Accent 1" w:uiPriority="48"/>
+    <w:lsdException w:name="Grid Table 4 Accent 1" w:uiPriority="49"/>
+    <w:lsdException w:name="Grid Table 5 Dark Accent 1" w:uiPriority="50"/>
+    <w:lsdException w:name="Grid Table 6 Colorful Accent 1" w:uiPriority="51"/>
+    <w:lsdException w:name="Grid Table 7 Colorful Accent 1" w:uiPriority="52"/>
+    <w:lsdException w:name="Grid Table 1 Light Accent 2" w:uiPriority="46"/>
+    <w:lsdException w:name="Grid Table 2 Accent 2" w:uiPriority="47"/>
+    <w:lsdException w:name="Grid Table 3 Accent 2" w:uiPriority="48"/>
+    <w:lsdException w:name="Grid Table 4 Accent 2" w:uiPriority="49"/>
+    <w:lsdException w:name="Grid Table 5 Dark Accent 2" w:uiPriority="50"/>
+    <w:lsdException w:name="Grid Table 6 Colorful Accent 2" w:uiPriority="51"/>
+    <w:lsdException w:name="Grid Table 7 Colorful Accent 2" w:uiPriority="52"/>
+    <w:lsdException w:name="Grid Table 1 Light Accent 3" w:uiPriority="46"/>
+    <w:lsdException w:name="Grid Table 2 Accent 3" w:uiPriority="47"/>
+    <w:lsdException w:name="Grid Table 3 Accent 3" w:uiPriority="48"/>
+    <w:lsdException w:name="Grid Table 4 Accent 3" w:uiPriority="49"/>
+    <w:lsdException w:name="Grid Table 5 Dark Accent 3" w:uiPriority="50"/>
+    <w:lsdException w:name="Grid Table 6 Colorful Accent 3" w:uiPriority="51"/>
+    <w:lsdException w:name="Grid Table 7 Colorful Accent 3" w:uiPriority="52"/>
+    <w:lsdException w:name="Grid Table 1 Light Accent 4" w:uiPriority="46"/>
+    <w:lsdException w:name="Grid Table 2 Accent 4" w:uiPriority="47"/>
+    <w:lsdException w:name="Grid Table 3 Accent 4" w:uiPriority="48"/>
+    <w:lsdException w:name="Grid Table 4 Accent 4" w:uiPriority="49"/>
+    <w:lsdException w:name="Grid Table 5 Dark Accent 4" w:uiPriority="50"/>
+    <w:lsdException w:name="Grid Table 6 Colorful Accent 4" w:uiPriority="51"/>
+    <w:lsdException w:name="Grid Table 7 Colorful Accent 4" w:uiPriority="52"/>
+    <w:lsdException w:name="Grid Table 1 Light Accent 5" w:uiPriority="46"/>
+    <w:lsdException w:name="Grid Table 2 Accent 5" w:uiPriority="47"/>
+    <w:lsdException w:name="Grid Table 3 Accent 5" w:uiPriority="48"/>
+    <w:lsdException w:name="Grid Table 4 Accent 5" w:uiPriority="49"/>
+    <w:lsdException w:name="Grid Table 5 Dark Accent 5" w:uiPriority="50"/>
+    <w:lsdException w:name="Grid Table 6 Colorful Accent 5" w:uiPriority="51"/>
+    <w:lsdException w:name="Grid Table 7 Colorful Accent 5" w:uiPriority="52"/>
+    <w:lsdException w:name="Grid Table 1 Light Accent 6" w:uiPriority="46"/>
+    <w:lsdException w:name="Grid Table 2 Accent 6" w:uiPriority="47"/>
+    <w:lsdException w:name="Grid Table 3 Accent 6" w:uiPriority="48"/>
+    <w:lsdException w:name="Grid Table 4 Accent 6" w:uiPriority="49"/>
+    <w:lsdException w:name="Grid Table 5 Dark Accent 6" w:uiPriority="50"/>
+    <w:lsdException w:name="Grid Table 6 Colorful Accent 6" w:uiPriority="51"/>
+    <w:lsdException w:name="Grid Table 7 Colorful Accent 6" w:uiPriority="52"/>
+    <w:lsdException w:name="List Table 1 Light" w:uiPriority="46"/>
+    <w:lsdException w:name="List Table 2" w:uiPriority="47"/>
+    <w:lsdException w:name="List Table 3" w:uiPriority="48"/>
+    <w:lsdException w:name="List Table 4" w:uiPriority="49"/>
+    <w:lsdException w:name="List Table 5 Dark" w:uiPriority="50"/>
+    <w:lsdException w:name="List Table 6 Colorful" w:uiPriority="51"/>
+    <w:lsdException w:name="List Table 7 Colorful" w:uiPriority="52"/>
+    <w:lsdException w:name="List Table 1 Light Accent 1" w:uiPriority="46"/>
+    <w:lsdException w:name="List Table 2 Accent 1" w:uiPriority="47"/>
+    <w:lsdException w:name="List Table 3 Accent 1" w:uiPriority="48"/>
+    <w:lsdException w:name="List Table 4 Accent 1" w:uiPriority="49"/>
+    <w:lsdException w:name="List Table 5 Dark Accent 1" w:uiPriority="50"/>
+    <w:lsdException w:name="List Table 6 Colorful Accent 1" w:uiPriority="51"/>
+    <w:lsdException w:name="List Table 7 Colorful Accent 1" w:uiPriority="52"/>
+    <w:lsdException w:name="List Table 1 Light Accent 2" w:uiPriority="46"/>
+    <w:lsdException w:name="List Table 2 Accent 2" w:uiPriority="47"/>
+    <w:lsdException w:name="List Table 3 Accent 2" w:uiPriority="48"/>
+    <w:lsdException w:name="List Table 4 Accent 2" w:uiPriority="49"/>
+    <w:lsdException w:name="List Table 5 Dark Accent 2" w:uiPriority="50"/>
+    <w:lsdException w:name="List Table 6 Colorful Accent 2" w:uiPriority="51"/>
+    <w:lsdException w:name="List Table 7 Colorful Accent 2" w:uiPriority="52"/>
+    <w:lsdException w:name="List Table 1 Light Accent 3" w:uiPriority="46"/>
+    <w:lsdException w:name="List Table 2 Accent 3" w:uiPriority="47"/>
+    <w:lsdException w:name="List Table 3 Accent 3" w:uiPriority="48"/>
+    <w:lsdException w:name="List Table 4 Accent 3" w:uiPriority="49"/>
+    <w:lsdException w:name="List Table 5 Dark Accent 3" w:uiPriority="50"/>
+    <w:lsdException w:name="List Table 6 Colorful Accent 3" w:uiPriority="51"/>
+    <w:lsdException w:name="List Table 7 Colorful Accent 3" w:uiPriority="52"/>
+    <w:lsdException w:name="List Table 1 Light Accent 4" w:uiPriority="46"/>
+    <w:lsdException w:name="List Table 2 Accent 4" w:uiPriority="47"/>
+    <w:lsdException w:name="List Table 3 Accent 4" w:uiPriority="48"/>
+    <w:lsdException w:name="List Table 4 Accent 4" w:uiPriority="49"/>
+    <w:lsdException w:name="List Table 5 Dark Accent 4" w:uiPriority="50"/>
+    <w:lsdException w:name="List Table 6 Colorful Accent 4" w:uiPriority="51"/>
+    <w:lsdException w:name="List Table 7 Colorful Accent 4" w:uiPriority="52"/>
+    <w:lsdException w:name="List Table 1 Light Accent 5" w:uiPriority="46"/>
+    <w:lsdException w:name="List Table 2 Accent 5" w:uiPriority="47"/>
+    <w:lsdException w:name="List Table 3 Accent 5" w:uiPriority="48"/>
+    <w:lsdException w:name="List Table 4 Accent 5" w:uiPriority="49"/>
+    <w:lsdException w:name="List Table 5 Dark Accent 5" w:uiPriority="50"/>
+    <w:lsdException w:name="List Table 6 Colorful Accent 5" w:uiPriority="51"/>
+    <w:lsdException w:name="List Table 7 Colorful Accent 5" w:uiPriority="52"/>
+    <w:lsdException w:name="List Table 1 Light Accent 6" w:uiPriority="46"/>
+    <w:lsdException w:name="List Table 2 Accent 6" w:uiPriority="47"/>
+    <w:lsdException w:name="List Table 3 Accent 6" w:uiPriority="48"/>
+    <w:lsdException w:name="List Table 4 Accent 6" w:uiPriority="49"/>
+    <w:lsdException w:name="List Table 5 Dark Accent 6" w:uiPriority="50"/>
+    <w:lsdException w:name="List Table 6 Colorful Accent 6" w:uiPriority="51"/>
+    <w:lsdException w:name="List Table 7 Colorful Accent 6" w:uiPriority="52"/>
   </w:latentStyles>
-  <w:style w:type="paragraph" w:default="1" w:styleId="Normal">
+  <w:style w:type="paragraph" w:default="1" w:styleId="a">
     <w:name w:val="Normal"/>
     <w:qFormat/>
     <w:rsid w:val="009B35DD"/>
@@ -5842,11 +6436,11 @@
       <w:widowControl w:val="0"/>
     </w:pPr>
   </w:style>
-  <w:style w:type="paragraph" w:styleId="Heading1">
+  <w:style w:type="paragraph" w:styleId="1">
     <w:name w:val="heading 1"/>
-    <w:basedOn w:val="Normal"/>
-    <w:next w:val="Normal"/>
-    <w:link w:val="Heading1Char"/>
+    <w:basedOn w:val="a"/>
+    <w:next w:val="a"/>
+    <w:link w:val="10"/>
     <w:uiPriority w:val="9"/>
     <w:qFormat/>
     <w:rsid w:val="004B1D72"/>
@@ -5864,11 +6458,11 @@
       <w:szCs w:val="44"/>
     </w:rPr>
   </w:style>
-  <w:style w:type="paragraph" w:styleId="Heading2">
+  <w:style w:type="paragraph" w:styleId="2">
     <w:name w:val="heading 2"/>
-    <w:basedOn w:val="Normal"/>
-    <w:next w:val="Normal"/>
-    <w:link w:val="Heading2Char"/>
+    <w:basedOn w:val="a"/>
+    <w:next w:val="a"/>
+    <w:link w:val="20"/>
     <w:uiPriority w:val="9"/>
     <w:unhideWhenUsed/>
     <w:qFormat/>
@@ -5890,11 +6484,11 @@
       <w:szCs w:val="32"/>
     </w:rPr>
   </w:style>
-  <w:style w:type="paragraph" w:styleId="Heading3">
+  <w:style w:type="paragraph" w:styleId="3">
     <w:name w:val="heading 3"/>
-    <w:basedOn w:val="Normal"/>
-    <w:next w:val="Normal"/>
-    <w:link w:val="Heading3Char"/>
+    <w:basedOn w:val="a"/>
+    <w:next w:val="a"/>
+    <w:link w:val="30"/>
     <w:uiPriority w:val="9"/>
     <w:unhideWhenUsed/>
     <w:qFormat/>
@@ -5915,11 +6509,11 @@
       <w:szCs w:val="32"/>
     </w:rPr>
   </w:style>
-  <w:style w:type="paragraph" w:styleId="Heading4">
+  <w:style w:type="paragraph" w:styleId="4">
     <w:name w:val="heading 4"/>
-    <w:basedOn w:val="Normal"/>
-    <w:next w:val="Normal"/>
-    <w:link w:val="Heading4Char"/>
+    <w:basedOn w:val="a"/>
+    <w:next w:val="a"/>
+    <w:link w:val="40"/>
     <w:uiPriority w:val="9"/>
     <w:unhideWhenUsed/>
     <w:qFormat/>
@@ -5938,18 +6532,17 @@
       <w:szCs w:val="28"/>
     </w:rPr>
   </w:style>
-  <w:style w:type="character" w:default="1" w:styleId="DefaultParagraphFont">
+  <w:style w:type="character" w:default="1" w:styleId="a0">
     <w:name w:val="Default Paragraph Font"/>
     <w:uiPriority w:val="1"/>
     <w:semiHidden/>
     <w:unhideWhenUsed/>
   </w:style>
-  <w:style w:type="table" w:default="1" w:styleId="TableNormal">
+  <w:style w:type="table" w:default="1" w:styleId="a1">
     <w:name w:val="Normal Table"/>
     <w:uiPriority w:val="99"/>
     <w:semiHidden/>
     <w:unhideWhenUsed/>
-    <w:qFormat/>
     <w:tblPr>
       <w:tblInd w:w="0" w:type="dxa"/>
       <w:tblCellMar>
@@ -5960,18 +6553,17 @@
       </w:tblCellMar>
     </w:tblPr>
   </w:style>
-  <w:style w:type="numbering" w:default="1" w:styleId="NoList">
+  <w:style w:type="numbering" w:default="1" w:styleId="a2">
     <w:name w:val="No List"/>
     <w:uiPriority w:val="99"/>
     <w:semiHidden/>
     <w:unhideWhenUsed/>
   </w:style>
-  <w:style w:type="paragraph" w:styleId="Header">
+  <w:style w:type="paragraph" w:styleId="a3">
     <w:name w:val="header"/>
-    <w:basedOn w:val="Normal"/>
-    <w:link w:val="HeaderChar"/>
+    <w:basedOn w:val="a"/>
+    <w:link w:val="a4"/>
     <w:uiPriority w:val="99"/>
-    <w:semiHidden/>
     <w:unhideWhenUsed/>
     <w:rsid w:val="00210B6B"/>
     <w:pPr>
@@ -5990,24 +6582,22 @@
       <w:szCs w:val="18"/>
     </w:rPr>
   </w:style>
-  <w:style w:type="character" w:customStyle="1" w:styleId="HeaderChar">
-    <w:name w:val="Header Char"/>
-    <w:basedOn w:val="DefaultParagraphFont"/>
-    <w:link w:val="Header"/>
+  <w:style w:type="character" w:customStyle="1" w:styleId="a4">
+    <w:name w:val="页眉 字符"/>
+    <w:basedOn w:val="a0"/>
+    <w:link w:val="a3"/>
     <w:uiPriority w:val="99"/>
-    <w:semiHidden/>
     <w:rsid w:val="00210B6B"/>
     <w:rPr>
       <w:sz w:val="18"/>
       <w:szCs w:val="18"/>
     </w:rPr>
   </w:style>
-  <w:style w:type="paragraph" w:styleId="Footer">
+  <w:style w:type="paragraph" w:styleId="a5">
     <w:name w:val="footer"/>
-    <w:basedOn w:val="Normal"/>
-    <w:link w:val="FooterChar"/>
+    <w:basedOn w:val="a"/>
+    <w:link w:val="a6"/>
     <w:uiPriority w:val="99"/>
-    <w:semiHidden/>
     <w:unhideWhenUsed/>
     <w:rsid w:val="00210B6B"/>
     <w:pPr>
@@ -6023,22 +6613,21 @@
       <w:szCs w:val="18"/>
     </w:rPr>
   </w:style>
-  <w:style w:type="character" w:customStyle="1" w:styleId="FooterChar">
-    <w:name w:val="Footer Char"/>
-    <w:basedOn w:val="DefaultParagraphFont"/>
-    <w:link w:val="Footer"/>
+  <w:style w:type="character" w:customStyle="1" w:styleId="a6">
+    <w:name w:val="页脚 字符"/>
+    <w:basedOn w:val="a0"/>
+    <w:link w:val="a5"/>
     <w:uiPriority w:val="99"/>
-    <w:semiHidden/>
     <w:rsid w:val="00210B6B"/>
     <w:rPr>
       <w:sz w:val="18"/>
       <w:szCs w:val="18"/>
     </w:rPr>
   </w:style>
-  <w:style w:type="character" w:customStyle="1" w:styleId="Heading1Char">
-    <w:name w:val="Heading 1 Char"/>
-    <w:basedOn w:val="DefaultParagraphFont"/>
-    <w:link w:val="Heading1"/>
+  <w:style w:type="character" w:customStyle="1" w:styleId="10">
+    <w:name w:val="标题 1 字符"/>
+    <w:basedOn w:val="a0"/>
+    <w:link w:val="1"/>
     <w:uiPriority w:val="9"/>
     <w:rsid w:val="004B1D72"/>
     <w:rPr>
@@ -6049,10 +6638,10 @@
       <w:szCs w:val="44"/>
     </w:rPr>
   </w:style>
-  <w:style w:type="character" w:customStyle="1" w:styleId="Heading2Char">
-    <w:name w:val="Heading 2 Char"/>
-    <w:basedOn w:val="DefaultParagraphFont"/>
-    <w:link w:val="Heading2"/>
+  <w:style w:type="character" w:customStyle="1" w:styleId="20">
+    <w:name w:val="标题 2 字符"/>
+    <w:basedOn w:val="a0"/>
+    <w:link w:val="2"/>
     <w:uiPriority w:val="9"/>
     <w:rsid w:val="004B1D72"/>
     <w:rPr>
@@ -6063,10 +6652,10 @@
       <w:szCs w:val="32"/>
     </w:rPr>
   </w:style>
-  <w:style w:type="character" w:customStyle="1" w:styleId="Heading3Char">
-    <w:name w:val="Heading 3 Char"/>
-    <w:basedOn w:val="DefaultParagraphFont"/>
-    <w:link w:val="Heading3"/>
+  <w:style w:type="character" w:customStyle="1" w:styleId="30">
+    <w:name w:val="标题 3 字符"/>
+    <w:basedOn w:val="a0"/>
+    <w:link w:val="3"/>
     <w:uiPriority w:val="9"/>
     <w:rsid w:val="004B1D72"/>
     <w:rPr>
@@ -6076,10 +6665,10 @@
       <w:szCs w:val="32"/>
     </w:rPr>
   </w:style>
-  <w:style w:type="character" w:customStyle="1" w:styleId="Heading4Char">
-    <w:name w:val="Heading 4 Char"/>
-    <w:basedOn w:val="DefaultParagraphFont"/>
-    <w:link w:val="Heading4"/>
+  <w:style w:type="character" w:customStyle="1" w:styleId="40">
+    <w:name w:val="标题 4 字符"/>
+    <w:basedOn w:val="a0"/>
+    <w:link w:val="4"/>
     <w:uiPriority w:val="9"/>
     <w:rsid w:val="004B1D72"/>
     <w:rPr>
@@ -6090,10 +6679,10 @@
       <w:szCs w:val="28"/>
     </w:rPr>
   </w:style>
-  <w:style w:type="paragraph" w:styleId="DocumentMap">
+  <w:style w:type="paragraph" w:styleId="a7">
     <w:name w:val="Document Map"/>
-    <w:basedOn w:val="Normal"/>
-    <w:link w:val="DocumentMapChar"/>
+    <w:basedOn w:val="a"/>
+    <w:link w:val="a8"/>
     <w:uiPriority w:val="99"/>
     <w:semiHidden/>
     <w:unhideWhenUsed/>
@@ -6104,10 +6693,10 @@
       <w:szCs w:val="16"/>
     </w:rPr>
   </w:style>
-  <w:style w:type="character" w:customStyle="1" w:styleId="DocumentMapChar">
-    <w:name w:val="Document Map Char"/>
-    <w:basedOn w:val="DefaultParagraphFont"/>
-    <w:link w:val="DocumentMap"/>
+  <w:style w:type="character" w:customStyle="1" w:styleId="a8">
+    <w:name w:val="文档结构图 字符"/>
+    <w:basedOn w:val="a0"/>
+    <w:link w:val="a7"/>
     <w:uiPriority w:val="99"/>
     <w:semiHidden/>
     <w:rsid w:val="004B1D72"/>
@@ -6117,13 +6706,12 @@
       <w:szCs w:val="16"/>
     </w:rPr>
   </w:style>
-  <w:style w:type="table" w:styleId="TableGrid">
+  <w:style w:type="table" w:styleId="a9">
     <w:name w:val="Table Grid"/>
-    <w:basedOn w:val="TableNormal"/>
+    <w:basedOn w:val="a1"/>
     <w:uiPriority w:val="59"/>
     <w:rsid w:val="00FD27D2"/>
     <w:tblPr>
-      <w:tblInd w:w="0" w:type="dxa"/>
       <w:tblBorders>
         <w:top w:val="single" w:sz="4" w:space="0" w:color="000000" w:themeColor="text1"/>
         <w:left w:val="single" w:sz="4" w:space="0" w:color="000000" w:themeColor="text1"/>
@@ -6132,17 +6720,11 @@
         <w:insideH w:val="single" w:sz="4" w:space="0" w:color="000000" w:themeColor="text1"/>
         <w:insideV w:val="single" w:sz="4" w:space="0" w:color="000000" w:themeColor="text1"/>
       </w:tblBorders>
-      <w:tblCellMar>
-        <w:top w:w="0" w:type="dxa"/>
-        <w:left w:w="108" w:type="dxa"/>
-        <w:bottom w:w="0" w:type="dxa"/>
-        <w:right w:w="108" w:type="dxa"/>
-      </w:tblCellMar>
     </w:tblPr>
   </w:style>
-  <w:style w:type="paragraph" w:styleId="ListParagraph">
+  <w:style w:type="paragraph" w:styleId="aa">
     <w:name w:val="List Paragraph"/>
-    <w:basedOn w:val="Normal"/>
+    <w:basedOn w:val="a"/>
     <w:uiPriority w:val="34"/>
     <w:qFormat/>
     <w:rsid w:val="006E7F0B"/>
@@ -6150,11 +6732,11 @@
       <w:ind w:firstLineChars="200" w:firstLine="420"/>
     </w:pPr>
   </w:style>
-  <w:style w:type="paragraph" w:styleId="Title">
+  <w:style w:type="paragraph" w:styleId="ab">
     <w:name w:val="Title"/>
-    <w:basedOn w:val="Normal"/>
-    <w:next w:val="Normal"/>
-    <w:link w:val="TitleChar"/>
+    <w:basedOn w:val="a"/>
+    <w:next w:val="a"/>
+    <w:link w:val="ac"/>
     <w:uiPriority w:val="10"/>
     <w:qFormat/>
     <w:rsid w:val="002B0E83"/>
@@ -6171,10 +6753,10 @@
       <w:szCs w:val="32"/>
     </w:rPr>
   </w:style>
-  <w:style w:type="character" w:customStyle="1" w:styleId="TitleChar">
-    <w:name w:val="Title Char"/>
-    <w:basedOn w:val="DefaultParagraphFont"/>
-    <w:link w:val="Title"/>
+  <w:style w:type="character" w:customStyle="1" w:styleId="ac">
+    <w:name w:val="标题 字符"/>
+    <w:basedOn w:val="a0"/>
+    <w:link w:val="ab"/>
     <w:uiPriority w:val="10"/>
     <w:rsid w:val="002B0E83"/>
     <w:rPr>
@@ -6185,9 +6767,9 @@
       <w:szCs w:val="32"/>
     </w:rPr>
   </w:style>
-  <w:style w:type="character" w:styleId="CommentReference">
+  <w:style w:type="character" w:styleId="ad">
     <w:name w:val="annotation reference"/>
-    <w:basedOn w:val="DefaultParagraphFont"/>
+    <w:basedOn w:val="a0"/>
     <w:uiPriority w:val="99"/>
     <w:semiHidden/>
     <w:unhideWhenUsed/>
@@ -6197,10 +6779,10 @@
       <w:szCs w:val="21"/>
     </w:rPr>
   </w:style>
-  <w:style w:type="paragraph" w:styleId="CommentText">
+  <w:style w:type="paragraph" w:styleId="ae">
     <w:name w:val="annotation text"/>
-    <w:basedOn w:val="Normal"/>
-    <w:link w:val="CommentTextChar"/>
+    <w:basedOn w:val="a"/>
+    <w:link w:val="af"/>
     <w:uiPriority w:val="99"/>
     <w:semiHidden/>
     <w:unhideWhenUsed/>
@@ -6209,19 +6791,19 @@
       <w:jc w:val="left"/>
     </w:pPr>
   </w:style>
-  <w:style w:type="character" w:customStyle="1" w:styleId="CommentTextChar">
-    <w:name w:val="Comment Text Char"/>
-    <w:basedOn w:val="DefaultParagraphFont"/>
-    <w:link w:val="CommentText"/>
+  <w:style w:type="character" w:customStyle="1" w:styleId="af">
+    <w:name w:val="批注文字 字符"/>
+    <w:basedOn w:val="a0"/>
+    <w:link w:val="ae"/>
     <w:uiPriority w:val="99"/>
     <w:semiHidden/>
     <w:rsid w:val="005E7436"/>
   </w:style>
-  <w:style w:type="paragraph" w:styleId="CommentSubject">
+  <w:style w:type="paragraph" w:styleId="af0">
     <w:name w:val="annotation subject"/>
-    <w:basedOn w:val="CommentText"/>
-    <w:next w:val="CommentText"/>
-    <w:link w:val="CommentSubjectChar"/>
+    <w:basedOn w:val="ae"/>
+    <w:next w:val="ae"/>
+    <w:link w:val="af1"/>
     <w:uiPriority w:val="99"/>
     <w:semiHidden/>
     <w:unhideWhenUsed/>
@@ -6231,10 +6813,10 @@
       <w:bCs/>
     </w:rPr>
   </w:style>
-  <w:style w:type="character" w:customStyle="1" w:styleId="CommentSubjectChar">
-    <w:name w:val="Comment Subject Char"/>
-    <w:basedOn w:val="CommentTextChar"/>
-    <w:link w:val="CommentSubject"/>
+  <w:style w:type="character" w:customStyle="1" w:styleId="af1">
+    <w:name w:val="批注主题 字符"/>
+    <w:basedOn w:val="af"/>
+    <w:link w:val="af0"/>
     <w:uiPriority w:val="99"/>
     <w:semiHidden/>
     <w:rsid w:val="005E7436"/>
@@ -6243,10 +6825,10 @@
       <w:bCs/>
     </w:rPr>
   </w:style>
-  <w:style w:type="paragraph" w:styleId="BalloonText">
+  <w:style w:type="paragraph" w:styleId="af2">
     <w:name w:val="Balloon Text"/>
-    <w:basedOn w:val="Normal"/>
-    <w:link w:val="BalloonTextChar"/>
+    <w:basedOn w:val="a"/>
+    <w:link w:val="af3"/>
     <w:uiPriority w:val="99"/>
     <w:semiHidden/>
     <w:unhideWhenUsed/>
@@ -6256,10 +6838,10 @@
       <w:szCs w:val="18"/>
     </w:rPr>
   </w:style>
-  <w:style w:type="character" w:customStyle="1" w:styleId="BalloonTextChar">
-    <w:name w:val="Balloon Text Char"/>
-    <w:basedOn w:val="DefaultParagraphFont"/>
-    <w:link w:val="BalloonText"/>
+  <w:style w:type="character" w:customStyle="1" w:styleId="af3">
+    <w:name w:val="批注框文本 字符"/>
+    <w:basedOn w:val="a0"/>
+    <w:link w:val="af2"/>
     <w:uiPriority w:val="99"/>
     <w:semiHidden/>
     <w:rsid w:val="005E7436"/>
@@ -6268,9 +6850,9 @@
       <w:szCs w:val="18"/>
     </w:rPr>
   </w:style>
-  <w:style w:type="paragraph" w:styleId="NormalWeb">
+  <w:style w:type="paragraph" w:styleId="af4">
     <w:name w:val="Normal (Web)"/>
-    <w:basedOn w:val="Normal"/>
+    <w:basedOn w:val="a"/>
     <w:uiPriority w:val="99"/>
     <w:semiHidden/>
     <w:unhideWhenUsed/>
@@ -6284,6 +6866,19 @@
     <w:rPr>
       <w:rFonts w:ascii="宋体" w:eastAsia="宋体" w:hAnsi="宋体" w:cs="宋体"/>
       <w:kern w:val="0"/>
+      <w:sz w:val="24"/>
+      <w:szCs w:val="24"/>
+    </w:rPr>
+  </w:style>
+  <w:style w:type="character" w:styleId="HTML">
+    <w:name w:val="HTML Code"/>
+    <w:basedOn w:val="a0"/>
+    <w:uiPriority w:val="99"/>
+    <w:semiHidden/>
+    <w:unhideWhenUsed/>
+    <w:rsid w:val="00636A35"/>
+    <w:rPr>
+      <w:rFonts w:ascii="宋体" w:eastAsia="宋体" w:hAnsi="宋体" w:cs="宋体"/>
       <w:sz w:val="24"/>
       <w:szCs w:val="24"/>
     </w:rPr>
@@ -6579,7 +7174,7 @@
 </file>
 
 <file path=customXml/itemProps1.xml><?xml version="1.0" encoding="utf-8"?>
-<ds:datastoreItem xmlns:ds="http://schemas.openxmlformats.org/officeDocument/2006/customXml" ds:itemID="{B96752AE-74A3-4482-95F3-1F01EC7238F2}">
+<ds:datastoreItem xmlns:ds="http://schemas.openxmlformats.org/officeDocument/2006/customXml" ds:itemID="{57B3360A-07F3-4876-8785-E8FE380E4AF9}">
   <ds:schemaRefs>
     <ds:schemaRef ds:uri="http://schemas.openxmlformats.org/officeDocument/2006/bibliography"/>
   </ds:schemaRefs>

--- a/doc/add_new_machine.docx
+++ b/doc/add_new_machine.docx
@@ -2880,9 +2880,112 @@
         <w:rPr>
           <w:rFonts w:hint="eastAsia"/>
         </w:rPr>
+        <w:t>配置</w:t>
+      </w:r>
+      <w:r>
+        <w:t>elasticsearch</w:t>
+      </w:r>
+      <w:r>
+        <w:rPr>
+          <w:rFonts w:hint="eastAsia"/>
+        </w:rPr>
         <w:t>启动</w:t>
       </w:r>
       <w:r>
+        <w:t>的jvm</w:t>
+      </w:r>
+      <w:r>
+        <w:rPr>
+          <w:rFonts w:hint="eastAsia"/>
+        </w:rPr>
+        <w:t>内存</w:t>
+      </w:r>
+      <w:r>
+        <w:t>为</w:t>
+      </w:r>
+      <w:r>
+        <w:rPr>
+          <w:rFonts w:hint="eastAsia"/>
+        </w:rPr>
+        <w:t>4G：修改config</w:t>
+      </w:r>
+      <w:r>
+        <w:t>/jvm/options</w:t>
+      </w:r>
+      <w:r>
+        <w:rPr>
+          <w:rFonts w:hint="eastAsia"/>
+        </w:rPr>
+        <w:t>中</w:t>
+      </w:r>
+      <w:r>
+        <w:t>的</w:t>
+      </w:r>
+    </w:p>
+    <w:p>
+      <w:pPr>
+        <w:pStyle w:val="af4"/>
+      </w:pPr>
+      <w:r>
+        <w:rPr>
+          <w:rFonts w:hint="eastAsia"/>
+        </w:rPr>
+        <w:t>-</w:t>
+      </w:r>
+      <w:r>
+        <w:t>Xms4g</w:t>
+      </w:r>
+    </w:p>
+    <w:p>
+      <w:pPr>
+        <w:pStyle w:val="af4"/>
+      </w:pPr>
+      <w:r>
+        <w:t>-Xmx4g</w:t>
+      </w:r>
+    </w:p>
+    <w:p>
+      <w:pPr>
+        <w:pStyle w:val="af4"/>
+        <w:rPr>
+          <w:rFonts w:hint="eastAsia"/>
+        </w:rPr>
+      </w:pPr>
+      <w:r>
+        <w:rPr>
+          <w:rFonts w:hint="eastAsia"/>
+        </w:rPr>
+        <w:t>配置</w:t>
+      </w:r>
+      <w:r>
+        <w:t>config/elasticsearch.yml</w:t>
+      </w:r>
+      <w:r>
+        <w:rPr>
+          <w:rFonts w:hint="eastAsia"/>
+        </w:rPr>
+        <w:t>中</w:t>
+      </w:r>
+      <w:r>
+        <w:t>的</w:t>
+      </w:r>
+      <w:r>
+        <w:t>bootstrap.memory_lock: true</w:t>
+      </w:r>
+      <w:bookmarkStart w:id="0" w:name="_GoBack"/>
+      <w:bookmarkEnd w:id="0"/>
+    </w:p>
+    <w:p>
+      <w:pPr>
+        <w:pStyle w:val="af4"/>
+      </w:pPr>
+      <w:r>
+        <w:rPr>
+          <w:rFonts w:hint="eastAsia"/>
+        </w:rPr>
+        <w:t>启动</w:t>
+      </w:r>
+      <w:r>
         <w:t>./bin/elasticsearch -d</w:t>
       </w:r>
     </w:p>
@@ -3006,6 +3109,7 @@
         <w:rPr>
           <w:rFonts w:hint="eastAsia"/>
         </w:rPr>
+        <w:lastRenderedPageBreak/>
         <w:t>安装</w:t>
       </w:r>
       <w:r>
@@ -3057,7 +3161,6 @@
         <w:rPr>
           <w:rFonts w:hint="eastAsia"/>
         </w:rPr>
-        <w:lastRenderedPageBreak/>
         <w:t>zypper install git</w:t>
       </w:r>
     </w:p>
@@ -3146,13 +3249,7 @@
       </w:r>
     </w:p>
     <w:p/>
-    <w:p>
-      <w:pPr>
-        <w:rPr>
-          <w:rFonts w:hint="eastAsia"/>
-        </w:rPr>
-      </w:pPr>
-    </w:p>
+    <w:p/>
     <w:p>
       <w:pPr>
         <w:pStyle w:val="2"/>
@@ -3470,6 +3567,7 @@
     </w:p>
     <w:p>
       <w:r>
+        <w:lastRenderedPageBreak/>
         <w:t xml:space="preserve">      &lt;mirrorOf&gt;*&lt;/mirrorOf&gt;</w:t>
       </w:r>
     </w:p>
@@ -3843,6 +3941,7 @@
         <w:rPr>
           <w:rFonts w:hint="eastAsia"/>
         </w:rPr>
+        <w:lastRenderedPageBreak/>
         <w:t>3.make</w:t>
       </w:r>
     </w:p>
@@ -3985,7 +4084,6 @@
         <w:rPr>
           <w:rFonts w:hint="eastAsia"/>
         </w:rPr>
-        <w:lastRenderedPageBreak/>
         <w:t xml:space="preserve">    cd /usr/local;tar zxvf </w:t>
       </w:r>
       <w:r>
@@ -4154,9 +4252,6 @@
     <w:p>
       <w:pPr>
         <w:ind w:firstLine="420"/>
-        <w:rPr>
-          <w:rFonts w:hint="eastAsia"/>
-        </w:rPr>
       </w:pPr>
       <w:r>
         <w:t xml:space="preserve">pip install -i http://pypi.douban.com/simple </w:t>
@@ -4167,15 +4262,10 @@
         </w:rPr>
         <w:t>pyinstaller</w:t>
       </w:r>
-      <w:bookmarkStart w:id="0" w:name="_GoBack"/>
-      <w:bookmarkEnd w:id="0"/>
     </w:p>
     <w:p>
       <w:pPr>
         <w:ind w:firstLine="420"/>
-        <w:rPr>
-          <w:rFonts w:hint="eastAsia"/>
-        </w:rPr>
       </w:pPr>
     </w:p>
     <w:p>
@@ -4422,6 +4512,7 @@
         <w:rPr>
           <w:rFonts w:hint="eastAsia"/>
         </w:rPr>
+        <w:lastRenderedPageBreak/>
         <w:t>SCM</w:t>
       </w:r>
       <w:r>
@@ -4536,7 +4627,6 @@
         <w:rPr>
           <w:rFonts w:hint="eastAsia"/>
         </w:rPr>
-        <w:lastRenderedPageBreak/>
         <w:t>解压</w:t>
       </w:r>
       <w:r>
@@ -7174,7 +7264,7 @@
 </file>
 
 <file path=customXml/itemProps1.xml><?xml version="1.0" encoding="utf-8"?>
-<ds:datastoreItem xmlns:ds="http://schemas.openxmlformats.org/officeDocument/2006/customXml" ds:itemID="{57B3360A-07F3-4876-8785-E8FE380E4AF9}">
+<ds:datastoreItem xmlns:ds="http://schemas.openxmlformats.org/officeDocument/2006/customXml" ds:itemID="{5B826908-689C-4FA3-9639-D424C96A670B}">
   <ds:schemaRefs>
     <ds:schemaRef ds:uri="http://schemas.openxmlformats.org/officeDocument/2006/bibliography"/>
   </ds:schemaRefs>

--- a/doc/add_new_machine.docx
+++ b/doc/add_new_machine.docx
@@ -1416,6 +1416,54 @@
         <w:rPr>
           <w:rFonts w:hint="eastAsia"/>
         </w:rPr>
+        <w:t>禁止</w:t>
+      </w:r>
+      <w:r>
+        <w:t>staf</w:t>
+      </w:r>
+      <w:r>
+        <w:t>运行日志</w:t>
+      </w:r>
+    </w:p>
+    <w:p>
+      <w:r>
+        <w:t>vi /usr/local/staf/startSTAFProc.sh</w:t>
+      </w:r>
+    </w:p>
+    <w:p>
+      <w:r>
+        <w:t>. /usr/local/staf/STAFEnv.sh</w:t>
+      </w:r>
+    </w:p>
+    <w:p>
+      <w:pPr>
+        <w:rPr>
+          <w:rFonts w:hint="eastAsia"/>
+        </w:rPr>
+      </w:pPr>
+      <w:r>
+        <w:t>nohup /usr/local/staf/bin/STAFProc &gt;/dev/null 2&gt;&amp;1 &amp;</w:t>
+      </w:r>
+      <w:bookmarkStart w:id="0" w:name="_GoBack"/>
+      <w:bookmarkEnd w:id="0"/>
+    </w:p>
+    <w:p>
+      <w:pPr>
+        <w:rPr>
+          <w:rFonts w:hint="eastAsia"/>
+        </w:rPr>
+      </w:pPr>
+    </w:p>
+    <w:p>
+      <w:pPr>
+        <w:rPr>
+          <w:rFonts w:hint="eastAsia"/>
+        </w:rPr>
+      </w:pPr>
+      <w:r>
+        <w:rPr>
+          <w:rFonts w:hint="eastAsia"/>
+        </w:rPr>
         <w:t>启动</w:t>
       </w:r>
       <w:r>
@@ -1425,55 +1473,186 @@
         <w:t xml:space="preserve">staf: cd /usr/local/staf/;./startSTAFProc.sh </w:t>
       </w:r>
     </w:p>
+    <w:p>
+      <w:pPr>
+        <w:rPr>
+          <w:rFonts w:hint="eastAsia"/>
+        </w:rPr>
+      </w:pPr>
+    </w:p>
+    <w:p>
+      <w:r>
+        <w:rPr>
+          <w:rFonts w:hint="eastAsia"/>
+        </w:rPr>
+        <w:t>加入开机自启动</w:t>
+      </w:r>
+    </w:p>
+    <w:p>
+      <w:r>
+        <w:rPr>
+          <w:rFonts w:hint="eastAsia"/>
+        </w:rPr>
+        <w:t xml:space="preserve">/etc/rc.d/boot.local </w:t>
+      </w:r>
+      <w:r>
+        <w:rPr>
+          <w:rFonts w:hint="eastAsia"/>
+        </w:rPr>
+        <w:t>写入</w:t>
+      </w:r>
+      <w:r>
+        <w:rPr>
+          <w:rFonts w:hint="eastAsia"/>
+        </w:rPr>
+        <w:t>/usr/local/staf/startSTAFProc.sh</w:t>
+      </w:r>
+    </w:p>
+    <w:p>
+      <w:r>
+        <w:rPr>
+          <w:rFonts w:hint="eastAsia"/>
+        </w:rPr>
+        <w:t>centos</w:t>
+      </w:r>
+      <w:r>
+        <w:rPr>
+          <w:rFonts w:hint="eastAsia"/>
+        </w:rPr>
+        <w:t>开机启动脚本是</w:t>
+      </w:r>
+      <w:r>
+        <w:rPr>
+          <w:rFonts w:hint="eastAsia"/>
+        </w:rPr>
+        <w:t>/etc/rc.d/rc.local</w:t>
+      </w:r>
+    </w:p>
+    <w:p>
+      <w:pPr>
+        <w:pStyle w:val="3"/>
+      </w:pPr>
+      <w:r>
+        <w:rPr>
+          <w:rFonts w:hint="eastAsia"/>
+        </w:rPr>
+        <w:t>配置</w:t>
+      </w:r>
+      <w:r>
+        <w:rPr>
+          <w:rFonts w:hint="eastAsia"/>
+        </w:rPr>
+        <w:t>ulimit</w:t>
+      </w:r>
+    </w:p>
+    <w:p>
+      <w:r>
+        <w:rPr>
+          <w:rFonts w:hint="eastAsia"/>
+        </w:rPr>
+        <w:t>用于【测试机】</w:t>
+      </w:r>
+      <w:r>
+        <w:rPr>
+          <w:rFonts w:hint="eastAsia"/>
+        </w:rPr>
+        <w:tab/>
+      </w:r>
+      <w:r>
+        <w:rPr>
+          <w:rFonts w:hint="eastAsia"/>
+        </w:rPr>
+        <w:t>。</w:t>
+      </w:r>
+    </w:p>
     <w:p/>
     <w:p>
       <w:r>
         <w:rPr>
           <w:rFonts w:hint="eastAsia"/>
         </w:rPr>
-        <w:t>加入开机自启动</w:t>
-      </w:r>
-    </w:p>
-    <w:p>
-      <w:r>
-        <w:rPr>
-          <w:rFonts w:hint="eastAsia"/>
-        </w:rPr>
-        <w:t xml:space="preserve">/etc/rc.d/boot.local </w:t>
-      </w:r>
-      <w:r>
-        <w:rPr>
-          <w:rFonts w:hint="eastAsia"/>
-        </w:rPr>
-        <w:t>写入</w:t>
-      </w:r>
-      <w:r>
-        <w:rPr>
-          <w:rFonts w:hint="eastAsia"/>
-        </w:rPr>
-        <w:t>/usr/local/staf/startSTAFProc.sh</w:t>
-      </w:r>
-    </w:p>
-    <w:p>
-      <w:r>
-        <w:rPr>
-          <w:rFonts w:hint="eastAsia"/>
-        </w:rPr>
-        <w:t>centos</w:t>
-      </w:r>
-      <w:r>
-        <w:rPr>
-          <w:rFonts w:hint="eastAsia"/>
-        </w:rPr>
-        <w:t>开机启动脚本是</w:t>
-      </w:r>
-      <w:r>
-        <w:rPr>
-          <w:rFonts w:hint="eastAsia"/>
-        </w:rPr>
-        <w:t>/etc/rc.d/rc.local</w:t>
-      </w:r>
-    </w:p>
+        <w:t>在配置文件</w:t>
+      </w:r>
+      <w:r>
+        <w:rPr>
+          <w:rFonts w:hint="eastAsia"/>
+        </w:rPr>
+        <w:t xml:space="preserve"> /etc/security/limits.conf </w:t>
+      </w:r>
+      <w:r>
+        <w:rPr>
+          <w:rFonts w:hint="eastAsia"/>
+        </w:rPr>
+        <w:t>中设置：</w:t>
+      </w:r>
+    </w:p>
+    <w:p>
+      <w:r>
+        <w:t>#&lt;domain&gt;      &lt;type&gt;    &lt;item&gt;        &lt;value&gt;</w:t>
+      </w:r>
+    </w:p>
+    <w:p>
+      <w:r>
+        <w:t>*              soft        core           unlimited</w:t>
+      </w:r>
+    </w:p>
+    <w:p>
+      <w:r>
+        <w:lastRenderedPageBreak/>
+        <w:t>*              soft        data           unlimited</w:t>
+      </w:r>
+    </w:p>
+    <w:p>
+      <w:r>
+        <w:t>*              soft       fsize           unlimited</w:t>
+      </w:r>
+    </w:p>
+    <w:p>
+      <w:r>
+        <w:t>*              soft         rss           unlimited</w:t>
+      </w:r>
+    </w:p>
+    <w:p>
+      <w:r>
+        <w:t>*              soft          as           unlimited</w:t>
+      </w:r>
+    </w:p>
+    <w:p>
+      <w:r>
+        <w:t xml:space="preserve">   </w:t>
+      </w:r>
+    </w:p>
+    <w:p>
+      <w:r>
+        <w:rPr>
+          <w:rFonts w:hint="eastAsia"/>
+        </w:rPr>
+        <w:t>在配置文件</w:t>
+      </w:r>
+      <w:r>
+        <w:rPr>
+          <w:rFonts w:hint="eastAsia"/>
+        </w:rPr>
+        <w:t xml:space="preserve"> /etc/security/limits.d/90-nproc.conf </w:t>
+      </w:r>
+      <w:r>
+        <w:rPr>
+          <w:rFonts w:hint="eastAsia"/>
+        </w:rPr>
+        <w:t>中设置：</w:t>
+      </w:r>
+    </w:p>
+    <w:p>
+      <w:r>
+        <w:t>#&lt;domain&gt;      &lt;type&gt;    &lt;item&gt;     &lt;value&gt;</w:t>
+      </w:r>
+    </w:p>
+    <w:p>
+      <w:r>
+        <w:t>*              soft       nproc      unlimited</w:t>
+      </w:r>
+    </w:p>
+    <w:p/>
     <w:p>
       <w:pPr>
         <w:pStyle w:val="3"/>
@@ -1482,21 +1661,45 @@
         <w:rPr>
           <w:rFonts w:hint="eastAsia"/>
         </w:rPr>
-        <w:t>配置</w:t>
-      </w:r>
-      <w:r>
-        <w:rPr>
-          <w:rFonts w:hint="eastAsia"/>
-        </w:rPr>
-        <w:t>ulimit</w:t>
-      </w:r>
-    </w:p>
-    <w:p>
-      <w:r>
-        <w:rPr>
-          <w:rFonts w:hint="eastAsia"/>
-        </w:rPr>
-        <w:t>用于【测试机】</w:t>
+        <w:t>检查</w:t>
+      </w:r>
+      <w:r>
+        <w:rPr>
+          <w:rFonts w:hint="eastAsia"/>
+        </w:rPr>
+        <w:t>scons</w:t>
+      </w:r>
+      <w:r>
+        <w:rPr>
+          <w:rFonts w:hint="eastAsia"/>
+        </w:rPr>
+        <w:t>、</w:t>
+      </w:r>
+      <w:r>
+        <w:rPr>
+          <w:rFonts w:hint="eastAsia"/>
+        </w:rPr>
+        <w:t>make</w:t>
+      </w:r>
+    </w:p>
+    <w:p>
+      <w:r>
+        <w:rPr>
+          <w:rFonts w:hint="eastAsia"/>
+        </w:rPr>
+        <w:t>用于【</w:t>
+      </w:r>
+      <w:r>
+        <w:rPr>
+          <w:rFonts w:hint="eastAsia"/>
+        </w:rPr>
+        <w:t>slave</w:t>
+      </w:r>
+      <w:r>
+        <w:rPr>
+          <w:rFonts w:hint="eastAsia"/>
+        </w:rPr>
+        <w:t>机器】</w:t>
       </w:r>
       <w:r>
         <w:rPr>
@@ -1511,95 +1714,232 @@
         <w:t>。</w:t>
       </w:r>
     </w:p>
+    <w:p>
+      <w:r>
+        <w:rPr>
+          <w:rFonts w:hint="eastAsia"/>
+        </w:rPr>
+        <w:t xml:space="preserve">   </w:t>
+      </w:r>
+    </w:p>
+    <w:p>
+      <w:r>
+        <w:rPr>
+          <w:rFonts w:hint="eastAsia"/>
+        </w:rPr>
+        <w:t>检查</w:t>
+      </w:r>
+      <w:r>
+        <w:rPr>
+          <w:rFonts w:hint="eastAsia"/>
+        </w:rPr>
+        <w:t>slave</w:t>
+      </w:r>
+      <w:r>
+        <w:rPr>
+          <w:rFonts w:hint="eastAsia"/>
+        </w:rPr>
+        <w:t>节点机器上是否有</w:t>
+      </w:r>
+      <w:r>
+        <w:rPr>
+          <w:rFonts w:hint="eastAsia"/>
+        </w:rPr>
+        <w:t>scons</w:t>
+      </w:r>
+      <w:r>
+        <w:rPr>
+          <w:rFonts w:hint="eastAsia"/>
+        </w:rPr>
+        <w:t>和</w:t>
+      </w:r>
+      <w:r>
+        <w:rPr>
+          <w:rFonts w:hint="eastAsia"/>
+        </w:rPr>
+        <w:t>make</w:t>
+      </w:r>
+      <w:r>
+        <w:rPr>
+          <w:rFonts w:hint="eastAsia"/>
+        </w:rPr>
+        <w:t>工具，没有的话要安装</w:t>
+      </w:r>
+    </w:p>
+    <w:p>
+      <w:r>
+        <w:rPr>
+          <w:rFonts w:hint="eastAsia"/>
+        </w:rPr>
+        <w:t>这两个工具用于编译测试代码</w:t>
+      </w:r>
+    </w:p>
     <w:p/>
     <w:p>
-      <w:r>
-        <w:rPr>
-          <w:rFonts w:hint="eastAsia"/>
-        </w:rPr>
-        <w:t>在配置文件</w:t>
-      </w:r>
-      <w:r>
-        <w:rPr>
-          <w:rFonts w:hint="eastAsia"/>
-        </w:rPr>
-        <w:t xml:space="preserve"> /etc/security/limits.conf </w:t>
-      </w:r>
-      <w:r>
-        <w:rPr>
-          <w:rFonts w:hint="eastAsia"/>
-        </w:rPr>
-        <w:t>中设置：</w:t>
-      </w:r>
-    </w:p>
-    <w:p>
-      <w:r>
-        <w:t>#&lt;domain&gt;      &lt;type&gt;    &lt;item&gt;        &lt;value&gt;</w:t>
-      </w:r>
-    </w:p>
-    <w:p>
-      <w:r>
-        <w:t>*              soft        core           unlimited</w:t>
-      </w:r>
-    </w:p>
-    <w:p>
-      <w:r>
-        <w:t>*              soft        data           unlimited</w:t>
-      </w:r>
-    </w:p>
-    <w:p>
-      <w:r>
-        <w:t>*              soft       fsize           unlimited</w:t>
-      </w:r>
-    </w:p>
-    <w:p>
-      <w:r>
-        <w:t>*              soft         rss           unlimited</w:t>
-      </w:r>
-    </w:p>
-    <w:p>
-      <w:r>
-        <w:t>*              soft          as           unlimited</w:t>
-      </w:r>
-    </w:p>
-    <w:p>
-      <w:r>
-        <w:t xml:space="preserve">   </w:t>
-      </w:r>
-    </w:p>
-    <w:p>
-      <w:r>
-        <w:rPr>
-          <w:rFonts w:hint="eastAsia"/>
-        </w:rPr>
-        <w:lastRenderedPageBreak/>
-        <w:t>在配置文件</w:t>
-      </w:r>
-      <w:r>
-        <w:rPr>
-          <w:rFonts w:hint="eastAsia"/>
-        </w:rPr>
-        <w:t xml:space="preserve"> /etc/security/limits.d/90-nproc.conf </w:t>
-      </w:r>
-      <w:r>
-        <w:rPr>
-          <w:rFonts w:hint="eastAsia"/>
-        </w:rPr>
-        <w:t>中设置：</w:t>
-      </w:r>
-    </w:p>
-    <w:p>
-      <w:r>
-        <w:t>#&lt;domain&gt;      &lt;type&gt;    &lt;item&gt;     &lt;value&gt;</w:t>
-      </w:r>
-    </w:p>
-    <w:p>
-      <w:r>
-        <w:t>*              soft       nproc      unlimited</w:t>
+      <w:pPr>
+        <w:pStyle w:val="3"/>
+      </w:pPr>
+      <w:r>
+        <w:rPr>
+          <w:rFonts w:hint="eastAsia"/>
+        </w:rPr>
+        <w:t>安装</w:t>
+      </w:r>
+      <w:r>
+        <w:rPr>
+          <w:rFonts w:hint="eastAsia"/>
+        </w:rPr>
+        <w:t xml:space="preserve">gcov </w:t>
+      </w:r>
+      <w:r>
+        <w:rPr>
+          <w:rFonts w:hint="eastAsia"/>
+        </w:rPr>
+        <w:t>lcov</w:t>
+      </w:r>
+    </w:p>
+    <w:p>
+      <w:r>
+        <w:rPr>
+          <w:rFonts w:hint="eastAsia"/>
+        </w:rPr>
+        <w:t>用于【测试机】。</w:t>
       </w:r>
     </w:p>
     <w:p/>
     <w:p>
+      <w:r>
+        <w:rPr>
+          <w:rFonts w:hint="eastAsia"/>
+        </w:rPr>
+        <w:t>查看是否安装</w:t>
+      </w:r>
+      <w:r>
+        <w:rPr>
+          <w:rFonts w:hint="eastAsia"/>
+        </w:rPr>
+        <w:t>gcov</w:t>
+      </w:r>
+      <w:r>
+        <w:rPr>
+          <w:rFonts w:hint="eastAsia"/>
+        </w:rPr>
+        <w:t>，</w:t>
+      </w:r>
+      <w:r>
+        <w:rPr>
+          <w:rFonts w:hint="eastAsia"/>
+        </w:rPr>
+        <w:t>gcov</w:t>
+      </w:r>
+      <w:r>
+        <w:rPr>
+          <w:rFonts w:hint="eastAsia"/>
+        </w:rPr>
+        <w:t>是</w:t>
+      </w:r>
+      <w:r>
+        <w:rPr>
+          <w:rFonts w:hint="eastAsia"/>
+        </w:rPr>
+        <w:t>gcc</w:t>
+      </w:r>
+      <w:r>
+        <w:rPr>
+          <w:rFonts w:hint="eastAsia"/>
+        </w:rPr>
+        <w:t>自带的覆盖率工具。</w:t>
+      </w:r>
+    </w:p>
+    <w:p/>
+    <w:p>
+      <w:r>
+        <w:rPr>
+          <w:rFonts w:hint="eastAsia"/>
+        </w:rPr>
+        <w:t>lcov</w:t>
+      </w:r>
+      <w:r>
+        <w:rPr>
+          <w:rFonts w:hint="eastAsia"/>
+        </w:rPr>
+        <w:t>工具用于生成</w:t>
+      </w:r>
+      <w:r>
+        <w:rPr>
+          <w:rFonts w:hint="eastAsia"/>
+        </w:rPr>
+        <w:t>html</w:t>
+      </w:r>
+      <w:r>
+        <w:rPr>
+          <w:rFonts w:hint="eastAsia"/>
+        </w:rPr>
+        <w:t>格式的代码覆盖率。</w:t>
+      </w:r>
+      <w:r>
+        <w:rPr>
+          <w:rFonts w:hint="eastAsia"/>
+        </w:rPr>
+        <w:t>安装步骤如下：</w:t>
+      </w:r>
+    </w:p>
+    <w:p>
+      <w:r>
+        <w:rPr>
+          <w:rFonts w:hint="eastAsia"/>
+        </w:rPr>
+        <w:t>解压安装包</w:t>
+      </w:r>
+      <w:r>
+        <w:t>lcov-1.13.tar.gz</w:t>
+      </w:r>
+    </w:p>
+    <w:p>
+      <w:r>
+        <w:rPr>
+          <w:rFonts w:hint="eastAsia"/>
+        </w:rPr>
+        <w:t xml:space="preserve">cd </w:t>
+      </w:r>
+      <w:r>
+        <w:t>lcov-1.13</w:t>
+      </w:r>
+    </w:p>
+    <w:p>
+      <w:r>
+        <w:rPr>
+          <w:rFonts w:hint="eastAsia"/>
+        </w:rPr>
+        <w:t>make install</w:t>
+      </w:r>
+    </w:p>
+    <w:p>
+      <w:r>
+        <w:t>ln -s /usr/local/bin/genhtml /usr/bin/genhtml</w:t>
+      </w:r>
+    </w:p>
+    <w:p>
+      <w:r>
+        <w:t>ln -s /usr/local/bin/gendesc /usr/bin/gendesc</w:t>
+      </w:r>
+    </w:p>
+    <w:p>
+      <w:r>
+        <w:t>ln -s /usr/local/bin/geninfo /usr/bin/geninfo</w:t>
+      </w:r>
+    </w:p>
+    <w:p>
+      <w:r>
+        <w:t>ln -s /usr/local/bin/genpng /usr/bin/genpng</w:t>
+      </w:r>
+    </w:p>
+    <w:p>
+      <w:r>
+        <w:t>ln -s /usr/local/bin/lcov /usr/bin/lcov</w:t>
+      </w:r>
+    </w:p>
+    <w:p>
       <w:pPr>
         <w:pStyle w:val="3"/>
       </w:pPr>
@@ -1607,120 +1947,41 @@
         <w:rPr>
           <w:rFonts w:hint="eastAsia"/>
         </w:rPr>
-        <w:t>检查</w:t>
-      </w:r>
-      <w:r>
-        <w:rPr>
-          <w:rFonts w:hint="eastAsia"/>
-        </w:rPr>
-        <w:t>scons</w:t>
-      </w:r>
-      <w:r>
-        <w:rPr>
-          <w:rFonts w:hint="eastAsia"/>
-        </w:rPr>
-        <w:t>、</w:t>
-      </w:r>
-      <w:r>
-        <w:rPr>
-          <w:rFonts w:hint="eastAsia"/>
-        </w:rPr>
-        <w:t>make</w:t>
-      </w:r>
-    </w:p>
-    <w:p>
-      <w:r>
-        <w:rPr>
-          <w:rFonts w:hint="eastAsia"/>
-        </w:rPr>
-        <w:t>用于【</w:t>
-      </w:r>
-      <w:r>
-        <w:rPr>
-          <w:rFonts w:hint="eastAsia"/>
-        </w:rPr>
-        <w:t>slave</w:t>
-      </w:r>
-      <w:r>
-        <w:rPr>
-          <w:rFonts w:hint="eastAsia"/>
-        </w:rPr>
-        <w:t>机器】</w:t>
-      </w:r>
-      <w:r>
-        <w:rPr>
-          <w:rFonts w:hint="eastAsia"/>
-        </w:rPr>
-        <w:tab/>
-      </w:r>
-      <w:r>
-        <w:rPr>
-          <w:rFonts w:hint="eastAsia"/>
-        </w:rPr>
-        <w:t>。</w:t>
-      </w:r>
-    </w:p>
-    <w:p>
-      <w:r>
-        <w:rPr>
-          <w:rFonts w:hint="eastAsia"/>
-        </w:rPr>
-        <w:t xml:space="preserve">   </w:t>
-      </w:r>
-    </w:p>
-    <w:p>
-      <w:r>
-        <w:rPr>
-          <w:rFonts w:hint="eastAsia"/>
-        </w:rPr>
-        <w:t>检查</w:t>
-      </w:r>
-      <w:r>
-        <w:rPr>
-          <w:rFonts w:hint="eastAsia"/>
-        </w:rPr>
-        <w:t>slave</w:t>
-      </w:r>
-      <w:r>
-        <w:rPr>
-          <w:rFonts w:hint="eastAsia"/>
-        </w:rPr>
-        <w:t>节点机器上是否有</w:t>
-      </w:r>
-      <w:r>
-        <w:rPr>
-          <w:rFonts w:hint="eastAsia"/>
-        </w:rPr>
-        <w:t>scons</w:t>
-      </w:r>
-      <w:r>
-        <w:rPr>
-          <w:rFonts w:hint="eastAsia"/>
-        </w:rPr>
-        <w:t>和</w:t>
-      </w:r>
-      <w:r>
-        <w:rPr>
-          <w:rFonts w:hint="eastAsia"/>
-        </w:rPr>
-        <w:t>make</w:t>
-      </w:r>
-      <w:r>
-        <w:rPr>
-          <w:rFonts w:hint="eastAsia"/>
-        </w:rPr>
-        <w:t>工具，没有的话要安装</w:t>
-      </w:r>
-    </w:p>
-    <w:p>
-      <w:r>
-        <w:rPr>
-          <w:rFonts w:hint="eastAsia"/>
-        </w:rPr>
-        <w:t>这两个工具用于编译测试代码</w:t>
-      </w:r>
-    </w:p>
-    <w:p/>
+        <w:t>设置</w:t>
+      </w:r>
+      <w:r>
+        <w:rPr>
+          <w:rFonts w:hint="eastAsia"/>
+        </w:rPr>
+        <w:t>core</w:t>
+      </w:r>
+      <w:r>
+        <w:rPr>
+          <w:rFonts w:hint="eastAsia"/>
+        </w:rPr>
+        <w:t>文件带</w:t>
+      </w:r>
+      <w:r>
+        <w:rPr>
+          <w:rFonts w:hint="eastAsia"/>
+        </w:rPr>
+        <w:t>PID</w:t>
+      </w:r>
+    </w:p>
+    <w:p>
+      <w:r>
+        <w:rPr>
+          <w:rFonts w:hint="eastAsia"/>
+        </w:rPr>
+        <w:t xml:space="preserve"> </w:t>
+      </w:r>
+      <w:r>
+        <w:rPr>
+          <w:rFonts w:hint="eastAsia"/>
+        </w:rPr>
+        <w:t>echo "1" &gt; /proc/sys/kernel/core_uses_pid</w:t>
+      </w:r>
+    </w:p>
     <w:p>
       <w:pPr>
         <w:pStyle w:val="3"/>
@@ -1729,192 +1990,28 @@
         <w:rPr>
           <w:rFonts w:hint="eastAsia"/>
         </w:rPr>
-        <w:t>安装</w:t>
-      </w:r>
-      <w:r>
-        <w:rPr>
-          <w:rFonts w:hint="eastAsia"/>
-        </w:rPr>
-        <w:t xml:space="preserve">gcov </w:t>
-      </w:r>
-      <w:r>
-        <w:rPr>
-          <w:rFonts w:hint="eastAsia"/>
-        </w:rPr>
-        <w:t>lcov</w:t>
-      </w:r>
-    </w:p>
-    <w:p>
-      <w:r>
-        <w:rPr>
-          <w:rFonts w:hint="eastAsia"/>
-        </w:rPr>
-        <w:t>用于【测试机】。</w:t>
-      </w:r>
-    </w:p>
-    <w:p/>
-    <w:p>
-      <w:r>
-        <w:rPr>
-          <w:rFonts w:hint="eastAsia"/>
-        </w:rPr>
-        <w:t>查看是否安装</w:t>
-      </w:r>
-      <w:r>
-        <w:rPr>
-          <w:rFonts w:hint="eastAsia"/>
-        </w:rPr>
-        <w:t>gcov</w:t>
-      </w:r>
-      <w:r>
-        <w:rPr>
-          <w:rFonts w:hint="eastAsia"/>
-        </w:rPr>
-        <w:t>，</w:t>
-      </w:r>
-      <w:r>
-        <w:rPr>
-          <w:rFonts w:hint="eastAsia"/>
-        </w:rPr>
-        <w:t>gcov</w:t>
-      </w:r>
-      <w:r>
-        <w:rPr>
-          <w:rFonts w:hint="eastAsia"/>
-        </w:rPr>
-        <w:t>是</w:t>
-      </w:r>
-      <w:r>
-        <w:rPr>
-          <w:rFonts w:hint="eastAsia"/>
-        </w:rPr>
-        <w:t>gcc</w:t>
-      </w:r>
-      <w:r>
-        <w:rPr>
-          <w:rFonts w:hint="eastAsia"/>
-        </w:rPr>
-        <w:t>自带的覆盖率工具。</w:t>
-      </w:r>
-    </w:p>
-    <w:p/>
-    <w:p>
-      <w:r>
-        <w:rPr>
-          <w:rFonts w:hint="eastAsia"/>
-        </w:rPr>
-        <w:t>lcov</w:t>
-      </w:r>
-      <w:r>
-        <w:rPr>
-          <w:rFonts w:hint="eastAsia"/>
-        </w:rPr>
-        <w:t>工具用于生成</w:t>
-      </w:r>
-      <w:r>
-        <w:rPr>
-          <w:rFonts w:hint="eastAsia"/>
-        </w:rPr>
-        <w:t>html</w:t>
-      </w:r>
-      <w:r>
-        <w:rPr>
-          <w:rFonts w:hint="eastAsia"/>
-        </w:rPr>
-        <w:t>格式的代码覆盖率。</w:t>
-      </w:r>
-      <w:r>
-        <w:rPr>
-          <w:rFonts w:hint="eastAsia"/>
-        </w:rPr>
-        <w:t>安装步骤如下：</w:t>
-      </w:r>
-    </w:p>
-    <w:p>
-      <w:r>
-        <w:rPr>
-          <w:rFonts w:hint="eastAsia"/>
-        </w:rPr>
-        <w:t>解压安装包</w:t>
-      </w:r>
-      <w:r>
-        <w:t>lcov-1.13.tar.gz</w:t>
-      </w:r>
-    </w:p>
-    <w:p>
-      <w:r>
-        <w:rPr>
-          <w:rFonts w:hint="eastAsia"/>
-        </w:rPr>
-        <w:t xml:space="preserve">cd </w:t>
-      </w:r>
-      <w:r>
-        <w:t>lcov-1.13</w:t>
-      </w:r>
-    </w:p>
-    <w:p>
-      <w:r>
-        <w:rPr>
-          <w:rFonts w:hint="eastAsia"/>
-        </w:rPr>
-        <w:t>make install</w:t>
-      </w:r>
-    </w:p>
-    <w:p>
-      <w:r>
-        <w:t>ln -s /usr/local/bin/genhtml /usr/bin/genhtml</w:t>
-      </w:r>
-    </w:p>
-    <w:p>
-      <w:r>
-        <w:t>ln -s /usr/local/bin/gendesc /usr/bin/gendesc</w:t>
-      </w:r>
-    </w:p>
-    <w:p>
-      <w:r>
-        <w:t>ln -s /usr/local/bin/geninfo /usr/bin/geninfo</w:t>
-      </w:r>
-    </w:p>
-    <w:p>
-      <w:r>
-        <w:t>ln -s /usr/local/bin/genpng /usr/bin/genpng</w:t>
-      </w:r>
-    </w:p>
-    <w:p>
-      <w:r>
-        <w:t>ln -s /usr/local/bin/lcov /usr/bin/lcov</w:t>
-      </w:r>
-    </w:p>
-    <w:p>
-      <w:pPr>
-        <w:pStyle w:val="3"/>
-      </w:pPr>
-      <w:r>
-        <w:rPr>
-          <w:rFonts w:hint="eastAsia"/>
-        </w:rPr>
-        <w:t>设置</w:t>
-      </w:r>
-      <w:r>
-        <w:rPr>
-          <w:rFonts w:hint="eastAsia"/>
-        </w:rPr>
-        <w:t>core</w:t>
-      </w:r>
-      <w:r>
-        <w:rPr>
-          <w:rFonts w:hint="eastAsia"/>
-        </w:rPr>
-        <w:t>文件带</w:t>
-      </w:r>
-      <w:r>
-        <w:rPr>
-          <w:rFonts w:hint="eastAsia"/>
-        </w:rPr>
-        <w:t>PID</w:t>
-      </w:r>
-    </w:p>
-    <w:p>
+        <w:t>搭建</w:t>
+      </w:r>
+      <w:r>
+        <w:rPr>
+          <w:rFonts w:hint="eastAsia"/>
+        </w:rPr>
+        <w:t>Python</w:t>
+      </w:r>
+      <w:r>
+        <w:rPr>
+          <w:rFonts w:hint="eastAsia"/>
+        </w:rPr>
+        <w:t>环境</w:t>
+      </w:r>
+    </w:p>
+    <w:p>
+      <w:r>
+        <w:rPr>
+          <w:rFonts w:hint="eastAsia"/>
+        </w:rPr>
+        <w:t>1.</w:t>
+      </w:r>
       <w:r>
         <w:rPr>
           <w:rFonts w:hint="eastAsia"/>
@@ -1925,49 +2022,6 @@
         <w:rPr>
           <w:rFonts w:hint="eastAsia"/>
         </w:rPr>
-        <w:t>echo "1" &gt; /proc/sys/kernel/core_uses_pid</w:t>
-      </w:r>
-    </w:p>
-    <w:p>
-      <w:pPr>
-        <w:pStyle w:val="3"/>
-      </w:pPr>
-      <w:r>
-        <w:rPr>
-          <w:rFonts w:hint="eastAsia"/>
-        </w:rPr>
-        <w:t>搭建</w:t>
-      </w:r>
-      <w:r>
-        <w:rPr>
-          <w:rFonts w:hint="eastAsia"/>
-        </w:rPr>
-        <w:t>Python</w:t>
-      </w:r>
-      <w:r>
-        <w:rPr>
-          <w:rFonts w:hint="eastAsia"/>
-        </w:rPr>
-        <w:t>环境</w:t>
-      </w:r>
-    </w:p>
-    <w:p>
-      <w:r>
-        <w:rPr>
-          <w:rFonts w:hint="eastAsia"/>
-        </w:rPr>
-        <w:t>1.</w:t>
-      </w:r>
-      <w:r>
-        <w:rPr>
-          <w:rFonts w:hint="eastAsia"/>
-        </w:rPr>
-        <w:t xml:space="preserve"> </w:t>
-      </w:r>
-      <w:r>
-        <w:rPr>
-          <w:rFonts w:hint="eastAsia"/>
-        </w:rPr>
         <w:t>eg:</w:t>
       </w:r>
       <w:r>
@@ -1986,61 +2040,6 @@
       </w:r>
       <w:r>
         <w:t>tar zxvf Python-2.7.7.tgz</w:t>
-      </w:r>
-    </w:p>
-    <w:p>
-      <w:r>
-        <w:rPr>
-          <w:rFonts w:hint="eastAsia"/>
-        </w:rPr>
-        <w:t xml:space="preserve">  </w:t>
-      </w:r>
-      <w:r>
-        <w:t>cd Python-2.7.7</w:t>
-      </w:r>
-    </w:p>
-    <w:p>
-      <w:r>
-        <w:rPr>
-          <w:rFonts w:hint="eastAsia"/>
-        </w:rPr>
-        <w:t xml:space="preserve">  </w:t>
-      </w:r>
-      <w:r>
-        <w:t>./configure --enable-shared --prefix=/usr/local/python2.7.7/</w:t>
-      </w:r>
-    </w:p>
-    <w:p>
-      <w:r>
-        <w:rPr>
-          <w:rFonts w:hint="eastAsia"/>
-        </w:rPr>
-        <w:t xml:space="preserve">  </w:t>
-      </w:r>
-      <w:r>
-        <w:t>make</w:t>
-      </w:r>
-    </w:p>
-    <w:p>
-      <w:r>
-        <w:rPr>
-          <w:rFonts w:hint="eastAsia"/>
-        </w:rPr>
-        <w:t xml:space="preserve">  </w:t>
-      </w:r>
-      <w:r>
-        <w:t>make install</w:t>
-      </w:r>
-    </w:p>
-    <w:p>
-      <w:r>
-        <w:rPr>
-          <w:rFonts w:hint="eastAsia"/>
-        </w:rPr>
-        <w:t xml:space="preserve">  </w:t>
-      </w:r>
-      <w:r>
-        <w:t xml:space="preserve">echo /usr/local/python2.7.7/lib &gt; /etc/ld.so.conf.d/python2.7.conf </w:t>
       </w:r>
     </w:p>
     <w:p>
@@ -2052,6 +2051,61 @@
         <w:t xml:space="preserve">  </w:t>
       </w:r>
       <w:r>
+        <w:t>cd Python-2.7.7</w:t>
+      </w:r>
+    </w:p>
+    <w:p>
+      <w:r>
+        <w:rPr>
+          <w:rFonts w:hint="eastAsia"/>
+        </w:rPr>
+        <w:t xml:space="preserve">  </w:t>
+      </w:r>
+      <w:r>
+        <w:t>./configure --enable-shared --prefix=/usr/local/python2.7.7/</w:t>
+      </w:r>
+    </w:p>
+    <w:p>
+      <w:r>
+        <w:rPr>
+          <w:rFonts w:hint="eastAsia"/>
+        </w:rPr>
+        <w:t xml:space="preserve">  </w:t>
+      </w:r>
+      <w:r>
+        <w:t>make</w:t>
+      </w:r>
+    </w:p>
+    <w:p>
+      <w:r>
+        <w:rPr>
+          <w:rFonts w:hint="eastAsia"/>
+        </w:rPr>
+        <w:t xml:space="preserve">  </w:t>
+      </w:r>
+      <w:r>
+        <w:t>make install</w:t>
+      </w:r>
+    </w:p>
+    <w:p>
+      <w:r>
+        <w:rPr>
+          <w:rFonts w:hint="eastAsia"/>
+        </w:rPr>
+        <w:t xml:space="preserve">  </w:t>
+      </w:r>
+      <w:r>
+        <w:t xml:space="preserve">echo /usr/local/python2.7.7/lib &gt; /etc/ld.so.conf.d/python2.7.conf </w:t>
+      </w:r>
+    </w:p>
+    <w:p>
+      <w:r>
+        <w:rPr>
+          <w:rFonts w:hint="eastAsia"/>
+        </w:rPr>
+        <w:t xml:space="preserve">  </w:t>
+      </w:r>
+      <w:r>
         <w:t>ldconfig</w:t>
       </w:r>
     </w:p>
@@ -2682,6 +2736,7 @@
         <w:t>JAVA_HOME</w:t>
       </w:r>
       <w:r>
+        <w:lastRenderedPageBreak/>
         <w:t>等。</w:t>
       </w:r>
     </w:p>
@@ -2752,7 +2807,6 @@
         <w:rPr>
           <w:rFonts w:hint="eastAsia"/>
         </w:rPr>
-        <w:lastRenderedPageBreak/>
         <w:t xml:space="preserve">                     </w:t>
       </w:r>
       <w:r>
@@ -2947,9 +3001,6 @@
     <w:p>
       <w:pPr>
         <w:pStyle w:val="af4"/>
-        <w:rPr>
-          <w:rFonts w:hint="eastAsia"/>
-        </w:rPr>
       </w:pPr>
       <w:r>
         <w:rPr>
@@ -2972,8 +3023,6 @@
       <w:r>
         <w:t>bootstrap.memory_lock: true</w:t>
       </w:r>
-      <w:bookmarkStart w:id="0" w:name="_GoBack"/>
-      <w:bookmarkEnd w:id="0"/>
     </w:p>
     <w:p>
       <w:pPr>
@@ -3109,7 +3158,6 @@
         <w:rPr>
           <w:rFonts w:hint="eastAsia"/>
         </w:rPr>
-        <w:lastRenderedPageBreak/>
         <w:t>安装</w:t>
       </w:r>
       <w:r>
@@ -3557,6 +3605,7 @@
     </w:p>
     <w:p>
       <w:r>
+        <w:lastRenderedPageBreak/>
         <w:t xml:space="preserve">    &lt;mirror&gt;</w:t>
       </w:r>
     </w:p>
@@ -3567,341 +3616,358 @@
     </w:p>
     <w:p>
       <w:r>
+        <w:t xml:space="preserve">      &lt;mirrorOf&gt;*&lt;/mirrorOf&gt;</w:t>
+      </w:r>
+    </w:p>
+    <w:p>
+      <w:r>
+        <w:t xml:space="preserve">      &lt;name&gt;Human Readable Name for this Mirror.&lt;/name&gt;</w:t>
+      </w:r>
+    </w:p>
+    <w:p>
+      <w:r>
+        <w:t xml:space="preserve">      &lt;url&gt;http://192.168.31.204:8081/nexus/content/repositories/central/&lt;/url&gt;</w:t>
+      </w:r>
+    </w:p>
+    <w:p>
+      <w:r>
+        <w:t xml:space="preserve">    &lt;/mirror&gt;</w:t>
+      </w:r>
+    </w:p>
+    <w:p>
+      <w:pPr>
+        <w:pStyle w:val="3"/>
+      </w:pPr>
+      <w:r>
+        <w:rPr>
+          <w:rFonts w:hint="eastAsia"/>
+        </w:rPr>
+        <w:t>安装原生</w:t>
+      </w:r>
+      <w:r>
+        <w:rPr>
+          <w:rFonts w:hint="eastAsia"/>
+        </w:rPr>
+        <w:t>pg</w:t>
+      </w:r>
+    </w:p>
+    <w:p>
+      <w:r>
+        <w:rPr>
+          <w:rFonts w:hint="eastAsia"/>
+        </w:rPr>
+        <w:t>拷贝</w:t>
+      </w:r>
+      <w:r>
+        <w:rPr>
+          <w:rFonts w:hint="eastAsia"/>
+        </w:rPr>
+        <w:t>pgsql</w:t>
+      </w:r>
+      <w:r>
+        <w:rPr>
+          <w:rFonts w:hint="eastAsia"/>
+        </w:rPr>
+        <w:t>目录</w:t>
+      </w:r>
+    </w:p>
+    <w:p>
+      <w:r>
+        <w:t>export PATH=/usr/local/pgsql/bin:$PATH</w:t>
+      </w:r>
+    </w:p>
+    <w:p/>
+    <w:p>
+      <w:pPr>
+        <w:pStyle w:val="3"/>
+      </w:pPr>
+      <w:r>
+        <w:rPr>
+          <w:rFonts w:hint="eastAsia"/>
+        </w:rPr>
+        <w:t>make</w:t>
+      </w:r>
+      <w:r>
+        <w:rPr>
+          <w:rFonts w:hint="eastAsia"/>
+        </w:rPr>
+        <w:t>安装</w:t>
+      </w:r>
+      <w:r>
+        <w:rPr>
+          <w:rFonts w:hint="eastAsia"/>
+        </w:rPr>
+        <w:t>Python</w:t>
+      </w:r>
+      <w:r>
+        <w:rPr>
+          <w:rFonts w:hint="eastAsia"/>
+        </w:rPr>
+        <w:t>、</w:t>
+      </w:r>
+      <w:r>
+        <w:rPr>
+          <w:rFonts w:hint="eastAsia"/>
+        </w:rPr>
+        <w:t xml:space="preserve">Python-devel </w:t>
+      </w:r>
+    </w:p>
+    <w:p/>
+    <w:p>
+      <w:r>
+        <w:rPr>
+          <w:rFonts w:hint="eastAsia"/>
+        </w:rPr>
+        <w:t>eg:</w:t>
+      </w:r>
+      <w:r>
+        <w:rPr>
+          <w:rFonts w:hint="eastAsia"/>
+        </w:rPr>
+        <w:t>源码安装</w:t>
+      </w:r>
+    </w:p>
+    <w:p>
+      <w:r>
+        <w:t>tar zxvf Python-2.7.7.tgz</w:t>
+      </w:r>
+    </w:p>
+    <w:p>
+      <w:r>
+        <w:t>cd Python-2.7.7</w:t>
+      </w:r>
+    </w:p>
+    <w:p>
+      <w:r>
+        <w:t>./configure --enable-shared --prefix=/usr/local/python2.7.7/</w:t>
+      </w:r>
+    </w:p>
+    <w:p>
+      <w:r>
+        <w:t>make</w:t>
+      </w:r>
+    </w:p>
+    <w:p>
+      <w:r>
+        <w:t>make install</w:t>
+      </w:r>
+    </w:p>
+    <w:p>
+      <w:r>
+        <w:t xml:space="preserve">echo /usr/local/python2.7.7/lib &gt; /etc/ld.so.conf.d/python2.7.conf </w:t>
+      </w:r>
+    </w:p>
+    <w:p>
+      <w:r>
+        <w:t>ldconfig</w:t>
+      </w:r>
+    </w:p>
+    <w:p/>
+    <w:p>
+      <w:pPr>
+        <w:pStyle w:val="3"/>
+      </w:pPr>
+      <w:r>
+        <w:rPr>
+          <w:rFonts w:hint="eastAsia"/>
+        </w:rPr>
+        <w:t>准备</w:t>
+      </w:r>
+      <w:r>
+        <w:rPr>
+          <w:rFonts w:hint="eastAsia"/>
+        </w:rPr>
+        <w:t>spark</w:t>
+      </w:r>
+      <w:r>
+        <w:rPr>
+          <w:rFonts w:hint="eastAsia"/>
+        </w:rPr>
+        <w:t>编译环境</w:t>
+      </w:r>
+    </w:p>
+    <w:p>
+      <w:r>
+        <w:rPr>
+          <w:rFonts w:hint="eastAsia"/>
+        </w:rPr>
+        <w:t xml:space="preserve">   </w:t>
+      </w:r>
+      <w:r>
+        <w:rPr>
+          <w:rFonts w:hint="eastAsia"/>
+        </w:rPr>
+        <w:t>拷贝</w:t>
+      </w:r>
+      <w:r>
+        <w:rPr>
+          <w:rFonts w:hint="eastAsia"/>
+        </w:rPr>
+        <w:t>ivy2.tar.gz m2.tar.gz sbt.tar.gz sbt_build.tar.gz</w:t>
+      </w:r>
+      <w:r>
+        <w:rPr>
+          <w:rFonts w:hint="eastAsia"/>
+        </w:rPr>
+        <w:t>到</w:t>
+      </w:r>
+      <w:r>
+        <w:rPr>
+          <w:rFonts w:hint="eastAsia"/>
+        </w:rPr>
+        <w:t>jenkins</w:t>
+      </w:r>
+      <w:r>
+        <w:rPr>
+          <w:rFonts w:hint="eastAsia"/>
+        </w:rPr>
+        <w:t>家目录</w:t>
+      </w:r>
+    </w:p>
+    <w:p>
+      <w:r>
+        <w:rPr>
+          <w:rFonts w:hint="eastAsia"/>
+        </w:rPr>
+        <w:t xml:space="preserve">   </w:t>
+      </w:r>
+      <w:r>
+        <w:rPr>
+          <w:rFonts w:hint="eastAsia"/>
+        </w:rPr>
+        <w:t>解压</w:t>
+      </w:r>
+    </w:p>
+    <w:p/>
+    <w:p>
+      <w:pPr>
+        <w:pStyle w:val="3"/>
+      </w:pPr>
+      <w:r>
+        <w:rPr>
+          <w:rFonts w:hint="eastAsia"/>
+        </w:rPr>
+        <w:t>pg</w:t>
+      </w:r>
+      <w:r>
+        <w:rPr>
+          <w:rFonts w:hint="eastAsia"/>
+        </w:rPr>
+        <w:t>编译环境</w:t>
+      </w:r>
+    </w:p>
+    <w:p>
+      <w:r>
+        <w:rPr>
+          <w:rFonts w:hint="eastAsia"/>
+        </w:rPr>
+        <w:t>安装</w:t>
+      </w:r>
+      <w:r>
+        <w:rPr>
+          <w:rFonts w:hint="eastAsia"/>
+        </w:rPr>
+        <w:t>xml</w:t>
+      </w:r>
+      <w:r>
+        <w:rPr>
+          <w:rFonts w:hint="eastAsia"/>
+        </w:rPr>
+        <w:t>库</w:t>
+      </w:r>
+    </w:p>
+    <w:p>
+      <w:r>
+        <w:rPr>
+          <w:rFonts w:hint="eastAsia"/>
+        </w:rPr>
+        <w:t xml:space="preserve">  </w:t>
+      </w:r>
+      <w:r>
+        <w:rPr>
+          <w:rFonts w:hint="eastAsia"/>
+        </w:rPr>
+        <w:t>yum install libxml2</w:t>
+      </w:r>
+    </w:p>
+    <w:p>
+      <w:r>
+        <w:rPr>
+          <w:rFonts w:hint="eastAsia"/>
+        </w:rPr>
+        <w:t xml:space="preserve">  </w:t>
+      </w:r>
+      <w:r>
+        <w:rPr>
+          <w:rFonts w:hint="eastAsia"/>
+        </w:rPr>
+        <w:t>yum install libxml2-devel</w:t>
+      </w:r>
+    </w:p>
+    <w:p>
+      <w:pPr>
+        <w:pStyle w:val="3"/>
+      </w:pPr>
+      <w:r>
+        <w:rPr>
+          <w:rFonts w:hint="eastAsia"/>
+        </w:rPr>
+        <w:t>安装</w:t>
+      </w:r>
+      <w:r>
+        <w:t>autoconf-2.13</w:t>
+      </w:r>
+    </w:p>
+    <w:p>
+      <w:r>
+        <w:rPr>
+          <w:rFonts w:hint="eastAsia"/>
+        </w:rPr>
+        <w:t>编译第三方库所需软件，</w:t>
+      </w:r>
+      <w:r>
+        <w:rPr>
+          <w:rFonts w:hint="eastAsia"/>
+        </w:rPr>
+        <w:t>安装方式如下：</w:t>
+      </w:r>
+    </w:p>
+    <w:p>
+      <w:r>
+        <w:rPr>
+          <w:rFonts w:hint="eastAsia"/>
+        </w:rPr>
         <w:lastRenderedPageBreak/>
-        <w:t xml:space="preserve">      &lt;mirrorOf&gt;*&lt;/mirrorOf&gt;</w:t>
-      </w:r>
-    </w:p>
-    <w:p>
-      <w:r>
-        <w:t xml:space="preserve">      &lt;name&gt;Human Readable Name for this Mirror.&lt;/name&gt;</w:t>
-      </w:r>
-    </w:p>
-    <w:p>
-      <w:r>
-        <w:t xml:space="preserve">      &lt;url&gt;http://192.168.31.204:8081/nexus/content/repositories/central/&lt;/url&gt;</w:t>
-      </w:r>
-    </w:p>
-    <w:p>
-      <w:r>
-        <w:t xml:space="preserve">    &lt;/mirror&gt;</w:t>
-      </w:r>
-    </w:p>
-    <w:p>
-      <w:pPr>
-        <w:pStyle w:val="3"/>
-      </w:pPr>
-      <w:r>
-        <w:rPr>
-          <w:rFonts w:hint="eastAsia"/>
-        </w:rPr>
-        <w:t>安装原生</w:t>
-      </w:r>
-      <w:r>
-        <w:rPr>
-          <w:rFonts w:hint="eastAsia"/>
-        </w:rPr>
-        <w:t>pg</w:t>
-      </w:r>
-    </w:p>
-    <w:p>
-      <w:r>
-        <w:rPr>
-          <w:rFonts w:hint="eastAsia"/>
-        </w:rPr>
-        <w:t>拷贝</w:t>
-      </w:r>
-      <w:r>
-        <w:rPr>
-          <w:rFonts w:hint="eastAsia"/>
-        </w:rPr>
-        <w:t>pgsql</w:t>
-      </w:r>
-      <w:r>
-        <w:rPr>
-          <w:rFonts w:hint="eastAsia"/>
-        </w:rPr>
-        <w:t>目录</w:t>
-      </w:r>
-    </w:p>
-    <w:p>
-      <w:r>
-        <w:t>export PATH=/usr/local/pgsql/bin:$PATH</w:t>
-      </w:r>
-    </w:p>
-    <w:p/>
-    <w:p>
-      <w:pPr>
-        <w:pStyle w:val="3"/>
-      </w:pPr>
-      <w:r>
-        <w:rPr>
-          <w:rFonts w:hint="eastAsia"/>
-        </w:rPr>
-        <w:t>make</w:t>
-      </w:r>
-      <w:r>
-        <w:rPr>
-          <w:rFonts w:hint="eastAsia"/>
-        </w:rPr>
-        <w:t>安装</w:t>
-      </w:r>
-      <w:r>
-        <w:rPr>
-          <w:rFonts w:hint="eastAsia"/>
-        </w:rPr>
-        <w:t>Python</w:t>
-      </w:r>
-      <w:r>
-        <w:rPr>
-          <w:rFonts w:hint="eastAsia"/>
-        </w:rPr>
-        <w:t>、</w:t>
-      </w:r>
-      <w:r>
-        <w:rPr>
-          <w:rFonts w:hint="eastAsia"/>
-        </w:rPr>
-        <w:t xml:space="preserve">Python-devel </w:t>
-      </w:r>
-    </w:p>
-    <w:p/>
-    <w:p>
-      <w:r>
-        <w:rPr>
-          <w:rFonts w:hint="eastAsia"/>
-        </w:rPr>
-        <w:t>eg:</w:t>
-      </w:r>
-      <w:r>
-        <w:rPr>
-          <w:rFonts w:hint="eastAsia"/>
-        </w:rPr>
-        <w:t>源码安装</w:t>
-      </w:r>
-    </w:p>
-    <w:p>
-      <w:r>
-        <w:t>tar zxvf Python-2.7.7.tgz</w:t>
-      </w:r>
-    </w:p>
-    <w:p>
-      <w:r>
-        <w:t>cd Python-2.7.7</w:t>
-      </w:r>
-    </w:p>
-    <w:p>
-      <w:r>
-        <w:t>./configure --enable-shared --prefix=/usr/local/python2.7.7/</w:t>
-      </w:r>
-    </w:p>
-    <w:p>
-      <w:r>
-        <w:t>make</w:t>
-      </w:r>
-    </w:p>
-    <w:p>
-      <w:r>
-        <w:t>make install</w:t>
-      </w:r>
-    </w:p>
-    <w:p>
-      <w:r>
-        <w:t xml:space="preserve">echo /usr/local/python2.7.7/lib &gt; /etc/ld.so.conf.d/python2.7.conf </w:t>
-      </w:r>
-    </w:p>
-    <w:p>
-      <w:r>
-        <w:t>ldconfig</w:t>
-      </w:r>
-    </w:p>
-    <w:p/>
-    <w:p>
-      <w:pPr>
-        <w:pStyle w:val="3"/>
-      </w:pPr>
-      <w:r>
-        <w:rPr>
-          <w:rFonts w:hint="eastAsia"/>
-        </w:rPr>
-        <w:t>准备</w:t>
-      </w:r>
-      <w:r>
-        <w:rPr>
-          <w:rFonts w:hint="eastAsia"/>
-        </w:rPr>
-        <w:t>spark</w:t>
-      </w:r>
-      <w:r>
-        <w:rPr>
-          <w:rFonts w:hint="eastAsia"/>
-        </w:rPr>
-        <w:t>编译环境</w:t>
-      </w:r>
-    </w:p>
-    <w:p>
-      <w:r>
-        <w:rPr>
-          <w:rFonts w:hint="eastAsia"/>
-        </w:rPr>
-        <w:t xml:space="preserve">   </w:t>
-      </w:r>
-      <w:r>
-        <w:rPr>
-          <w:rFonts w:hint="eastAsia"/>
-        </w:rPr>
-        <w:t>拷贝</w:t>
-      </w:r>
-      <w:r>
-        <w:rPr>
-          <w:rFonts w:hint="eastAsia"/>
-        </w:rPr>
-        <w:t>ivy2.tar.gz m2.tar.gz sbt.tar.gz sbt_build.tar.gz</w:t>
-      </w:r>
-      <w:r>
-        <w:rPr>
-          <w:rFonts w:hint="eastAsia"/>
-        </w:rPr>
-        <w:t>到</w:t>
-      </w:r>
-      <w:r>
-        <w:rPr>
-          <w:rFonts w:hint="eastAsia"/>
-        </w:rPr>
-        <w:t>jenkins</w:t>
-      </w:r>
-      <w:r>
-        <w:rPr>
-          <w:rFonts w:hint="eastAsia"/>
-        </w:rPr>
-        <w:t>家目录</w:t>
-      </w:r>
-    </w:p>
-    <w:p>
-      <w:r>
-        <w:rPr>
-          <w:rFonts w:hint="eastAsia"/>
-        </w:rPr>
-        <w:t xml:space="preserve">   </w:t>
-      </w:r>
-      <w:r>
-        <w:rPr>
-          <w:rFonts w:hint="eastAsia"/>
-        </w:rPr>
-        <w:t>解压</w:t>
-      </w:r>
-    </w:p>
-    <w:p/>
-    <w:p>
-      <w:pPr>
-        <w:pStyle w:val="3"/>
-      </w:pPr>
-      <w:r>
-        <w:rPr>
-          <w:rFonts w:hint="eastAsia"/>
-        </w:rPr>
-        <w:t>pg</w:t>
-      </w:r>
-      <w:r>
-        <w:rPr>
-          <w:rFonts w:hint="eastAsia"/>
-        </w:rPr>
-        <w:t>编译环境</w:t>
-      </w:r>
-    </w:p>
-    <w:p>
-      <w:r>
-        <w:rPr>
-          <w:rFonts w:hint="eastAsia"/>
-        </w:rPr>
-        <w:t>安装</w:t>
-      </w:r>
-      <w:r>
-        <w:rPr>
-          <w:rFonts w:hint="eastAsia"/>
-        </w:rPr>
-        <w:t>xml</w:t>
-      </w:r>
-      <w:r>
-        <w:rPr>
-          <w:rFonts w:hint="eastAsia"/>
-        </w:rPr>
-        <w:t>库</w:t>
-      </w:r>
-    </w:p>
-    <w:p>
-      <w:r>
-        <w:rPr>
-          <w:rFonts w:hint="eastAsia"/>
-        </w:rPr>
-        <w:t xml:space="preserve">  </w:t>
-      </w:r>
-      <w:r>
-        <w:rPr>
-          <w:rFonts w:hint="eastAsia"/>
-        </w:rPr>
-        <w:t>yum install libxml2</w:t>
-      </w:r>
-    </w:p>
-    <w:p>
-      <w:r>
-        <w:rPr>
-          <w:rFonts w:hint="eastAsia"/>
-        </w:rPr>
-        <w:t xml:space="preserve">  </w:t>
-      </w:r>
-      <w:r>
-        <w:rPr>
-          <w:rFonts w:hint="eastAsia"/>
-        </w:rPr>
-        <w:t>yum install libxml2-devel</w:t>
-      </w:r>
-    </w:p>
-    <w:p>
-      <w:pPr>
-        <w:pStyle w:val="3"/>
-      </w:pPr>
-      <w:r>
-        <w:rPr>
-          <w:rFonts w:hint="eastAsia"/>
-        </w:rPr>
-        <w:t>安装</w:t>
+        <w:t>1.</w:t>
+      </w:r>
+      <w:r>
+        <w:rPr>
+          <w:rFonts w:hint="eastAsia"/>
+        </w:rPr>
+        <w:t>从</w:t>
+      </w:r>
+      <w:r>
+        <w:rPr>
+          <w:rFonts w:hint="eastAsia"/>
+        </w:rPr>
+        <w:t>svn trunk/tools/compile/</w:t>
       </w:r>
       <w:r>
         <w:t>autoconf-2.13</w:t>
       </w:r>
-    </w:p>
-    <w:p>
-      <w:r>
-        <w:rPr>
-          <w:rFonts w:hint="eastAsia"/>
-        </w:rPr>
-        <w:t>编译第三方库所需软件，</w:t>
-      </w:r>
-      <w:r>
-        <w:rPr>
-          <w:rFonts w:hint="eastAsia"/>
-        </w:rPr>
-        <w:t>安装方式如下：</w:t>
-      </w:r>
-    </w:p>
-    <w:p>
-      <w:r>
-        <w:rPr>
-          <w:rFonts w:hint="eastAsia"/>
-        </w:rPr>
-        <w:t>1.</w:t>
-      </w:r>
-      <w:r>
-        <w:rPr>
-          <w:rFonts w:hint="eastAsia"/>
-        </w:rPr>
-        <w:t>从</w:t>
-      </w:r>
-      <w:r>
-        <w:rPr>
-          <w:rFonts w:hint="eastAsia"/>
-        </w:rPr>
-        <w:t>svn trunk/tools/compile/</w:t>
+      <w:r>
+        <w:rPr>
+          <w:rFonts w:hint="eastAsia"/>
+        </w:rPr>
+        <w:t>拷贝到编译机</w:t>
+      </w:r>
+    </w:p>
+    <w:p>
+      <w:r>
+        <w:rPr>
+          <w:rFonts w:hint="eastAsia"/>
+        </w:rPr>
+        <w:t xml:space="preserve">2.cd </w:t>
       </w:r>
       <w:r>
         <w:t>autoconf-2.13</w:t>
@@ -3910,23 +3976,6 @@
         <w:rPr>
           <w:rFonts w:hint="eastAsia"/>
         </w:rPr>
-        <w:t>拷贝到编译机</w:t>
-      </w:r>
-    </w:p>
-    <w:p>
-      <w:r>
-        <w:rPr>
-          <w:rFonts w:hint="eastAsia"/>
-        </w:rPr>
-        <w:t xml:space="preserve">2.cd </w:t>
-      </w:r>
-      <w:r>
-        <w:t>autoconf-2.13</w:t>
-      </w:r>
-      <w:r>
-        <w:rPr>
-          <w:rFonts w:hint="eastAsia"/>
-        </w:rPr>
         <w:t>，执行</w:t>
       </w:r>
       <w:r>
@@ -3941,7 +3990,6 @@
         <w:rPr>
           <w:rFonts w:hint="eastAsia"/>
         </w:rPr>
-        <w:lastRenderedPageBreak/>
         <w:t>3.make</w:t>
       </w:r>
     </w:p>
@@ -7264,7 +7312,7 @@
 </file>
 
 <file path=customXml/itemProps1.xml><?xml version="1.0" encoding="utf-8"?>
-<ds:datastoreItem xmlns:ds="http://schemas.openxmlformats.org/officeDocument/2006/customXml" ds:itemID="{5B826908-689C-4FA3-9639-D424C96A670B}">
+<ds:datastoreItem xmlns:ds="http://schemas.openxmlformats.org/officeDocument/2006/customXml" ds:itemID="{20D4D23A-370E-4DD3-8DE8-3D4368AEE731}">
   <ds:schemaRefs>
     <ds:schemaRef ds:uri="http://schemas.openxmlformats.org/officeDocument/2006/bibliography"/>
   </ds:schemaRefs>

--- a/doc/add_new_machine.docx
+++ b/doc/add_new_machine.docx
@@ -1416,49 +1416,1568 @@
         <w:rPr>
           <w:rFonts w:hint="eastAsia"/>
         </w:rPr>
-        <w:t>禁止</w:t>
-      </w:r>
-      <w:r>
-        <w:t>staf</w:t>
-      </w:r>
-      <w:r>
-        <w:t>运行日志</w:t>
-      </w:r>
-    </w:p>
-    <w:p>
-      <w:r>
-        <w:t>vi /usr/local/staf/startSTAFProc.sh</w:t>
-      </w:r>
-    </w:p>
-    <w:p>
-      <w:r>
-        <w:t>. /usr/local/staf/STAFEnv.sh</w:t>
-      </w:r>
-    </w:p>
-    <w:p>
-      <w:pPr>
-        <w:rPr>
-          <w:rFonts w:hint="eastAsia"/>
-        </w:rPr>
-      </w:pPr>
-      <w:r>
-        <w:t>nohup /usr/local/staf/bin/STAFProc &gt;/dev/null 2&gt;&amp;1 &amp;</w:t>
+        <w:t>启动</w:t>
+      </w:r>
+      <w:r>
+        <w:rPr>
+          <w:rFonts w:hint="eastAsia"/>
+        </w:rPr>
+        <w:t xml:space="preserve">staf: cd /usr/local/staf/;./startSTAFProc.sh </w:t>
+      </w:r>
+    </w:p>
+    <w:p/>
+    <w:p>
+      <w:r>
+        <w:rPr>
+          <w:rFonts w:hint="eastAsia"/>
+        </w:rPr>
+        <w:t>加入开机自启动</w:t>
+      </w:r>
+    </w:p>
+    <w:p>
+      <w:r>
+        <w:rPr>
+          <w:rFonts w:hint="eastAsia"/>
+        </w:rPr>
+        <w:t xml:space="preserve">/etc/rc.d/boot.local </w:t>
+      </w:r>
+      <w:r>
+        <w:rPr>
+          <w:rFonts w:hint="eastAsia"/>
+        </w:rPr>
+        <w:t>写入</w:t>
+      </w:r>
+      <w:r>
+        <w:rPr>
+          <w:rFonts w:hint="eastAsia"/>
+        </w:rPr>
+        <w:t>/usr/local/staf/startSTAFProc.sh</w:t>
+      </w:r>
+    </w:p>
+    <w:p>
+      <w:r>
+        <w:rPr>
+          <w:rFonts w:hint="eastAsia"/>
+        </w:rPr>
+        <w:t>centos</w:t>
+      </w:r>
+      <w:r>
+        <w:rPr>
+          <w:rFonts w:hint="eastAsia"/>
+        </w:rPr>
+        <w:t>开机启动脚本是</w:t>
+      </w:r>
+      <w:r>
+        <w:rPr>
+          <w:rFonts w:hint="eastAsia"/>
+        </w:rPr>
+        <w:t>/etc/rc.d/rc.local</w:t>
+      </w:r>
+    </w:p>
+    <w:p>
+      <w:pPr>
+        <w:pStyle w:val="3"/>
+      </w:pPr>
+      <w:r>
+        <w:rPr>
+          <w:rFonts w:hint="eastAsia"/>
+        </w:rPr>
+        <w:t>配置</w:t>
+      </w:r>
+      <w:r>
+        <w:rPr>
+          <w:rFonts w:hint="eastAsia"/>
+        </w:rPr>
+        <w:t>ulimit</w:t>
+      </w:r>
+    </w:p>
+    <w:p>
+      <w:r>
+        <w:rPr>
+          <w:rFonts w:hint="eastAsia"/>
+        </w:rPr>
+        <w:t>用于【测试机】</w:t>
+      </w:r>
+      <w:r>
+        <w:rPr>
+          <w:rFonts w:hint="eastAsia"/>
+        </w:rPr>
+        <w:tab/>
+      </w:r>
+      <w:r>
+        <w:rPr>
+          <w:rFonts w:hint="eastAsia"/>
+        </w:rPr>
+        <w:t>。</w:t>
+      </w:r>
+    </w:p>
+    <w:p/>
+    <w:p>
+      <w:r>
+        <w:rPr>
+          <w:rFonts w:hint="eastAsia"/>
+        </w:rPr>
+        <w:t>在配置文件</w:t>
+      </w:r>
+      <w:r>
+        <w:rPr>
+          <w:rFonts w:hint="eastAsia"/>
+        </w:rPr>
+        <w:t xml:space="preserve"> /etc/security/limits.conf </w:t>
+      </w:r>
+      <w:r>
+        <w:rPr>
+          <w:rFonts w:hint="eastAsia"/>
+        </w:rPr>
+        <w:t>中设置：</w:t>
+      </w:r>
+    </w:p>
+    <w:p>
+      <w:r>
+        <w:t>#&lt;domain&gt;      &lt;type&gt;    &lt;item&gt;        &lt;value&gt;</w:t>
+      </w:r>
+    </w:p>
+    <w:p>
+      <w:r>
+        <w:t>*              soft        core           unlimited</w:t>
+      </w:r>
+    </w:p>
+    <w:p>
+      <w:r>
+        <w:t>*              soft        data           unlimited</w:t>
+      </w:r>
+    </w:p>
+    <w:p>
+      <w:r>
+        <w:t>*              soft       fsize           unlimited</w:t>
+      </w:r>
+    </w:p>
+    <w:p>
+      <w:r>
+        <w:t>*              soft         rss           unlimited</w:t>
+      </w:r>
+    </w:p>
+    <w:p>
+      <w:r>
+        <w:t>*              soft          as           unlimited</w:t>
+      </w:r>
+    </w:p>
+    <w:p>
+      <w:r>
+        <w:t xml:space="preserve">   </w:t>
+      </w:r>
+    </w:p>
+    <w:p>
+      <w:r>
+        <w:rPr>
+          <w:rFonts w:hint="eastAsia"/>
+        </w:rPr>
+        <w:lastRenderedPageBreak/>
+        <w:t>在配置文件</w:t>
+      </w:r>
+      <w:r>
+        <w:rPr>
+          <w:rFonts w:hint="eastAsia"/>
+        </w:rPr>
+        <w:t xml:space="preserve"> /etc/security/limits.d/90-nproc.conf </w:t>
+      </w:r>
+      <w:r>
+        <w:rPr>
+          <w:rFonts w:hint="eastAsia"/>
+        </w:rPr>
+        <w:t>中设置：</w:t>
+      </w:r>
+    </w:p>
+    <w:p>
+      <w:r>
+        <w:t>#&lt;domain&gt;      &lt;type&gt;    &lt;item&gt;     &lt;value&gt;</w:t>
+      </w:r>
+    </w:p>
+    <w:p>
+      <w:r>
+        <w:t>*              soft       nproc      unlimited</w:t>
+      </w:r>
+    </w:p>
+    <w:p/>
+    <w:p>
+      <w:pPr>
+        <w:pStyle w:val="3"/>
+      </w:pPr>
+      <w:r>
+        <w:rPr>
+          <w:rFonts w:hint="eastAsia"/>
+        </w:rPr>
+        <w:t>检查</w:t>
+      </w:r>
+      <w:r>
+        <w:rPr>
+          <w:rFonts w:hint="eastAsia"/>
+        </w:rPr>
+        <w:t>scons</w:t>
+      </w:r>
+      <w:r>
+        <w:rPr>
+          <w:rFonts w:hint="eastAsia"/>
+        </w:rPr>
+        <w:t>、</w:t>
+      </w:r>
+      <w:r>
+        <w:rPr>
+          <w:rFonts w:hint="eastAsia"/>
+        </w:rPr>
+        <w:t>make</w:t>
+      </w:r>
+    </w:p>
+    <w:p>
+      <w:r>
+        <w:rPr>
+          <w:rFonts w:hint="eastAsia"/>
+        </w:rPr>
+        <w:t>用于【</w:t>
+      </w:r>
+      <w:r>
+        <w:rPr>
+          <w:rFonts w:hint="eastAsia"/>
+        </w:rPr>
+        <w:t>slave</w:t>
+      </w:r>
+      <w:r>
+        <w:rPr>
+          <w:rFonts w:hint="eastAsia"/>
+        </w:rPr>
+        <w:t>机器】</w:t>
+      </w:r>
+      <w:r>
+        <w:rPr>
+          <w:rFonts w:hint="eastAsia"/>
+        </w:rPr>
+        <w:tab/>
+      </w:r>
+      <w:r>
+        <w:rPr>
+          <w:rFonts w:hint="eastAsia"/>
+        </w:rPr>
+        <w:t>。</w:t>
+      </w:r>
+    </w:p>
+    <w:p>
+      <w:r>
+        <w:rPr>
+          <w:rFonts w:hint="eastAsia"/>
+        </w:rPr>
+        <w:t xml:space="preserve">   </w:t>
+      </w:r>
+    </w:p>
+    <w:p>
+      <w:r>
+        <w:rPr>
+          <w:rFonts w:hint="eastAsia"/>
+        </w:rPr>
+        <w:t>检查</w:t>
+      </w:r>
+      <w:r>
+        <w:rPr>
+          <w:rFonts w:hint="eastAsia"/>
+        </w:rPr>
+        <w:t>slave</w:t>
+      </w:r>
+      <w:r>
+        <w:rPr>
+          <w:rFonts w:hint="eastAsia"/>
+        </w:rPr>
+        <w:t>节点机器上是否有</w:t>
+      </w:r>
+      <w:r>
+        <w:rPr>
+          <w:rFonts w:hint="eastAsia"/>
+        </w:rPr>
+        <w:t>scons</w:t>
+      </w:r>
+      <w:r>
+        <w:rPr>
+          <w:rFonts w:hint="eastAsia"/>
+        </w:rPr>
+        <w:t>和</w:t>
+      </w:r>
+      <w:r>
+        <w:rPr>
+          <w:rFonts w:hint="eastAsia"/>
+        </w:rPr>
+        <w:t>make</w:t>
+      </w:r>
+      <w:r>
+        <w:rPr>
+          <w:rFonts w:hint="eastAsia"/>
+        </w:rPr>
+        <w:t>工具，没有的话要安装</w:t>
+      </w:r>
+    </w:p>
+    <w:p>
+      <w:r>
+        <w:rPr>
+          <w:rFonts w:hint="eastAsia"/>
+        </w:rPr>
+        <w:t>这两个工具用于编译测试代码</w:t>
+      </w:r>
+    </w:p>
+    <w:p/>
+    <w:p>
+      <w:pPr>
+        <w:pStyle w:val="3"/>
+      </w:pPr>
+      <w:r>
+        <w:rPr>
+          <w:rFonts w:hint="eastAsia"/>
+        </w:rPr>
+        <w:t>安装</w:t>
+      </w:r>
+      <w:r>
+        <w:rPr>
+          <w:rFonts w:hint="eastAsia"/>
+        </w:rPr>
+        <w:t xml:space="preserve">gcov </w:t>
+      </w:r>
+      <w:r>
+        <w:rPr>
+          <w:rFonts w:hint="eastAsia"/>
+        </w:rPr>
+        <w:t>lcov</w:t>
+      </w:r>
+    </w:p>
+    <w:p>
+      <w:r>
+        <w:rPr>
+          <w:rFonts w:hint="eastAsia"/>
+        </w:rPr>
+        <w:t>用于【测试机】。</w:t>
+      </w:r>
+    </w:p>
+    <w:p/>
+    <w:p>
+      <w:r>
+        <w:rPr>
+          <w:rFonts w:hint="eastAsia"/>
+        </w:rPr>
+        <w:t>查看是否安装</w:t>
+      </w:r>
+      <w:r>
+        <w:rPr>
+          <w:rFonts w:hint="eastAsia"/>
+        </w:rPr>
+        <w:t>gcov</w:t>
+      </w:r>
+      <w:r>
+        <w:rPr>
+          <w:rFonts w:hint="eastAsia"/>
+        </w:rPr>
+        <w:t>，</w:t>
+      </w:r>
+      <w:r>
+        <w:rPr>
+          <w:rFonts w:hint="eastAsia"/>
+        </w:rPr>
+        <w:t>gcov</w:t>
+      </w:r>
+      <w:r>
+        <w:rPr>
+          <w:rFonts w:hint="eastAsia"/>
+        </w:rPr>
+        <w:t>是</w:t>
+      </w:r>
+      <w:r>
+        <w:rPr>
+          <w:rFonts w:hint="eastAsia"/>
+        </w:rPr>
+        <w:t>gcc</w:t>
+      </w:r>
+      <w:r>
+        <w:rPr>
+          <w:rFonts w:hint="eastAsia"/>
+        </w:rPr>
+        <w:t>自带的覆盖率工具。</w:t>
+      </w:r>
+    </w:p>
+    <w:p/>
+    <w:p>
+      <w:r>
+        <w:rPr>
+          <w:rFonts w:hint="eastAsia"/>
+        </w:rPr>
+        <w:t>lcov</w:t>
+      </w:r>
+      <w:r>
+        <w:rPr>
+          <w:rFonts w:hint="eastAsia"/>
+        </w:rPr>
+        <w:t>工具用于生成</w:t>
+      </w:r>
+      <w:r>
+        <w:rPr>
+          <w:rFonts w:hint="eastAsia"/>
+        </w:rPr>
+        <w:t>html</w:t>
+      </w:r>
+      <w:r>
+        <w:rPr>
+          <w:rFonts w:hint="eastAsia"/>
+        </w:rPr>
+        <w:t>格式的代码覆盖率。</w:t>
+      </w:r>
+      <w:r>
+        <w:rPr>
+          <w:rFonts w:hint="eastAsia"/>
+        </w:rPr>
+        <w:t>安装步骤如下：</w:t>
+      </w:r>
+    </w:p>
+    <w:p>
+      <w:r>
+        <w:rPr>
+          <w:rFonts w:hint="eastAsia"/>
+        </w:rPr>
+        <w:t>解压安装包</w:t>
+      </w:r>
+      <w:r>
+        <w:t>lcov-1.13.tar.gz</w:t>
+      </w:r>
+    </w:p>
+    <w:p>
+      <w:r>
+        <w:rPr>
+          <w:rFonts w:hint="eastAsia"/>
+        </w:rPr>
+        <w:t xml:space="preserve">cd </w:t>
+      </w:r>
+      <w:r>
+        <w:t>lcov-1.13</w:t>
+      </w:r>
+    </w:p>
+    <w:p>
+      <w:r>
+        <w:rPr>
+          <w:rFonts w:hint="eastAsia"/>
+        </w:rPr>
+        <w:t>make install</w:t>
+      </w:r>
+    </w:p>
+    <w:p>
+      <w:r>
+        <w:t>ln -s /usr/local/bin/genhtml /usr/bin/genhtml</w:t>
+      </w:r>
+    </w:p>
+    <w:p>
+      <w:r>
+        <w:t>ln -s /usr/local/bin/gendesc /usr/bin/gendesc</w:t>
+      </w:r>
+    </w:p>
+    <w:p>
+      <w:r>
+        <w:t>ln -s /usr/local/bin/geninfo /usr/bin/geninfo</w:t>
+      </w:r>
+    </w:p>
+    <w:p>
+      <w:r>
+        <w:t>ln -s /usr/local/bin/genpng /usr/bin/genpng</w:t>
+      </w:r>
+    </w:p>
+    <w:p>
+      <w:r>
+        <w:t>ln -s /usr/local/bin/lcov /usr/bin/lcov</w:t>
+      </w:r>
+    </w:p>
+    <w:p>
+      <w:pPr>
+        <w:pStyle w:val="3"/>
+      </w:pPr>
+      <w:r>
+        <w:rPr>
+          <w:rFonts w:hint="eastAsia"/>
+        </w:rPr>
+        <w:t>设置</w:t>
+      </w:r>
+      <w:r>
+        <w:rPr>
+          <w:rFonts w:hint="eastAsia"/>
+        </w:rPr>
+        <w:t>core</w:t>
+      </w:r>
+      <w:r>
+        <w:rPr>
+          <w:rFonts w:hint="eastAsia"/>
+        </w:rPr>
+        <w:t>文件带</w:t>
+      </w:r>
+      <w:r>
+        <w:rPr>
+          <w:rFonts w:hint="eastAsia"/>
+        </w:rPr>
+        <w:t>PID</w:t>
+      </w:r>
+    </w:p>
+    <w:p>
+      <w:r>
+        <w:rPr>
+          <w:rFonts w:hint="eastAsia"/>
+        </w:rPr>
+        <w:t xml:space="preserve"> </w:t>
+      </w:r>
+      <w:r>
+        <w:rPr>
+          <w:rFonts w:hint="eastAsia"/>
+        </w:rPr>
+        <w:t>echo "1" &gt; /proc/sys/kernel/core_uses_pid</w:t>
+      </w:r>
+    </w:p>
+    <w:p>
+      <w:pPr>
+        <w:pStyle w:val="3"/>
+      </w:pPr>
+      <w:r>
+        <w:rPr>
+          <w:rFonts w:hint="eastAsia"/>
+        </w:rPr>
+        <w:t>搭建</w:t>
+      </w:r>
+      <w:r>
+        <w:rPr>
+          <w:rFonts w:hint="eastAsia"/>
+        </w:rPr>
+        <w:t>Python</w:t>
+      </w:r>
+      <w:r>
+        <w:rPr>
+          <w:rFonts w:hint="eastAsia"/>
+        </w:rPr>
+        <w:t>环境</w:t>
+      </w:r>
+    </w:p>
+    <w:p>
+      <w:r>
+        <w:rPr>
+          <w:rFonts w:hint="eastAsia"/>
+        </w:rPr>
+        <w:t>1.</w:t>
+      </w:r>
+      <w:r>
+        <w:rPr>
+          <w:rFonts w:hint="eastAsia"/>
+        </w:rPr>
+        <w:t xml:space="preserve"> </w:t>
+      </w:r>
+      <w:r>
+        <w:rPr>
+          <w:rFonts w:hint="eastAsia"/>
+        </w:rPr>
+        <w:t>eg:</w:t>
+      </w:r>
+      <w:r>
+        <w:rPr>
+          <w:rFonts w:hint="eastAsia"/>
+        </w:rPr>
+        <w:t>源码安装</w:t>
+      </w:r>
+    </w:p>
+    <w:p>
+      <w:r>
+        <w:rPr>
+          <w:rFonts w:hint="eastAsia"/>
+        </w:rPr>
+        <w:t xml:space="preserve">  </w:t>
+      </w:r>
+      <w:r>
+        <w:t>tar zxvf Python-2.7.7.tgz</w:t>
+      </w:r>
+    </w:p>
+    <w:p>
+      <w:r>
+        <w:rPr>
+          <w:rFonts w:hint="eastAsia"/>
+        </w:rPr>
+        <w:t xml:space="preserve">  </w:t>
+      </w:r>
+      <w:r>
+        <w:t>cd Python-2.7.7</w:t>
+      </w:r>
+    </w:p>
+    <w:p>
+      <w:r>
+        <w:rPr>
+          <w:rFonts w:hint="eastAsia"/>
+        </w:rPr>
+        <w:t xml:space="preserve">  </w:t>
+      </w:r>
+      <w:r>
+        <w:t>./configure --enable-shared --prefix=/usr/local/python2.7.7/</w:t>
+      </w:r>
+    </w:p>
+    <w:p>
+      <w:r>
+        <w:rPr>
+          <w:rFonts w:hint="eastAsia"/>
+        </w:rPr>
+        <w:t xml:space="preserve">  </w:t>
+      </w:r>
+      <w:r>
+        <w:t>make</w:t>
+      </w:r>
+    </w:p>
+    <w:p>
+      <w:r>
+        <w:rPr>
+          <w:rFonts w:hint="eastAsia"/>
+        </w:rPr>
+        <w:t xml:space="preserve">  </w:t>
+      </w:r>
+      <w:r>
+        <w:t>make install</w:t>
+      </w:r>
+    </w:p>
+    <w:p>
+      <w:r>
+        <w:rPr>
+          <w:rFonts w:hint="eastAsia"/>
+        </w:rPr>
+        <w:t xml:space="preserve">  </w:t>
+      </w:r>
+      <w:r>
+        <w:t xml:space="preserve">echo /usr/local/python2.7.7/lib &gt; /etc/ld.so.conf.d/python2.7.conf </w:t>
+      </w:r>
+    </w:p>
+    <w:p>
+      <w:r>
+        <w:rPr>
+          <w:rFonts w:hint="eastAsia"/>
+        </w:rPr>
+        <w:lastRenderedPageBreak/>
+        <w:t xml:space="preserve">  </w:t>
+      </w:r>
+      <w:r>
+        <w:t>ldconfig</w:t>
+      </w:r>
+    </w:p>
+    <w:p>
+      <w:r>
+        <w:rPr>
+          <w:rFonts w:hint="eastAsia"/>
+        </w:rPr>
+        <w:t xml:space="preserve">  </w:t>
+      </w:r>
+      <w:r>
+        <w:rPr>
+          <w:rFonts w:hint="eastAsia"/>
+        </w:rPr>
+        <w:t>建立软连接</w:t>
+      </w:r>
+      <w:r>
+        <w:rPr>
+          <w:rFonts w:hint="eastAsia"/>
+        </w:rPr>
+        <w:t>，例如：</w:t>
+      </w:r>
+      <w:r>
+        <w:rPr>
+          <w:rFonts w:hint="eastAsia"/>
+        </w:rPr>
+        <w:t xml:space="preserve">ln -s </w:t>
+      </w:r>
+      <w:r>
+        <w:t>/usr/local/python2.7.7/</w:t>
+      </w:r>
+      <w:r>
+        <w:rPr>
+          <w:rFonts w:hint="eastAsia"/>
+        </w:rPr>
+        <w:t>bin/python2.7 /usr/bin/python2</w:t>
+      </w:r>
+    </w:p>
+    <w:p>
+      <w:r>
+        <w:rPr>
+          <w:rFonts w:hint="eastAsia"/>
+        </w:rPr>
+        <w:t xml:space="preserve">  note:</w:t>
+      </w:r>
+      <w:r>
+        <w:rPr>
+          <w:rFonts w:hint="eastAsia"/>
+        </w:rPr>
+        <w:t>需安装</w:t>
+      </w:r>
+      <w:r>
+        <w:rPr>
+          <w:rFonts w:hint="eastAsia"/>
+        </w:rPr>
+        <w:t>python2</w:t>
+      </w:r>
+      <w:r>
+        <w:rPr>
+          <w:rFonts w:hint="eastAsia"/>
+        </w:rPr>
+        <w:t>和</w:t>
+      </w:r>
+      <w:r>
+        <w:rPr>
+          <w:rFonts w:hint="eastAsia"/>
+        </w:rPr>
+        <w:t>python3</w:t>
+      </w:r>
+    </w:p>
+    <w:p>
+      <w:r>
+        <w:rPr>
+          <w:rFonts w:hint="eastAsia"/>
+        </w:rPr>
+        <w:t>2.</w:t>
+      </w:r>
+      <w:r>
+        <w:rPr>
+          <w:rFonts w:hint="eastAsia"/>
+        </w:rPr>
+        <w:t>搭建</w:t>
+      </w:r>
+      <w:r>
+        <w:rPr>
+          <w:rFonts w:hint="eastAsia"/>
+        </w:rPr>
+        <w:t>CI</w:t>
+      </w:r>
+      <w:r>
+        <w:rPr>
+          <w:rFonts w:hint="eastAsia"/>
+        </w:rPr>
+        <w:t>使用</w:t>
+      </w:r>
+      <w:r>
+        <w:rPr>
+          <w:rFonts w:hint="eastAsia"/>
+        </w:rPr>
+        <w:t>unitest</w:t>
+      </w:r>
+      <w:r>
+        <w:rPr>
+          <w:rFonts w:hint="eastAsia"/>
+        </w:rPr>
+        <w:t>框架执行</w:t>
+      </w:r>
+      <w:r>
+        <w:rPr>
+          <w:rFonts w:hint="eastAsia"/>
+        </w:rPr>
+        <w:t>python</w:t>
+      </w:r>
+      <w:r>
+        <w:rPr>
+          <w:rFonts w:hint="eastAsia"/>
+        </w:rPr>
+        <w:t>用例依赖环境</w:t>
+      </w:r>
+      <w:r>
+        <w:rPr>
+          <w:rFonts w:hint="eastAsia"/>
+        </w:rPr>
+        <w:t>：</w:t>
+      </w:r>
+    </w:p>
+    <w:p>
+      <w:r>
+        <w:rPr>
+          <w:rFonts w:hint="eastAsia"/>
+        </w:rPr>
+        <w:t xml:space="preserve">  a.</w:t>
+      </w:r>
+      <w:r>
+        <w:rPr>
+          <w:rFonts w:hint="eastAsia"/>
+        </w:rPr>
+        <w:t>安装</w:t>
+      </w:r>
+      <w:r>
+        <w:rPr>
+          <w:rFonts w:hint="eastAsia"/>
+        </w:rPr>
+        <w:t>setuptools</w:t>
+      </w:r>
+      <w:r>
+        <w:rPr>
+          <w:rFonts w:hint="eastAsia"/>
+        </w:rPr>
+        <w:t>模块：</w:t>
+      </w:r>
+    </w:p>
+    <w:p>
+      <w:r>
+        <w:rPr>
+          <w:rFonts w:hint="eastAsia"/>
+        </w:rPr>
+        <w:t xml:space="preserve">    </w:t>
+      </w:r>
+      <w:r>
+        <w:rPr>
+          <w:rFonts w:hint="eastAsia"/>
+        </w:rPr>
+        <w:t>svn</w:t>
+      </w:r>
+      <w:r>
+        <w:rPr>
+          <w:rFonts w:hint="eastAsia"/>
+        </w:rPr>
+        <w:t>的</w:t>
+      </w:r>
+      <w:r>
+        <w:rPr>
+          <w:rFonts w:hint="eastAsia"/>
+        </w:rPr>
+        <w:t>trunk</w:t>
+      </w:r>
+      <w:r>
+        <w:rPr>
+          <w:rFonts w:hint="eastAsia"/>
+        </w:rPr>
+        <w:t>/</w:t>
+      </w:r>
+      <w:r>
+        <w:t>thirdparty</w:t>
+      </w:r>
+      <w:r>
+        <w:rPr>
+          <w:rFonts w:hint="eastAsia"/>
+        </w:rPr>
+        <w:t>/</w:t>
+      </w:r>
+      <w:r>
+        <w:t>CI-tools</w:t>
+      </w:r>
+      <w:r>
+        <w:rPr>
+          <w:rFonts w:hint="eastAsia"/>
+        </w:rPr>
+        <w:t>下获取</w:t>
+      </w:r>
+      <w:r>
+        <w:t>setuptools-2.0.tar.gz</w:t>
+      </w:r>
+      <w:r>
+        <w:rPr>
+          <w:rFonts w:hint="eastAsia"/>
+        </w:rPr>
+        <w:t>，拷贝到</w:t>
+      </w:r>
+      <w:r>
+        <w:rPr>
+          <w:rFonts w:hint="eastAsia"/>
+        </w:rPr>
+        <w:t>/usr/local/</w:t>
+      </w:r>
+      <w:r>
+        <w:rPr>
+          <w:rFonts w:hint="eastAsia"/>
+        </w:rPr>
+        <w:t>下解压</w:t>
+      </w:r>
+    </w:p>
+    <w:p>
+      <w:r>
+        <w:rPr>
+          <w:rFonts w:hint="eastAsia"/>
+        </w:rPr>
+        <w:t xml:space="preserve">    cd /usr/local;tar zxvf </w:t>
+      </w:r>
+      <w:r>
+        <w:t>setuptools-2.0.tar.gz</w:t>
+      </w:r>
+      <w:r>
+        <w:rPr>
+          <w:rFonts w:hint="eastAsia"/>
+        </w:rPr>
+        <w:t>;</w:t>
+      </w:r>
+    </w:p>
+    <w:p>
+      <w:r>
+        <w:rPr>
+          <w:rFonts w:hint="eastAsia"/>
+        </w:rPr>
+        <w:t xml:space="preserve">    cd /usr/local/</w:t>
+      </w:r>
+      <w:r>
+        <w:t xml:space="preserve"> </w:t>
+      </w:r>
+      <w:r>
+        <w:t>setuptools-2.0;python2 setup.py build;</w:t>
+      </w:r>
+      <w:r>
+        <w:t xml:space="preserve"> </w:t>
+      </w:r>
+      <w:r>
+        <w:t>python</w:t>
+      </w:r>
+      <w:r>
+        <w:rPr>
+          <w:rFonts w:hint="eastAsia"/>
+        </w:rPr>
+        <w:t>3</w:t>
+      </w:r>
+      <w:r>
+        <w:t xml:space="preserve"> setup.py build;</w:t>
+      </w:r>
+    </w:p>
+    <w:p>
+      <w:r>
+        <w:rPr>
+          <w:rFonts w:hint="eastAsia"/>
+        </w:rPr>
+        <w:t xml:space="preserve">    </w:t>
+      </w:r>
+      <w:r>
+        <w:t>python2 setup</w:t>
+      </w:r>
+    </w:p>
+    <w:p>
+      <w:r>
+        <w:t xml:space="preserve">.py </w:t>
+      </w:r>
+      <w:r>
+        <w:rPr>
+          <w:rFonts w:hint="eastAsia"/>
+        </w:rPr>
+        <w:t>install</w:t>
+      </w:r>
+      <w:r>
+        <w:t>;</w:t>
+      </w:r>
+      <w:r>
+        <w:t xml:space="preserve"> </w:t>
+      </w:r>
+      <w:r>
+        <w:t>python</w:t>
+      </w:r>
+      <w:r>
+        <w:rPr>
+          <w:rFonts w:hint="eastAsia"/>
+        </w:rPr>
+        <w:t>3</w:t>
+      </w:r>
+      <w:r>
+        <w:t xml:space="preserve"> setup.py </w:t>
+      </w:r>
+      <w:r>
+        <w:rPr>
+          <w:rFonts w:hint="eastAsia"/>
+        </w:rPr>
+        <w:t>install</w:t>
+      </w:r>
+      <w:r>
+        <w:t>;</w:t>
+      </w:r>
+    </w:p>
+    <w:p>
+      <w:r>
+        <w:rPr>
+          <w:rFonts w:hint="eastAsia"/>
+        </w:rPr>
+        <w:t xml:space="preserve">  b.</w:t>
+      </w:r>
+      <w:r>
+        <w:rPr>
+          <w:rFonts w:hint="eastAsia"/>
+        </w:rPr>
+        <w:t>安装</w:t>
+      </w:r>
+      <w:r>
+        <w:t>xmlrunner</w:t>
+      </w:r>
+    </w:p>
+    <w:p>
+      <w:r>
+        <w:rPr>
+          <w:rFonts w:hint="eastAsia"/>
+        </w:rPr>
+        <w:t xml:space="preserve">    </w:t>
+      </w:r>
+      <w:r>
+        <w:rPr>
+          <w:rFonts w:hint="eastAsia"/>
+        </w:rPr>
+        <w:t>svn</w:t>
+      </w:r>
+      <w:r>
+        <w:rPr>
+          <w:rFonts w:hint="eastAsia"/>
+        </w:rPr>
+        <w:t>的</w:t>
+      </w:r>
+      <w:r>
+        <w:rPr>
+          <w:rFonts w:hint="eastAsia"/>
+        </w:rPr>
+        <w:t>trunk/</w:t>
+      </w:r>
+      <w:r>
+        <w:t>thirdparty</w:t>
+      </w:r>
+      <w:r>
+        <w:rPr>
+          <w:rFonts w:hint="eastAsia"/>
+        </w:rPr>
+        <w:t>/</w:t>
+      </w:r>
+      <w:r>
+        <w:t>CI-tools</w:t>
+      </w:r>
+      <w:r>
+        <w:rPr>
+          <w:rFonts w:hint="eastAsia"/>
+        </w:rPr>
+        <w:t>下获取</w:t>
+      </w:r>
+      <w:r>
+        <w:t>pkg-python-xmlrunner-master_py2</w:t>
+      </w:r>
+      <w:r>
+        <w:rPr>
+          <w:rFonts w:hint="eastAsia"/>
+        </w:rPr>
+        <w:t>和</w:t>
+      </w:r>
+      <w:r>
+        <w:t>pkg-python-xmlrunner-master</w:t>
+      </w:r>
+      <w:r>
+        <w:t>_py</w:t>
+      </w:r>
+      <w:r>
+        <w:rPr>
+          <w:rFonts w:hint="eastAsia"/>
+        </w:rPr>
+        <w:t>3</w:t>
+      </w:r>
+      <w:r>
+        <w:rPr>
+          <w:rFonts w:hint="eastAsia"/>
+        </w:rPr>
+        <w:t>，</w:t>
+      </w:r>
+      <w:r>
+        <w:rPr>
+          <w:rFonts w:hint="eastAsia"/>
+        </w:rPr>
+        <w:t>拷贝到</w:t>
+      </w:r>
+      <w:r>
+        <w:rPr>
+          <w:rFonts w:hint="eastAsia"/>
+        </w:rPr>
+        <w:t>/usr/local/</w:t>
+      </w:r>
+      <w:r>
+        <w:rPr>
+          <w:rFonts w:hint="eastAsia"/>
+        </w:rPr>
+        <w:t>下</w:t>
+      </w:r>
+    </w:p>
+    <w:p>
+      <w:r>
+        <w:rPr>
+          <w:rFonts w:hint="eastAsia"/>
+        </w:rPr>
+        <w:t xml:space="preserve">    cd /usr/local/</w:t>
+      </w:r>
+      <w:r>
+        <w:t>pkg-python-xmlrunner-master_py2</w:t>
+      </w:r>
+      <w:r>
+        <w:rPr>
+          <w:rFonts w:hint="eastAsia"/>
+        </w:rPr>
+        <w:t>;python2 setup.py install</w:t>
+      </w:r>
+    </w:p>
+    <w:p>
+      <w:r>
+        <w:rPr>
+          <w:rFonts w:hint="eastAsia"/>
+        </w:rPr>
+        <w:t xml:space="preserve">    cd /usr/local/</w:t>
+      </w:r>
+      <w:r>
+        <w:t>pkg-python-xmlrunner-master_py</w:t>
+      </w:r>
+      <w:r>
+        <w:rPr>
+          <w:rFonts w:hint="eastAsia"/>
+        </w:rPr>
+        <w:t>3</w:t>
+      </w:r>
+      <w:r>
+        <w:rPr>
+          <w:rFonts w:hint="eastAsia"/>
+        </w:rPr>
+        <w:t>;python</w:t>
+      </w:r>
+      <w:r>
+        <w:rPr>
+          <w:rFonts w:hint="eastAsia"/>
+        </w:rPr>
+        <w:t>3</w:t>
+      </w:r>
+      <w:r>
+        <w:rPr>
+          <w:rFonts w:hint="eastAsia"/>
+        </w:rPr>
+        <w:t xml:space="preserve"> setup.py install</w:t>
+      </w:r>
+    </w:p>
+    <w:p/>
+    <w:p/>
+    <w:p>
+      <w:pPr>
+        <w:pStyle w:val="3"/>
+      </w:pPr>
+      <w:r>
+        <w:rPr>
+          <w:rFonts w:hint="eastAsia"/>
+        </w:rPr>
+        <w:t>ubuntu slave</w:t>
+      </w:r>
+      <w:r>
+        <w:rPr>
+          <w:rFonts w:hint="eastAsia"/>
+        </w:rPr>
+        <w:t>机器需配置节点环境变量</w:t>
+      </w:r>
+    </w:p>
+    <w:p>
+      <w:r>
+        <w:rPr>
+          <w:rFonts w:hint="eastAsia"/>
+        </w:rPr>
+        <w:t>jenkins  master</w:t>
+      </w:r>
+      <w:r>
+        <w:rPr>
+          <w:rFonts w:hint="eastAsia"/>
+        </w:rPr>
+        <w:t>添加操作系统为</w:t>
+      </w:r>
+      <w:r>
+        <w:rPr>
+          <w:rFonts w:hint="eastAsia"/>
+        </w:rPr>
+        <w:t>ubuntu</w:t>
+      </w:r>
+      <w:r>
+        <w:rPr>
+          <w:rFonts w:hint="eastAsia"/>
+        </w:rPr>
+        <w:t>的机器作为</w:t>
+      </w:r>
+      <w:r>
+        <w:rPr>
+          <w:rFonts w:hint="eastAsia"/>
+        </w:rPr>
+        <w:t>slave</w:t>
+      </w:r>
+      <w:r>
+        <w:rPr>
+          <w:rFonts w:hint="eastAsia"/>
+        </w:rPr>
+        <w:t>节点时需在节点配置参数里面添加以下变量：</w:t>
+      </w:r>
+    </w:p>
+    <w:p>
+      <w:r>
+        <w:t>CLASSPATH</w:t>
+      </w:r>
+    </w:p>
+    <w:p>
+      <w:r>
+        <w:t>/usr/local/staf/lib/STAFAnt.jar:/usr/local/staf/samples/demo/STAFDemo.jar:/usr/local/staf/lib/JSTAF.jar:.:/lib/dt.jar:/lib/tools.jar</w:t>
+      </w:r>
+    </w:p>
+    <w:p/>
+    <w:p>
+      <w:r>
+        <w:t>LD_LIBRARY_PATH</w:t>
+      </w:r>
+    </w:p>
+    <w:p>
+      <w:r>
+        <w:t>/usr/local/staf/lib</w:t>
+      </w:r>
+    </w:p>
+    <w:p/>
+    <w:p>
+      <w:r>
+        <w:t>PATH</w:t>
+      </w:r>
+    </w:p>
+    <w:p>
+      <w:r>
+        <w:t>/usr/local/staf/bin:/opt/apache-ant-1.9.6/bin:/usr/local/sbin:/usr/local/bin:/usr/sbin:/usr/bin:/sbin:/bin:/usr/games:/bin</w:t>
+      </w:r>
+    </w:p>
+    <w:p>
+      <w:pPr>
+        <w:pStyle w:val="3"/>
+      </w:pPr>
+      <w:r>
+        <w:rPr>
+          <w:rFonts w:hint="eastAsia"/>
+        </w:rPr>
+        <w:t>安装</w:t>
+      </w:r>
+      <w:r>
+        <w:rPr>
+          <w:rFonts w:hint="eastAsia"/>
+        </w:rPr>
+        <w:t>es</w:t>
+      </w:r>
+    </w:p>
+    <w:p>
+      <w:r>
+        <w:rPr>
+          <w:rFonts w:hint="eastAsia"/>
+        </w:rPr>
+        <w:t>es</w:t>
+      </w:r>
+      <w:r>
+        <w:rPr>
+          <w:rFonts w:hint="eastAsia"/>
+        </w:rPr>
+        <w:t>是全文索引相关用例需要使用的</w:t>
+      </w:r>
+    </w:p>
+    <w:p>
+      <w:r>
+        <w:rPr>
+          <w:rFonts w:hint="eastAsia"/>
+        </w:rPr>
+        <w:t>官网下载</w:t>
+      </w:r>
+      <w:r>
+        <w:t>elasticsearch-6.2.2.tar.gz</w:t>
+      </w:r>
+    </w:p>
+    <w:p>
+      <w:r>
+        <w:t>Elasticsearch</w:t>
+      </w:r>
+      <w:r>
+        <w:t>的运行需要</w:t>
+      </w:r>
+      <w:r>
+        <w:t>Java</w:t>
+      </w:r>
+      <w:r>
+        <w:t>环境，当前版本要求至少为</w:t>
+      </w:r>
+      <w:r>
+        <w:t>Java 7</w:t>
+      </w:r>
+      <w:r>
+        <w:t>，且配置好</w:t>
+      </w:r>
+      <w:r>
+        <w:t>JAVA_HOME</w:t>
+      </w:r>
+      <w:r>
+        <w:t>等。</w:t>
+      </w:r>
+    </w:p>
+    <w:p>
+      <w:r>
+        <w:rPr>
+          <w:rFonts w:hint="eastAsia"/>
+        </w:rPr>
+        <w:t xml:space="preserve">cd </w:t>
+      </w:r>
+      <w:r>
+        <w:t>elasticsearch-6.2.2</w:t>
+      </w:r>
+    </w:p>
+    <w:p>
+      <w:r>
+        <w:t>vi config/elasticsearch.yml</w:t>
+      </w:r>
+      <w:r>
+        <w:rPr>
+          <w:rFonts w:hint="eastAsia"/>
+        </w:rPr>
+        <w:t>修改</w:t>
+      </w:r>
+      <w:r>
+        <w:rPr>
+          <w:rFonts w:hint="eastAsia"/>
+        </w:rPr>
+        <w:t>如下内容：</w:t>
+      </w:r>
+    </w:p>
+    <w:p>
+      <w:r>
+        <w:rPr>
+          <w:rFonts w:hint="eastAsia"/>
+        </w:rPr>
+        <w:t xml:space="preserve">                     </w:t>
+      </w:r>
+      <w:r>
+        <w:t>network.host</w:t>
+      </w:r>
+      <w:r>
+        <w:rPr>
+          <w:rFonts w:hint="eastAsia"/>
+        </w:rPr>
+        <w:t>为本机</w:t>
+      </w:r>
+      <w:r>
+        <w:rPr>
+          <w:rFonts w:hint="eastAsia"/>
+        </w:rPr>
+        <w:t>ip</w:t>
+      </w:r>
+    </w:p>
+    <w:p>
+      <w:r>
+        <w:rPr>
+          <w:rFonts w:hint="eastAsia"/>
+        </w:rPr>
+        <w:t xml:space="preserve">                     </w:t>
+      </w:r>
+      <w:r>
+        <w:t>bootstrap.memory_lock: false</w:t>
+      </w:r>
+    </w:p>
+    <w:p>
+      <w:r>
+        <w:rPr>
+          <w:rFonts w:hint="eastAsia"/>
+        </w:rPr>
+        <w:lastRenderedPageBreak/>
+        <w:t xml:space="preserve">                     </w:t>
+      </w:r>
+      <w:r>
+        <w:t>bootstrap.system_call_filter: false</w:t>
+      </w:r>
+    </w:p>
+    <w:p>
+      <w:pPr>
+        <w:pStyle w:val="af4"/>
+      </w:pPr>
+      <w:r>
+        <w:t>以 root 权限修改 /etc/security/limits.conf</w:t>
+      </w:r>
+    </w:p>
+    <w:p>
+      <w:pPr>
+        <w:pStyle w:val="af4"/>
+      </w:pPr>
+      <w:r>
+        <w:t>添加如下内容：</w:t>
+      </w:r>
+    </w:p>
+    <w:p>
+      <w:pPr>
+        <w:pStyle w:val="af4"/>
+      </w:pPr>
+      <w:r>
+        <w:t>* soft nofile 65536</w:t>
+      </w:r>
+    </w:p>
+    <w:p>
+      <w:pPr>
+        <w:pStyle w:val="af4"/>
+      </w:pPr>
+      <w:r>
+        <w:t>* hard nofile 131072</w:t>
+      </w:r>
+    </w:p>
+    <w:p>
+      <w:pPr>
+        <w:pStyle w:val="af4"/>
+      </w:pPr>
+      <w:r>
+        <w:t>以 root 权限修改 sysctl.conf，添加以下配置：</w:t>
+      </w:r>
+    </w:p>
+    <w:p>
+      <w:pPr>
+        <w:pStyle w:val="af4"/>
+      </w:pPr>
+      <w:r>
+        <w:t>vm.max_map_count = 655360</w:t>
+      </w:r>
+    </w:p>
+    <w:p>
+      <w:pPr>
+        <w:pStyle w:val="af4"/>
+      </w:pPr>
+      <w:r>
+        <w:t>并执行以下命令使其立即生效：</w:t>
+      </w:r>
+    </w:p>
+    <w:p>
+      <w:pPr>
+        <w:pStyle w:val="af4"/>
+      </w:pPr>
+      <w:r>
+        <w:t>sysctl -p</w:t>
+      </w:r>
+    </w:p>
+    <w:p>
+      <w:pPr>
+        <w:pStyle w:val="af4"/>
+      </w:pPr>
+      <w:r>
+        <w:rPr>
+          <w:rFonts w:hint="eastAsia"/>
+        </w:rPr>
+        <w:t>修改</w:t>
+      </w:r>
+      <w:r>
+        <w:t>elasticsearch-6.2.2</w:t>
+      </w:r>
+      <w:r>
+        <w:rPr>
+          <w:rFonts w:hint="eastAsia"/>
+        </w:rPr>
+        <w:t>为非root用户例如sdbadmin</w:t>
+      </w:r>
+    </w:p>
+    <w:p>
+      <w:pPr>
+        <w:pStyle w:val="af4"/>
+      </w:pPr>
+      <w:r>
+        <w:rPr>
+          <w:rFonts w:hint="eastAsia"/>
+        </w:rPr>
+        <w:t>开启debug日志:修改config/log4j2.properties</w:t>
+      </w:r>
+      <w:r>
+        <w:rPr>
+          <w:rFonts w:hint="eastAsia"/>
+        </w:rPr>
+        <w:t>中的</w:t>
+      </w:r>
+      <w:r>
+        <w:t>rootLogger.level = debug</w:t>
+      </w:r>
+      <w:r>
+        <w:rPr>
+          <w:rFonts w:hint="eastAsia"/>
+        </w:rPr>
+        <w:t>和</w:t>
+      </w:r>
+      <w:r>
+        <w:t>logger.deprecation.level = debug</w:t>
+      </w:r>
+    </w:p>
+    <w:p>
+      <w:pPr>
+        <w:pStyle w:val="af4"/>
+      </w:pPr>
+      <w:r>
+        <w:rPr>
+          <w:rFonts w:hint="eastAsia"/>
+        </w:rPr>
+        <w:t>配置</w:t>
+      </w:r>
+      <w:r>
+        <w:t>elasticsearch</w:t>
+      </w:r>
+      <w:r>
+        <w:rPr>
+          <w:rFonts w:hint="eastAsia"/>
+        </w:rPr>
+        <w:t>启动</w:t>
+      </w:r>
+      <w:r>
+        <w:t>的jvm</w:t>
+      </w:r>
+      <w:r>
+        <w:rPr>
+          <w:rFonts w:hint="eastAsia"/>
+        </w:rPr>
+        <w:t>内存</w:t>
+      </w:r>
+      <w:r>
+        <w:t>为</w:t>
+      </w:r>
+      <w:r>
+        <w:rPr>
+          <w:rFonts w:hint="eastAsia"/>
+        </w:rPr>
+        <w:t>4G：修改config</w:t>
+      </w:r>
+      <w:r>
+        <w:t>/jvm/options</w:t>
+      </w:r>
+      <w:r>
+        <w:rPr>
+          <w:rFonts w:hint="eastAsia"/>
+        </w:rPr>
+        <w:t>中</w:t>
+      </w:r>
+      <w:r>
+        <w:t>的</w:t>
+      </w:r>
+    </w:p>
+    <w:p>
+      <w:pPr>
+        <w:pStyle w:val="af4"/>
+      </w:pPr>
+      <w:r>
+        <w:rPr>
+          <w:rFonts w:hint="eastAsia"/>
+        </w:rPr>
+        <w:t>-</w:t>
+      </w:r>
+      <w:r>
+        <w:t>Xms4g</w:t>
+      </w:r>
+    </w:p>
+    <w:p>
+      <w:pPr>
+        <w:pStyle w:val="af4"/>
+      </w:pPr>
+      <w:r>
+        <w:t>-Xmx4g</w:t>
+      </w:r>
+    </w:p>
+    <w:p>
+      <w:pPr>
+        <w:pStyle w:val="af4"/>
+        <w:rPr>
+          <w:rFonts w:hint="eastAsia"/>
+        </w:rPr>
+      </w:pPr>
+      <w:r>
+        <w:rPr>
+          <w:rFonts w:hint="eastAsia"/>
+        </w:rPr>
+        <w:t>配置</w:t>
+      </w:r>
+      <w:r>
+        <w:t>config/elasticsearch.yml</w:t>
+      </w:r>
+      <w:r>
+        <w:rPr>
+          <w:rFonts w:hint="eastAsia"/>
+        </w:rPr>
+        <w:t>中</w:t>
+      </w:r>
+      <w:r>
+        <w:t>的</w:t>
+      </w:r>
+      <w:r>
+        <w:t>bootstrap.memory_lock: true</w:t>
       </w:r>
       <w:bookmarkStart w:id="0" w:name="_GoBack"/>
       <w:bookmarkEnd w:id="0"/>
     </w:p>
     <w:p>
       <w:pPr>
-        <w:rPr>
-          <w:rFonts w:hint="eastAsia"/>
-        </w:rPr>
-      </w:pPr>
-    </w:p>
-    <w:p>
-      <w:pPr>
-        <w:rPr>
-          <w:rFonts w:hint="eastAsia"/>
-        </w:rPr>
+        <w:pStyle w:val="af4"/>
       </w:pPr>
       <w:r>
         <w:rPr>
@@ -1467,66 +2986,120 @@
         <w:t>启动</w:t>
       </w:r>
       <w:r>
-        <w:rPr>
-          <w:rFonts w:hint="eastAsia"/>
-        </w:rPr>
-        <w:t xml:space="preserve">staf: cd /usr/local/staf/;./startSTAFProc.sh </w:t>
-      </w:r>
-    </w:p>
-    <w:p>
-      <w:pPr>
-        <w:rPr>
-          <w:rFonts w:hint="eastAsia"/>
-        </w:rPr>
-      </w:pPr>
-    </w:p>
-    <w:p>
-      <w:r>
-        <w:rPr>
-          <w:rFonts w:hint="eastAsia"/>
-        </w:rPr>
-        <w:t>加入开机自启动</w:t>
-      </w:r>
-    </w:p>
-    <w:p>
-      <w:r>
-        <w:rPr>
-          <w:rFonts w:hint="eastAsia"/>
-        </w:rPr>
-        <w:t xml:space="preserve">/etc/rc.d/boot.local </w:t>
-      </w:r>
-      <w:r>
-        <w:rPr>
-          <w:rFonts w:hint="eastAsia"/>
-        </w:rPr>
-        <w:t>写入</w:t>
-      </w:r>
-      <w:r>
-        <w:rPr>
-          <w:rFonts w:hint="eastAsia"/>
-        </w:rPr>
-        <w:t>/usr/local/staf/startSTAFProc.sh</w:t>
-      </w:r>
-    </w:p>
-    <w:p>
-      <w:r>
-        <w:rPr>
-          <w:rFonts w:hint="eastAsia"/>
-        </w:rPr>
-        <w:t>centos</w:t>
-      </w:r>
-      <w:r>
-        <w:rPr>
-          <w:rFonts w:hint="eastAsia"/>
-        </w:rPr>
-        <w:t>开机启动脚本是</w:t>
-      </w:r>
-      <w:r>
-        <w:rPr>
-          <w:rFonts w:hint="eastAsia"/>
-        </w:rPr>
-        <w:t>/etc/rc.d/rc.local</w:t>
-      </w:r>
+        <w:t>./bin/elasticsearch -d</w:t>
+      </w:r>
+    </w:p>
+    <w:p>
+      <w:pPr>
+        <w:pStyle w:val="af4"/>
+      </w:pPr>
+      <w:r>
+        <w:rPr>
+          <w:rFonts w:hint="eastAsia"/>
+        </w:rPr>
+        <w:t>安装</w:t>
+      </w:r>
+      <w:r>
+        <w:t>kibana</w:t>
+      </w:r>
+      <w:r>
+        <w:rPr>
+          <w:rFonts w:hint="eastAsia"/>
+        </w:rPr>
+        <w:t>(</w:t>
+      </w:r>
+      <w:r>
+        <w:rPr>
+          <w:rFonts w:hint="eastAsia"/>
+        </w:rPr>
+        <w:t>便于测试通过界面查看es里面的全文索引数据</w:t>
+      </w:r>
+      <w:r>
+        <w:rPr>
+          <w:rFonts w:hint="eastAsia"/>
+        </w:rPr>
+        <w:t>):</w:t>
+      </w:r>
+    </w:p>
+    <w:p>
+      <w:pPr>
+        <w:pStyle w:val="af4"/>
+      </w:pPr>
+      <w:r>
+        <w:rPr>
+          <w:rFonts w:hint="eastAsia"/>
+        </w:rPr>
+        <w:t xml:space="preserve">    解压</w:t>
+      </w:r>
+      <w:r>
+        <w:t>kibana-6.2.2-linux-x86_64.tar.gz</w:t>
+      </w:r>
+    </w:p>
+    <w:p>
+      <w:pPr>
+        <w:pStyle w:val="af4"/>
+      </w:pPr>
+      <w:r>
+        <w:rPr>
+          <w:rFonts w:hint="eastAsia"/>
+        </w:rPr>
+        <w:t xml:space="preserve">    修改配置项</w:t>
+      </w:r>
+      <w:r>
+        <w:t>kibana-6.2.2-linux-x86_64/config/kibana.yml</w:t>
+      </w:r>
+      <w:r>
+        <w:rPr>
+          <w:rFonts w:hint="eastAsia"/>
+        </w:rPr>
+        <w:t>中</w:t>
+      </w:r>
+      <w:r>
+        <w:t>server.host</w:t>
+      </w:r>
+      <w:r>
+        <w:rPr>
+          <w:rFonts w:hint="eastAsia"/>
+        </w:rPr>
+        <w:t>为es所在机器ip,</w:t>
+      </w:r>
+      <w:r>
+        <w:t xml:space="preserve"> elasticsearch.url</w:t>
+      </w:r>
+      <w:r>
+        <w:rPr>
+          <w:rFonts w:hint="eastAsia"/>
+        </w:rPr>
+        <w:t>修改为实际的esurl</w:t>
+      </w:r>
+    </w:p>
+    <w:p>
+      <w:pPr>
+        <w:pStyle w:val="af4"/>
+      </w:pPr>
+      <w:r>
+        <w:rPr>
+          <w:rFonts w:hint="eastAsia"/>
+        </w:rPr>
+        <w:t xml:space="preserve">    启动:</w:t>
+      </w:r>
+      <w:r>
+        <w:t xml:space="preserve"> </w:t>
+      </w:r>
+      <w:r>
+        <w:rPr>
+          <w:rFonts w:hint="eastAsia"/>
+        </w:rPr>
+        <w:t xml:space="preserve">nohup </w:t>
+      </w:r>
+      <w:r>
+        <w:t>./kibana-6.2.2-linux-x86_64/bin/kibana &amp;</w:t>
+      </w:r>
+    </w:p>
+    <w:p>
+      <w:pPr>
+        <w:pStyle w:val="af4"/>
+      </w:pPr>
     </w:p>
     <w:p>
       <w:pPr>
@@ -1536,1628 +3109,7 @@
         <w:rPr>
           <w:rFonts w:hint="eastAsia"/>
         </w:rPr>
-        <w:t>配置</w:t>
-      </w:r>
-      <w:r>
-        <w:rPr>
-          <w:rFonts w:hint="eastAsia"/>
-        </w:rPr>
-        <w:t>ulimit</w:t>
-      </w:r>
-    </w:p>
-    <w:p>
-      <w:r>
-        <w:rPr>
-          <w:rFonts w:hint="eastAsia"/>
-        </w:rPr>
-        <w:t>用于【测试机】</w:t>
-      </w:r>
-      <w:r>
-        <w:rPr>
-          <w:rFonts w:hint="eastAsia"/>
-        </w:rPr>
-        <w:tab/>
-      </w:r>
-      <w:r>
-        <w:rPr>
-          <w:rFonts w:hint="eastAsia"/>
-        </w:rPr>
-        <w:t>。</w:t>
-      </w:r>
-    </w:p>
-    <w:p/>
-    <w:p>
-      <w:r>
-        <w:rPr>
-          <w:rFonts w:hint="eastAsia"/>
-        </w:rPr>
-        <w:t>在配置文件</w:t>
-      </w:r>
-      <w:r>
-        <w:rPr>
-          <w:rFonts w:hint="eastAsia"/>
-        </w:rPr>
-        <w:t xml:space="preserve"> /etc/security/limits.conf </w:t>
-      </w:r>
-      <w:r>
-        <w:rPr>
-          <w:rFonts w:hint="eastAsia"/>
-        </w:rPr>
-        <w:t>中设置：</w:t>
-      </w:r>
-    </w:p>
-    <w:p>
-      <w:r>
-        <w:t>#&lt;domain&gt;      &lt;type&gt;    &lt;item&gt;        &lt;value&gt;</w:t>
-      </w:r>
-    </w:p>
-    <w:p>
-      <w:r>
-        <w:t>*              soft        core           unlimited</w:t>
-      </w:r>
-    </w:p>
-    <w:p>
-      <w:r>
         <w:lastRenderedPageBreak/>
-        <w:t>*              soft        data           unlimited</w:t>
-      </w:r>
-    </w:p>
-    <w:p>
-      <w:r>
-        <w:t>*              soft       fsize           unlimited</w:t>
-      </w:r>
-    </w:p>
-    <w:p>
-      <w:r>
-        <w:t>*              soft         rss           unlimited</w:t>
-      </w:r>
-    </w:p>
-    <w:p>
-      <w:r>
-        <w:t>*              soft          as           unlimited</w:t>
-      </w:r>
-    </w:p>
-    <w:p>
-      <w:r>
-        <w:t xml:space="preserve">   </w:t>
-      </w:r>
-    </w:p>
-    <w:p>
-      <w:r>
-        <w:rPr>
-          <w:rFonts w:hint="eastAsia"/>
-        </w:rPr>
-        <w:t>在配置文件</w:t>
-      </w:r>
-      <w:r>
-        <w:rPr>
-          <w:rFonts w:hint="eastAsia"/>
-        </w:rPr>
-        <w:t xml:space="preserve"> /etc/security/limits.d/90-nproc.conf </w:t>
-      </w:r>
-      <w:r>
-        <w:rPr>
-          <w:rFonts w:hint="eastAsia"/>
-        </w:rPr>
-        <w:t>中设置：</w:t>
-      </w:r>
-    </w:p>
-    <w:p>
-      <w:r>
-        <w:t>#&lt;domain&gt;      &lt;type&gt;    &lt;item&gt;     &lt;value&gt;</w:t>
-      </w:r>
-    </w:p>
-    <w:p>
-      <w:r>
-        <w:t>*              soft       nproc      unlimited</w:t>
-      </w:r>
-    </w:p>
-    <w:p/>
-    <w:p>
-      <w:pPr>
-        <w:pStyle w:val="3"/>
-      </w:pPr>
-      <w:r>
-        <w:rPr>
-          <w:rFonts w:hint="eastAsia"/>
-        </w:rPr>
-        <w:t>检查</w:t>
-      </w:r>
-      <w:r>
-        <w:rPr>
-          <w:rFonts w:hint="eastAsia"/>
-        </w:rPr>
-        <w:t>scons</w:t>
-      </w:r>
-      <w:r>
-        <w:rPr>
-          <w:rFonts w:hint="eastAsia"/>
-        </w:rPr>
-        <w:t>、</w:t>
-      </w:r>
-      <w:r>
-        <w:rPr>
-          <w:rFonts w:hint="eastAsia"/>
-        </w:rPr>
-        <w:t>make</w:t>
-      </w:r>
-    </w:p>
-    <w:p>
-      <w:r>
-        <w:rPr>
-          <w:rFonts w:hint="eastAsia"/>
-        </w:rPr>
-        <w:t>用于【</w:t>
-      </w:r>
-      <w:r>
-        <w:rPr>
-          <w:rFonts w:hint="eastAsia"/>
-        </w:rPr>
-        <w:t>slave</w:t>
-      </w:r>
-      <w:r>
-        <w:rPr>
-          <w:rFonts w:hint="eastAsia"/>
-        </w:rPr>
-        <w:t>机器】</w:t>
-      </w:r>
-      <w:r>
-        <w:rPr>
-          <w:rFonts w:hint="eastAsia"/>
-        </w:rPr>
-        <w:tab/>
-      </w:r>
-      <w:r>
-        <w:rPr>
-          <w:rFonts w:hint="eastAsia"/>
-        </w:rPr>
-        <w:t>。</w:t>
-      </w:r>
-    </w:p>
-    <w:p>
-      <w:r>
-        <w:rPr>
-          <w:rFonts w:hint="eastAsia"/>
-        </w:rPr>
-        <w:t xml:space="preserve">   </w:t>
-      </w:r>
-    </w:p>
-    <w:p>
-      <w:r>
-        <w:rPr>
-          <w:rFonts w:hint="eastAsia"/>
-        </w:rPr>
-        <w:t>检查</w:t>
-      </w:r>
-      <w:r>
-        <w:rPr>
-          <w:rFonts w:hint="eastAsia"/>
-        </w:rPr>
-        <w:t>slave</w:t>
-      </w:r>
-      <w:r>
-        <w:rPr>
-          <w:rFonts w:hint="eastAsia"/>
-        </w:rPr>
-        <w:t>节点机器上是否有</w:t>
-      </w:r>
-      <w:r>
-        <w:rPr>
-          <w:rFonts w:hint="eastAsia"/>
-        </w:rPr>
-        <w:t>scons</w:t>
-      </w:r>
-      <w:r>
-        <w:rPr>
-          <w:rFonts w:hint="eastAsia"/>
-        </w:rPr>
-        <w:t>和</w:t>
-      </w:r>
-      <w:r>
-        <w:rPr>
-          <w:rFonts w:hint="eastAsia"/>
-        </w:rPr>
-        <w:t>make</w:t>
-      </w:r>
-      <w:r>
-        <w:rPr>
-          <w:rFonts w:hint="eastAsia"/>
-        </w:rPr>
-        <w:t>工具，没有的话要安装</w:t>
-      </w:r>
-    </w:p>
-    <w:p>
-      <w:r>
-        <w:rPr>
-          <w:rFonts w:hint="eastAsia"/>
-        </w:rPr>
-        <w:t>这两个工具用于编译测试代码</w:t>
-      </w:r>
-    </w:p>
-    <w:p/>
-    <w:p>
-      <w:pPr>
-        <w:pStyle w:val="3"/>
-      </w:pPr>
-      <w:r>
-        <w:rPr>
-          <w:rFonts w:hint="eastAsia"/>
-        </w:rPr>
-        <w:t>安装</w:t>
-      </w:r>
-      <w:r>
-        <w:rPr>
-          <w:rFonts w:hint="eastAsia"/>
-        </w:rPr>
-        <w:t xml:space="preserve">gcov </w:t>
-      </w:r>
-      <w:r>
-        <w:rPr>
-          <w:rFonts w:hint="eastAsia"/>
-        </w:rPr>
-        <w:t>lcov</w:t>
-      </w:r>
-    </w:p>
-    <w:p>
-      <w:r>
-        <w:rPr>
-          <w:rFonts w:hint="eastAsia"/>
-        </w:rPr>
-        <w:t>用于【测试机】。</w:t>
-      </w:r>
-    </w:p>
-    <w:p/>
-    <w:p>
-      <w:r>
-        <w:rPr>
-          <w:rFonts w:hint="eastAsia"/>
-        </w:rPr>
-        <w:t>查看是否安装</w:t>
-      </w:r>
-      <w:r>
-        <w:rPr>
-          <w:rFonts w:hint="eastAsia"/>
-        </w:rPr>
-        <w:t>gcov</w:t>
-      </w:r>
-      <w:r>
-        <w:rPr>
-          <w:rFonts w:hint="eastAsia"/>
-        </w:rPr>
-        <w:t>，</w:t>
-      </w:r>
-      <w:r>
-        <w:rPr>
-          <w:rFonts w:hint="eastAsia"/>
-        </w:rPr>
-        <w:t>gcov</w:t>
-      </w:r>
-      <w:r>
-        <w:rPr>
-          <w:rFonts w:hint="eastAsia"/>
-        </w:rPr>
-        <w:t>是</w:t>
-      </w:r>
-      <w:r>
-        <w:rPr>
-          <w:rFonts w:hint="eastAsia"/>
-        </w:rPr>
-        <w:t>gcc</w:t>
-      </w:r>
-      <w:r>
-        <w:rPr>
-          <w:rFonts w:hint="eastAsia"/>
-        </w:rPr>
-        <w:t>自带的覆盖率工具。</w:t>
-      </w:r>
-    </w:p>
-    <w:p/>
-    <w:p>
-      <w:r>
-        <w:rPr>
-          <w:rFonts w:hint="eastAsia"/>
-        </w:rPr>
-        <w:t>lcov</w:t>
-      </w:r>
-      <w:r>
-        <w:rPr>
-          <w:rFonts w:hint="eastAsia"/>
-        </w:rPr>
-        <w:t>工具用于生成</w:t>
-      </w:r>
-      <w:r>
-        <w:rPr>
-          <w:rFonts w:hint="eastAsia"/>
-        </w:rPr>
-        <w:t>html</w:t>
-      </w:r>
-      <w:r>
-        <w:rPr>
-          <w:rFonts w:hint="eastAsia"/>
-        </w:rPr>
-        <w:t>格式的代码覆盖率。</w:t>
-      </w:r>
-      <w:r>
-        <w:rPr>
-          <w:rFonts w:hint="eastAsia"/>
-        </w:rPr>
-        <w:t>安装步骤如下：</w:t>
-      </w:r>
-    </w:p>
-    <w:p>
-      <w:r>
-        <w:rPr>
-          <w:rFonts w:hint="eastAsia"/>
-        </w:rPr>
-        <w:t>解压安装包</w:t>
-      </w:r>
-      <w:r>
-        <w:t>lcov-1.13.tar.gz</w:t>
-      </w:r>
-    </w:p>
-    <w:p>
-      <w:r>
-        <w:rPr>
-          <w:rFonts w:hint="eastAsia"/>
-        </w:rPr>
-        <w:t xml:space="preserve">cd </w:t>
-      </w:r>
-      <w:r>
-        <w:t>lcov-1.13</w:t>
-      </w:r>
-    </w:p>
-    <w:p>
-      <w:r>
-        <w:rPr>
-          <w:rFonts w:hint="eastAsia"/>
-        </w:rPr>
-        <w:t>make install</w:t>
-      </w:r>
-    </w:p>
-    <w:p>
-      <w:r>
-        <w:t>ln -s /usr/local/bin/genhtml /usr/bin/genhtml</w:t>
-      </w:r>
-    </w:p>
-    <w:p>
-      <w:r>
-        <w:t>ln -s /usr/local/bin/gendesc /usr/bin/gendesc</w:t>
-      </w:r>
-    </w:p>
-    <w:p>
-      <w:r>
-        <w:t>ln -s /usr/local/bin/geninfo /usr/bin/geninfo</w:t>
-      </w:r>
-    </w:p>
-    <w:p>
-      <w:r>
-        <w:t>ln -s /usr/local/bin/genpng /usr/bin/genpng</w:t>
-      </w:r>
-    </w:p>
-    <w:p>
-      <w:r>
-        <w:t>ln -s /usr/local/bin/lcov /usr/bin/lcov</w:t>
-      </w:r>
-    </w:p>
-    <w:p>
-      <w:pPr>
-        <w:pStyle w:val="3"/>
-      </w:pPr>
-      <w:r>
-        <w:rPr>
-          <w:rFonts w:hint="eastAsia"/>
-        </w:rPr>
-        <w:t>设置</w:t>
-      </w:r>
-      <w:r>
-        <w:rPr>
-          <w:rFonts w:hint="eastAsia"/>
-        </w:rPr>
-        <w:t>core</w:t>
-      </w:r>
-      <w:r>
-        <w:rPr>
-          <w:rFonts w:hint="eastAsia"/>
-        </w:rPr>
-        <w:t>文件带</w:t>
-      </w:r>
-      <w:r>
-        <w:rPr>
-          <w:rFonts w:hint="eastAsia"/>
-        </w:rPr>
-        <w:t>PID</w:t>
-      </w:r>
-    </w:p>
-    <w:p>
-      <w:r>
-        <w:rPr>
-          <w:rFonts w:hint="eastAsia"/>
-        </w:rPr>
-        <w:t xml:space="preserve"> </w:t>
-      </w:r>
-      <w:r>
-        <w:rPr>
-          <w:rFonts w:hint="eastAsia"/>
-        </w:rPr>
-        <w:t>echo "1" &gt; /proc/sys/kernel/core_uses_pid</w:t>
-      </w:r>
-    </w:p>
-    <w:p>
-      <w:pPr>
-        <w:pStyle w:val="3"/>
-      </w:pPr>
-      <w:r>
-        <w:rPr>
-          <w:rFonts w:hint="eastAsia"/>
-        </w:rPr>
-        <w:t>搭建</w:t>
-      </w:r>
-      <w:r>
-        <w:rPr>
-          <w:rFonts w:hint="eastAsia"/>
-        </w:rPr>
-        <w:t>Python</w:t>
-      </w:r>
-      <w:r>
-        <w:rPr>
-          <w:rFonts w:hint="eastAsia"/>
-        </w:rPr>
-        <w:t>环境</w:t>
-      </w:r>
-    </w:p>
-    <w:p>
-      <w:r>
-        <w:rPr>
-          <w:rFonts w:hint="eastAsia"/>
-        </w:rPr>
-        <w:t>1.</w:t>
-      </w:r>
-      <w:r>
-        <w:rPr>
-          <w:rFonts w:hint="eastAsia"/>
-        </w:rPr>
-        <w:t xml:space="preserve"> </w:t>
-      </w:r>
-      <w:r>
-        <w:rPr>
-          <w:rFonts w:hint="eastAsia"/>
-        </w:rPr>
-        <w:t>eg:</w:t>
-      </w:r>
-      <w:r>
-        <w:rPr>
-          <w:rFonts w:hint="eastAsia"/>
-        </w:rPr>
-        <w:t>源码安装</w:t>
-      </w:r>
-    </w:p>
-    <w:p>
-      <w:r>
-        <w:rPr>
-          <w:rFonts w:hint="eastAsia"/>
-        </w:rPr>
-        <w:t xml:space="preserve">  </w:t>
-      </w:r>
-      <w:r>
-        <w:t>tar zxvf Python-2.7.7.tgz</w:t>
-      </w:r>
-    </w:p>
-    <w:p>
-      <w:r>
-        <w:rPr>
-          <w:rFonts w:hint="eastAsia"/>
-        </w:rPr>
-        <w:lastRenderedPageBreak/>
-        <w:t xml:space="preserve">  </w:t>
-      </w:r>
-      <w:r>
-        <w:t>cd Python-2.7.7</w:t>
-      </w:r>
-    </w:p>
-    <w:p>
-      <w:r>
-        <w:rPr>
-          <w:rFonts w:hint="eastAsia"/>
-        </w:rPr>
-        <w:t xml:space="preserve">  </w:t>
-      </w:r>
-      <w:r>
-        <w:t>./configure --enable-shared --prefix=/usr/local/python2.7.7/</w:t>
-      </w:r>
-    </w:p>
-    <w:p>
-      <w:r>
-        <w:rPr>
-          <w:rFonts w:hint="eastAsia"/>
-        </w:rPr>
-        <w:t xml:space="preserve">  </w:t>
-      </w:r>
-      <w:r>
-        <w:t>make</w:t>
-      </w:r>
-    </w:p>
-    <w:p>
-      <w:r>
-        <w:rPr>
-          <w:rFonts w:hint="eastAsia"/>
-        </w:rPr>
-        <w:t xml:space="preserve">  </w:t>
-      </w:r>
-      <w:r>
-        <w:t>make install</w:t>
-      </w:r>
-    </w:p>
-    <w:p>
-      <w:r>
-        <w:rPr>
-          <w:rFonts w:hint="eastAsia"/>
-        </w:rPr>
-        <w:t xml:space="preserve">  </w:t>
-      </w:r>
-      <w:r>
-        <w:t xml:space="preserve">echo /usr/local/python2.7.7/lib &gt; /etc/ld.so.conf.d/python2.7.conf </w:t>
-      </w:r>
-    </w:p>
-    <w:p>
-      <w:r>
-        <w:rPr>
-          <w:rFonts w:hint="eastAsia"/>
-        </w:rPr>
-        <w:t xml:space="preserve">  </w:t>
-      </w:r>
-      <w:r>
-        <w:t>ldconfig</w:t>
-      </w:r>
-    </w:p>
-    <w:p>
-      <w:r>
-        <w:rPr>
-          <w:rFonts w:hint="eastAsia"/>
-        </w:rPr>
-        <w:t xml:space="preserve">  </w:t>
-      </w:r>
-      <w:r>
-        <w:rPr>
-          <w:rFonts w:hint="eastAsia"/>
-        </w:rPr>
-        <w:t>建立软连接</w:t>
-      </w:r>
-      <w:r>
-        <w:rPr>
-          <w:rFonts w:hint="eastAsia"/>
-        </w:rPr>
-        <w:t>，例如：</w:t>
-      </w:r>
-      <w:r>
-        <w:rPr>
-          <w:rFonts w:hint="eastAsia"/>
-        </w:rPr>
-        <w:t xml:space="preserve">ln -s </w:t>
-      </w:r>
-      <w:r>
-        <w:t>/usr/local/python2.7.7/</w:t>
-      </w:r>
-      <w:r>
-        <w:rPr>
-          <w:rFonts w:hint="eastAsia"/>
-        </w:rPr>
-        <w:t>bin/python2.7 /usr/bin/python2</w:t>
-      </w:r>
-    </w:p>
-    <w:p>
-      <w:r>
-        <w:rPr>
-          <w:rFonts w:hint="eastAsia"/>
-        </w:rPr>
-        <w:t xml:space="preserve">  note:</w:t>
-      </w:r>
-      <w:r>
-        <w:rPr>
-          <w:rFonts w:hint="eastAsia"/>
-        </w:rPr>
-        <w:t>需安装</w:t>
-      </w:r>
-      <w:r>
-        <w:rPr>
-          <w:rFonts w:hint="eastAsia"/>
-        </w:rPr>
-        <w:t>python2</w:t>
-      </w:r>
-      <w:r>
-        <w:rPr>
-          <w:rFonts w:hint="eastAsia"/>
-        </w:rPr>
-        <w:t>和</w:t>
-      </w:r>
-      <w:r>
-        <w:rPr>
-          <w:rFonts w:hint="eastAsia"/>
-        </w:rPr>
-        <w:t>python3</w:t>
-      </w:r>
-    </w:p>
-    <w:p>
-      <w:r>
-        <w:rPr>
-          <w:rFonts w:hint="eastAsia"/>
-        </w:rPr>
-        <w:t>2.</w:t>
-      </w:r>
-      <w:r>
-        <w:rPr>
-          <w:rFonts w:hint="eastAsia"/>
-        </w:rPr>
-        <w:t>搭建</w:t>
-      </w:r>
-      <w:r>
-        <w:rPr>
-          <w:rFonts w:hint="eastAsia"/>
-        </w:rPr>
-        <w:t>CI</w:t>
-      </w:r>
-      <w:r>
-        <w:rPr>
-          <w:rFonts w:hint="eastAsia"/>
-        </w:rPr>
-        <w:t>使用</w:t>
-      </w:r>
-      <w:r>
-        <w:rPr>
-          <w:rFonts w:hint="eastAsia"/>
-        </w:rPr>
-        <w:t>unitest</w:t>
-      </w:r>
-      <w:r>
-        <w:rPr>
-          <w:rFonts w:hint="eastAsia"/>
-        </w:rPr>
-        <w:t>框架执行</w:t>
-      </w:r>
-      <w:r>
-        <w:rPr>
-          <w:rFonts w:hint="eastAsia"/>
-        </w:rPr>
-        <w:t>python</w:t>
-      </w:r>
-      <w:r>
-        <w:rPr>
-          <w:rFonts w:hint="eastAsia"/>
-        </w:rPr>
-        <w:t>用例依赖环境</w:t>
-      </w:r>
-      <w:r>
-        <w:rPr>
-          <w:rFonts w:hint="eastAsia"/>
-        </w:rPr>
-        <w:t>：</w:t>
-      </w:r>
-    </w:p>
-    <w:p>
-      <w:r>
-        <w:rPr>
-          <w:rFonts w:hint="eastAsia"/>
-        </w:rPr>
-        <w:t xml:space="preserve">  a.</w:t>
-      </w:r>
-      <w:r>
-        <w:rPr>
-          <w:rFonts w:hint="eastAsia"/>
-        </w:rPr>
-        <w:t>安装</w:t>
-      </w:r>
-      <w:r>
-        <w:rPr>
-          <w:rFonts w:hint="eastAsia"/>
-        </w:rPr>
-        <w:t>setuptools</w:t>
-      </w:r>
-      <w:r>
-        <w:rPr>
-          <w:rFonts w:hint="eastAsia"/>
-        </w:rPr>
-        <w:t>模块：</w:t>
-      </w:r>
-    </w:p>
-    <w:p>
-      <w:r>
-        <w:rPr>
-          <w:rFonts w:hint="eastAsia"/>
-        </w:rPr>
-        <w:t xml:space="preserve">    </w:t>
-      </w:r>
-      <w:r>
-        <w:rPr>
-          <w:rFonts w:hint="eastAsia"/>
-        </w:rPr>
-        <w:t>svn</w:t>
-      </w:r>
-      <w:r>
-        <w:rPr>
-          <w:rFonts w:hint="eastAsia"/>
-        </w:rPr>
-        <w:t>的</w:t>
-      </w:r>
-      <w:r>
-        <w:rPr>
-          <w:rFonts w:hint="eastAsia"/>
-        </w:rPr>
-        <w:t>trunk</w:t>
-      </w:r>
-      <w:r>
-        <w:rPr>
-          <w:rFonts w:hint="eastAsia"/>
-        </w:rPr>
-        <w:t>/</w:t>
-      </w:r>
-      <w:r>
-        <w:t>thirdparty</w:t>
-      </w:r>
-      <w:r>
-        <w:rPr>
-          <w:rFonts w:hint="eastAsia"/>
-        </w:rPr>
-        <w:t>/</w:t>
-      </w:r>
-      <w:r>
-        <w:t>CI-tools</w:t>
-      </w:r>
-      <w:r>
-        <w:rPr>
-          <w:rFonts w:hint="eastAsia"/>
-        </w:rPr>
-        <w:t>下获取</w:t>
-      </w:r>
-      <w:r>
-        <w:t>setuptools-2.0.tar.gz</w:t>
-      </w:r>
-      <w:r>
-        <w:rPr>
-          <w:rFonts w:hint="eastAsia"/>
-        </w:rPr>
-        <w:t>，拷贝到</w:t>
-      </w:r>
-      <w:r>
-        <w:rPr>
-          <w:rFonts w:hint="eastAsia"/>
-        </w:rPr>
-        <w:t>/usr/local/</w:t>
-      </w:r>
-      <w:r>
-        <w:rPr>
-          <w:rFonts w:hint="eastAsia"/>
-        </w:rPr>
-        <w:t>下解压</w:t>
-      </w:r>
-    </w:p>
-    <w:p>
-      <w:r>
-        <w:rPr>
-          <w:rFonts w:hint="eastAsia"/>
-        </w:rPr>
-        <w:t xml:space="preserve">    cd /usr/local;tar zxvf </w:t>
-      </w:r>
-      <w:r>
-        <w:t>setuptools-2.0.tar.gz</w:t>
-      </w:r>
-      <w:r>
-        <w:rPr>
-          <w:rFonts w:hint="eastAsia"/>
-        </w:rPr>
-        <w:t>;</w:t>
-      </w:r>
-    </w:p>
-    <w:p>
-      <w:r>
-        <w:rPr>
-          <w:rFonts w:hint="eastAsia"/>
-        </w:rPr>
-        <w:t xml:space="preserve">    cd /usr/local/</w:t>
-      </w:r>
-      <w:r>
-        <w:t xml:space="preserve"> </w:t>
-      </w:r>
-      <w:r>
-        <w:t>setuptools-2.0;python2 setup.py build;</w:t>
-      </w:r>
-      <w:r>
-        <w:t xml:space="preserve"> </w:t>
-      </w:r>
-      <w:r>
-        <w:t>python</w:t>
-      </w:r>
-      <w:r>
-        <w:rPr>
-          <w:rFonts w:hint="eastAsia"/>
-        </w:rPr>
-        <w:t>3</w:t>
-      </w:r>
-      <w:r>
-        <w:t xml:space="preserve"> setup.py build;</w:t>
-      </w:r>
-    </w:p>
-    <w:p>
-      <w:r>
-        <w:rPr>
-          <w:rFonts w:hint="eastAsia"/>
-        </w:rPr>
-        <w:t xml:space="preserve">    </w:t>
-      </w:r>
-      <w:r>
-        <w:t>python2 setup</w:t>
-      </w:r>
-    </w:p>
-    <w:p>
-      <w:r>
-        <w:t xml:space="preserve">.py </w:t>
-      </w:r>
-      <w:r>
-        <w:rPr>
-          <w:rFonts w:hint="eastAsia"/>
-        </w:rPr>
-        <w:t>install</w:t>
-      </w:r>
-      <w:r>
-        <w:t>;</w:t>
-      </w:r>
-      <w:r>
-        <w:t xml:space="preserve"> </w:t>
-      </w:r>
-      <w:r>
-        <w:t>python</w:t>
-      </w:r>
-      <w:r>
-        <w:rPr>
-          <w:rFonts w:hint="eastAsia"/>
-        </w:rPr>
-        <w:t>3</w:t>
-      </w:r>
-      <w:r>
-        <w:t xml:space="preserve"> setup.py </w:t>
-      </w:r>
-      <w:r>
-        <w:rPr>
-          <w:rFonts w:hint="eastAsia"/>
-        </w:rPr>
-        <w:t>install</w:t>
-      </w:r>
-      <w:r>
-        <w:t>;</w:t>
-      </w:r>
-    </w:p>
-    <w:p>
-      <w:r>
-        <w:rPr>
-          <w:rFonts w:hint="eastAsia"/>
-        </w:rPr>
-        <w:t xml:space="preserve">  b.</w:t>
-      </w:r>
-      <w:r>
-        <w:rPr>
-          <w:rFonts w:hint="eastAsia"/>
-        </w:rPr>
-        <w:t>安装</w:t>
-      </w:r>
-      <w:r>
-        <w:t>xmlrunner</w:t>
-      </w:r>
-    </w:p>
-    <w:p>
-      <w:r>
-        <w:rPr>
-          <w:rFonts w:hint="eastAsia"/>
-        </w:rPr>
-        <w:t xml:space="preserve">    </w:t>
-      </w:r>
-      <w:r>
-        <w:rPr>
-          <w:rFonts w:hint="eastAsia"/>
-        </w:rPr>
-        <w:t>svn</w:t>
-      </w:r>
-      <w:r>
-        <w:rPr>
-          <w:rFonts w:hint="eastAsia"/>
-        </w:rPr>
-        <w:t>的</w:t>
-      </w:r>
-      <w:r>
-        <w:rPr>
-          <w:rFonts w:hint="eastAsia"/>
-        </w:rPr>
-        <w:t>trunk/</w:t>
-      </w:r>
-      <w:r>
-        <w:t>thirdparty</w:t>
-      </w:r>
-      <w:r>
-        <w:rPr>
-          <w:rFonts w:hint="eastAsia"/>
-        </w:rPr>
-        <w:t>/</w:t>
-      </w:r>
-      <w:r>
-        <w:t>CI-tools</w:t>
-      </w:r>
-      <w:r>
-        <w:rPr>
-          <w:rFonts w:hint="eastAsia"/>
-        </w:rPr>
-        <w:t>下获取</w:t>
-      </w:r>
-      <w:r>
-        <w:t>pkg-python-xmlrunner-master_py2</w:t>
-      </w:r>
-      <w:r>
-        <w:rPr>
-          <w:rFonts w:hint="eastAsia"/>
-        </w:rPr>
-        <w:t>和</w:t>
-      </w:r>
-      <w:r>
-        <w:t>pkg-python-xmlrunner-master</w:t>
-      </w:r>
-      <w:r>
-        <w:t>_py</w:t>
-      </w:r>
-      <w:r>
-        <w:rPr>
-          <w:rFonts w:hint="eastAsia"/>
-        </w:rPr>
-        <w:t>3</w:t>
-      </w:r>
-      <w:r>
-        <w:rPr>
-          <w:rFonts w:hint="eastAsia"/>
-        </w:rPr>
-        <w:t>，</w:t>
-      </w:r>
-      <w:r>
-        <w:rPr>
-          <w:rFonts w:hint="eastAsia"/>
-        </w:rPr>
-        <w:t>拷贝到</w:t>
-      </w:r>
-      <w:r>
-        <w:rPr>
-          <w:rFonts w:hint="eastAsia"/>
-        </w:rPr>
-        <w:t>/usr/local/</w:t>
-      </w:r>
-      <w:r>
-        <w:rPr>
-          <w:rFonts w:hint="eastAsia"/>
-        </w:rPr>
-        <w:t>下</w:t>
-      </w:r>
-    </w:p>
-    <w:p>
-      <w:r>
-        <w:rPr>
-          <w:rFonts w:hint="eastAsia"/>
-        </w:rPr>
-        <w:t xml:space="preserve">    cd /usr/local/</w:t>
-      </w:r>
-      <w:r>
-        <w:t>pkg-python-xmlrunner-master_py2</w:t>
-      </w:r>
-      <w:r>
-        <w:rPr>
-          <w:rFonts w:hint="eastAsia"/>
-        </w:rPr>
-        <w:t>;python2 setup.py install</w:t>
-      </w:r>
-    </w:p>
-    <w:p>
-      <w:r>
-        <w:rPr>
-          <w:rFonts w:hint="eastAsia"/>
-        </w:rPr>
-        <w:t xml:space="preserve">    cd /usr/local/</w:t>
-      </w:r>
-      <w:r>
-        <w:t>pkg-python-xmlrunner-master_py</w:t>
-      </w:r>
-      <w:r>
-        <w:rPr>
-          <w:rFonts w:hint="eastAsia"/>
-        </w:rPr>
-        <w:t>3</w:t>
-      </w:r>
-      <w:r>
-        <w:rPr>
-          <w:rFonts w:hint="eastAsia"/>
-        </w:rPr>
-        <w:t>;python</w:t>
-      </w:r>
-      <w:r>
-        <w:rPr>
-          <w:rFonts w:hint="eastAsia"/>
-        </w:rPr>
-        <w:t>3</w:t>
-      </w:r>
-      <w:r>
-        <w:rPr>
-          <w:rFonts w:hint="eastAsia"/>
-        </w:rPr>
-        <w:t xml:space="preserve"> setup.py install</w:t>
-      </w:r>
-    </w:p>
-    <w:p/>
-    <w:p/>
-    <w:p>
-      <w:pPr>
-        <w:pStyle w:val="3"/>
-      </w:pPr>
-      <w:r>
-        <w:rPr>
-          <w:rFonts w:hint="eastAsia"/>
-        </w:rPr>
-        <w:t>ubuntu slave</w:t>
-      </w:r>
-      <w:r>
-        <w:rPr>
-          <w:rFonts w:hint="eastAsia"/>
-        </w:rPr>
-        <w:t>机器需配置节点环境变量</w:t>
-      </w:r>
-    </w:p>
-    <w:p>
-      <w:r>
-        <w:rPr>
-          <w:rFonts w:hint="eastAsia"/>
-        </w:rPr>
-        <w:t>jenkins  master</w:t>
-      </w:r>
-      <w:r>
-        <w:rPr>
-          <w:rFonts w:hint="eastAsia"/>
-        </w:rPr>
-        <w:t>添加操作系统为</w:t>
-      </w:r>
-      <w:r>
-        <w:rPr>
-          <w:rFonts w:hint="eastAsia"/>
-        </w:rPr>
-        <w:t>ubuntu</w:t>
-      </w:r>
-      <w:r>
-        <w:rPr>
-          <w:rFonts w:hint="eastAsia"/>
-        </w:rPr>
-        <w:t>的机器作为</w:t>
-      </w:r>
-      <w:r>
-        <w:rPr>
-          <w:rFonts w:hint="eastAsia"/>
-        </w:rPr>
-        <w:t>slave</w:t>
-      </w:r>
-      <w:r>
-        <w:rPr>
-          <w:rFonts w:hint="eastAsia"/>
-        </w:rPr>
-        <w:t>节点时需在节点配置参数里面添加以下变量：</w:t>
-      </w:r>
-    </w:p>
-    <w:p>
-      <w:r>
-        <w:t>CLASSPATH</w:t>
-      </w:r>
-    </w:p>
-    <w:p>
-      <w:r>
-        <w:t>/usr/local/staf/lib/STAFAnt.jar:/usr/local/staf/samples/demo/STAFDemo.jar:/usr/local/staf/lib/JSTAF.jar:.:/lib/dt.jar:/lib/tools.jar</w:t>
-      </w:r>
-    </w:p>
-    <w:p/>
-    <w:p>
-      <w:r>
-        <w:t>LD_LIBRARY_PATH</w:t>
-      </w:r>
-    </w:p>
-    <w:p>
-      <w:r>
-        <w:t>/usr/local/staf/lib</w:t>
-      </w:r>
-    </w:p>
-    <w:p/>
-    <w:p>
-      <w:r>
-        <w:t>PATH</w:t>
-      </w:r>
-    </w:p>
-    <w:p>
-      <w:r>
-        <w:t>/usr/local/staf/bin:/opt/apache-ant-1.9.6/bin:/usr/local/sbin:/usr/local/bin:/usr/sbin:/usr/bin:/sbin:/bin:/usr/games:/bin</w:t>
-      </w:r>
-    </w:p>
-    <w:p>
-      <w:pPr>
-        <w:pStyle w:val="3"/>
-      </w:pPr>
-      <w:r>
-        <w:rPr>
-          <w:rFonts w:hint="eastAsia"/>
-        </w:rPr>
-        <w:t>安装</w:t>
-      </w:r>
-      <w:r>
-        <w:rPr>
-          <w:rFonts w:hint="eastAsia"/>
-        </w:rPr>
-        <w:t>es</w:t>
-      </w:r>
-    </w:p>
-    <w:p>
-      <w:r>
-        <w:rPr>
-          <w:rFonts w:hint="eastAsia"/>
-        </w:rPr>
-        <w:t>es</w:t>
-      </w:r>
-      <w:r>
-        <w:rPr>
-          <w:rFonts w:hint="eastAsia"/>
-        </w:rPr>
-        <w:t>是全文索引相关用例需要使用的</w:t>
-      </w:r>
-    </w:p>
-    <w:p>
-      <w:r>
-        <w:rPr>
-          <w:rFonts w:hint="eastAsia"/>
-        </w:rPr>
-        <w:t>官网下载</w:t>
-      </w:r>
-      <w:r>
-        <w:t>elasticsearch-6.2.2.tar.gz</w:t>
-      </w:r>
-    </w:p>
-    <w:p>
-      <w:r>
-        <w:t>Elasticsearch</w:t>
-      </w:r>
-      <w:r>
-        <w:t>的运行需要</w:t>
-      </w:r>
-      <w:r>
-        <w:t>Java</w:t>
-      </w:r>
-      <w:r>
-        <w:t>环境，当前版本要求至少为</w:t>
-      </w:r>
-      <w:r>
-        <w:t>Java 7</w:t>
-      </w:r>
-      <w:r>
-        <w:t>，且配置好</w:t>
-      </w:r>
-      <w:r>
-        <w:t>JAVA_HOME</w:t>
-      </w:r>
-      <w:r>
-        <w:lastRenderedPageBreak/>
-        <w:t>等。</w:t>
-      </w:r>
-    </w:p>
-    <w:p>
-      <w:r>
-        <w:rPr>
-          <w:rFonts w:hint="eastAsia"/>
-        </w:rPr>
-        <w:t xml:space="preserve">cd </w:t>
-      </w:r>
-      <w:r>
-        <w:t>elasticsearch-6.2.2</w:t>
-      </w:r>
-    </w:p>
-    <w:p>
-      <w:r>
-        <w:t>vi config/elasticsearch.yml</w:t>
-      </w:r>
-      <w:r>
-        <w:rPr>
-          <w:rFonts w:hint="eastAsia"/>
-        </w:rPr>
-        <w:t>修改</w:t>
-      </w:r>
-      <w:r>
-        <w:rPr>
-          <w:rFonts w:hint="eastAsia"/>
-        </w:rPr>
-        <w:t>如下内容：</w:t>
-      </w:r>
-    </w:p>
-    <w:p>
-      <w:r>
-        <w:rPr>
-          <w:rFonts w:hint="eastAsia"/>
-        </w:rPr>
-        <w:t xml:space="preserve">                     </w:t>
-      </w:r>
-      <w:r>
-        <w:t>network.host</w:t>
-      </w:r>
-      <w:r>
-        <w:rPr>
-          <w:rFonts w:hint="eastAsia"/>
-        </w:rPr>
-        <w:t>为本机</w:t>
-      </w:r>
-      <w:r>
-        <w:rPr>
-          <w:rFonts w:hint="eastAsia"/>
-        </w:rPr>
-        <w:t>ip</w:t>
-      </w:r>
-    </w:p>
-    <w:p>
-      <w:r>
-        <w:rPr>
-          <w:rFonts w:hint="eastAsia"/>
-        </w:rPr>
-        <w:t xml:space="preserve">                     </w:t>
-      </w:r>
-      <w:r>
-        <w:t>bootstrap.memory_lock: false</w:t>
-      </w:r>
-    </w:p>
-    <w:p>
-      <w:r>
-        <w:rPr>
-          <w:rFonts w:hint="eastAsia"/>
-        </w:rPr>
-        <w:t xml:space="preserve">                     </w:t>
-      </w:r>
-      <w:r>
-        <w:t>bootstrap.system_call_filter: false</w:t>
-      </w:r>
-    </w:p>
-    <w:p>
-      <w:pPr>
-        <w:pStyle w:val="af4"/>
-      </w:pPr>
-      <w:r>
-        <w:t>以 root 权限修改 /etc/security/limits.conf</w:t>
-      </w:r>
-    </w:p>
-    <w:p>
-      <w:pPr>
-        <w:pStyle w:val="af4"/>
-      </w:pPr>
-      <w:r>
-        <w:t>添加如下内容：</w:t>
-      </w:r>
-    </w:p>
-    <w:p>
-      <w:pPr>
-        <w:pStyle w:val="af4"/>
-      </w:pPr>
-      <w:r>
-        <w:t>* soft nofile 65536</w:t>
-      </w:r>
-    </w:p>
-    <w:p>
-      <w:pPr>
-        <w:pStyle w:val="af4"/>
-      </w:pPr>
-      <w:r>
-        <w:t>* hard nofile 131072</w:t>
-      </w:r>
-    </w:p>
-    <w:p>
-      <w:pPr>
-        <w:pStyle w:val="af4"/>
-      </w:pPr>
-      <w:r>
-        <w:t>以 root 权限修改 sysctl.conf，添加以下配置：</w:t>
-      </w:r>
-    </w:p>
-    <w:p>
-      <w:pPr>
-        <w:pStyle w:val="af4"/>
-      </w:pPr>
-      <w:r>
-        <w:t>vm.max_map_count = 655360</w:t>
-      </w:r>
-    </w:p>
-    <w:p>
-      <w:pPr>
-        <w:pStyle w:val="af4"/>
-      </w:pPr>
-      <w:r>
-        <w:t>并执行以下命令使其立即生效：</w:t>
-      </w:r>
-    </w:p>
-    <w:p>
-      <w:pPr>
-        <w:pStyle w:val="af4"/>
-      </w:pPr>
-      <w:r>
-        <w:t>sysctl -p</w:t>
-      </w:r>
-    </w:p>
-    <w:p>
-      <w:pPr>
-        <w:pStyle w:val="af4"/>
-      </w:pPr>
-      <w:r>
-        <w:rPr>
-          <w:rFonts w:hint="eastAsia"/>
-        </w:rPr>
-        <w:t>修改</w:t>
-      </w:r>
-      <w:r>
-        <w:t>elasticsearch-6.2.2</w:t>
-      </w:r>
-      <w:r>
-        <w:rPr>
-          <w:rFonts w:hint="eastAsia"/>
-        </w:rPr>
-        <w:t>为非root用户例如sdbadmin</w:t>
-      </w:r>
-    </w:p>
-    <w:p>
-      <w:pPr>
-        <w:pStyle w:val="af4"/>
-      </w:pPr>
-      <w:r>
-        <w:rPr>
-          <w:rFonts w:hint="eastAsia"/>
-        </w:rPr>
-        <w:t>开启debug日志:修改config/log4j2.properties</w:t>
-      </w:r>
-      <w:r>
-        <w:rPr>
-          <w:rFonts w:hint="eastAsia"/>
-        </w:rPr>
-        <w:t>中的</w:t>
-      </w:r>
-      <w:r>
-        <w:t>rootLogger.level = debug</w:t>
-      </w:r>
-      <w:r>
-        <w:rPr>
-          <w:rFonts w:hint="eastAsia"/>
-        </w:rPr>
-        <w:t>和</w:t>
-      </w:r>
-      <w:r>
-        <w:t>logger.deprecation.level = debug</w:t>
-      </w:r>
-    </w:p>
-    <w:p>
-      <w:pPr>
-        <w:pStyle w:val="af4"/>
-      </w:pPr>
-      <w:r>
-        <w:rPr>
-          <w:rFonts w:hint="eastAsia"/>
-        </w:rPr>
-        <w:t>配置</w:t>
-      </w:r>
-      <w:r>
-        <w:t>elasticsearch</w:t>
-      </w:r>
-      <w:r>
-        <w:rPr>
-          <w:rFonts w:hint="eastAsia"/>
-        </w:rPr>
-        <w:t>启动</w:t>
-      </w:r>
-      <w:r>
-        <w:t>的jvm</w:t>
-      </w:r>
-      <w:r>
-        <w:rPr>
-          <w:rFonts w:hint="eastAsia"/>
-        </w:rPr>
-        <w:t>内存</w:t>
-      </w:r>
-      <w:r>
-        <w:t>为</w:t>
-      </w:r>
-      <w:r>
-        <w:rPr>
-          <w:rFonts w:hint="eastAsia"/>
-        </w:rPr>
-        <w:t>4G：修改config</w:t>
-      </w:r>
-      <w:r>
-        <w:t>/jvm/options</w:t>
-      </w:r>
-      <w:r>
-        <w:rPr>
-          <w:rFonts w:hint="eastAsia"/>
-        </w:rPr>
-        <w:t>中</w:t>
-      </w:r>
-      <w:r>
-        <w:t>的</w:t>
-      </w:r>
-    </w:p>
-    <w:p>
-      <w:pPr>
-        <w:pStyle w:val="af4"/>
-      </w:pPr>
-      <w:r>
-        <w:rPr>
-          <w:rFonts w:hint="eastAsia"/>
-        </w:rPr>
-        <w:t>-</w:t>
-      </w:r>
-      <w:r>
-        <w:t>Xms4g</w:t>
-      </w:r>
-    </w:p>
-    <w:p>
-      <w:pPr>
-        <w:pStyle w:val="af4"/>
-      </w:pPr>
-      <w:r>
-        <w:t>-Xmx4g</w:t>
-      </w:r>
-    </w:p>
-    <w:p>
-      <w:pPr>
-        <w:pStyle w:val="af4"/>
-      </w:pPr>
-      <w:r>
-        <w:rPr>
-          <w:rFonts w:hint="eastAsia"/>
-        </w:rPr>
-        <w:t>配置</w:t>
-      </w:r>
-      <w:r>
-        <w:t>config/elasticsearch.yml</w:t>
-      </w:r>
-      <w:r>
-        <w:rPr>
-          <w:rFonts w:hint="eastAsia"/>
-        </w:rPr>
-        <w:t>中</w:t>
-      </w:r>
-      <w:r>
-        <w:t>的</w:t>
-      </w:r>
-      <w:r>
-        <w:t>bootstrap.memory_lock: true</w:t>
-      </w:r>
-    </w:p>
-    <w:p>
-      <w:pPr>
-        <w:pStyle w:val="af4"/>
-      </w:pPr>
-      <w:r>
-        <w:rPr>
-          <w:rFonts w:hint="eastAsia"/>
-        </w:rPr>
-        <w:t>启动</w:t>
-      </w:r>
-      <w:r>
-        <w:t>./bin/elasticsearch -d</w:t>
-      </w:r>
-    </w:p>
-    <w:p>
-      <w:pPr>
-        <w:pStyle w:val="af4"/>
-      </w:pPr>
-      <w:r>
-        <w:rPr>
-          <w:rFonts w:hint="eastAsia"/>
-        </w:rPr>
-        <w:t>安装</w:t>
-      </w:r>
-      <w:r>
-        <w:t>kibana</w:t>
-      </w:r>
-      <w:r>
-        <w:rPr>
-          <w:rFonts w:hint="eastAsia"/>
-        </w:rPr>
-        <w:t>(</w:t>
-      </w:r>
-      <w:r>
-        <w:rPr>
-          <w:rFonts w:hint="eastAsia"/>
-        </w:rPr>
-        <w:t>便于测试通过界面查看es里面的全文索引数据</w:t>
-      </w:r>
-      <w:r>
-        <w:rPr>
-          <w:rFonts w:hint="eastAsia"/>
-        </w:rPr>
-        <w:t>):</w:t>
-      </w:r>
-    </w:p>
-    <w:p>
-      <w:pPr>
-        <w:pStyle w:val="af4"/>
-      </w:pPr>
-      <w:r>
-        <w:rPr>
-          <w:rFonts w:hint="eastAsia"/>
-        </w:rPr>
-        <w:t xml:space="preserve">    解压</w:t>
-      </w:r>
-      <w:r>
-        <w:t>kibana-6.2.2-linux-x86_64.tar.gz</w:t>
-      </w:r>
-    </w:p>
-    <w:p>
-      <w:pPr>
-        <w:pStyle w:val="af4"/>
-      </w:pPr>
-      <w:r>
-        <w:rPr>
-          <w:rFonts w:hint="eastAsia"/>
-        </w:rPr>
-        <w:t xml:space="preserve">    修改配置项</w:t>
-      </w:r>
-      <w:r>
-        <w:t>kibana-6.2.2-linux-x86_64/config/kibana.yml</w:t>
-      </w:r>
-      <w:r>
-        <w:rPr>
-          <w:rFonts w:hint="eastAsia"/>
-        </w:rPr>
-        <w:t>中</w:t>
-      </w:r>
-      <w:r>
-        <w:t>server.host</w:t>
-      </w:r>
-      <w:r>
-        <w:rPr>
-          <w:rFonts w:hint="eastAsia"/>
-        </w:rPr>
-        <w:t>为es所在机器ip,</w:t>
-      </w:r>
-      <w:r>
-        <w:t xml:space="preserve"> elasticsearch.url</w:t>
-      </w:r>
-      <w:r>
-        <w:rPr>
-          <w:rFonts w:hint="eastAsia"/>
-        </w:rPr>
-        <w:t>修改为实际的esurl</w:t>
-      </w:r>
-    </w:p>
-    <w:p>
-      <w:pPr>
-        <w:pStyle w:val="af4"/>
-      </w:pPr>
-      <w:r>
-        <w:rPr>
-          <w:rFonts w:hint="eastAsia"/>
-        </w:rPr>
-        <w:t xml:space="preserve">    启动:</w:t>
-      </w:r>
-      <w:r>
-        <w:t xml:space="preserve"> </w:t>
-      </w:r>
-      <w:r>
-        <w:rPr>
-          <w:rFonts w:hint="eastAsia"/>
-        </w:rPr>
-        <w:t xml:space="preserve">nohup </w:t>
-      </w:r>
-      <w:r>
-        <w:t>./kibana-6.2.2-linux-x86_64/bin/kibana &amp;</w:t>
-      </w:r>
-    </w:p>
-    <w:p>
-      <w:pPr>
-        <w:pStyle w:val="af4"/>
-      </w:pPr>
-    </w:p>
-    <w:p>
-      <w:pPr>
-        <w:pStyle w:val="3"/>
-      </w:pPr>
-      <w:r>
-        <w:rPr>
-          <w:rFonts w:hint="eastAsia"/>
-        </w:rPr>
         <w:t>安装</w:t>
       </w:r>
       <w:r>
@@ -3605,17 +3557,17 @@
     </w:p>
     <w:p>
       <w:r>
+        <w:t xml:space="preserve">    &lt;mirror&gt;</w:t>
+      </w:r>
+    </w:p>
+    <w:p>
+      <w:r>
+        <w:t xml:space="preserve">      &lt;id&gt;central&lt;/id&gt;</w:t>
+      </w:r>
+    </w:p>
+    <w:p>
+      <w:r>
         <w:lastRenderedPageBreak/>
-        <w:t xml:space="preserve">    &lt;mirror&gt;</w:t>
-      </w:r>
-    </w:p>
-    <w:p>
-      <w:r>
-        <w:t xml:space="preserve">      &lt;id&gt;central&lt;/id&gt;</w:t>
-      </w:r>
-    </w:p>
-    <w:p>
-      <w:r>
         <w:t xml:space="preserve">      &lt;mirrorOf&gt;*&lt;/mirrorOf&gt;</w:t>
       </w:r>
     </w:p>
@@ -3937,59 +3889,59 @@
         <w:rPr>
           <w:rFonts w:hint="eastAsia"/>
         </w:rPr>
+        <w:t>1.</w:t>
+      </w:r>
+      <w:r>
+        <w:rPr>
+          <w:rFonts w:hint="eastAsia"/>
+        </w:rPr>
+        <w:t>从</w:t>
+      </w:r>
+      <w:r>
+        <w:rPr>
+          <w:rFonts w:hint="eastAsia"/>
+        </w:rPr>
+        <w:t>svn trunk/tools/compile/</w:t>
+      </w:r>
+      <w:r>
+        <w:t>autoconf-2.13</w:t>
+      </w:r>
+      <w:r>
+        <w:rPr>
+          <w:rFonts w:hint="eastAsia"/>
+        </w:rPr>
+        <w:t>拷贝到编译机</w:t>
+      </w:r>
+    </w:p>
+    <w:p>
+      <w:r>
+        <w:rPr>
+          <w:rFonts w:hint="eastAsia"/>
+        </w:rPr>
+        <w:t xml:space="preserve">2.cd </w:t>
+      </w:r>
+      <w:r>
+        <w:t>autoconf-2.13</w:t>
+      </w:r>
+      <w:r>
+        <w:rPr>
+          <w:rFonts w:hint="eastAsia"/>
+        </w:rPr>
+        <w:t>，执行</w:t>
+      </w:r>
+      <w:r>
+        <w:rPr>
+          <w:rFonts w:hint="eastAsia"/>
+        </w:rPr>
+        <w:t>./configure --program-suffix=2.13</w:t>
+      </w:r>
+    </w:p>
+    <w:p>
+      <w:r>
+        <w:rPr>
+          <w:rFonts w:hint="eastAsia"/>
+        </w:rPr>
         <w:lastRenderedPageBreak/>
-        <w:t>1.</w:t>
-      </w:r>
-      <w:r>
-        <w:rPr>
-          <w:rFonts w:hint="eastAsia"/>
-        </w:rPr>
-        <w:t>从</w:t>
-      </w:r>
-      <w:r>
-        <w:rPr>
-          <w:rFonts w:hint="eastAsia"/>
-        </w:rPr>
-        <w:t>svn trunk/tools/compile/</w:t>
-      </w:r>
-      <w:r>
-        <w:t>autoconf-2.13</w:t>
-      </w:r>
-      <w:r>
-        <w:rPr>
-          <w:rFonts w:hint="eastAsia"/>
-        </w:rPr>
-        <w:t>拷贝到编译机</w:t>
-      </w:r>
-    </w:p>
-    <w:p>
-      <w:r>
-        <w:rPr>
-          <w:rFonts w:hint="eastAsia"/>
-        </w:rPr>
-        <w:t xml:space="preserve">2.cd </w:t>
-      </w:r>
-      <w:r>
-        <w:t>autoconf-2.13</w:t>
-      </w:r>
-      <w:r>
-        <w:rPr>
-          <w:rFonts w:hint="eastAsia"/>
-        </w:rPr>
-        <w:t>，执行</w:t>
-      </w:r>
-      <w:r>
-        <w:rPr>
-          <w:rFonts w:hint="eastAsia"/>
-        </w:rPr>
-        <w:t>./configure --program-suffix=2.13</w:t>
-      </w:r>
-    </w:p>
-    <w:p>
-      <w:r>
-        <w:rPr>
-          <w:rFonts w:hint="eastAsia"/>
-        </w:rPr>
         <w:t>3.make</w:t>
       </w:r>
     </w:p>
@@ -7312,7 +7264,7 @@
 </file>
 
 <file path=customXml/itemProps1.xml><?xml version="1.0" encoding="utf-8"?>
-<ds:datastoreItem xmlns:ds="http://schemas.openxmlformats.org/officeDocument/2006/customXml" ds:itemID="{20D4D23A-370E-4DD3-8DE8-3D4368AEE731}">
+<ds:datastoreItem xmlns:ds="http://schemas.openxmlformats.org/officeDocument/2006/customXml" ds:itemID="{5B826908-689C-4FA3-9639-D424C96A670B}">
   <ds:schemaRefs>
     <ds:schemaRef ds:uri="http://schemas.openxmlformats.org/officeDocument/2006/bibliography"/>
   </ds:schemaRefs>

--- a/doc/add_new_machine.docx
+++ b/doc/add_new_machine.docx
@@ -1436,30 +1436,12 @@
       </w:r>
     </w:p>
     <w:p>
-      <w:pPr>
-        <w:rPr>
-          <w:rFonts w:hint="eastAsia"/>
-        </w:rPr>
-      </w:pPr>
       <w:r>
         <w:t>nohup /usr/local/staf/bin/STAFProc &gt;/dev/null 2&gt;&amp;1 &amp;</w:t>
       </w:r>
-      <w:bookmarkStart w:id="0" w:name="_GoBack"/>
-      <w:bookmarkEnd w:id="0"/>
-    </w:p>
-    <w:p>
-      <w:pPr>
-        <w:rPr>
-          <w:rFonts w:hint="eastAsia"/>
-        </w:rPr>
-      </w:pPr>
-    </w:p>
-    <w:p>
-      <w:pPr>
-        <w:rPr>
-          <w:rFonts w:hint="eastAsia"/>
-        </w:rPr>
-      </w:pPr>
+    </w:p>
+    <w:p/>
+    <w:p>
       <w:r>
         <w:rPr>
           <w:rFonts w:hint="eastAsia"/>
@@ -1473,13 +1455,7 @@
         <w:t xml:space="preserve">staf: cd /usr/local/staf/;./startSTAFProc.sh </w:t>
       </w:r>
     </w:p>
-    <w:p>
-      <w:pPr>
-        <w:rPr>
-          <w:rFonts w:hint="eastAsia"/>
-        </w:rPr>
-      </w:pPr>
-    </w:p>
+    <w:p/>
     <w:p>
       <w:r>
         <w:rPr>
@@ -3905,6 +3881,204 @@
       </w:r>
     </w:p>
     <w:p>
+      <w:r>
+        <w:rPr>
+          <w:rFonts w:hint="eastAsia"/>
+        </w:rPr>
+        <w:t>准备</w:t>
+      </w:r>
+      <w:r>
+        <w:t>libedit</w:t>
+      </w:r>
+    </w:p>
+    <w:p>
+      <w:r>
+        <w:rPr>
+          <w:rFonts w:hint="eastAsia"/>
+        </w:rPr>
+        <w:t>1</w:t>
+      </w:r>
+      <w:r>
+        <w:rPr>
+          <w:rFonts w:hint="eastAsia"/>
+        </w:rPr>
+        <w:t>、直接</w:t>
+      </w:r>
+      <w:r>
+        <w:t>安装</w:t>
+      </w:r>
+      <w:r>
+        <w:t>libedit</w:t>
+      </w:r>
+      <w:r>
+        <w:t>或者用</w:t>
+      </w:r>
+      <w:r>
+        <w:rPr>
+          <w:rFonts w:hint="eastAsia"/>
+        </w:rPr>
+        <w:t>编译</w:t>
+      </w:r>
+      <w:r>
+        <w:t>方式安装，指定路径</w:t>
+      </w:r>
+      <w:r>
+        <w:rPr>
+          <w:rFonts w:hint="eastAsia"/>
+        </w:rPr>
+        <w:t>/usr/local/lib</w:t>
+      </w:r>
+    </w:p>
+    <w:p>
+      <w:r>
+        <w:rPr>
+          <w:rFonts w:hint="eastAsia"/>
+        </w:rPr>
+        <w:t>2</w:t>
+      </w:r>
+      <w:r>
+        <w:rPr>
+          <w:rFonts w:hint="eastAsia"/>
+        </w:rPr>
+        <w:t>、</w:t>
+      </w:r>
+      <w:r>
+        <w:t>若是直接安装的</w:t>
+      </w:r>
+      <w:r>
+        <w:t>libedit</w:t>
+      </w:r>
+      <w:r>
+        <w:t>，请将以下文件拷贝到</w:t>
+      </w:r>
+      <w:r>
+        <w:rPr>
+          <w:rFonts w:hint="eastAsia"/>
+        </w:rPr>
+        <w:t>/usr/local/lib</w:t>
+      </w:r>
+    </w:p>
+    <w:p>
+      <w:r>
+        <w:tab/>
+      </w:r>
+      <w:r>
+        <w:tab/>
+      </w:r>
+      <w:r>
+        <w:t>/usr/lib/libedit.so</w:t>
+      </w:r>
+    </w:p>
+    <w:p>
+      <w:pPr>
+        <w:ind w:left="777" w:firstLine="63"/>
+      </w:pPr>
+      <w:r>
+        <w:t>/usr/lib/libedit.so.0</w:t>
+      </w:r>
+    </w:p>
+    <w:p>
+      <w:pPr>
+        <w:ind w:left="714" w:firstLine="126"/>
+      </w:pPr>
+      <w:r>
+        <w:lastRenderedPageBreak/>
+        <w:t>/usr/lib/libedit.so.0.0.42</w:t>
+      </w:r>
+    </w:p>
+    <w:p>
+      <w:pPr>
+        <w:ind w:left="714" w:firstLine="126"/>
+      </w:pPr>
+      <w:r>
+        <w:rPr>
+          <w:rFonts w:hint="eastAsia"/>
+        </w:rPr>
+        <w:t>如</w:t>
+      </w:r>
+      <w:r>
+        <w:t>：</w:t>
+      </w:r>
+      <w:r>
+        <w:t>cp /usr/lib64/libedit* /usr/lib</w:t>
+      </w:r>
+    </w:p>
+    <w:p>
+      <w:pPr>
+        <w:ind w:left="0"/>
+      </w:pPr>
+      <w:r>
+        <w:tab/>
+        <w:t>3</w:t>
+      </w:r>
+      <w:r>
+        <w:rPr>
+          <w:rFonts w:hint="eastAsia"/>
+        </w:rPr>
+        <w:t>、</w:t>
+      </w:r>
+      <w:r>
+        <w:t>若是直接安装的</w:t>
+      </w:r>
+      <w:r>
+        <w:t>libedit</w:t>
+      </w:r>
+      <w:r>
+        <w:t>，请将以下文件拷贝到</w:t>
+      </w:r>
+      <w:r>
+        <w:t>/usr/local/lib/pkgconfig/</w:t>
+      </w:r>
+    </w:p>
+    <w:p>
+      <w:pPr>
+        <w:ind w:left="0"/>
+      </w:pPr>
+      <w:r>
+        <w:tab/>
+      </w:r>
+      <w:r>
+        <w:tab/>
+      </w:r>
+      <w:r>
+        <w:t>/usr/local/lib/pkgconfig/libedit.pc</w:t>
+      </w:r>
+    </w:p>
+    <w:p>
+      <w:pPr>
+        <w:ind w:left="0"/>
+        <w:rPr>
+          <w:rFonts w:hint="eastAsia"/>
+        </w:rPr>
+      </w:pPr>
+      <w:r>
+        <w:tab/>
+      </w:r>
+      <w:r>
+        <w:tab/>
+      </w:r>
+      <w:r>
+        <w:rPr>
+          <w:rFonts w:hint="eastAsia"/>
+        </w:rPr>
+        <w:t>如</w:t>
+      </w:r>
+      <w:r>
+        <w:t>：</w:t>
+      </w:r>
+      <w:r>
+        <w:t>cp /usr/lib64/pkgconfig/libedit.pc /usr/</w:t>
+      </w:r>
+      <w:r>
+        <w:t>local/</w:t>
+      </w:r>
+      <w:r>
+        <w:t>lib/pkgconfig/libedit.pc</w:t>
+      </w:r>
+      <w:bookmarkStart w:id="0" w:name="_GoBack"/>
+      <w:bookmarkEnd w:id="0"/>
+    </w:p>
+    <w:p>
       <w:pPr>
         <w:pStyle w:val="3"/>
       </w:pPr>
@@ -3937,7 +4111,6 @@
         <w:rPr>
           <w:rFonts w:hint="eastAsia"/>
         </w:rPr>
-        <w:lastRenderedPageBreak/>
         <w:t>1.</w:t>
       </w:r>
       <w:r>
@@ -4450,6 +4623,7 @@
         <w:rPr>
           <w:rFonts w:hint="eastAsia"/>
         </w:rPr>
+        <w:lastRenderedPageBreak/>
         <w:t xml:space="preserve">java -jar C:\users\jenkins\slave.jar </w:t>
       </w:r>
       <w:r>
@@ -4560,7 +4734,6 @@
         <w:rPr>
           <w:rFonts w:hint="eastAsia"/>
         </w:rPr>
-        <w:lastRenderedPageBreak/>
         <w:t>SCM</w:t>
       </w:r>
       <w:r>
@@ -7312,7 +7485,7 @@
 </file>
 
 <file path=customXml/itemProps1.xml><?xml version="1.0" encoding="utf-8"?>
-<ds:datastoreItem xmlns:ds="http://schemas.openxmlformats.org/officeDocument/2006/customXml" ds:itemID="{20D4D23A-370E-4DD3-8DE8-3D4368AEE731}">
+<ds:datastoreItem xmlns:ds="http://schemas.openxmlformats.org/officeDocument/2006/customXml" ds:itemID="{55EB8082-B261-40AC-997B-2286AC9A355A}">
   <ds:schemaRefs>
     <ds:schemaRef ds:uri="http://schemas.openxmlformats.org/officeDocument/2006/bibliography"/>
   </ds:schemaRefs>
